--- a/ms/BoomBust_ms_v2.4nb.docx
+++ b/ms/BoomBust_ms_v2.4nb.docx
@@ -2826,7 +2826,7 @@
           <w:sz w:val="24"/>
           <w:szCs w:val="24"/>
         </w:rPr>
-        <w:instrText xml:space="preserve"> ADDIN ZOTERO_ITEM CSL_CITATION {"citationID":"ZAfwXpoG","properties":{"formattedCitation":"(Elton 1958)","plainCitation":"(Elton 1958)","noteIndex":0},"citationItems":[{"id":3883,"uris":["http://zotero.org/users/9972654/items/ZEPA8BEL"],"itemData":{"id":3883,"type":"book","edition":"2nd","event-place":"Gewerbestrasse, Switzerland","number-of-pages":"261","publisher":"Springer","publisher-place":"Gewerbestrasse, Switzerland","title":"The Ecology of Invasions by Animals and Plants","author":[{"family":"Elton","given":"Charles S"}],"issued":{"date-parts":[["1958"]]}}}],"schema":"https://github.com/citation-style-language/schema/raw/master/csl-citation.json"} </w:instrText>
+        <w:instrText xml:space="preserve"> ADDIN ZOTERO_ITEM CSL_CITATION {"citationID":"ZAfwXpoG","properties":{"formattedCitation":"(Elton 1958)","plainCitation":"(Elton 1958)","noteIndex":0},"citationItems":[{"id":3883,"uris":["http://zotero.org/users/9972654/items/ZEPA8BEL"],"itemData":{"id":3883,"type":"book","edition":"2nd","number-of-pages":"261","publisher":"Springer","publisher-place":"Gewerbestrasse, Switzerland","title":"The Ecology of Invasions by Animals and Plants","author":[{"family":"Elton","given":"Charles S"}],"issued":{"date-parts":[["1958"]]}}}],"schema":"https://github.com/citation-style-language/schema/raw/master/csl-citation.json"} </w:instrText>
       </w:r>
       <w:r>
         <w:rPr>
@@ -3678,7 +3678,7 @@
           <w:sz w:val="24"/>
           <w:szCs w:val="24"/>
         </w:rPr>
-        <w:instrText xml:space="preserve"> ADDIN ZOTERO_ITEM CSL_CITATION {"citationID":"dbsa4Uw4","properties":{"formattedCitation":"(Elton 1927)","plainCitation":"(Elton 1927)","noteIndex":0},"citationItems":[{"id":203,"uris":["http://zotero.org/users/9972654/items/L36NUDIP"],"itemData":{"id":203,"type":"book","event-place":"New York, NY","publisher":"The Macmillan Company","publisher-place":"New York, NY","title":"Animal Ecology","author":[{"family":"Elton","given":"Charles"}],"issued":{"date-parts":[["1927"]]}}}],"schema":"https://github.com/citation-style-language/schema/raw/master/csl-citation.json"} </w:instrText>
+        <w:instrText xml:space="preserve"> ADDIN ZOTERO_ITEM CSL_CITATION {"citationID":"dbsa4Uw4","properties":{"formattedCitation":"(Elton 1927)","plainCitation":"(Elton 1927)","noteIndex":0},"citationItems":[{"id":203,"uris":["http://zotero.org/users/9972654/items/L36NUDIP"],"itemData":{"id":203,"type":"book","publisher":"The Macmillan Company","publisher-place":"New York, NY","title":"Animal Ecology","author":[{"family":"Elton","given":"Charles"}],"issued":{"date-parts":[["1927"]]}}}],"schema":"https://github.com/citation-style-language/schema/raw/master/csl-citation.json"} </w:instrText>
       </w:r>
       <w:r>
         <w:rPr>
@@ -5978,7 +5978,7 @@
           <w:sz w:val="24"/>
           <w:szCs w:val="24"/>
         </w:rPr>
-        <w:instrText xml:space="preserve"> ADDIN ZOTERO_ITEM CSL_CITATION {"citationID":"B2RGCe8q","properties":{"formattedCitation":"(R Core Team 2023)","plainCitation":"(R Core Team 2023)","noteIndex":0},"citationItems":[{"id":2614,"uris":["http://zotero.org/users/9972654/items/ANCSNN3N"],"itemData":{"id":2614,"type":"software","event-place":"Vienna","publisher":"R Foundation for Statistical Computing","publisher-place":"Vienna","title":"R: A Language and Environment for Statistical Computing.","URL":"https://www.R-project.org/","author":[{"family":"R Core Team","given":""}],"issued":{"date-parts":[["2023"]]}}}],"schema":"https://github.com/citation-style-language/schema/raw/master/csl-citation.json"} </w:instrText>
+        <w:instrText xml:space="preserve"> ADDIN ZOTERO_ITEM CSL_CITATION {"citationID":"B2RGCe8q","properties":{"formattedCitation":"(R Core Team 2023)","plainCitation":"(R Core Team 2023)","noteIndex":0},"citationItems":[{"id":2614,"uris":["http://zotero.org/users/9972654/items/ANCSNN3N"],"itemData":{"id":2614,"type":"software","publisher":"R Foundation for Statistical Computing","publisher-place":"Vienna","title":"R: A Language and Environment for Statistical Computing.","URL":"https://www.R-project.org/","author":[{"family":"R Core Team","given":""}],"issued":{"date-parts":[["2023"]]}}}],"schema":"https://github.com/citation-style-language/schema/raw/master/csl-citation.json"} </w:instrText>
       </w:r>
       <w:r>
         <w:rPr>
@@ -6563,7 +6563,6 @@
         </w:rPr>
         <w:t>-</w:t>
       </w:r>
-      <w:proofErr w:type="spellStart"/>
       <w:r>
         <w:rPr>
           <w:rFonts w:ascii="Times New Roman" w:eastAsia="Times New Roman" w:hAnsi="Times New Roman" w:cs="Times New Roman"/>
@@ -6593,15 +6592,7 @@
           <w:rFonts w:ascii="Times New Roman" w:hAnsi="Times New Roman" w:cs="Times New Roman"/>
           <w:sz w:val="24"/>
         </w:rPr>
-        <w:t>Kattge</w:t>
-      </w:r>
-      <w:proofErr w:type="spellEnd"/>
-      <w:r>
-        <w:rPr>
-          <w:rFonts w:ascii="Times New Roman" w:hAnsi="Times New Roman" w:cs="Times New Roman"/>
-          <w:sz w:val="24"/>
-        </w:rPr>
-        <w:t xml:space="preserve"> </w:t>
+        <w:t xml:space="preserve">Kattge </w:t>
       </w:r>
       <w:r>
         <w:rPr>
@@ -10369,6 +10360,170 @@
         <w:spacing w:line="480" w:lineRule="auto"/>
         <w:rPr>
           <w:rFonts w:ascii="Times New Roman" w:eastAsia="Times New Roman" w:hAnsi="Times New Roman" w:cs="Times New Roman"/>
+          <w:i/>
+          <w:iCs/>
+          <w:sz w:val="24"/>
+          <w:szCs w:val="24"/>
+        </w:rPr>
+      </w:pPr>
+      <w:r>
+        <w:rPr>
+          <w:rFonts w:ascii="Times New Roman" w:eastAsia="Times New Roman" w:hAnsi="Times New Roman" w:cs="Times New Roman"/>
+          <w:i/>
+          <w:iCs/>
+          <w:sz w:val="24"/>
+          <w:szCs w:val="24"/>
+        </w:rPr>
+        <w:t>Mechanisms of Boom-Busts</w:t>
+      </w:r>
+    </w:p>
+    <w:p>
+      <w:pPr>
+        <w:spacing w:line="480" w:lineRule="auto"/>
+        <w:rPr>
+          <w:rFonts w:ascii="Times New Roman" w:eastAsia="Times New Roman" w:hAnsi="Times New Roman" w:cs="Times New Roman"/>
+          <w:sz w:val="24"/>
+          <w:szCs w:val="24"/>
+        </w:rPr>
+      </w:pPr>
+      <w:r>
+        <w:rPr>
+          <w:rFonts w:ascii="Times New Roman" w:eastAsia="Times New Roman" w:hAnsi="Times New Roman" w:cs="Times New Roman"/>
+          <w:sz w:val="24"/>
+          <w:szCs w:val="24"/>
+        </w:rPr>
+        <w:tab/>
+        <w:t xml:space="preserve">To understand the mechanisms that can lead to </w:t>
+      </w:r>
+      <w:proofErr w:type="gramStart"/>
+      <w:r>
+        <w:rPr>
+          <w:rFonts w:ascii="Times New Roman" w:eastAsia="Times New Roman" w:hAnsi="Times New Roman" w:cs="Times New Roman"/>
+          <w:sz w:val="24"/>
+          <w:szCs w:val="24"/>
+        </w:rPr>
+        <w:t>a boom</w:t>
+      </w:r>
+      <w:proofErr w:type="gramEnd"/>
+      <w:r>
+        <w:rPr>
+          <w:rFonts w:ascii="Times New Roman" w:eastAsia="Times New Roman" w:hAnsi="Times New Roman" w:cs="Times New Roman"/>
+          <w:sz w:val="24"/>
+          <w:szCs w:val="24"/>
+        </w:rPr>
+        <w:t xml:space="preserve">-bust, </w:t>
+      </w:r>
+      <w:r>
+        <w:rPr>
+          <w:rFonts w:ascii="Times New Roman" w:eastAsia="Times New Roman" w:hAnsi="Times New Roman" w:cs="Times New Roman"/>
+          <w:sz w:val="24"/>
+          <w:szCs w:val="24"/>
+        </w:rPr>
+        <w:t xml:space="preserve">we </w:t>
+      </w:r>
+      <w:r>
+        <w:rPr>
+          <w:rFonts w:ascii="Times New Roman" w:eastAsia="Times New Roman" w:hAnsi="Times New Roman" w:cs="Times New Roman"/>
+          <w:sz w:val="24"/>
+          <w:szCs w:val="24"/>
+        </w:rPr>
+        <w:t xml:space="preserve">reviewed the set of papers that contained at least one time-series that </w:t>
+      </w:r>
+      <w:r>
+        <w:rPr>
+          <w:rFonts w:ascii="Times New Roman" w:eastAsia="Times New Roman" w:hAnsi="Times New Roman" w:cs="Times New Roman"/>
+          <w:sz w:val="24"/>
+          <w:szCs w:val="24"/>
+        </w:rPr>
+        <w:t>met all</w:t>
+      </w:r>
+      <w:r>
+        <w:rPr>
+          <w:rFonts w:ascii="Times New Roman" w:eastAsia="Times New Roman" w:hAnsi="Times New Roman" w:cs="Times New Roman"/>
+          <w:sz w:val="24"/>
+          <w:szCs w:val="24"/>
+        </w:rPr>
+        <w:t xml:space="preserve"> 4</w:t>
+      </w:r>
+      <w:r>
+        <w:rPr>
+          <w:rFonts w:ascii="Times New Roman" w:eastAsia="Times New Roman" w:hAnsi="Times New Roman" w:cs="Times New Roman"/>
+          <w:sz w:val="24"/>
+          <w:szCs w:val="24"/>
+        </w:rPr>
+        <w:t xml:space="preserve"> </w:t>
+      </w:r>
+      <w:r>
+        <w:rPr>
+          <w:rFonts w:ascii="Times New Roman" w:eastAsia="Times New Roman" w:hAnsi="Times New Roman" w:cs="Times New Roman"/>
+          <w:sz w:val="24"/>
+          <w:szCs w:val="24"/>
+        </w:rPr>
+        <w:t>criteria for a boom-bust.  Using the results and discussion of the papers, the hypothesized mechanisms and the major lines of evidence in support of different mechanisms were identified and recorded. Then, using the lines of evidence as presented in the paper, a score was given describing the evidence strength.  The scores were weak, poor, intermediate and strong and were scored based off a rubric that is described in more detail in</w:t>
+      </w:r>
+      <w:r>
+        <w:rPr>
+          <w:rFonts w:ascii="Times New Roman" w:eastAsia="Times New Roman" w:hAnsi="Times New Roman" w:cs="Times New Roman"/>
+          <w:sz w:val="24"/>
+          <w:szCs w:val="24"/>
+        </w:rPr>
+        <w:t xml:space="preserve"> </w:t>
+      </w:r>
+      <w:r>
+        <w:rPr>
+          <w:rFonts w:ascii="Times New Roman" w:eastAsia="Times New Roman" w:hAnsi="Times New Roman" w:cs="Times New Roman"/>
+          <w:sz w:val="24"/>
+          <w:szCs w:val="24"/>
+          <w:highlight w:val="yellow"/>
+        </w:rPr>
+        <w:t>Appendix S2: Table S1</w:t>
+      </w:r>
+      <w:r>
+        <w:rPr>
+          <w:rFonts w:ascii="Times New Roman" w:eastAsia="Times New Roman" w:hAnsi="Times New Roman" w:cs="Times New Roman"/>
+          <w:sz w:val="24"/>
+          <w:szCs w:val="24"/>
+        </w:rPr>
+        <w:fldChar w:fldCharType="begin"/>
+      </w:r>
+      <w:r>
+        <w:rPr>
+          <w:rFonts w:ascii="Times New Roman" w:eastAsia="Times New Roman" w:hAnsi="Times New Roman" w:cs="Times New Roman"/>
+          <w:sz w:val="24"/>
+          <w:szCs w:val="24"/>
+        </w:rPr>
+        <w:instrText xml:space="preserve"> ADDIN ZOTERO_TEMP </w:instrText>
+      </w:r>
+      <w:r>
+        <w:rPr>
+          <w:rFonts w:ascii="Times New Roman" w:eastAsia="Times New Roman" w:hAnsi="Times New Roman" w:cs="Times New Roman"/>
+          <w:sz w:val="24"/>
+          <w:szCs w:val="24"/>
+        </w:rPr>
+        <w:fldChar w:fldCharType="separate"/>
+      </w:r>
+      <w:r>
+        <w:rPr>
+          <w:rFonts w:ascii="Times New Roman" w:eastAsia="Times New Roman" w:hAnsi="Times New Roman" w:cs="Times New Roman"/>
+          <w:sz w:val="24"/>
+          <w:szCs w:val="24"/>
+        </w:rPr>
+        <w:fldChar w:fldCharType="end"/>
+      </w:r>
+      <w:r>
+        <w:rPr>
+          <w:rFonts w:ascii="Times New Roman" w:eastAsia="Times New Roman" w:hAnsi="Times New Roman" w:cs="Times New Roman"/>
+          <w:sz w:val="24"/>
+          <w:szCs w:val="24"/>
+        </w:rPr>
+        <w:t>.  We summarized the common mechanisms using our compiled taxonomic and geographic characteristics to identify any interesting patterns or commonalities.</w:t>
+      </w:r>
+    </w:p>
+    <w:p>
+      <w:pPr>
+        <w:spacing w:line="480" w:lineRule="auto"/>
+        <w:rPr>
+          <w:rFonts w:ascii="Times New Roman" w:eastAsia="Times New Roman" w:hAnsi="Times New Roman" w:cs="Times New Roman"/>
           <w:b/>
           <w:sz w:val="24"/>
           <w:szCs w:val="24"/>
@@ -10926,6 +11081,7 @@
           <w:sz w:val="24"/>
           <w:szCs w:val="24"/>
         </w:rPr>
+        <w:lastRenderedPageBreak/>
         <w:t>26</w:t>
       </w:r>
       <w:r>
@@ -11719,16 +11875,7 @@
           <w:sz w:val="24"/>
           <w:szCs w:val="24"/>
         </w:rPr>
-        <w:t xml:space="preserve">. Asian and Australia only had 1 time </w:t>
-      </w:r>
-      <w:r>
-        <w:rPr>
-          <w:rFonts w:ascii="Times New Roman" w:eastAsia="Times New Roman" w:hAnsi="Times New Roman" w:cs="Times New Roman"/>
-          <w:sz w:val="24"/>
-          <w:szCs w:val="24"/>
-        </w:rPr>
-        <w:lastRenderedPageBreak/>
-        <w:t>series each that documented ≥ 90% declines (Fig</w:t>
+        <w:t>. Asian and Australia only had 1 time series each that documented ≥ 90% declines (Fig</w:t>
       </w:r>
       <w:r>
         <w:rPr>
@@ -12396,6 +12543,7 @@
           <w:sz w:val="24"/>
           <w:szCs w:val="24"/>
         </w:rPr>
+        <w:lastRenderedPageBreak/>
         <w:t>sereis</w:t>
       </w:r>
       <w:proofErr w:type="spellEnd"/>
@@ -12951,16 +13099,7 @@
           <w:sz w:val="24"/>
           <w:szCs w:val="24"/>
         </w:rPr>
-        <w:t>ray-</w:t>
-      </w:r>
-      <w:r>
-        <w:rPr>
-          <w:rFonts w:ascii="Times New Roman" w:eastAsia="Times New Roman" w:hAnsi="Times New Roman" w:cs="Times New Roman"/>
-          <w:sz w:val="24"/>
-          <w:szCs w:val="24"/>
-        </w:rPr>
-        <w:lastRenderedPageBreak/>
-        <w:t>finned</w:t>
+        <w:t>ray-finned</w:t>
       </w:r>
       <w:r>
         <w:rPr>
@@ -13402,6 +13541,7 @@
           <w:sz w:val="24"/>
           <w:szCs w:val="24"/>
         </w:rPr>
+        <w:lastRenderedPageBreak/>
         <w:tab/>
       </w:r>
       <w:r>
@@ -13636,16 +13776,7 @@
           <w:sz w:val="24"/>
           <w:szCs w:val="24"/>
         </w:rPr>
-        <w:t xml:space="preserve">bust </w:t>
-      </w:r>
-      <w:r>
-        <w:rPr>
-          <w:rFonts w:ascii="Times New Roman" w:eastAsia="Times New Roman" w:hAnsi="Times New Roman" w:cs="Times New Roman"/>
-          <w:sz w:val="24"/>
-          <w:szCs w:val="24"/>
-        </w:rPr>
-        <w:lastRenderedPageBreak/>
-        <w:t>in five studies</w:t>
+        <w:t>bust in five studies</w:t>
       </w:r>
       <w:r>
         <w:rPr>
@@ -13699,7 +13830,6 @@
           <w:szCs w:val="24"/>
         </w:rPr>
       </w:pPr>
-      <w:commentRangeStart w:id="3"/>
       <w:r>
         <w:rPr>
           <w:rFonts w:ascii="Times New Roman" w:eastAsia="Times New Roman" w:hAnsi="Times New Roman" w:cs="Times New Roman"/>
@@ -13709,13 +13839,6 @@
           <w:szCs w:val="24"/>
         </w:rPr>
         <w:t>Discussion</w:t>
-      </w:r>
-      <w:commentRangeEnd w:id="3"/>
-      <w:r>
-        <w:rPr>
-          <w:rStyle w:val="CommentReference"/>
-        </w:rPr>
-        <w:commentReference w:id="3"/>
       </w:r>
     </w:p>
     <w:p>
@@ -14002,7 +14125,7 @@
           <w:sz w:val="24"/>
           <w:szCs w:val="24"/>
         </w:rPr>
-        <w:instrText xml:space="preserve"> ADDIN ZOTERO_ITEM CSL_CITATION {"citationID":"nG9WP7qL","properties":{"formattedCitation":"(Spear {\\i{}et al.} 2021)","plainCitation":"(Spear et al. 2021)","noteIndex":0},"citationItems":[{"id":82,"uris":["http://zotero.org/users/9972654/items/8LJU5HQ5"],"itemData":{"id":82,"type":"article-journal","abstract":"It is well established that nonnative species are a key driver of global environmental change, but much less is known about the underlying drivers of nonnative species outbreaks themselves. In the present article, we explore the concept and implications of nonnative sleeper populations in invasion dynamics. Such populations persist at low abundance for years or even decades—a period during which they often go undetected and have negligible impact—until they are triggered by an environmental factor to become highly abundant and disruptive. Population irruptions are commonly misinterpreted as a recent arrival of the nonnative species, but sleeper populations belie a more complex history of inconspicuous occurrence followed by an abrupt shift in abundance and ecological impact. In the present article, we identify mechanisms that can trigger their irruption, and the implications for invasive species risk assessment and management.","container-title":"BioScience","DOI":"10.1093/biosci/biaa168","ISSN":"0006-3568, 1525-3244","issue":"4","language":"en","page":"357-369","source":"DOI.org (Crossref)","title":"The Invasion Ecology of Sleeper Populations: Prevalence, Persistence, and Abrupt Shifts","title-short":"The Invasion Ecology of Sleeper Populations","volume":"71","author":[{"family":"Spear","given":"Michael J"},{"family":"Walsh","given":"Jake R"},{"family":"Ricciardi","given":"Anthony"},{"family":"Zanden","given":"M Jake Vander"}],"issued":{"date-parts":[["2021",4,12]]}}}],"schema":"https://github.com/citation-style-language/schema/raw/master/csl-citation.json"} </w:instrText>
+        <w:instrText xml:space="preserve"> ADDIN ZOTERO_ITEM CSL_CITATION {"citationID":"nG9WP7qL","properties":{"formattedCitation":"(Spear {\\i{}et al.} 2021)","plainCitation":"(Spear et al. 2021)","dontUpdate":true,"noteIndex":0},"citationItems":[{"id":82,"uris":["http://zotero.org/users/9972654/items/8LJU5HQ5"],"itemData":{"id":82,"type":"article-journal","abstract":"It is well established that nonnative species are a key driver of global environmental change, but much less is known about the underlying drivers of nonnative species outbreaks themselves. In the present article, we explore the concept and implications of nonnative sleeper populations in invasion dynamics. Such populations persist at low abundance for years or even decades—a period during which they often go undetected and have negligible impact—until they are triggered by an environmental factor to become highly abundant and disruptive. Population irruptions are commonly misinterpreted as a recent arrival of the nonnative species, but sleeper populations belie a more complex history of inconspicuous occurrence followed by an abrupt shift in abundance and ecological impact. In the present article, we identify mechanisms that can trigger their irruption, and the implications for invasive species risk assessment and management.","container-title":"BioScience","DOI":"10.1093/biosci/biaa168","ISSN":"0006-3568, 1525-3244","issue":"4","language":"en","page":"357-369","source":"DOI.org (Crossref)","title":"The Invasion Ecology of Sleeper Populations: Prevalence, Persistence, and Abrupt Shifts","title-short":"The Invasion Ecology of Sleeper Populations","volume":"71","author":[{"family":"Spear","given":"Michael J"},{"family":"Walsh","given":"Jake R"},{"family":"Ricciardi","given":"Anthony"},{"family":"Zanden","given":"M Jake Vander"}],"issued":{"date-parts":[["2021",4,12]]}}}],"schema":"https://github.com/citation-style-language/schema/raw/master/csl-citation.json"} </w:instrText>
       </w:r>
       <w:r>
         <w:rPr>
@@ -14255,7 +14378,17 @@
           <w:sz w:val="24"/>
           <w:szCs w:val="24"/>
         </w:rPr>
-        <w:t xml:space="preserve"> 9 major taxonomic groups</w:t>
+        <w:t xml:space="preserve"> 9 </w:t>
+      </w:r>
+      <w:r>
+        <w:rPr>
+          <w:rFonts w:ascii="Times New Roman" w:eastAsia="Times New Roman" w:hAnsi="Times New Roman" w:cs="Times New Roman"/>
+          <w:iCs/>
+          <w:sz w:val="24"/>
+          <w:szCs w:val="24"/>
+        </w:rPr>
+        <w:lastRenderedPageBreak/>
+        <w:t>major taxonomic groups</w:t>
       </w:r>
       <w:r>
         <w:rPr>
@@ -14282,7 +14415,16 @@
           <w:sz w:val="24"/>
           <w:szCs w:val="24"/>
         </w:rPr>
-        <w:t xml:space="preserve">varied in </w:t>
+        <w:t>taxa that vary</w:t>
+      </w:r>
+      <w:r>
+        <w:rPr>
+          <w:rFonts w:ascii="Times New Roman" w:eastAsia="Times New Roman" w:hAnsi="Times New Roman" w:cs="Times New Roman"/>
+          <w:iCs/>
+          <w:sz w:val="24"/>
+          <w:szCs w:val="24"/>
+        </w:rPr>
+        <w:t xml:space="preserve"> in </w:t>
       </w:r>
       <w:r>
         <w:rPr>
@@ -14493,7 +14635,7 @@
           <w:sz w:val="24"/>
           <w:szCs w:val="24"/>
         </w:rPr>
-        <w:instrText xml:space="preserve"> ADDIN ZOTERO_ITEM CSL_CITATION {"citationID":"ndQRg83y","properties":{"formattedCitation":"(Elton 1958)","plainCitation":"(Elton 1958)","noteIndex":0},"citationItems":[{"id":3883,"uris":["http://zotero.org/users/9972654/items/ZEPA8BEL"],"itemData":{"id":3883,"type":"book","edition":"2nd","event-place":"Gewerbestrasse, Switzerland","number-of-pages":"261","publisher":"Springer","publisher-place":"Gewerbestrasse, Switzerland","title":"The Ecology of Invasions by Animals and Plants","author":[{"family":"Elton","given":"Charles S"}],"issued":{"date-parts":[["1958"]]}}}],"schema":"https://github.com/citation-style-language/schema/raw/master/csl-citation.json"} </w:instrText>
+        <w:instrText xml:space="preserve"> ADDIN ZOTERO_ITEM CSL_CITATION {"citationID":"ndQRg83y","properties":{"formattedCitation":"(Elton 1958)","plainCitation":"(Elton 1958)","noteIndex":0},"citationItems":[{"id":3883,"uris":["http://zotero.org/users/9972654/items/ZEPA8BEL"],"itemData":{"id":3883,"type":"book","edition":"2nd","number-of-pages":"261","publisher":"Springer","publisher-place":"Gewerbestrasse, Switzerland","title":"The Ecology of Invasions by Animals and Plants","author":[{"family":"Elton","given":"Charles S"}],"issued":{"date-parts":[["1958"]]}}}],"schema":"https://github.com/citation-style-language/schema/raw/master/csl-citation.json"} </w:instrText>
       </w:r>
       <w:r>
         <w:rPr>
@@ -14812,7 +14954,722 @@
           <w:sz w:val="24"/>
           <w:szCs w:val="24"/>
         </w:rPr>
-        <w:t xml:space="preserve"> that declines in invasions </w:t>
+        <w:t xml:space="preserve"> that declines in invasions can occur across a </w:t>
+      </w:r>
+      <w:r>
+        <w:rPr>
+          <w:rFonts w:ascii="Times New Roman" w:eastAsia="Times New Roman" w:hAnsi="Times New Roman" w:cs="Times New Roman"/>
+          <w:iCs/>
+          <w:sz w:val="24"/>
+          <w:szCs w:val="24"/>
+        </w:rPr>
+        <w:t>diverse set of</w:t>
+      </w:r>
+      <w:r>
+        <w:rPr>
+          <w:rFonts w:ascii="Times New Roman" w:eastAsia="Times New Roman" w:hAnsi="Times New Roman" w:cs="Times New Roman"/>
+          <w:iCs/>
+          <w:sz w:val="24"/>
+          <w:szCs w:val="24"/>
+        </w:rPr>
+        <w:t xml:space="preserve"> taxa and systems</w:t>
+      </w:r>
+      <w:r>
+        <w:rPr>
+          <w:rFonts w:ascii="Times New Roman" w:eastAsia="Times New Roman" w:hAnsi="Times New Roman" w:cs="Times New Roman"/>
+          <w:iCs/>
+          <w:sz w:val="24"/>
+          <w:szCs w:val="24"/>
+        </w:rPr>
+        <w:t xml:space="preserve"> (Fig. 3)</w:t>
+      </w:r>
+      <w:r>
+        <w:rPr>
+          <w:rFonts w:ascii="Times New Roman" w:eastAsia="Times New Roman" w:hAnsi="Times New Roman" w:cs="Times New Roman"/>
+          <w:iCs/>
+          <w:sz w:val="24"/>
+          <w:szCs w:val="24"/>
+        </w:rPr>
+        <w:t>,</w:t>
+      </w:r>
+      <w:r>
+        <w:rPr>
+          <w:rFonts w:ascii="Times New Roman" w:eastAsia="Times New Roman" w:hAnsi="Times New Roman" w:cs="Times New Roman"/>
+          <w:iCs/>
+          <w:sz w:val="24"/>
+          <w:szCs w:val="24"/>
+        </w:rPr>
+        <w:t xml:space="preserve"> but</w:t>
+      </w:r>
+      <w:r>
+        <w:rPr>
+          <w:rFonts w:ascii="Times New Roman" w:eastAsia="Times New Roman" w:hAnsi="Times New Roman" w:cs="Times New Roman"/>
+          <w:iCs/>
+          <w:sz w:val="24"/>
+          <w:szCs w:val="24"/>
+        </w:rPr>
+        <w:t xml:space="preserve"> caution should be exercised when </w:t>
+      </w:r>
+      <w:r>
+        <w:rPr>
+          <w:rFonts w:ascii="Times New Roman" w:eastAsia="Times New Roman" w:hAnsi="Times New Roman" w:cs="Times New Roman"/>
+          <w:iCs/>
+          <w:sz w:val="24"/>
+          <w:szCs w:val="24"/>
+        </w:rPr>
+        <w:t xml:space="preserve">trying to draw conclusions </w:t>
+      </w:r>
+      <w:r>
+        <w:rPr>
+          <w:rFonts w:ascii="Times New Roman" w:eastAsia="Times New Roman" w:hAnsi="Times New Roman" w:cs="Times New Roman"/>
+          <w:iCs/>
+          <w:sz w:val="24"/>
+          <w:szCs w:val="24"/>
+        </w:rPr>
+        <w:t>from patterns in the frequency of boom-busts across taxa, geography, or systems</w:t>
+      </w:r>
+      <w:r>
+        <w:rPr>
+          <w:rFonts w:ascii="Times New Roman" w:eastAsia="Times New Roman" w:hAnsi="Times New Roman" w:cs="Times New Roman"/>
+          <w:iCs/>
+          <w:sz w:val="24"/>
+          <w:szCs w:val="24"/>
+        </w:rPr>
+        <w:t xml:space="preserve"> within our data</w:t>
+      </w:r>
+      <w:r>
+        <w:rPr>
+          <w:rFonts w:ascii="Times New Roman" w:eastAsia="Times New Roman" w:hAnsi="Times New Roman" w:cs="Times New Roman"/>
+          <w:iCs/>
+          <w:sz w:val="24"/>
+          <w:szCs w:val="24"/>
+        </w:rPr>
+        <w:t xml:space="preserve">.  </w:t>
+      </w:r>
+      <w:r>
+        <w:rPr>
+          <w:rFonts w:ascii="Times New Roman" w:eastAsia="Times New Roman" w:hAnsi="Times New Roman" w:cs="Times New Roman"/>
+          <w:iCs/>
+          <w:sz w:val="24"/>
+          <w:szCs w:val="24"/>
+        </w:rPr>
+        <w:t>For example, w</w:t>
+      </w:r>
+      <w:r>
+        <w:rPr>
+          <w:rFonts w:ascii="Times New Roman" w:eastAsia="Times New Roman" w:hAnsi="Times New Roman" w:cs="Times New Roman"/>
+          <w:iCs/>
+          <w:sz w:val="24"/>
+          <w:szCs w:val="24"/>
+        </w:rPr>
+        <w:t xml:space="preserve">e found that </w:t>
+      </w:r>
+      <w:r>
+        <w:rPr>
+          <w:rFonts w:ascii="Times New Roman" w:eastAsia="Times New Roman" w:hAnsi="Times New Roman" w:cs="Times New Roman"/>
+          <w:iCs/>
+          <w:sz w:val="24"/>
+          <w:szCs w:val="24"/>
+        </w:rPr>
+        <w:t xml:space="preserve">out </w:t>
+      </w:r>
+      <w:r>
+        <w:rPr>
+          <w:rFonts w:ascii="Times New Roman" w:eastAsia="Times New Roman" w:hAnsi="Times New Roman" w:cs="Times New Roman"/>
+          <w:iCs/>
+          <w:sz w:val="24"/>
+          <w:szCs w:val="24"/>
+        </w:rPr>
+        <w:t xml:space="preserve">of the </w:t>
+      </w:r>
+      <w:proofErr w:type="gramStart"/>
+      <w:r>
+        <w:rPr>
+          <w:rFonts w:ascii="Times New Roman" w:eastAsia="Times New Roman" w:hAnsi="Times New Roman" w:cs="Times New Roman"/>
+          <w:iCs/>
+          <w:sz w:val="24"/>
+          <w:szCs w:val="24"/>
+        </w:rPr>
+        <w:t>195 time</w:t>
+      </w:r>
+      <w:proofErr w:type="gramEnd"/>
+      <w:r>
+        <w:rPr>
+          <w:rFonts w:ascii="Times New Roman" w:eastAsia="Times New Roman" w:hAnsi="Times New Roman" w:cs="Times New Roman"/>
+          <w:iCs/>
+          <w:sz w:val="24"/>
+          <w:szCs w:val="24"/>
+        </w:rPr>
+        <w:t xml:space="preserve"> series that </w:t>
+      </w:r>
+      <w:r>
+        <w:rPr>
+          <w:rFonts w:ascii="Times New Roman" w:eastAsia="Times New Roman" w:hAnsi="Times New Roman" w:cs="Times New Roman"/>
+          <w:iCs/>
+          <w:sz w:val="24"/>
+          <w:szCs w:val="24"/>
+        </w:rPr>
+        <w:t>met our inclusion criteria</w:t>
+      </w:r>
+      <w:r>
+        <w:rPr>
+          <w:rFonts w:ascii="Times New Roman" w:eastAsia="Times New Roman" w:hAnsi="Times New Roman" w:cs="Times New Roman"/>
+          <w:iCs/>
+          <w:sz w:val="24"/>
+          <w:szCs w:val="24"/>
+        </w:rPr>
+        <w:t>,</w:t>
+      </w:r>
+      <w:r>
+        <w:rPr>
+          <w:rFonts w:ascii="Times New Roman" w:eastAsia="Times New Roman" w:hAnsi="Times New Roman" w:cs="Times New Roman"/>
+          <w:iCs/>
+          <w:sz w:val="24"/>
+          <w:szCs w:val="24"/>
+        </w:rPr>
+        <w:t xml:space="preserve"> </w:t>
+      </w:r>
+      <w:r>
+        <w:rPr>
+          <w:rFonts w:ascii="Times New Roman" w:eastAsia="Times New Roman" w:hAnsi="Times New Roman" w:cs="Times New Roman"/>
+          <w:iCs/>
+          <w:sz w:val="24"/>
+          <w:szCs w:val="24"/>
+        </w:rPr>
+        <w:t>7</w:t>
+      </w:r>
+      <w:r>
+        <w:rPr>
+          <w:rFonts w:ascii="Times New Roman" w:eastAsia="Times New Roman" w:hAnsi="Times New Roman" w:cs="Times New Roman"/>
+          <w:iCs/>
+          <w:sz w:val="24"/>
+          <w:szCs w:val="24"/>
+        </w:rPr>
+        <w:t xml:space="preserve">1% of </w:t>
+      </w:r>
+      <w:r>
+        <w:rPr>
+          <w:rFonts w:ascii="Times New Roman" w:eastAsia="Times New Roman" w:hAnsi="Times New Roman" w:cs="Times New Roman"/>
+          <w:iCs/>
+          <w:sz w:val="24"/>
+          <w:szCs w:val="24"/>
+        </w:rPr>
+        <w:t>the time series</w:t>
+      </w:r>
+      <w:r>
+        <w:rPr>
+          <w:rFonts w:ascii="Times New Roman" w:eastAsia="Times New Roman" w:hAnsi="Times New Roman" w:cs="Times New Roman"/>
+          <w:iCs/>
+          <w:sz w:val="24"/>
+          <w:szCs w:val="24"/>
+        </w:rPr>
+        <w:t xml:space="preserve"> </w:t>
+      </w:r>
+      <w:r>
+        <w:rPr>
+          <w:rFonts w:ascii="Times New Roman" w:eastAsia="Times New Roman" w:hAnsi="Times New Roman" w:cs="Times New Roman"/>
+          <w:iCs/>
+          <w:sz w:val="24"/>
+          <w:szCs w:val="24"/>
+        </w:rPr>
+        <w:t>showed a</w:t>
+      </w:r>
+      <w:r>
+        <w:rPr>
+          <w:rFonts w:ascii="Times New Roman" w:eastAsia="Times New Roman" w:hAnsi="Times New Roman" w:cs="Times New Roman"/>
+          <w:iCs/>
+          <w:sz w:val="24"/>
+          <w:szCs w:val="24"/>
+        </w:rPr>
+        <w:t xml:space="preserve"> decline</w:t>
+      </w:r>
+      <w:r>
+        <w:rPr>
+          <w:rFonts w:ascii="Times New Roman" w:eastAsia="Times New Roman" w:hAnsi="Times New Roman" w:cs="Times New Roman"/>
+          <w:iCs/>
+          <w:sz w:val="24"/>
+          <w:szCs w:val="24"/>
+        </w:rPr>
+        <w:t xml:space="preserve"> </w:t>
+      </w:r>
+      <w:r>
+        <w:rPr>
+          <w:rFonts w:ascii="Times New Roman" w:eastAsia="Times New Roman" w:hAnsi="Times New Roman" w:cs="Times New Roman"/>
+          <w:iCs/>
+          <w:sz w:val="24"/>
+          <w:szCs w:val="24"/>
+        </w:rPr>
+        <w:t>(</w:t>
+      </w:r>
+      <w:r>
+        <w:rPr>
+          <w:rFonts w:ascii="Times New Roman" w:eastAsia="Times New Roman" w:hAnsi="Times New Roman" w:cs="Times New Roman"/>
+          <w:iCs/>
+          <w:sz w:val="24"/>
+          <w:szCs w:val="24"/>
+        </w:rPr>
+        <w:t>i.e., either overshoot or boom-bust)</w:t>
+      </w:r>
+      <w:r>
+        <w:rPr>
+          <w:rFonts w:ascii="Times New Roman" w:eastAsia="Times New Roman" w:hAnsi="Times New Roman" w:cs="Times New Roman"/>
+          <w:iCs/>
+          <w:sz w:val="24"/>
+          <w:szCs w:val="24"/>
+        </w:rPr>
+        <w:t xml:space="preserve"> and 4</w:t>
+      </w:r>
+      <w:r>
+        <w:rPr>
+          <w:rFonts w:ascii="Times New Roman" w:eastAsia="Times New Roman" w:hAnsi="Times New Roman" w:cs="Times New Roman"/>
+          <w:iCs/>
+          <w:sz w:val="24"/>
+          <w:szCs w:val="24"/>
+        </w:rPr>
+        <w:t>5% of the time series had sustained declines of ≥</w:t>
+      </w:r>
+      <w:r>
+        <w:rPr>
+          <w:rFonts w:ascii="Times New Roman" w:eastAsia="Times New Roman" w:hAnsi="Times New Roman" w:cs="Times New Roman"/>
+          <w:iCs/>
+          <w:sz w:val="24"/>
+          <w:szCs w:val="24"/>
+        </w:rPr>
+        <w:t xml:space="preserve"> 90% from the maximum abundance (Fig. 2).  </w:t>
+      </w:r>
+      <w:r>
+        <w:rPr>
+          <w:rFonts w:ascii="Times New Roman" w:eastAsia="Times New Roman" w:hAnsi="Times New Roman" w:cs="Times New Roman"/>
+          <w:iCs/>
+          <w:sz w:val="24"/>
+          <w:szCs w:val="24"/>
+        </w:rPr>
+        <w:t>These percentages</w:t>
+      </w:r>
+      <w:r>
+        <w:rPr>
+          <w:rFonts w:ascii="Times New Roman" w:eastAsia="Times New Roman" w:hAnsi="Times New Roman" w:cs="Times New Roman"/>
+          <w:iCs/>
+          <w:sz w:val="24"/>
+          <w:szCs w:val="24"/>
+        </w:rPr>
+        <w:t xml:space="preserve"> of declines</w:t>
+      </w:r>
+      <w:r>
+        <w:rPr>
+          <w:rFonts w:ascii="Times New Roman" w:eastAsia="Times New Roman" w:hAnsi="Times New Roman" w:cs="Times New Roman"/>
+          <w:iCs/>
+          <w:sz w:val="24"/>
+          <w:szCs w:val="24"/>
+        </w:rPr>
+        <w:t xml:space="preserve"> within invasions</w:t>
+      </w:r>
+      <w:r>
+        <w:rPr>
+          <w:rFonts w:ascii="Times New Roman" w:eastAsia="Times New Roman" w:hAnsi="Times New Roman" w:cs="Times New Roman"/>
+          <w:iCs/>
+          <w:sz w:val="24"/>
+          <w:szCs w:val="24"/>
+        </w:rPr>
+        <w:t xml:space="preserve"> </w:t>
+      </w:r>
+      <w:r>
+        <w:rPr>
+          <w:rFonts w:ascii="Times New Roman" w:eastAsia="Times New Roman" w:hAnsi="Times New Roman" w:cs="Times New Roman"/>
+          <w:iCs/>
+          <w:sz w:val="24"/>
+          <w:szCs w:val="24"/>
+        </w:rPr>
+        <w:t xml:space="preserve">are </w:t>
+      </w:r>
+      <w:r>
+        <w:rPr>
+          <w:rFonts w:ascii="Times New Roman" w:eastAsia="Times New Roman" w:hAnsi="Times New Roman" w:cs="Times New Roman"/>
+          <w:iCs/>
+          <w:sz w:val="24"/>
+          <w:szCs w:val="24"/>
+        </w:rPr>
+        <w:t>likely overestimate</w:t>
+      </w:r>
+      <w:r>
+        <w:rPr>
+          <w:rFonts w:ascii="Times New Roman" w:eastAsia="Times New Roman" w:hAnsi="Times New Roman" w:cs="Times New Roman"/>
+          <w:iCs/>
+          <w:sz w:val="24"/>
+          <w:szCs w:val="24"/>
+        </w:rPr>
+        <w:t>d</w:t>
+      </w:r>
+      <w:r>
+        <w:rPr>
+          <w:rFonts w:ascii="Times New Roman" w:eastAsia="Times New Roman" w:hAnsi="Times New Roman" w:cs="Times New Roman"/>
+          <w:iCs/>
+          <w:sz w:val="24"/>
+          <w:szCs w:val="24"/>
+        </w:rPr>
+        <w:t xml:space="preserve"> because </w:t>
+      </w:r>
+      <w:r>
+        <w:rPr>
+          <w:rFonts w:ascii="Times New Roman" w:eastAsia="Times New Roman" w:hAnsi="Times New Roman" w:cs="Times New Roman"/>
+          <w:iCs/>
+          <w:sz w:val="24"/>
+          <w:szCs w:val="24"/>
+        </w:rPr>
+        <w:t>we searched the literature for papers that were discussing boom-busts</w:t>
+      </w:r>
+      <w:r>
+        <w:rPr>
+          <w:rFonts w:ascii="Times New Roman" w:eastAsia="Times New Roman" w:hAnsi="Times New Roman" w:cs="Times New Roman"/>
+          <w:iCs/>
+          <w:sz w:val="24"/>
+          <w:szCs w:val="24"/>
+        </w:rPr>
+        <w:t xml:space="preserve"> (i.e., our sample is biased towards </w:t>
+      </w:r>
+      <w:r>
+        <w:rPr>
+          <w:rFonts w:ascii="Times New Roman" w:eastAsia="Times New Roman" w:hAnsi="Times New Roman" w:cs="Times New Roman"/>
+          <w:iCs/>
+          <w:sz w:val="24"/>
+          <w:szCs w:val="24"/>
+        </w:rPr>
+        <w:t>finding declines)</w:t>
+      </w:r>
+      <w:r>
+        <w:rPr>
+          <w:rFonts w:ascii="Times New Roman" w:eastAsia="Times New Roman" w:hAnsi="Times New Roman" w:cs="Times New Roman"/>
+          <w:iCs/>
+          <w:sz w:val="24"/>
+          <w:szCs w:val="24"/>
+        </w:rPr>
+        <w:t>.</w:t>
+      </w:r>
+      <w:r>
+        <w:rPr>
+          <w:rFonts w:ascii="Times New Roman" w:eastAsia="Times New Roman" w:hAnsi="Times New Roman" w:cs="Times New Roman"/>
+          <w:iCs/>
+          <w:sz w:val="24"/>
+          <w:szCs w:val="24"/>
+        </w:rPr>
+        <w:t xml:space="preserve"> </w:t>
+      </w:r>
+      <w:r>
+        <w:rPr>
+          <w:rFonts w:ascii="Times New Roman" w:eastAsia="Times New Roman" w:hAnsi="Times New Roman" w:cs="Times New Roman"/>
+          <w:iCs/>
+          <w:sz w:val="24"/>
+          <w:szCs w:val="24"/>
+        </w:rPr>
+        <w:t xml:space="preserve"> </w:t>
+      </w:r>
+      <w:r>
+        <w:rPr>
+          <w:rFonts w:ascii="Times New Roman" w:eastAsia="Times New Roman" w:hAnsi="Times New Roman" w:cs="Times New Roman"/>
+          <w:iCs/>
+          <w:sz w:val="24"/>
+          <w:szCs w:val="24"/>
+        </w:rPr>
+        <w:t>A</w:t>
+      </w:r>
+      <w:r>
+        <w:rPr>
+          <w:rFonts w:ascii="Times New Roman" w:eastAsia="Times New Roman" w:hAnsi="Times New Roman" w:cs="Times New Roman"/>
+          <w:iCs/>
+          <w:sz w:val="24"/>
+          <w:szCs w:val="24"/>
+        </w:rPr>
+        <w:t xml:space="preserve">dditionally, </w:t>
+      </w:r>
+      <w:r>
+        <w:rPr>
+          <w:rFonts w:ascii="Times New Roman" w:eastAsia="Times New Roman" w:hAnsi="Times New Roman" w:cs="Times New Roman"/>
+          <w:iCs/>
+          <w:sz w:val="24"/>
+          <w:szCs w:val="24"/>
+        </w:rPr>
+        <w:t>some taxa</w:t>
+      </w:r>
+      <w:r>
+        <w:rPr>
+          <w:rFonts w:ascii="Times New Roman" w:eastAsia="Times New Roman" w:hAnsi="Times New Roman" w:cs="Times New Roman"/>
+          <w:iCs/>
+          <w:sz w:val="24"/>
+          <w:szCs w:val="24"/>
+        </w:rPr>
+        <w:t>, continents and systems may be over</w:t>
+      </w:r>
+      <w:r>
+        <w:rPr>
+          <w:rFonts w:ascii="Times New Roman" w:eastAsia="Times New Roman" w:hAnsi="Times New Roman" w:cs="Times New Roman"/>
+          <w:iCs/>
+          <w:sz w:val="24"/>
+          <w:szCs w:val="24"/>
+        </w:rPr>
+        <w:t>-</w:t>
+      </w:r>
+      <w:r>
+        <w:rPr>
+          <w:rFonts w:ascii="Times New Roman" w:eastAsia="Times New Roman" w:hAnsi="Times New Roman" w:cs="Times New Roman"/>
+          <w:iCs/>
+          <w:sz w:val="24"/>
+          <w:szCs w:val="24"/>
+        </w:rPr>
+        <w:t xml:space="preserve"> or </w:t>
+      </w:r>
+      <w:r>
+        <w:rPr>
+          <w:rFonts w:ascii="Times New Roman" w:eastAsia="Times New Roman" w:hAnsi="Times New Roman" w:cs="Times New Roman"/>
+          <w:iCs/>
+          <w:sz w:val="24"/>
+          <w:szCs w:val="24"/>
+        </w:rPr>
+        <w:t>under-represented</w:t>
+      </w:r>
+      <w:r>
+        <w:rPr>
+          <w:rFonts w:ascii="Times New Roman" w:eastAsia="Times New Roman" w:hAnsi="Times New Roman" w:cs="Times New Roman"/>
+          <w:iCs/>
+          <w:sz w:val="24"/>
+          <w:szCs w:val="24"/>
+        </w:rPr>
+        <w:t xml:space="preserve"> in our sample.</w:t>
+      </w:r>
+      <w:r>
+        <w:rPr>
+          <w:rFonts w:ascii="Times New Roman" w:eastAsia="Times New Roman" w:hAnsi="Times New Roman" w:cs="Times New Roman"/>
+          <w:iCs/>
+          <w:sz w:val="24"/>
+          <w:szCs w:val="24"/>
+        </w:rPr>
+        <w:t xml:space="preserve"> </w:t>
+      </w:r>
+      <w:r>
+        <w:rPr>
+          <w:rFonts w:ascii="Times New Roman" w:eastAsia="Times New Roman" w:hAnsi="Times New Roman" w:cs="Times New Roman"/>
+          <w:iCs/>
+          <w:sz w:val="24"/>
+          <w:szCs w:val="24"/>
+        </w:rPr>
+        <w:t>Notably</w:t>
+      </w:r>
+      <w:r>
+        <w:rPr>
+          <w:rFonts w:ascii="Times New Roman" w:eastAsia="Times New Roman" w:hAnsi="Times New Roman" w:cs="Times New Roman"/>
+          <w:iCs/>
+          <w:sz w:val="24"/>
+          <w:szCs w:val="24"/>
+        </w:rPr>
+        <w:t>,</w:t>
+      </w:r>
+      <w:r>
+        <w:rPr>
+          <w:rFonts w:ascii="Times New Roman" w:eastAsia="Times New Roman" w:hAnsi="Times New Roman" w:cs="Times New Roman"/>
+          <w:iCs/>
+          <w:sz w:val="24"/>
+          <w:szCs w:val="24"/>
+        </w:rPr>
+        <w:t xml:space="preserve"> we found the most time series for</w:t>
+      </w:r>
+      <w:r>
+        <w:rPr>
+          <w:rFonts w:ascii="Times New Roman" w:eastAsia="Times New Roman" w:hAnsi="Times New Roman" w:cs="Times New Roman"/>
+          <w:iCs/>
+          <w:sz w:val="24"/>
+          <w:szCs w:val="24"/>
+        </w:rPr>
+        <w:t xml:space="preserve"> New Zealand mud snails</w:t>
+      </w:r>
+      <w:r>
+        <w:rPr>
+          <w:rFonts w:ascii="Times New Roman" w:eastAsia="Times New Roman" w:hAnsi="Times New Roman" w:cs="Times New Roman"/>
+          <w:iCs/>
+          <w:sz w:val="24"/>
+          <w:szCs w:val="24"/>
+        </w:rPr>
+        <w:t xml:space="preserve"> (</w:t>
+      </w:r>
+      <w:proofErr w:type="spellStart"/>
+      <w:r>
+        <w:rPr>
+          <w:rFonts w:ascii="Times New Roman" w:eastAsia="Times New Roman" w:hAnsi="Times New Roman" w:cs="Times New Roman"/>
+          <w:i/>
+          <w:sz w:val="24"/>
+          <w:szCs w:val="24"/>
+        </w:rPr>
+        <w:t>Potamopyrgus</w:t>
+      </w:r>
+      <w:proofErr w:type="spellEnd"/>
+      <w:r>
+        <w:rPr>
+          <w:rFonts w:ascii="Times New Roman" w:eastAsia="Times New Roman" w:hAnsi="Times New Roman" w:cs="Times New Roman"/>
+          <w:i/>
+          <w:sz w:val="24"/>
+          <w:szCs w:val="24"/>
+        </w:rPr>
+        <w:t xml:space="preserve"> </w:t>
+      </w:r>
+      <w:proofErr w:type="spellStart"/>
+      <w:r>
+        <w:rPr>
+          <w:rFonts w:ascii="Times New Roman" w:eastAsia="Times New Roman" w:hAnsi="Times New Roman" w:cs="Times New Roman"/>
+          <w:i/>
+          <w:sz w:val="24"/>
+          <w:szCs w:val="24"/>
+        </w:rPr>
+        <w:t>antipodarum</w:t>
+      </w:r>
+      <w:proofErr w:type="spellEnd"/>
+      <w:r>
+        <w:rPr>
+          <w:rFonts w:ascii="Times New Roman" w:eastAsia="Times New Roman" w:hAnsi="Times New Roman" w:cs="Times New Roman"/>
+          <w:iCs/>
+          <w:sz w:val="24"/>
+          <w:szCs w:val="24"/>
+        </w:rPr>
+        <w:t>)</w:t>
+      </w:r>
+      <w:r>
+        <w:rPr>
+          <w:rFonts w:ascii="Times New Roman" w:eastAsia="Times New Roman" w:hAnsi="Times New Roman" w:cs="Times New Roman"/>
+          <w:iCs/>
+          <w:sz w:val="24"/>
+          <w:szCs w:val="24"/>
+        </w:rPr>
+        <w:t xml:space="preserve"> </w:t>
+      </w:r>
+      <w:r>
+        <w:rPr>
+          <w:rFonts w:ascii="Times New Roman" w:eastAsia="Times New Roman" w:hAnsi="Times New Roman" w:cs="Times New Roman"/>
+          <w:iCs/>
+          <w:sz w:val="24"/>
+          <w:szCs w:val="24"/>
+        </w:rPr>
+        <w:t xml:space="preserve">which had been compiled in Europe </w:t>
+      </w:r>
+      <w:r>
+        <w:rPr>
+          <w:rFonts w:ascii="Times New Roman" w:eastAsia="Times New Roman" w:hAnsi="Times New Roman" w:cs="Times New Roman"/>
+          <w:iCs/>
+          <w:sz w:val="24"/>
+          <w:szCs w:val="24"/>
+        </w:rPr>
+        <w:fldChar w:fldCharType="begin"/>
+      </w:r>
+      <w:r>
+        <w:rPr>
+          <w:rFonts w:ascii="Times New Roman" w:eastAsia="Times New Roman" w:hAnsi="Times New Roman" w:cs="Times New Roman"/>
+          <w:iCs/>
+          <w:sz w:val="24"/>
+          <w:szCs w:val="24"/>
+        </w:rPr>
+        <w:instrText xml:space="preserve"> ADDIN ZOTERO_ITEM CSL_CITATION {"citationID":"DFoe4TBG","properties":{"formattedCitation":"(Haubrock {\\i{}et al.} 2022)","plainCitation":"(Haubrock et al. 2022)","noteIndex":0},"citationItems":[{"id":90,"uris":["http://zotero.org/users/9972654/items/IPV6Z6PT"],"itemData":{"id":90,"type":"article-journal","abstract":"Globalization has led to the introduction of thousands of alien species worldwide. With growing impacts by invasive species, understanding the invasion process remains critical for predicting adverse effects and informing efficient management. Theoretically, invasion dynamics have been assumed to follow an “invasion curve” (S-­shaped curve of available area invaded over time), but this dynamic has lacked empirical testing using large-­scale data and neglects to consider invader abundances. We propose an “impact curve” describing the impacts generated by invasive species over time based on cumulative abundances. To test this curve's large-­scale applicability, we used the data-r­ ich New Zealand mud snail Potamopyrgus antipodarum, one of the most damaging freshwater invaders that has invaded almost all of Europe. Using long-­term (1979–­2020) abundance and environmental data collected across 306 European sites, we observed that P. antipodarum abundance generally increased through time, with slower population growth at higher latitudes and with lower runoff depth. Fifty-­nine percent of these populations followed the impact curve, characterized by first occurrence, exponential growth, then long-­term saturation. This behaviour is consistent with boom-­bust dynamics, as saturation occurs due to a rapid decline in abundance over time. Across sites, we estimated that impact peaked approximately two decades after first detection, but the rate of progression along the invasion process was influenced by local abiotic conditions. The S-­shaped impact curve may be common among many invasive species that undergo complex invasion dynamics. This provides a potentially unifying approach to advance understanding of large-­scale invasion dynamics and could inform timely management actions to mitigate impacts on ecosystems and economies.","container-title":"Global Change Biology","DOI":"10.1111/gcb.16207","ISSN":"1354-1013, 1365-2486","issue":"15","journalAbbreviation":"Global Change Biology","language":"en","page":"4620-4632","source":"DOI.org (Crossref)","title":"Invasion impacts and dynamics of a European‐wide introduced species","volume":"28","author":[{"family":"Haubrock","given":"Phillip J."},{"family":"Ahmed","given":"Danish A."},{"family":"Cuthbert","given":"Ross N."},{"family":"Stubbington","given":"Rachel"},{"family":"Domisch","given":"Sami"},{"family":"Marquez","given":"Jaime R. G."},{"family":"Beidas","given":"Ayah"},{"family":"Amatulli","given":"Giuseppe"},{"family":"Kiesel","given":"Jens"},{"family":"Shen","given":"Longzhu Q."},{"family":"Soto","given":"Ismael"},{"family":"Angeler","given":"David G."},{"family":"Bonada","given":"Núria"},{"family":"Cañedo‐Argüelles","given":"Miguel"},{"family":"Csabai","given":"Zoltán"},{"family":"Datry","given":"Thibault"},{"family":"Eyto","given":"Elvira","non-dropping-particle":"de"},{"family":"Dohet","given":"Alain"},{"family":"Drohan","given":"Emma"},{"family":"England","given":"Judy"},{"family":"Feio","given":"Maria J."},{"family":"Forio","given":"Marie A. E."},{"family":"Goethals","given":"Peter"},{"family":"Graf","given":"Wolfram"},{"family":"Heino","given":"Jani"},{"family":"Hudgins","given":"Emma J."},{"family":"Jähnig","given":"Sonja C."},{"family":"Johnson","given":"Richard K."},{"family":"Larrañaga","given":"Aitor"},{"family":"Leitner","given":"Patrick"},{"family":"L'Hoste","given":"Lionel"},{"family":"Lizee","given":"Marie‐Helene"},{"family":"Maire","given":"Anthony"},{"family":"Rasmussen","given":"Jes J."},{"family":"Schäfer","given":"Ralf B."},{"family":"Schmidt‐Kloiber","given":"Astrid"},{"family":"Vannevel","given":"Rudy"},{"family":"Várbíró","given":"Gábor"},{"family":"Wiberg‐Larsen","given":"Peter"},{"family":"Haase","given":"Peter"}],"issued":{"date-parts":[["2022",8]]}}}],"schema":"https://github.com/citation-style-language/schema/raw/master/csl-citation.json"} </w:instrText>
+      </w:r>
+      <w:r>
+        <w:rPr>
+          <w:rFonts w:ascii="Times New Roman" w:eastAsia="Times New Roman" w:hAnsi="Times New Roman" w:cs="Times New Roman"/>
+          <w:iCs/>
+          <w:sz w:val="24"/>
+          <w:szCs w:val="24"/>
+        </w:rPr>
+        <w:fldChar w:fldCharType="separate"/>
+      </w:r>
+      <w:r>
+        <w:rPr>
+          <w:rFonts w:ascii="Times New Roman" w:hAnsi="Times New Roman" w:cs="Times New Roman"/>
+          <w:sz w:val="24"/>
+        </w:rPr>
+        <w:t xml:space="preserve">(Haubrock </w:t>
+      </w:r>
+      <w:r>
+        <w:rPr>
+          <w:rFonts w:ascii="Times New Roman" w:hAnsi="Times New Roman" w:cs="Times New Roman"/>
+          <w:i/>
+          <w:iCs/>
+          <w:sz w:val="24"/>
+        </w:rPr>
+        <w:t>et al.</w:t>
+      </w:r>
+      <w:r>
+        <w:rPr>
+          <w:rFonts w:ascii="Times New Roman" w:hAnsi="Times New Roman" w:cs="Times New Roman"/>
+          <w:sz w:val="24"/>
+        </w:rPr>
+        <w:t xml:space="preserve"> 2022)</w:t>
+      </w:r>
+      <w:r>
+        <w:rPr>
+          <w:rFonts w:ascii="Times New Roman" w:eastAsia="Times New Roman" w:hAnsi="Times New Roman" w:cs="Times New Roman"/>
+          <w:iCs/>
+          <w:sz w:val="24"/>
+          <w:szCs w:val="24"/>
+        </w:rPr>
+        <w:fldChar w:fldCharType="end"/>
+      </w:r>
+      <w:r>
+        <w:rPr>
+          <w:rFonts w:ascii="Times New Roman" w:eastAsia="Times New Roman" w:hAnsi="Times New Roman" w:cs="Times New Roman"/>
+          <w:iCs/>
+          <w:sz w:val="24"/>
+          <w:szCs w:val="24"/>
+        </w:rPr>
+        <w:t>. Thus, t</w:t>
+      </w:r>
+      <w:r>
+        <w:rPr>
+          <w:rFonts w:ascii="Times New Roman" w:eastAsia="Times New Roman" w:hAnsi="Times New Roman" w:cs="Times New Roman"/>
+          <w:iCs/>
+          <w:sz w:val="24"/>
+          <w:szCs w:val="24"/>
+        </w:rPr>
+        <w:t xml:space="preserve">he frequency of </w:t>
+      </w:r>
+      <w:r>
+        <w:rPr>
+          <w:rFonts w:ascii="Times New Roman" w:eastAsia="Times New Roman" w:hAnsi="Times New Roman" w:cs="Times New Roman"/>
+          <w:iCs/>
+          <w:sz w:val="24"/>
+          <w:szCs w:val="24"/>
+        </w:rPr>
+        <w:t xml:space="preserve">the </w:t>
+      </w:r>
+      <w:r>
+        <w:rPr>
+          <w:rFonts w:ascii="Times New Roman" w:eastAsia="Times New Roman" w:hAnsi="Times New Roman" w:cs="Times New Roman"/>
+          <w:iCs/>
+          <w:sz w:val="24"/>
+          <w:szCs w:val="24"/>
+        </w:rPr>
+        <w:t xml:space="preserve">categories that include New Zealand mud snails (i.e., Europe, Freshwater, </w:t>
+      </w:r>
+      <w:proofErr w:type="spellStart"/>
+      <w:r>
+        <w:rPr>
+          <w:rFonts w:ascii="Times New Roman" w:eastAsia="Times New Roman" w:hAnsi="Times New Roman" w:cs="Times New Roman"/>
+          <w:iCs/>
+          <w:sz w:val="24"/>
+          <w:szCs w:val="24"/>
+        </w:rPr>
+        <w:t>Gastropoda</w:t>
+      </w:r>
+      <w:proofErr w:type="spellEnd"/>
+      <w:r>
+        <w:rPr>
+          <w:rFonts w:ascii="Times New Roman" w:eastAsia="Times New Roman" w:hAnsi="Times New Roman" w:cs="Times New Roman"/>
+          <w:iCs/>
+          <w:sz w:val="24"/>
+          <w:szCs w:val="24"/>
+        </w:rPr>
+        <w:t xml:space="preserve">, and longevity &lt; 1 year) may be reflecting New Zealand mud snails rather than </w:t>
+      </w:r>
+      <w:r>
+        <w:rPr>
+          <w:rFonts w:ascii="Times New Roman" w:eastAsia="Times New Roman" w:hAnsi="Times New Roman" w:cs="Times New Roman"/>
+          <w:iCs/>
+          <w:sz w:val="24"/>
+          <w:szCs w:val="24"/>
+        </w:rPr>
+        <w:t xml:space="preserve">the </w:t>
       </w:r>
       <w:r>
         <w:rPr>
@@ -14822,730 +15679,6 @@
           <w:szCs w:val="24"/>
         </w:rPr>
         <w:lastRenderedPageBreak/>
-        <w:t xml:space="preserve">can occur across a </w:t>
-      </w:r>
-      <w:r>
-        <w:rPr>
-          <w:rFonts w:ascii="Times New Roman" w:eastAsia="Times New Roman" w:hAnsi="Times New Roman" w:cs="Times New Roman"/>
-          <w:iCs/>
-          <w:sz w:val="24"/>
-          <w:szCs w:val="24"/>
-        </w:rPr>
-        <w:t>diverse set of</w:t>
-      </w:r>
-      <w:r>
-        <w:rPr>
-          <w:rFonts w:ascii="Times New Roman" w:eastAsia="Times New Roman" w:hAnsi="Times New Roman" w:cs="Times New Roman"/>
-          <w:iCs/>
-          <w:sz w:val="24"/>
-          <w:szCs w:val="24"/>
-        </w:rPr>
-        <w:t xml:space="preserve"> taxa and systems</w:t>
-      </w:r>
-      <w:r>
-        <w:rPr>
-          <w:rFonts w:ascii="Times New Roman" w:eastAsia="Times New Roman" w:hAnsi="Times New Roman" w:cs="Times New Roman"/>
-          <w:iCs/>
-          <w:sz w:val="24"/>
-          <w:szCs w:val="24"/>
-        </w:rPr>
-        <w:t xml:space="preserve"> (Fig. 3)</w:t>
-      </w:r>
-      <w:r>
-        <w:rPr>
-          <w:rFonts w:ascii="Times New Roman" w:eastAsia="Times New Roman" w:hAnsi="Times New Roman" w:cs="Times New Roman"/>
-          <w:iCs/>
-          <w:sz w:val="24"/>
-          <w:szCs w:val="24"/>
-        </w:rPr>
-        <w:t>,</w:t>
-      </w:r>
-      <w:r>
-        <w:rPr>
-          <w:rFonts w:ascii="Times New Roman" w:eastAsia="Times New Roman" w:hAnsi="Times New Roman" w:cs="Times New Roman"/>
-          <w:iCs/>
-          <w:sz w:val="24"/>
-          <w:szCs w:val="24"/>
-        </w:rPr>
-        <w:t xml:space="preserve"> but</w:t>
-      </w:r>
-      <w:r>
-        <w:rPr>
-          <w:rFonts w:ascii="Times New Roman" w:eastAsia="Times New Roman" w:hAnsi="Times New Roman" w:cs="Times New Roman"/>
-          <w:iCs/>
-          <w:sz w:val="24"/>
-          <w:szCs w:val="24"/>
-        </w:rPr>
-        <w:t xml:space="preserve"> caution should be exercised when </w:t>
-      </w:r>
-      <w:r>
-        <w:rPr>
-          <w:rFonts w:ascii="Times New Roman" w:eastAsia="Times New Roman" w:hAnsi="Times New Roman" w:cs="Times New Roman"/>
-          <w:iCs/>
-          <w:sz w:val="24"/>
-          <w:szCs w:val="24"/>
-        </w:rPr>
-        <w:t xml:space="preserve">trying to draw conclusions </w:t>
-      </w:r>
-      <w:r>
-        <w:rPr>
-          <w:rFonts w:ascii="Times New Roman" w:eastAsia="Times New Roman" w:hAnsi="Times New Roman" w:cs="Times New Roman"/>
-          <w:iCs/>
-          <w:sz w:val="24"/>
-          <w:szCs w:val="24"/>
-        </w:rPr>
-        <w:t>from patterns in the frequency of boom-busts across taxa, geography, or systems</w:t>
-      </w:r>
-      <w:r>
-        <w:rPr>
-          <w:rFonts w:ascii="Times New Roman" w:eastAsia="Times New Roman" w:hAnsi="Times New Roman" w:cs="Times New Roman"/>
-          <w:iCs/>
-          <w:sz w:val="24"/>
-          <w:szCs w:val="24"/>
-        </w:rPr>
-        <w:t xml:space="preserve"> within our data</w:t>
-      </w:r>
-      <w:r>
-        <w:rPr>
-          <w:rFonts w:ascii="Times New Roman" w:eastAsia="Times New Roman" w:hAnsi="Times New Roman" w:cs="Times New Roman"/>
-          <w:iCs/>
-          <w:sz w:val="24"/>
-          <w:szCs w:val="24"/>
-        </w:rPr>
-        <w:t xml:space="preserve">.  </w:t>
-      </w:r>
-      <w:r>
-        <w:rPr>
-          <w:rFonts w:ascii="Times New Roman" w:eastAsia="Times New Roman" w:hAnsi="Times New Roman" w:cs="Times New Roman"/>
-          <w:iCs/>
-          <w:sz w:val="24"/>
-          <w:szCs w:val="24"/>
-        </w:rPr>
-        <w:t>For example, w</w:t>
-      </w:r>
-      <w:r>
-        <w:rPr>
-          <w:rFonts w:ascii="Times New Roman" w:eastAsia="Times New Roman" w:hAnsi="Times New Roman" w:cs="Times New Roman"/>
-          <w:iCs/>
-          <w:sz w:val="24"/>
-          <w:szCs w:val="24"/>
-        </w:rPr>
-        <w:t xml:space="preserve">e found that </w:t>
-      </w:r>
-      <w:r>
-        <w:rPr>
-          <w:rFonts w:ascii="Times New Roman" w:eastAsia="Times New Roman" w:hAnsi="Times New Roman" w:cs="Times New Roman"/>
-          <w:iCs/>
-          <w:sz w:val="24"/>
-          <w:szCs w:val="24"/>
-        </w:rPr>
-        <w:t xml:space="preserve">out </w:t>
-      </w:r>
-      <w:r>
-        <w:rPr>
-          <w:rFonts w:ascii="Times New Roman" w:eastAsia="Times New Roman" w:hAnsi="Times New Roman" w:cs="Times New Roman"/>
-          <w:iCs/>
-          <w:sz w:val="24"/>
-          <w:szCs w:val="24"/>
-        </w:rPr>
-        <w:t xml:space="preserve">of the </w:t>
-      </w:r>
-      <w:proofErr w:type="gramStart"/>
-      <w:r>
-        <w:rPr>
-          <w:rFonts w:ascii="Times New Roman" w:eastAsia="Times New Roman" w:hAnsi="Times New Roman" w:cs="Times New Roman"/>
-          <w:iCs/>
-          <w:sz w:val="24"/>
-          <w:szCs w:val="24"/>
-        </w:rPr>
-        <w:t>195 time</w:t>
-      </w:r>
-      <w:proofErr w:type="gramEnd"/>
-      <w:r>
-        <w:rPr>
-          <w:rFonts w:ascii="Times New Roman" w:eastAsia="Times New Roman" w:hAnsi="Times New Roman" w:cs="Times New Roman"/>
-          <w:iCs/>
-          <w:sz w:val="24"/>
-          <w:szCs w:val="24"/>
-        </w:rPr>
-        <w:t xml:space="preserve"> series that </w:t>
-      </w:r>
-      <w:r>
-        <w:rPr>
-          <w:rFonts w:ascii="Times New Roman" w:eastAsia="Times New Roman" w:hAnsi="Times New Roman" w:cs="Times New Roman"/>
-          <w:iCs/>
-          <w:sz w:val="24"/>
-          <w:szCs w:val="24"/>
-        </w:rPr>
-        <w:t>met our inclusion criteria</w:t>
-      </w:r>
-      <w:r>
-        <w:rPr>
-          <w:rFonts w:ascii="Times New Roman" w:eastAsia="Times New Roman" w:hAnsi="Times New Roman" w:cs="Times New Roman"/>
-          <w:iCs/>
-          <w:sz w:val="24"/>
-          <w:szCs w:val="24"/>
-        </w:rPr>
-        <w:t>,</w:t>
-      </w:r>
-      <w:r>
-        <w:rPr>
-          <w:rFonts w:ascii="Times New Roman" w:eastAsia="Times New Roman" w:hAnsi="Times New Roman" w:cs="Times New Roman"/>
-          <w:iCs/>
-          <w:sz w:val="24"/>
-          <w:szCs w:val="24"/>
-        </w:rPr>
-        <w:t xml:space="preserve"> </w:t>
-      </w:r>
-      <w:r>
-        <w:rPr>
-          <w:rFonts w:ascii="Times New Roman" w:eastAsia="Times New Roman" w:hAnsi="Times New Roman" w:cs="Times New Roman"/>
-          <w:iCs/>
-          <w:sz w:val="24"/>
-          <w:szCs w:val="24"/>
-        </w:rPr>
-        <w:t>7</w:t>
-      </w:r>
-      <w:r>
-        <w:rPr>
-          <w:rFonts w:ascii="Times New Roman" w:eastAsia="Times New Roman" w:hAnsi="Times New Roman" w:cs="Times New Roman"/>
-          <w:iCs/>
-          <w:sz w:val="24"/>
-          <w:szCs w:val="24"/>
-        </w:rPr>
-        <w:t xml:space="preserve">1% of </w:t>
-      </w:r>
-      <w:r>
-        <w:rPr>
-          <w:rFonts w:ascii="Times New Roman" w:eastAsia="Times New Roman" w:hAnsi="Times New Roman" w:cs="Times New Roman"/>
-          <w:iCs/>
-          <w:sz w:val="24"/>
-          <w:szCs w:val="24"/>
-        </w:rPr>
-        <w:t>the time series</w:t>
-      </w:r>
-      <w:r>
-        <w:rPr>
-          <w:rFonts w:ascii="Times New Roman" w:eastAsia="Times New Roman" w:hAnsi="Times New Roman" w:cs="Times New Roman"/>
-          <w:iCs/>
-          <w:sz w:val="24"/>
-          <w:szCs w:val="24"/>
-        </w:rPr>
-        <w:t xml:space="preserve"> </w:t>
-      </w:r>
-      <w:r>
-        <w:rPr>
-          <w:rFonts w:ascii="Times New Roman" w:eastAsia="Times New Roman" w:hAnsi="Times New Roman" w:cs="Times New Roman"/>
-          <w:iCs/>
-          <w:sz w:val="24"/>
-          <w:szCs w:val="24"/>
-        </w:rPr>
-        <w:t>showed a</w:t>
-      </w:r>
-      <w:r>
-        <w:rPr>
-          <w:rFonts w:ascii="Times New Roman" w:eastAsia="Times New Roman" w:hAnsi="Times New Roman" w:cs="Times New Roman"/>
-          <w:iCs/>
-          <w:sz w:val="24"/>
-          <w:szCs w:val="24"/>
-        </w:rPr>
-        <w:t xml:space="preserve"> decline</w:t>
-      </w:r>
-      <w:r>
-        <w:rPr>
-          <w:rFonts w:ascii="Times New Roman" w:eastAsia="Times New Roman" w:hAnsi="Times New Roman" w:cs="Times New Roman"/>
-          <w:iCs/>
-          <w:sz w:val="24"/>
-          <w:szCs w:val="24"/>
-        </w:rPr>
-        <w:t xml:space="preserve"> </w:t>
-      </w:r>
-      <w:r>
-        <w:rPr>
-          <w:rFonts w:ascii="Times New Roman" w:eastAsia="Times New Roman" w:hAnsi="Times New Roman" w:cs="Times New Roman"/>
-          <w:iCs/>
-          <w:sz w:val="24"/>
-          <w:szCs w:val="24"/>
-        </w:rPr>
-        <w:t>(</w:t>
-      </w:r>
-      <w:r>
-        <w:rPr>
-          <w:rFonts w:ascii="Times New Roman" w:eastAsia="Times New Roman" w:hAnsi="Times New Roman" w:cs="Times New Roman"/>
-          <w:iCs/>
-          <w:sz w:val="24"/>
-          <w:szCs w:val="24"/>
-        </w:rPr>
-        <w:t>i.e., either overshoot or boom-bust)</w:t>
-      </w:r>
-      <w:r>
-        <w:rPr>
-          <w:rFonts w:ascii="Times New Roman" w:eastAsia="Times New Roman" w:hAnsi="Times New Roman" w:cs="Times New Roman"/>
-          <w:iCs/>
-          <w:sz w:val="24"/>
-          <w:szCs w:val="24"/>
-        </w:rPr>
-        <w:t xml:space="preserve"> and 4</w:t>
-      </w:r>
-      <w:r>
-        <w:rPr>
-          <w:rFonts w:ascii="Times New Roman" w:eastAsia="Times New Roman" w:hAnsi="Times New Roman" w:cs="Times New Roman"/>
-          <w:iCs/>
-          <w:sz w:val="24"/>
-          <w:szCs w:val="24"/>
-        </w:rPr>
-        <w:t>5% of the time series had sustained declines of ≥</w:t>
-      </w:r>
-      <w:r>
-        <w:rPr>
-          <w:rFonts w:ascii="Times New Roman" w:eastAsia="Times New Roman" w:hAnsi="Times New Roman" w:cs="Times New Roman"/>
-          <w:iCs/>
-          <w:sz w:val="24"/>
-          <w:szCs w:val="24"/>
-        </w:rPr>
-        <w:t xml:space="preserve"> 90% from the maximum abundance (Fig. 2).  </w:t>
-      </w:r>
-      <w:r>
-        <w:rPr>
-          <w:rFonts w:ascii="Times New Roman" w:eastAsia="Times New Roman" w:hAnsi="Times New Roman" w:cs="Times New Roman"/>
-          <w:iCs/>
-          <w:sz w:val="24"/>
-          <w:szCs w:val="24"/>
-        </w:rPr>
-        <w:t>These percentages</w:t>
-      </w:r>
-      <w:r>
-        <w:rPr>
-          <w:rFonts w:ascii="Times New Roman" w:eastAsia="Times New Roman" w:hAnsi="Times New Roman" w:cs="Times New Roman"/>
-          <w:iCs/>
-          <w:sz w:val="24"/>
-          <w:szCs w:val="24"/>
-        </w:rPr>
-        <w:t xml:space="preserve"> of declines</w:t>
-      </w:r>
-      <w:r>
-        <w:rPr>
-          <w:rFonts w:ascii="Times New Roman" w:eastAsia="Times New Roman" w:hAnsi="Times New Roman" w:cs="Times New Roman"/>
-          <w:iCs/>
-          <w:sz w:val="24"/>
-          <w:szCs w:val="24"/>
-        </w:rPr>
-        <w:t xml:space="preserve"> within invasions</w:t>
-      </w:r>
-      <w:r>
-        <w:rPr>
-          <w:rFonts w:ascii="Times New Roman" w:eastAsia="Times New Roman" w:hAnsi="Times New Roman" w:cs="Times New Roman"/>
-          <w:iCs/>
-          <w:sz w:val="24"/>
-          <w:szCs w:val="24"/>
-        </w:rPr>
-        <w:t xml:space="preserve"> </w:t>
-      </w:r>
-      <w:r>
-        <w:rPr>
-          <w:rFonts w:ascii="Times New Roman" w:eastAsia="Times New Roman" w:hAnsi="Times New Roman" w:cs="Times New Roman"/>
-          <w:iCs/>
-          <w:sz w:val="24"/>
-          <w:szCs w:val="24"/>
-        </w:rPr>
-        <w:t xml:space="preserve">are </w:t>
-      </w:r>
-      <w:r>
-        <w:rPr>
-          <w:rFonts w:ascii="Times New Roman" w:eastAsia="Times New Roman" w:hAnsi="Times New Roman" w:cs="Times New Roman"/>
-          <w:iCs/>
-          <w:sz w:val="24"/>
-          <w:szCs w:val="24"/>
-        </w:rPr>
-        <w:t>likely overestimate</w:t>
-      </w:r>
-      <w:r>
-        <w:rPr>
-          <w:rFonts w:ascii="Times New Roman" w:eastAsia="Times New Roman" w:hAnsi="Times New Roman" w:cs="Times New Roman"/>
-          <w:iCs/>
-          <w:sz w:val="24"/>
-          <w:szCs w:val="24"/>
-        </w:rPr>
-        <w:t>d</w:t>
-      </w:r>
-      <w:r>
-        <w:rPr>
-          <w:rFonts w:ascii="Times New Roman" w:eastAsia="Times New Roman" w:hAnsi="Times New Roman" w:cs="Times New Roman"/>
-          <w:iCs/>
-          <w:sz w:val="24"/>
-          <w:szCs w:val="24"/>
-        </w:rPr>
-        <w:t xml:space="preserve"> because </w:t>
-      </w:r>
-      <w:r>
-        <w:rPr>
-          <w:rFonts w:ascii="Times New Roman" w:eastAsia="Times New Roman" w:hAnsi="Times New Roman" w:cs="Times New Roman"/>
-          <w:iCs/>
-          <w:sz w:val="24"/>
-          <w:szCs w:val="24"/>
-        </w:rPr>
-        <w:t>we searched the literature for papers that were discussing boom-busts</w:t>
-      </w:r>
-      <w:r>
-        <w:rPr>
-          <w:rFonts w:ascii="Times New Roman" w:eastAsia="Times New Roman" w:hAnsi="Times New Roman" w:cs="Times New Roman"/>
-          <w:iCs/>
-          <w:sz w:val="24"/>
-          <w:szCs w:val="24"/>
-        </w:rPr>
-        <w:t xml:space="preserve"> (i.e., our sample is biased towards </w:t>
-      </w:r>
-      <w:r>
-        <w:rPr>
-          <w:rFonts w:ascii="Times New Roman" w:eastAsia="Times New Roman" w:hAnsi="Times New Roman" w:cs="Times New Roman"/>
-          <w:iCs/>
-          <w:sz w:val="24"/>
-          <w:szCs w:val="24"/>
-        </w:rPr>
-        <w:t>finding declines)</w:t>
-      </w:r>
-      <w:r>
-        <w:rPr>
-          <w:rFonts w:ascii="Times New Roman" w:eastAsia="Times New Roman" w:hAnsi="Times New Roman" w:cs="Times New Roman"/>
-          <w:iCs/>
-          <w:sz w:val="24"/>
-          <w:szCs w:val="24"/>
-        </w:rPr>
-        <w:t>.</w:t>
-      </w:r>
-      <w:r>
-        <w:rPr>
-          <w:rFonts w:ascii="Times New Roman" w:eastAsia="Times New Roman" w:hAnsi="Times New Roman" w:cs="Times New Roman"/>
-          <w:iCs/>
-          <w:sz w:val="24"/>
-          <w:szCs w:val="24"/>
-        </w:rPr>
-        <w:t xml:space="preserve"> </w:t>
-      </w:r>
-      <w:r>
-        <w:rPr>
-          <w:rFonts w:ascii="Times New Roman" w:eastAsia="Times New Roman" w:hAnsi="Times New Roman" w:cs="Times New Roman"/>
-          <w:iCs/>
-          <w:sz w:val="24"/>
-          <w:szCs w:val="24"/>
-        </w:rPr>
-        <w:t xml:space="preserve"> </w:t>
-      </w:r>
-      <w:r>
-        <w:rPr>
-          <w:rFonts w:ascii="Times New Roman" w:eastAsia="Times New Roman" w:hAnsi="Times New Roman" w:cs="Times New Roman"/>
-          <w:iCs/>
-          <w:sz w:val="24"/>
-          <w:szCs w:val="24"/>
-        </w:rPr>
-        <w:t>A</w:t>
-      </w:r>
-      <w:r>
-        <w:rPr>
-          <w:rFonts w:ascii="Times New Roman" w:eastAsia="Times New Roman" w:hAnsi="Times New Roman" w:cs="Times New Roman"/>
-          <w:iCs/>
-          <w:sz w:val="24"/>
-          <w:szCs w:val="24"/>
-        </w:rPr>
-        <w:t xml:space="preserve">dditionally, </w:t>
-      </w:r>
-      <w:r>
-        <w:rPr>
-          <w:rFonts w:ascii="Times New Roman" w:eastAsia="Times New Roman" w:hAnsi="Times New Roman" w:cs="Times New Roman"/>
-          <w:iCs/>
-          <w:sz w:val="24"/>
-          <w:szCs w:val="24"/>
-        </w:rPr>
-        <w:t>some taxa</w:t>
-      </w:r>
-      <w:r>
-        <w:rPr>
-          <w:rFonts w:ascii="Times New Roman" w:eastAsia="Times New Roman" w:hAnsi="Times New Roman" w:cs="Times New Roman"/>
-          <w:iCs/>
-          <w:sz w:val="24"/>
-          <w:szCs w:val="24"/>
-        </w:rPr>
-        <w:t>, continents and systems may be over</w:t>
-      </w:r>
-      <w:r>
-        <w:rPr>
-          <w:rFonts w:ascii="Times New Roman" w:eastAsia="Times New Roman" w:hAnsi="Times New Roman" w:cs="Times New Roman"/>
-          <w:iCs/>
-          <w:sz w:val="24"/>
-          <w:szCs w:val="24"/>
-        </w:rPr>
-        <w:t>-</w:t>
-      </w:r>
-      <w:r>
-        <w:rPr>
-          <w:rFonts w:ascii="Times New Roman" w:eastAsia="Times New Roman" w:hAnsi="Times New Roman" w:cs="Times New Roman"/>
-          <w:iCs/>
-          <w:sz w:val="24"/>
-          <w:szCs w:val="24"/>
-        </w:rPr>
-        <w:t xml:space="preserve"> or </w:t>
-      </w:r>
-      <w:r>
-        <w:rPr>
-          <w:rFonts w:ascii="Times New Roman" w:eastAsia="Times New Roman" w:hAnsi="Times New Roman" w:cs="Times New Roman"/>
-          <w:iCs/>
-          <w:sz w:val="24"/>
-          <w:szCs w:val="24"/>
-        </w:rPr>
-        <w:t>under-represented</w:t>
-      </w:r>
-      <w:r>
-        <w:rPr>
-          <w:rFonts w:ascii="Times New Roman" w:eastAsia="Times New Roman" w:hAnsi="Times New Roman" w:cs="Times New Roman"/>
-          <w:iCs/>
-          <w:sz w:val="24"/>
-          <w:szCs w:val="24"/>
-        </w:rPr>
-        <w:t xml:space="preserve"> in our sample.</w:t>
-      </w:r>
-      <w:r>
-        <w:rPr>
-          <w:rFonts w:ascii="Times New Roman" w:eastAsia="Times New Roman" w:hAnsi="Times New Roman" w:cs="Times New Roman"/>
-          <w:iCs/>
-          <w:sz w:val="24"/>
-          <w:szCs w:val="24"/>
-        </w:rPr>
-        <w:t xml:space="preserve"> </w:t>
-      </w:r>
-      <w:r>
-        <w:rPr>
-          <w:rFonts w:ascii="Times New Roman" w:eastAsia="Times New Roman" w:hAnsi="Times New Roman" w:cs="Times New Roman"/>
-          <w:iCs/>
-          <w:sz w:val="24"/>
-          <w:szCs w:val="24"/>
-        </w:rPr>
-        <w:t>Notably</w:t>
-      </w:r>
-      <w:r>
-        <w:rPr>
-          <w:rFonts w:ascii="Times New Roman" w:eastAsia="Times New Roman" w:hAnsi="Times New Roman" w:cs="Times New Roman"/>
-          <w:iCs/>
-          <w:sz w:val="24"/>
-          <w:szCs w:val="24"/>
-        </w:rPr>
-        <w:t>,</w:t>
-      </w:r>
-      <w:r>
-        <w:rPr>
-          <w:rFonts w:ascii="Times New Roman" w:eastAsia="Times New Roman" w:hAnsi="Times New Roman" w:cs="Times New Roman"/>
-          <w:iCs/>
-          <w:sz w:val="24"/>
-          <w:szCs w:val="24"/>
-        </w:rPr>
-        <w:t xml:space="preserve"> we found the most time series for</w:t>
-      </w:r>
-      <w:r>
-        <w:rPr>
-          <w:rFonts w:ascii="Times New Roman" w:eastAsia="Times New Roman" w:hAnsi="Times New Roman" w:cs="Times New Roman"/>
-          <w:iCs/>
-          <w:sz w:val="24"/>
-          <w:szCs w:val="24"/>
-        </w:rPr>
-        <w:t xml:space="preserve"> New Zealand mud snails</w:t>
-      </w:r>
-      <w:r>
-        <w:rPr>
-          <w:rFonts w:ascii="Times New Roman" w:eastAsia="Times New Roman" w:hAnsi="Times New Roman" w:cs="Times New Roman"/>
-          <w:iCs/>
-          <w:sz w:val="24"/>
-          <w:szCs w:val="24"/>
-        </w:rPr>
-        <w:t xml:space="preserve"> (</w:t>
-      </w:r>
-      <w:proofErr w:type="spellStart"/>
-      <w:r>
-        <w:rPr>
-          <w:rFonts w:ascii="Times New Roman" w:eastAsia="Times New Roman" w:hAnsi="Times New Roman" w:cs="Times New Roman"/>
-          <w:i/>
-          <w:sz w:val="24"/>
-          <w:szCs w:val="24"/>
-        </w:rPr>
-        <w:t>Potamopyrgus</w:t>
-      </w:r>
-      <w:proofErr w:type="spellEnd"/>
-      <w:r>
-        <w:rPr>
-          <w:rFonts w:ascii="Times New Roman" w:eastAsia="Times New Roman" w:hAnsi="Times New Roman" w:cs="Times New Roman"/>
-          <w:i/>
-          <w:sz w:val="24"/>
-          <w:szCs w:val="24"/>
-        </w:rPr>
-        <w:t xml:space="preserve"> </w:t>
-      </w:r>
-      <w:proofErr w:type="spellStart"/>
-      <w:r>
-        <w:rPr>
-          <w:rFonts w:ascii="Times New Roman" w:eastAsia="Times New Roman" w:hAnsi="Times New Roman" w:cs="Times New Roman"/>
-          <w:i/>
-          <w:sz w:val="24"/>
-          <w:szCs w:val="24"/>
-        </w:rPr>
-        <w:t>antipodarum</w:t>
-      </w:r>
-      <w:proofErr w:type="spellEnd"/>
-      <w:r>
-        <w:rPr>
-          <w:rFonts w:ascii="Times New Roman" w:eastAsia="Times New Roman" w:hAnsi="Times New Roman" w:cs="Times New Roman"/>
-          <w:iCs/>
-          <w:sz w:val="24"/>
-          <w:szCs w:val="24"/>
-        </w:rPr>
-        <w:t>)</w:t>
-      </w:r>
-      <w:r>
-        <w:rPr>
-          <w:rFonts w:ascii="Times New Roman" w:eastAsia="Times New Roman" w:hAnsi="Times New Roman" w:cs="Times New Roman"/>
-          <w:iCs/>
-          <w:sz w:val="24"/>
-          <w:szCs w:val="24"/>
-        </w:rPr>
-        <w:t xml:space="preserve"> </w:t>
-      </w:r>
-      <w:r>
-        <w:rPr>
-          <w:rFonts w:ascii="Times New Roman" w:eastAsia="Times New Roman" w:hAnsi="Times New Roman" w:cs="Times New Roman"/>
-          <w:iCs/>
-          <w:sz w:val="24"/>
-          <w:szCs w:val="24"/>
-        </w:rPr>
-        <w:t xml:space="preserve">which had been compiled in Europe </w:t>
-      </w:r>
-      <w:r>
-        <w:rPr>
-          <w:rFonts w:ascii="Times New Roman" w:eastAsia="Times New Roman" w:hAnsi="Times New Roman" w:cs="Times New Roman"/>
-          <w:iCs/>
-          <w:sz w:val="24"/>
-          <w:szCs w:val="24"/>
-        </w:rPr>
-        <w:fldChar w:fldCharType="begin"/>
-      </w:r>
-      <w:r>
-        <w:rPr>
-          <w:rFonts w:ascii="Times New Roman" w:eastAsia="Times New Roman" w:hAnsi="Times New Roman" w:cs="Times New Roman"/>
-          <w:iCs/>
-          <w:sz w:val="24"/>
-          <w:szCs w:val="24"/>
-        </w:rPr>
-        <w:instrText xml:space="preserve"> ADDIN ZOTERO_ITEM CSL_CITATION {"citationID":"DFoe4TBG","properties":{"formattedCitation":"(Haubrock {\\i{}et al.} 2022)","plainCitation":"(Haubrock et al. 2022)","noteIndex":0},"citationItems":[{"id":90,"uris":["http://zotero.org/users/9972654/items/IPV6Z6PT"],"itemData":{"id":90,"type":"article-journal","abstract":"Globalization has led to the introduction of thousands of alien species worldwide. With growing impacts by invasive species, understanding the invasion process remains critical for predicting adverse effects and informing efficient management. Theoretically, invasion dynamics have been assumed to follow an “invasion curve” (S-­shaped curve of available area invaded over time), but this dynamic has lacked empirical testing using large-­scale data and neglects to consider invader abundances. We propose an “impact curve” describing the impacts generated by invasive species over time based on cumulative abundances. To test this curve's large-­scale applicability, we used the data-r­ ich New Zealand mud snail Potamopyrgus antipodarum, one of the most damaging freshwater invaders that has invaded almost all of Europe. Using long-­term (1979–­2020) abundance and environmental data collected across 306 European sites, we observed that P. antipodarum abundance generally increased through time, with slower population growth at higher latitudes and with lower runoff depth. Fifty-­nine percent of these populations followed the impact curve, characterized by first occurrence, exponential growth, then long-­term saturation. This behaviour is consistent with boom-­bust dynamics, as saturation occurs due to a rapid decline in abundance over time. Across sites, we estimated that impact peaked approximately two decades after first detection, but the rate of progression along the invasion process was influenced by local abiotic conditions. The S-­shaped impact curve may be common among many invasive species that undergo complex invasion dynamics. This provides a potentially unifying approach to advance understanding of large-­scale invasion dynamics and could inform timely management actions to mitigate impacts on ecosystems and economies.","container-title":"Global Change Biology","DOI":"10.1111/gcb.16207","ISSN":"1354-1013, 1365-2486","issue":"15","journalAbbreviation":"Global Change Biology","language":"en","page":"4620-4632","source":"DOI.org (Crossref)","title":"Invasion impacts and dynamics of a European‐wide introduced species","volume":"28","author":[{"family":"Haubrock","given":"Phillip J."},{"family":"Ahmed","given":"Danish A."},{"family":"Cuthbert","given":"Ross N."},{"family":"Stubbington","given":"Rachel"},{"family":"Domisch","given":"Sami"},{"family":"Marquez","given":"Jaime R. G."},{"family":"Beidas","given":"Ayah"},{"family":"Amatulli","given":"Giuseppe"},{"family":"Kiesel","given":"Jens"},{"family":"Shen","given":"Longzhu Q."},{"family":"Soto","given":"Ismael"},{"family":"Angeler","given":"David G."},{"family":"Bonada","given":"Núria"},{"family":"Cañedo‐Argüelles","given":"Miguel"},{"family":"Csabai","given":"Zoltán"},{"family":"Datry","given":"Thibault"},{"family":"Eyto","given":"Elvira","non-dropping-particle":"de"},{"family":"Dohet","given":"Alain"},{"family":"Drohan","given":"Emma"},{"family":"England","given":"Judy"},{"family":"Feio","given":"Maria J."},{"family":"Forio","given":"Marie A. E."},{"family":"Goethals","given":"Peter"},{"family":"Graf","given":"Wolfram"},{"family":"Heino","given":"Jani"},{"family":"Hudgins","given":"Emma J."},{"family":"Jähnig","given":"Sonja C."},{"family":"Johnson","given":"Richard K."},{"family":"Larrañaga","given":"Aitor"},{"family":"Leitner","given":"Patrick"},{"family":"L'Hoste","given":"Lionel"},{"family":"Lizee","given":"Marie‐Helene"},{"family":"Maire","given":"Anthony"},{"family":"Rasmussen","given":"Jes J."},{"family":"Schäfer","given":"Ralf B."},{"family":"Schmidt‐Kloiber","given":"Astrid"},{"family":"Vannevel","given":"Rudy"},{"family":"Várbíró","given":"Gábor"},{"family":"Wiberg‐Larsen","given":"Peter"},{"family":"Haase","given":"Peter"}],"issued":{"date-parts":[["2022",8]]}}}],"schema":"https://github.com/citation-style-language/schema/raw/master/csl-citation.json"} </w:instrText>
-      </w:r>
-      <w:r>
-        <w:rPr>
-          <w:rFonts w:ascii="Times New Roman" w:eastAsia="Times New Roman" w:hAnsi="Times New Roman" w:cs="Times New Roman"/>
-          <w:iCs/>
-          <w:sz w:val="24"/>
-          <w:szCs w:val="24"/>
-        </w:rPr>
-        <w:fldChar w:fldCharType="separate"/>
-      </w:r>
-      <w:r>
-        <w:rPr>
-          <w:rFonts w:ascii="Times New Roman" w:hAnsi="Times New Roman" w:cs="Times New Roman"/>
-          <w:sz w:val="24"/>
-        </w:rPr>
-        <w:t xml:space="preserve">(Haubrock </w:t>
-      </w:r>
-      <w:r>
-        <w:rPr>
-          <w:rFonts w:ascii="Times New Roman" w:hAnsi="Times New Roman" w:cs="Times New Roman"/>
-          <w:i/>
-          <w:iCs/>
-          <w:sz w:val="24"/>
-        </w:rPr>
-        <w:t>et al.</w:t>
-      </w:r>
-      <w:r>
-        <w:rPr>
-          <w:rFonts w:ascii="Times New Roman" w:hAnsi="Times New Roman" w:cs="Times New Roman"/>
-          <w:sz w:val="24"/>
-        </w:rPr>
-        <w:t xml:space="preserve"> 2022)</w:t>
-      </w:r>
-      <w:r>
-        <w:rPr>
-          <w:rFonts w:ascii="Times New Roman" w:eastAsia="Times New Roman" w:hAnsi="Times New Roman" w:cs="Times New Roman"/>
-          <w:iCs/>
-          <w:sz w:val="24"/>
-          <w:szCs w:val="24"/>
-        </w:rPr>
-        <w:fldChar w:fldCharType="end"/>
-      </w:r>
-      <w:r>
-        <w:rPr>
-          <w:rFonts w:ascii="Times New Roman" w:eastAsia="Times New Roman" w:hAnsi="Times New Roman" w:cs="Times New Roman"/>
-          <w:iCs/>
-          <w:sz w:val="24"/>
-          <w:szCs w:val="24"/>
-        </w:rPr>
-        <w:t>. Thus, t</w:t>
-      </w:r>
-      <w:r>
-        <w:rPr>
-          <w:rFonts w:ascii="Times New Roman" w:eastAsia="Times New Roman" w:hAnsi="Times New Roman" w:cs="Times New Roman"/>
-          <w:iCs/>
-          <w:sz w:val="24"/>
-          <w:szCs w:val="24"/>
-        </w:rPr>
-        <w:t xml:space="preserve">he frequency of </w:t>
-      </w:r>
-      <w:r>
-        <w:rPr>
-          <w:rFonts w:ascii="Times New Roman" w:eastAsia="Times New Roman" w:hAnsi="Times New Roman" w:cs="Times New Roman"/>
-          <w:iCs/>
-          <w:sz w:val="24"/>
-          <w:szCs w:val="24"/>
-        </w:rPr>
-        <w:t xml:space="preserve">the </w:t>
-      </w:r>
-      <w:r>
-        <w:rPr>
-          <w:rFonts w:ascii="Times New Roman" w:eastAsia="Times New Roman" w:hAnsi="Times New Roman" w:cs="Times New Roman"/>
-          <w:iCs/>
-          <w:sz w:val="24"/>
-          <w:szCs w:val="24"/>
-        </w:rPr>
-        <w:t xml:space="preserve">categories that include New Zealand mud snails (i.e., Europe, Freshwater, </w:t>
-      </w:r>
-      <w:proofErr w:type="spellStart"/>
-      <w:r>
-        <w:rPr>
-          <w:rFonts w:ascii="Times New Roman" w:eastAsia="Times New Roman" w:hAnsi="Times New Roman" w:cs="Times New Roman"/>
-          <w:iCs/>
-          <w:sz w:val="24"/>
-          <w:szCs w:val="24"/>
-        </w:rPr>
-        <w:t>Gastropoda</w:t>
-      </w:r>
-      <w:proofErr w:type="spellEnd"/>
-      <w:r>
-        <w:rPr>
-          <w:rFonts w:ascii="Times New Roman" w:eastAsia="Times New Roman" w:hAnsi="Times New Roman" w:cs="Times New Roman"/>
-          <w:iCs/>
-          <w:sz w:val="24"/>
-          <w:szCs w:val="24"/>
-        </w:rPr>
-        <w:t xml:space="preserve">, and longevity &lt; 1 year) may be reflecting New Zealand mud snails rather than </w:t>
-      </w:r>
-      <w:r>
-        <w:rPr>
-          <w:rFonts w:ascii="Times New Roman" w:eastAsia="Times New Roman" w:hAnsi="Times New Roman" w:cs="Times New Roman"/>
-          <w:iCs/>
-          <w:sz w:val="24"/>
-          <w:szCs w:val="24"/>
-        </w:rPr>
-        <w:t xml:space="preserve">the </w:t>
-      </w:r>
-      <w:r>
-        <w:rPr>
-          <w:rFonts w:ascii="Times New Roman" w:eastAsia="Times New Roman" w:hAnsi="Times New Roman" w:cs="Times New Roman"/>
-          <w:iCs/>
-          <w:sz w:val="24"/>
-          <w:szCs w:val="24"/>
-        </w:rPr>
         <w:t>entire group.</w:t>
       </w:r>
       <w:r>
@@ -16120,994 +16253,1003 @@
           <w:sz w:val="24"/>
           <w:szCs w:val="24"/>
         </w:rPr>
+        <w:tab/>
+      </w:r>
+      <w:r>
+        <w:rPr>
+          <w:rFonts w:ascii="Times New Roman" w:eastAsia="Times New Roman" w:hAnsi="Times New Roman" w:cs="Times New Roman"/>
+          <w:iCs/>
+          <w:sz w:val="24"/>
+          <w:szCs w:val="24"/>
+        </w:rPr>
+        <w:t xml:space="preserve">When assessing </w:t>
+      </w:r>
+      <w:r>
+        <w:rPr>
+          <w:rFonts w:ascii="Times New Roman" w:eastAsia="Times New Roman" w:hAnsi="Times New Roman" w:cs="Times New Roman"/>
+          <w:iCs/>
+          <w:sz w:val="24"/>
+          <w:szCs w:val="24"/>
+        </w:rPr>
+        <w:t>populations</w:t>
+      </w:r>
+      <w:r>
+        <w:rPr>
+          <w:rFonts w:ascii="Times New Roman" w:eastAsia="Times New Roman" w:hAnsi="Times New Roman" w:cs="Times New Roman"/>
+          <w:iCs/>
+          <w:sz w:val="24"/>
+          <w:szCs w:val="24"/>
+        </w:rPr>
+        <w:t xml:space="preserve"> declines</w:t>
+      </w:r>
+      <w:r>
+        <w:rPr>
+          <w:rFonts w:ascii="Times New Roman" w:eastAsia="Times New Roman" w:hAnsi="Times New Roman" w:cs="Times New Roman"/>
+          <w:iCs/>
+          <w:sz w:val="24"/>
+          <w:szCs w:val="24"/>
+        </w:rPr>
+        <w:t xml:space="preserve"> </w:t>
+      </w:r>
+      <w:r>
+        <w:rPr>
+          <w:rFonts w:ascii="Times New Roman" w:eastAsia="Times New Roman" w:hAnsi="Times New Roman" w:cs="Times New Roman"/>
+          <w:iCs/>
+          <w:sz w:val="24"/>
+          <w:szCs w:val="24"/>
+        </w:rPr>
+        <w:t>within different populations of the same</w:t>
+      </w:r>
+      <w:r>
+        <w:rPr>
+          <w:rFonts w:ascii="Times New Roman" w:eastAsia="Times New Roman" w:hAnsi="Times New Roman" w:cs="Times New Roman"/>
+          <w:iCs/>
+          <w:sz w:val="24"/>
+          <w:szCs w:val="24"/>
+        </w:rPr>
+        <w:t xml:space="preserve"> </w:t>
+      </w:r>
+      <w:r>
+        <w:rPr>
+          <w:rFonts w:ascii="Times New Roman" w:eastAsia="Times New Roman" w:hAnsi="Times New Roman" w:cs="Times New Roman"/>
+          <w:iCs/>
+          <w:sz w:val="24"/>
+          <w:szCs w:val="24"/>
+        </w:rPr>
+        <w:t xml:space="preserve">invasive </w:t>
+      </w:r>
+      <w:r>
+        <w:rPr>
+          <w:rFonts w:ascii="Times New Roman" w:eastAsia="Times New Roman" w:hAnsi="Times New Roman" w:cs="Times New Roman"/>
+          <w:iCs/>
+          <w:sz w:val="24"/>
+          <w:szCs w:val="24"/>
+        </w:rPr>
+        <w:t>species,</w:t>
+      </w:r>
+      <w:r>
+        <w:rPr>
+          <w:rFonts w:ascii="Times New Roman" w:eastAsia="Times New Roman" w:hAnsi="Times New Roman" w:cs="Times New Roman"/>
+          <w:iCs/>
+          <w:sz w:val="24"/>
+          <w:szCs w:val="24"/>
+        </w:rPr>
+        <w:t xml:space="preserve"> studies indicate that not every population </w:t>
+      </w:r>
+      <w:r>
+        <w:rPr>
+          <w:rFonts w:ascii="Times New Roman" w:eastAsia="Times New Roman" w:hAnsi="Times New Roman" w:cs="Times New Roman"/>
+          <w:iCs/>
+          <w:sz w:val="24"/>
+          <w:szCs w:val="24"/>
+        </w:rPr>
+        <w:t xml:space="preserve">experiences declines </w:t>
+      </w:r>
+      <w:r>
+        <w:rPr>
+          <w:rFonts w:ascii="Times New Roman" w:eastAsia="Times New Roman" w:hAnsi="Times New Roman" w:cs="Times New Roman"/>
+          <w:iCs/>
+          <w:sz w:val="24"/>
+          <w:szCs w:val="24"/>
+        </w:rPr>
+        <w:fldChar w:fldCharType="begin"/>
+      </w:r>
+      <w:r>
+        <w:rPr>
+          <w:rFonts w:ascii="Times New Roman" w:eastAsia="Times New Roman" w:hAnsi="Times New Roman" w:cs="Times New Roman"/>
+          <w:iCs/>
+          <w:sz w:val="24"/>
+          <w:szCs w:val="24"/>
+        </w:rPr>
+        <w:instrText xml:space="preserve"> ADDIN ZOTERO_ITEM CSL_CITATION {"citationID":"QyMt1D0O","properties":{"formattedCitation":"(Cooling {\\i{}et al.} 2012; Haubrock {\\i{}et al.} 2022; Larson {\\i{}et al.} 2019; Sandstr\\uc0\\u246{}m {\\i{}et al.} 2014; Tyler 2010)","plainCitation":"(Cooling et al. 2012; Haubrock et al. 2022; Larson et al. 2019; Sandström et al. 2014; Tyler 2010)","noteIndex":0},"citationItems":[{"id":237,"uris":["http://zotero.org/users/9972654/items/PGCIIC5E"],"itemData":{"id":237,"type":"article-journal","abstract":"Synergies between invasive species and climate change are widely considered to be a major biodiversity threat. However, invasive species are also hypothesized to be susceptible to population collapse, as we demonstrate for a globally important invasive species in New Zealand. We observed Argentine ant populations to have collapsed in 40 per cent of surveyed sites. Populations had a mean survival time of 14.1 years (95% CI = 12.9–15.3 years). Resident ant communities had recovered or partly recovered after their collapse. Our models suggest that climate change will delay colony collapse, as increasing temperature and decreasing rainfall significantly increased their longevity, but only by a few years. Economic and environmental costs of invasive species may be small if populations collapse on their own accord.","container-title":"Biology Letters","DOI":"10.1098/rsbl.2011.1014","ISSN":"1744-9561, 1744-957X","issue":"3","journalAbbreviation":"Biol. Lett.","language":"en","page":"430-433","source":"DOI.org (Crossref)","title":"The widespread collapse of an invasive species: Argentine ants ( &lt;i&gt;Linepithema humile&lt;/i&gt; ) in New Zealand","title-short":"The widespread collapse of an invasive species","volume":"8","author":[{"family":"Cooling","given":"Meghan"},{"family":"Hartley","given":"Stephen"},{"family":"Sim","given":"Dalice A."},{"family":"Lester","given":"Philip J."}],"issued":{"date-parts":[["2012",6,23]]}}},{"id":90,"uris":["http://zotero.org/users/9972654/items/IPV6Z6PT"],"itemData":{"id":90,"type":"article-journal","abstract":"Globalization has led to the introduction of thousands of alien species worldwide. With growing impacts by invasive species, understanding the invasion process remains critical for predicting adverse effects and informing efficient management. Theoretically, invasion dynamics have been assumed to follow an “invasion curve” (S-­shaped curve of available area invaded over time), but this dynamic has lacked empirical testing using large-­scale data and neglects to consider invader abundances. We propose an “impact curve” describing the impacts generated by invasive species over time based on cumulative abundances. To test this curve's large-­scale applicability, we used the data-r­ ich New Zealand mud snail Potamopyrgus antipodarum, one of the most damaging freshwater invaders that has invaded almost all of Europe. Using long-­term (1979–­2020) abundance and environmental data collected across 306 European sites, we observed that P. antipodarum abundance generally increased through time, with slower population growth at higher latitudes and with lower runoff depth. Fifty-­nine percent of these populations followed the impact curve, characterized by first occurrence, exponential growth, then long-­term saturation. This behaviour is consistent with boom-­bust dynamics, as saturation occurs due to a rapid decline in abundance over time. Across sites, we estimated that impact peaked approximately two decades after first detection, but the rate of progression along the invasion process was influenced by local abiotic conditions. The S-­shaped impact curve may be common among many invasive species that undergo complex invasion dynamics. This provides a potentially unifying approach to advance understanding of large-­scale invasion dynamics and could inform timely management actions to mitigate impacts on ecosystems and economies.","container-title":"Global Change Biology","DOI":"10.1111/gcb.16207","ISSN":"1354-1013, 1365-2486","issue":"15","journalAbbreviation":"Global Change Biology","language":"en","page":"4620-4632","source":"DOI.org (Crossref)","title":"Invasion impacts and dynamics of a European‐wide introduced species","volume":"28","author":[{"family":"Haubrock","given":"Phillip J."},{"family":"Ahmed","given":"Danish A."},{"family":"Cuthbert","given":"Ross N."},{"family":"Stubbington","given":"Rachel"},{"family":"Domisch","given":"Sami"},{"family":"Marquez","given":"Jaime R. G."},{"family":"Beidas","given":"Ayah"},{"family":"Amatulli","given":"Giuseppe"},{"family":"Kiesel","given":"Jens"},{"family":"Shen","given":"Longzhu Q."},{"family":"Soto","given":"Ismael"},{"family":"Angeler","given":"David G."},{"family":"Bonada","given":"Núria"},{"family":"Cañedo‐Argüelles","given":"Miguel"},{"family":"Csabai","given":"Zoltán"},{"family":"Datry","given":"Thibault"},{"family":"Eyto","given":"Elvira","non-dropping-particle":"de"},{"family":"Dohet","given":"Alain"},{"family":"Drohan","given":"Emma"},{"family":"England","given":"Judy"},{"family":"Feio","given":"Maria J."},{"family":"Forio","given":"Marie A. E."},{"family":"Goethals","given":"Peter"},{"family":"Graf","given":"Wolfram"},{"family":"Heino","given":"Jani"},{"family":"Hudgins","given":"Emma J."},{"family":"Jähnig","given":"Sonja C."},{"family":"Johnson","given":"Richard K."},{"family":"Larrañaga","given":"Aitor"},{"family":"Leitner","given":"Patrick"},{"family":"L'Hoste","given":"Lionel"},{"family":"Lizee","given":"Marie‐Helene"},{"family":"Maire","given":"Anthony"},{"family":"Rasmussen","given":"Jes J."},{"family":"Schäfer","given":"Ralf B."},{"family":"Schmidt‐Kloiber","given":"Astrid"},{"family":"Vannevel","given":"Rudy"},{"family":"Várbíró","given":"Gábor"},{"family":"Wiberg‐Larsen","given":"Peter"},{"family":"Haase","given":"Peter"}],"issued":{"date-parts":[["2022",8]]}}},{"id":1311,"uris":["http://zotero.org/users/9972654/items/FJ4Y6MBA"],"itemData":{"id":1311,"type":"article-journal","abstract":"Invasive nonindigenous species are defined by their impacts: they substantially change native communities or ecosystems. Accordingly, invasive species might transform their habitats in ways that eventually become unfavorable to them, causing population declines or even extirpations. Here we use over 40 yr of systematically collected data on the abundance of the invasive rusty crayfish Faxonius rusticus from 17 lakes in northern Wisconsin, USA to explore whether population declines of this invader are related to the prevalence of rocky habitat, which shelters crayfish from predators and is unchanged by crayfish. We predicted that lakes with rock-dominated substrates would be resistant to F. rusticus population declines, whereas lakes lacking rock-dominated substrates would experience F. rusticus declines due to crayfish destruction of shelter-providing macrophytes. We found that in nearly one-half (47%) of the study lakes, F. rusticus experienced population declines over the study time period, and these lakes had significantly lower proportions of rock substrate than lakes that did not experience population declines. We recommend that more studies should investigate the potential for invasive species-mediated community or ecosystem feedbacks to eventually contribute to their own population declines.","container-title":"Ecology","DOI":"10.1002/ecy.2659","ISSN":"0012-9658, 1939-9170","issue":"5","journalAbbreviation":"Ecology","language":"en","page":"e02659","source":"DOI.org (Crossref)","title":"Habitat explains patterns of population decline for an invasive crayfish","volume":"100","author":[{"family":"Larson","given":"Eric R."},{"family":"Kreps","given":"Timothy A."},{"family":"Peters","given":"Brett"},{"family":"Peters","given":"Jody A."},{"family":"Lodge","given":"David M."}],"issued":{"date-parts":[["2019",5]]}}},{"id":199,"uris":["http://zotero.org/users/9972654/items/VFU2AJ2S"],"itemData":{"id":199,"type":"article-journal","container-title":"Biological Invasions","DOI":"10.1007/s10530-014-0641-1","ISSN":"1387-3547, 1573-1464","issue":"9","journalAbbreviation":"Biol Invasions","language":"en","page":"1961-1977","source":"DOI.org (Crossref)","title":"Population collapses in introduced non-indigenous crayfish","volume":"16","author":[{"family":"Sandström","given":"Alfred"},{"family":"Andersson","given":"Magnus"},{"family":"Asp","given":"Anders"},{"family":"Bohman","given":"Patrik"},{"family":"Edsman","given":"Lennart"},{"family":"Engdahl","given":"Fredrik"},{"family":"Nyström","given":"Per"},{"family":"Stenberg","given":"Marika"},{"family":"Hertonsson","given":"Pia"},{"family":"Vrålstad","given":"Trude"},{"family":"Granèli","given":"Wilhelm"}],"issued":{"date-parts":[["2014",9]]}}},{"id":4386,"uris":["http://zotero.org/users/9972654/items/AZBWA75G"],"itemData":{"id":4386,"type":"article-journal","abstract":"Snow is a major determinant of forage availability for reindeer and caribou (Rangifer tarandus; hereafter Rangifer) in winter and is, consequently, a medium through which climate variation may inﬂuence population dynamics in this species. Periodic ‘‘icing’’ of winter ranges, where interludes of mild weather result in formation of crusted snow and basal ice that restrict access to forage, is held to be a cause of mass starvation, catastrophic declines in numbers, and even extirpation of local populations. It has been suggested that warming of the Arctic may result in increased frequency of winters with unfavorable snow and ice conditions, with serious consequences for Rangifer. This paper examines data on major declines in populations of Rangifer to determine the mechanism(s) of these events and the role of snow and ice conditions in them. Thirty-one declines, involving numerical decreases between 25% and 99%, were identiﬁed in 12 populations. Declines were of two types: the negative phase of irruptive oscillations, mainly associated with populations introduced into new habitat, and numerical ﬂuctuation in persistently unstable established populations. The mechanisms of decline differed widely in both categories, ranging from wholly mortality to almost wholly emigration. In all cases, the observed dynamics are best interpreted as a product of interaction between internal processes (density dependence) and the external abiotic conditions (density independence). The strength and the form of density independence, parameterized in terms of local weather or large-scale climate, varies widely between populations, reﬂecting the enormous range of climate conditions across the circumpolar distribution of Rangifer. This complicates the search for abiotic components likely to be consistently important determinants of population growth in the species. There are few data demonstrating the presence of extensive hard snow or basal ice on ranges during winter(s) in which populations declined, and none conﬁrming ice as a ubiquitous and potent agent in the dynamics of Rangifer. Instead, where the simultaneous effects of density-dependent and density-independent factors are examined across the full temporal record of dynamics, climatic conditions associated with increased amounts of snow or winter warming are generally found to enhance the abundance of animals, at least in established populations.","container-title":"Ecological Monographs","DOI":"10.1890/09-1070.1","ISSN":"0012-9615, 1557-7015","issue":"2","journalAbbreviation":"Ecological Monographs","language":"en","license":"http://onlinelibrary.wiley.com/termsAndConditions#vor","page":"197-219","source":"DOI.org (Crossref)","title":"Climate, snow, ice, crashes, and declines in populations of reindeer and caribou (Rangifer tarandus L.)","volume":"80","author":[{"family":"Tyler","given":"N. J. C."}],"issued":{"date-parts":[["2010",5]]}}}],"schema":"https://github.com/citation-style-language/schema/raw/master/csl-citation.json"} </w:instrText>
+      </w:r>
+      <w:r>
+        <w:rPr>
+          <w:rFonts w:ascii="Times New Roman" w:eastAsia="Times New Roman" w:hAnsi="Times New Roman" w:cs="Times New Roman"/>
+          <w:iCs/>
+          <w:sz w:val="24"/>
+          <w:szCs w:val="24"/>
+        </w:rPr>
+        <w:fldChar w:fldCharType="separate"/>
+      </w:r>
+      <w:r>
+        <w:rPr>
+          <w:rFonts w:ascii="Times New Roman" w:hAnsi="Times New Roman" w:cs="Times New Roman"/>
+          <w:sz w:val="24"/>
+        </w:rPr>
+        <w:t xml:space="preserve">(Cooling </w:t>
+      </w:r>
+      <w:r>
+        <w:rPr>
+          <w:rFonts w:ascii="Times New Roman" w:hAnsi="Times New Roman" w:cs="Times New Roman"/>
+          <w:i/>
+          <w:iCs/>
+          <w:sz w:val="24"/>
+        </w:rPr>
+        <w:t>et al.</w:t>
+      </w:r>
+      <w:r>
+        <w:rPr>
+          <w:rFonts w:ascii="Times New Roman" w:hAnsi="Times New Roman" w:cs="Times New Roman"/>
+          <w:sz w:val="24"/>
+        </w:rPr>
+        <w:t xml:space="preserve"> 2012; Haubrock </w:t>
+      </w:r>
+      <w:r>
+        <w:rPr>
+          <w:rFonts w:ascii="Times New Roman" w:hAnsi="Times New Roman" w:cs="Times New Roman"/>
+          <w:i/>
+          <w:iCs/>
+          <w:sz w:val="24"/>
+        </w:rPr>
+        <w:t>et al.</w:t>
+      </w:r>
+      <w:r>
+        <w:rPr>
+          <w:rFonts w:ascii="Times New Roman" w:hAnsi="Times New Roman" w:cs="Times New Roman"/>
+          <w:sz w:val="24"/>
+        </w:rPr>
+        <w:t xml:space="preserve"> 2022; Larson </w:t>
+      </w:r>
+      <w:r>
+        <w:rPr>
+          <w:rFonts w:ascii="Times New Roman" w:hAnsi="Times New Roman" w:cs="Times New Roman"/>
+          <w:i/>
+          <w:iCs/>
+          <w:sz w:val="24"/>
+        </w:rPr>
+        <w:t>et al.</w:t>
+      </w:r>
+      <w:r>
+        <w:rPr>
+          <w:rFonts w:ascii="Times New Roman" w:hAnsi="Times New Roman" w:cs="Times New Roman"/>
+          <w:sz w:val="24"/>
+        </w:rPr>
+        <w:t xml:space="preserve"> 2019; Sandström </w:t>
+      </w:r>
+      <w:r>
+        <w:rPr>
+          <w:rFonts w:ascii="Times New Roman" w:hAnsi="Times New Roman" w:cs="Times New Roman"/>
+          <w:i/>
+          <w:iCs/>
+          <w:sz w:val="24"/>
+        </w:rPr>
+        <w:t>et al.</w:t>
+      </w:r>
+      <w:r>
+        <w:rPr>
+          <w:rFonts w:ascii="Times New Roman" w:hAnsi="Times New Roman" w:cs="Times New Roman"/>
+          <w:sz w:val="24"/>
+        </w:rPr>
+        <w:t xml:space="preserve"> 2014; Tyler 2010)</w:t>
+      </w:r>
+      <w:r>
+        <w:rPr>
+          <w:rFonts w:ascii="Times New Roman" w:eastAsia="Times New Roman" w:hAnsi="Times New Roman" w:cs="Times New Roman"/>
+          <w:iCs/>
+          <w:sz w:val="24"/>
+          <w:szCs w:val="24"/>
+        </w:rPr>
+        <w:fldChar w:fldCharType="end"/>
+      </w:r>
+      <w:r>
+        <w:rPr>
+          <w:rFonts w:ascii="Times New Roman" w:eastAsia="Times New Roman" w:hAnsi="Times New Roman" w:cs="Times New Roman"/>
+          <w:iCs/>
+          <w:sz w:val="24"/>
+          <w:szCs w:val="24"/>
+        </w:rPr>
+        <w:t>.</w:t>
+      </w:r>
+      <w:r>
+        <w:rPr>
+          <w:rFonts w:ascii="Times New Roman" w:eastAsia="Times New Roman" w:hAnsi="Times New Roman" w:cs="Times New Roman"/>
+          <w:iCs/>
+          <w:sz w:val="24"/>
+          <w:szCs w:val="24"/>
+        </w:rPr>
+        <w:t xml:space="preserve">  </w:t>
+      </w:r>
+      <w:r>
+        <w:rPr>
+          <w:rFonts w:ascii="Times New Roman" w:eastAsia="Times New Roman" w:hAnsi="Times New Roman" w:cs="Times New Roman"/>
+          <w:iCs/>
+          <w:sz w:val="24"/>
+          <w:szCs w:val="24"/>
+        </w:rPr>
+        <w:t xml:space="preserve">The best data </w:t>
+      </w:r>
+      <w:r>
+        <w:rPr>
+          <w:rFonts w:ascii="Times New Roman" w:eastAsia="Times New Roman" w:hAnsi="Times New Roman" w:cs="Times New Roman"/>
+          <w:iCs/>
+          <w:sz w:val="24"/>
+          <w:szCs w:val="24"/>
+        </w:rPr>
+        <w:t>for</w:t>
+      </w:r>
+      <w:r>
+        <w:rPr>
+          <w:rFonts w:ascii="Times New Roman" w:eastAsia="Times New Roman" w:hAnsi="Times New Roman" w:cs="Times New Roman"/>
+          <w:iCs/>
+          <w:sz w:val="24"/>
+          <w:szCs w:val="24"/>
+        </w:rPr>
+        <w:t xml:space="preserve"> assess</w:t>
+      </w:r>
+      <w:r>
+        <w:rPr>
+          <w:rFonts w:ascii="Times New Roman" w:eastAsia="Times New Roman" w:hAnsi="Times New Roman" w:cs="Times New Roman"/>
+          <w:iCs/>
+          <w:sz w:val="24"/>
+          <w:szCs w:val="24"/>
+        </w:rPr>
+        <w:t xml:space="preserve">ing  </w:t>
+      </w:r>
+      <w:r>
+        <w:rPr>
+          <w:rFonts w:ascii="Times New Roman" w:eastAsia="Times New Roman" w:hAnsi="Times New Roman" w:cs="Times New Roman"/>
+          <w:iCs/>
+          <w:sz w:val="24"/>
+          <w:szCs w:val="24"/>
+        </w:rPr>
+        <w:t>population</w:t>
+      </w:r>
+      <w:r>
+        <w:rPr>
+          <w:rFonts w:ascii="Times New Roman" w:eastAsia="Times New Roman" w:hAnsi="Times New Roman" w:cs="Times New Roman"/>
+          <w:iCs/>
+          <w:sz w:val="24"/>
+          <w:szCs w:val="24"/>
+        </w:rPr>
+        <w:t xml:space="preserve"> declines within </w:t>
+      </w:r>
+      <w:r>
+        <w:rPr>
+          <w:rFonts w:ascii="Times New Roman" w:eastAsia="Times New Roman" w:hAnsi="Times New Roman" w:cs="Times New Roman"/>
+          <w:iCs/>
+          <w:sz w:val="24"/>
+          <w:szCs w:val="24"/>
+        </w:rPr>
+        <w:t>the same species</w:t>
+      </w:r>
+      <w:r>
+        <w:rPr>
+          <w:rFonts w:ascii="Times New Roman" w:eastAsia="Times New Roman" w:hAnsi="Times New Roman" w:cs="Times New Roman"/>
+          <w:iCs/>
+          <w:sz w:val="24"/>
+          <w:szCs w:val="24"/>
+        </w:rPr>
+        <w:t xml:space="preserve"> are</w:t>
+      </w:r>
+      <w:r>
+        <w:rPr>
+          <w:rFonts w:ascii="Times New Roman" w:eastAsia="Times New Roman" w:hAnsi="Times New Roman" w:cs="Times New Roman"/>
+          <w:iCs/>
+          <w:sz w:val="24"/>
+          <w:szCs w:val="24"/>
+        </w:rPr>
+        <w:t xml:space="preserve"> compile</w:t>
+      </w:r>
+      <w:r>
+        <w:rPr>
+          <w:rFonts w:ascii="Times New Roman" w:eastAsia="Times New Roman" w:hAnsi="Times New Roman" w:cs="Times New Roman"/>
+          <w:iCs/>
+          <w:sz w:val="24"/>
+          <w:szCs w:val="24"/>
+        </w:rPr>
+        <w:t>d list</w:t>
+      </w:r>
+      <w:r>
+        <w:rPr>
+          <w:rFonts w:ascii="Times New Roman" w:eastAsia="Times New Roman" w:hAnsi="Times New Roman" w:cs="Times New Roman"/>
+          <w:iCs/>
+          <w:sz w:val="24"/>
+          <w:szCs w:val="24"/>
+        </w:rPr>
+        <w:t>s</w:t>
+      </w:r>
+      <w:r>
+        <w:rPr>
+          <w:rFonts w:ascii="Times New Roman" w:eastAsia="Times New Roman" w:hAnsi="Times New Roman" w:cs="Times New Roman"/>
+          <w:iCs/>
+          <w:sz w:val="24"/>
+          <w:szCs w:val="24"/>
+        </w:rPr>
+        <w:t xml:space="preserve"> of</w:t>
+      </w:r>
+      <w:r>
+        <w:rPr>
+          <w:rFonts w:ascii="Times New Roman" w:eastAsia="Times New Roman" w:hAnsi="Times New Roman" w:cs="Times New Roman"/>
+          <w:iCs/>
+          <w:sz w:val="24"/>
+          <w:szCs w:val="24"/>
+        </w:rPr>
+        <w:t xml:space="preserve"> time series of </w:t>
+      </w:r>
+      <w:r>
+        <w:rPr>
+          <w:rFonts w:ascii="Times New Roman" w:eastAsia="Times New Roman" w:hAnsi="Times New Roman" w:cs="Times New Roman"/>
+          <w:iCs/>
+          <w:sz w:val="24"/>
+          <w:szCs w:val="24"/>
+        </w:rPr>
+        <w:t>different populations of the same species</w:t>
+      </w:r>
+      <w:r>
+        <w:rPr>
+          <w:rFonts w:ascii="Times New Roman" w:eastAsia="Times New Roman" w:hAnsi="Times New Roman" w:cs="Times New Roman"/>
+          <w:iCs/>
+          <w:sz w:val="24"/>
+          <w:szCs w:val="24"/>
+        </w:rPr>
+        <w:t xml:space="preserve"> </w:t>
+      </w:r>
+      <w:r>
+        <w:rPr>
+          <w:rFonts w:ascii="Times New Roman" w:eastAsia="Times New Roman" w:hAnsi="Times New Roman" w:cs="Times New Roman"/>
+          <w:iCs/>
+          <w:sz w:val="24"/>
+          <w:szCs w:val="24"/>
+        </w:rPr>
+        <w:fldChar w:fldCharType="begin"/>
+      </w:r>
+      <w:r>
+        <w:rPr>
+          <w:rFonts w:ascii="Times New Roman" w:eastAsia="Times New Roman" w:hAnsi="Times New Roman" w:cs="Times New Roman"/>
+          <w:iCs/>
+          <w:sz w:val="24"/>
+          <w:szCs w:val="24"/>
+        </w:rPr>
+        <w:instrText xml:space="preserve"> ADDIN ZOTERO_ITEM CSL_CITATION {"citationID":"AZEFPId4","properties":{"formattedCitation":"(Haubrock {\\i{}et al.} 2022; Larson {\\i{}et al.} 2019; Sandstr\\uc0\\u246{}m {\\i{}et al.} 2014; Tyler 2010)","plainCitation":"(Haubrock et al. 2022; Larson et al. 2019; Sandström et al. 2014; Tyler 2010)","noteIndex":0},"citationItems":[{"id":90,"uris":["http://zotero.org/users/9972654/items/IPV6Z6PT"],"itemData":{"id":90,"type":"article-journal","abstract":"Globalization has led to the introduction of thousands of alien species worldwide. With growing impacts by invasive species, understanding the invasion process remains critical for predicting adverse effects and informing efficient management. Theoretically, invasion dynamics have been assumed to follow an “invasion curve” (S-­shaped curve of available area invaded over time), but this dynamic has lacked empirical testing using large-­scale data and neglects to consider invader abundances. We propose an “impact curve” describing the impacts generated by invasive species over time based on cumulative abundances. To test this curve's large-­scale applicability, we used the data-r­ ich New Zealand mud snail Potamopyrgus antipodarum, one of the most damaging freshwater invaders that has invaded almost all of Europe. Using long-­term (1979–­2020) abundance and environmental data collected across 306 European sites, we observed that P. antipodarum abundance generally increased through time, with slower population growth at higher latitudes and with lower runoff depth. Fifty-­nine percent of these populations followed the impact curve, characterized by first occurrence, exponential growth, then long-­term saturation. This behaviour is consistent with boom-­bust dynamics, as saturation occurs due to a rapid decline in abundance over time. Across sites, we estimated that impact peaked approximately two decades after first detection, but the rate of progression along the invasion process was influenced by local abiotic conditions. The S-­shaped impact curve may be common among many invasive species that undergo complex invasion dynamics. This provides a potentially unifying approach to advance understanding of large-­scale invasion dynamics and could inform timely management actions to mitigate impacts on ecosystems and economies.","container-title":"Global Change Biology","DOI":"10.1111/gcb.16207","ISSN":"1354-1013, 1365-2486","issue":"15","journalAbbreviation":"Global Change Biology","language":"en","page":"4620-4632","source":"DOI.org (Crossref)","title":"Invasion impacts and dynamics of a European‐wide introduced species","volume":"28","author":[{"family":"Haubrock","given":"Phillip J."},{"family":"Ahmed","given":"Danish A."},{"family":"Cuthbert","given":"Ross N."},{"family":"Stubbington","given":"Rachel"},{"family":"Domisch","given":"Sami"},{"family":"Marquez","given":"Jaime R. G."},{"family":"Beidas","given":"Ayah"},{"family":"Amatulli","given":"Giuseppe"},{"family":"Kiesel","given":"Jens"},{"family":"Shen","given":"Longzhu Q."},{"family":"Soto","given":"Ismael"},{"family":"Angeler","given":"David G."},{"family":"Bonada","given":"Núria"},{"family":"Cañedo‐Argüelles","given":"Miguel"},{"family":"Csabai","given":"Zoltán"},{"family":"Datry","given":"Thibault"},{"family":"Eyto","given":"Elvira","non-dropping-particle":"de"},{"family":"Dohet","given":"Alain"},{"family":"Drohan","given":"Emma"},{"family":"England","given":"Judy"},{"family":"Feio","given":"Maria J."},{"family":"Forio","given":"Marie A. E."},{"family":"Goethals","given":"Peter"},{"family":"Graf","given":"Wolfram"},{"family":"Heino","given":"Jani"},{"family":"Hudgins","given":"Emma J."},{"family":"Jähnig","given":"Sonja C."},{"family":"Johnson","given":"Richard K."},{"family":"Larrañaga","given":"Aitor"},{"family":"Leitner","given":"Patrick"},{"family":"L'Hoste","given":"Lionel"},{"family":"Lizee","given":"Marie‐Helene"},{"family":"Maire","given":"Anthony"},{"family":"Rasmussen","given":"Jes J."},{"family":"Schäfer","given":"Ralf B."},{"family":"Schmidt‐Kloiber","given":"Astrid"},{"family":"Vannevel","given":"Rudy"},{"family":"Várbíró","given":"Gábor"},{"family":"Wiberg‐Larsen","given":"Peter"},{"family":"Haase","given":"Peter"}],"issued":{"date-parts":[["2022",8]]}}},{"id":1311,"uris":["http://zotero.org/users/9972654/items/FJ4Y6MBA"],"itemData":{"id":1311,"type":"article-journal","abstract":"Invasive nonindigenous species are defined by their impacts: they substantially change native communities or ecosystems. Accordingly, invasive species might transform their habitats in ways that eventually become unfavorable to them, causing population declines or even extirpations. Here we use over 40 yr of systematically collected data on the abundance of the invasive rusty crayfish Faxonius rusticus from 17 lakes in northern Wisconsin, USA to explore whether population declines of this invader are related to the prevalence of rocky habitat, which shelters crayfish from predators and is unchanged by crayfish. We predicted that lakes with rock-dominated substrates would be resistant to F. rusticus population declines, whereas lakes lacking rock-dominated substrates would experience F. rusticus declines due to crayfish destruction of shelter-providing macrophytes. We found that in nearly one-half (47%) of the study lakes, F. rusticus experienced population declines over the study time period, and these lakes had significantly lower proportions of rock substrate than lakes that did not experience population declines. We recommend that more studies should investigate the potential for invasive species-mediated community or ecosystem feedbacks to eventually contribute to their own population declines.","container-title":"Ecology","DOI":"10.1002/ecy.2659","ISSN":"0012-9658, 1939-9170","issue":"5","journalAbbreviation":"Ecology","language":"en","page":"e02659","source":"DOI.org (Crossref)","title":"Habitat explains patterns of population decline for an invasive crayfish","volume":"100","author":[{"family":"Larson","given":"Eric R."},{"family":"Kreps","given":"Timothy A."},{"family":"Peters","given":"Brett"},{"family":"Peters","given":"Jody A."},{"family":"Lodge","given":"David M."}],"issued":{"date-parts":[["2019",5]]}}},{"id":199,"uris":["http://zotero.org/users/9972654/items/VFU2AJ2S"],"itemData":{"id":199,"type":"article-journal","container-title":"Biological Invasions","DOI":"10.1007/s10530-014-0641-1","ISSN":"1387-3547, 1573-1464","issue":"9","journalAbbreviation":"Biol Invasions","language":"en","page":"1961-1977","source":"DOI.org (Crossref)","title":"Population collapses in introduced non-indigenous crayfish","volume":"16","author":[{"family":"Sandström","given":"Alfred"},{"family":"Andersson","given":"Magnus"},{"family":"Asp","given":"Anders"},{"family":"Bohman","given":"Patrik"},{"family":"Edsman","given":"Lennart"},{"family":"Engdahl","given":"Fredrik"},{"family":"Nyström","given":"Per"},{"family":"Stenberg","given":"Marika"},{"family":"Hertonsson","given":"Pia"},{"family":"Vrålstad","given":"Trude"},{"family":"Granèli","given":"Wilhelm"}],"issued":{"date-parts":[["2014",9]]}}},{"id":4386,"uris":["http://zotero.org/users/9972654/items/AZBWA75G"],"itemData":{"id":4386,"type":"article-journal","abstract":"Snow is a major determinant of forage availability for reindeer and caribou (Rangifer tarandus; hereafter Rangifer) in winter and is, consequently, a medium through which climate variation may inﬂuence population dynamics in this species. Periodic ‘‘icing’’ of winter ranges, where interludes of mild weather result in formation of crusted snow and basal ice that restrict access to forage, is held to be a cause of mass starvation, catastrophic declines in numbers, and even extirpation of local populations. It has been suggested that warming of the Arctic may result in increased frequency of winters with unfavorable snow and ice conditions, with serious consequences for Rangifer. This paper examines data on major declines in populations of Rangifer to determine the mechanism(s) of these events and the role of snow and ice conditions in them. Thirty-one declines, involving numerical decreases between 25% and 99%, were identiﬁed in 12 populations. Declines were of two types: the negative phase of irruptive oscillations, mainly associated with populations introduced into new habitat, and numerical ﬂuctuation in persistently unstable established populations. The mechanisms of decline differed widely in both categories, ranging from wholly mortality to almost wholly emigration. In all cases, the observed dynamics are best interpreted as a product of interaction between internal processes (density dependence) and the external abiotic conditions (density independence). The strength and the form of density independence, parameterized in terms of local weather or large-scale climate, varies widely between populations, reﬂecting the enormous range of climate conditions across the circumpolar distribution of Rangifer. This complicates the search for abiotic components likely to be consistently important determinants of population growth in the species. There are few data demonstrating the presence of extensive hard snow or basal ice on ranges during winter(s) in which populations declined, and none conﬁrming ice as a ubiquitous and potent agent in the dynamics of Rangifer. Instead, where the simultaneous effects of density-dependent and density-independent factors are examined across the full temporal record of dynamics, climatic conditions associated with increased amounts of snow or winter warming are generally found to enhance the abundance of animals, at least in established populations.","container-title":"Ecological Monographs","DOI":"10.1890/09-1070.1","ISSN":"0012-9615, 1557-7015","issue":"2","journalAbbreviation":"Ecological Monographs","language":"en","license":"http://onlinelibrary.wiley.com/termsAndConditions#vor","page":"197-219","source":"DOI.org (Crossref)","title":"Climate, snow, ice, crashes, and declines in populations of reindeer and caribou (Rangifer tarandus L.)","volume":"80","author":[{"family":"Tyler","given":"N. J. C."}],"issued":{"date-parts":[["2010",5]]}}}],"schema":"https://github.com/citation-style-language/schema/raw/master/csl-citation.json"} </w:instrText>
+      </w:r>
+      <w:r>
+        <w:rPr>
+          <w:rFonts w:ascii="Times New Roman" w:eastAsia="Times New Roman" w:hAnsi="Times New Roman" w:cs="Times New Roman"/>
+          <w:iCs/>
+          <w:sz w:val="24"/>
+          <w:szCs w:val="24"/>
+        </w:rPr>
+        <w:fldChar w:fldCharType="separate"/>
+      </w:r>
+      <w:r>
+        <w:rPr>
+          <w:rFonts w:ascii="Times New Roman" w:hAnsi="Times New Roman" w:cs="Times New Roman"/>
+          <w:sz w:val="24"/>
+        </w:rPr>
+        <w:t xml:space="preserve">(Haubrock </w:t>
+      </w:r>
+      <w:r>
+        <w:rPr>
+          <w:rFonts w:ascii="Times New Roman" w:hAnsi="Times New Roman" w:cs="Times New Roman"/>
+          <w:i/>
+          <w:iCs/>
+          <w:sz w:val="24"/>
+        </w:rPr>
+        <w:t>et al.</w:t>
+      </w:r>
+      <w:r>
+        <w:rPr>
+          <w:rFonts w:ascii="Times New Roman" w:hAnsi="Times New Roman" w:cs="Times New Roman"/>
+          <w:sz w:val="24"/>
+        </w:rPr>
+        <w:t xml:space="preserve"> 2022; Larson </w:t>
+      </w:r>
+      <w:r>
+        <w:rPr>
+          <w:rFonts w:ascii="Times New Roman" w:hAnsi="Times New Roman" w:cs="Times New Roman"/>
+          <w:i/>
+          <w:iCs/>
+          <w:sz w:val="24"/>
+        </w:rPr>
+        <w:t>et al.</w:t>
+      </w:r>
+      <w:r>
+        <w:rPr>
+          <w:rFonts w:ascii="Times New Roman" w:hAnsi="Times New Roman" w:cs="Times New Roman"/>
+          <w:sz w:val="24"/>
+        </w:rPr>
+        <w:t xml:space="preserve"> 2019; Sandström </w:t>
+      </w:r>
+      <w:r>
+        <w:rPr>
+          <w:rFonts w:ascii="Times New Roman" w:hAnsi="Times New Roman" w:cs="Times New Roman"/>
+          <w:i/>
+          <w:iCs/>
+          <w:sz w:val="24"/>
+        </w:rPr>
+        <w:t>et al.</w:t>
+      </w:r>
+      <w:r>
+        <w:rPr>
+          <w:rFonts w:ascii="Times New Roman" w:hAnsi="Times New Roman" w:cs="Times New Roman"/>
+          <w:sz w:val="24"/>
+        </w:rPr>
+        <w:t xml:space="preserve"> 2014; Tyler 2010)</w:t>
+      </w:r>
+      <w:r>
+        <w:rPr>
+          <w:rFonts w:ascii="Times New Roman" w:eastAsia="Times New Roman" w:hAnsi="Times New Roman" w:cs="Times New Roman"/>
+          <w:iCs/>
+          <w:sz w:val="24"/>
+          <w:szCs w:val="24"/>
+        </w:rPr>
+        <w:fldChar w:fldCharType="end"/>
+      </w:r>
+      <w:r>
+        <w:rPr>
+          <w:rFonts w:ascii="Times New Roman" w:eastAsia="Times New Roman" w:hAnsi="Times New Roman" w:cs="Times New Roman"/>
+          <w:iCs/>
+          <w:sz w:val="24"/>
+          <w:szCs w:val="24"/>
+        </w:rPr>
+        <w:t xml:space="preserve">, </w:t>
+      </w:r>
+      <w:r>
+        <w:rPr>
+          <w:rFonts w:ascii="Times New Roman" w:eastAsia="Times New Roman" w:hAnsi="Times New Roman" w:cs="Times New Roman"/>
+          <w:iCs/>
+          <w:sz w:val="24"/>
+          <w:szCs w:val="24"/>
+        </w:rPr>
+        <w:t xml:space="preserve">but </w:t>
+      </w:r>
+      <w:r>
+        <w:rPr>
+          <w:rFonts w:ascii="Times New Roman" w:eastAsia="Times New Roman" w:hAnsi="Times New Roman" w:cs="Times New Roman"/>
+          <w:iCs/>
+          <w:sz w:val="24"/>
+          <w:szCs w:val="24"/>
+        </w:rPr>
+        <w:t xml:space="preserve">survival analyses </w:t>
+      </w:r>
+      <w:r>
+        <w:rPr>
+          <w:rFonts w:ascii="Times New Roman" w:eastAsia="Times New Roman" w:hAnsi="Times New Roman" w:cs="Times New Roman"/>
+          <w:iCs/>
+          <w:sz w:val="24"/>
+          <w:szCs w:val="24"/>
+        </w:rPr>
+        <w:t xml:space="preserve">using the time to </w:t>
+      </w:r>
+      <w:r>
+        <w:rPr>
+          <w:rFonts w:ascii="Times New Roman" w:eastAsia="Times New Roman" w:hAnsi="Times New Roman" w:cs="Times New Roman"/>
+          <w:iCs/>
+          <w:sz w:val="24"/>
+          <w:szCs w:val="24"/>
+        </w:rPr>
+        <w:t>local</w:t>
+      </w:r>
+      <w:r>
+        <w:rPr>
+          <w:rFonts w:ascii="Times New Roman" w:eastAsia="Times New Roman" w:hAnsi="Times New Roman" w:cs="Times New Roman"/>
+          <w:iCs/>
+          <w:sz w:val="24"/>
+          <w:szCs w:val="24"/>
+        </w:rPr>
+        <w:t xml:space="preserve"> extinctions </w:t>
+      </w:r>
+      <w:r>
+        <w:rPr>
+          <w:rFonts w:ascii="Times New Roman" w:eastAsia="Times New Roman" w:hAnsi="Times New Roman" w:cs="Times New Roman"/>
+          <w:iCs/>
+          <w:sz w:val="24"/>
+          <w:szCs w:val="24"/>
+        </w:rPr>
+        <w:t>since the record of first occurrence</w:t>
+      </w:r>
+      <w:r>
+        <w:rPr>
+          <w:rFonts w:ascii="Times New Roman" w:eastAsia="Times New Roman" w:hAnsi="Times New Roman" w:cs="Times New Roman"/>
+          <w:iCs/>
+          <w:sz w:val="24"/>
+          <w:szCs w:val="24"/>
+        </w:rPr>
+        <w:t xml:space="preserve"> </w:t>
+      </w:r>
+      <w:r>
+        <w:rPr>
+          <w:rFonts w:ascii="Times New Roman" w:eastAsia="Times New Roman" w:hAnsi="Times New Roman" w:cs="Times New Roman"/>
+          <w:iCs/>
+          <w:sz w:val="24"/>
+          <w:szCs w:val="24"/>
+        </w:rPr>
+        <w:t>have compellingly been used</w:t>
+      </w:r>
+      <w:r>
+        <w:rPr>
+          <w:rFonts w:ascii="Times New Roman" w:eastAsia="Times New Roman" w:hAnsi="Times New Roman" w:cs="Times New Roman"/>
+          <w:iCs/>
+          <w:sz w:val="24"/>
+          <w:szCs w:val="24"/>
+        </w:rPr>
+        <w:t xml:space="preserve"> </w:t>
+      </w:r>
+      <w:r>
+        <w:rPr>
+          <w:rFonts w:ascii="Times New Roman" w:eastAsia="Times New Roman" w:hAnsi="Times New Roman" w:cs="Times New Roman"/>
+          <w:iCs/>
+          <w:sz w:val="24"/>
+          <w:szCs w:val="24"/>
+        </w:rPr>
+        <w:fldChar w:fldCharType="begin"/>
+      </w:r>
+      <w:r>
+        <w:rPr>
+          <w:rFonts w:ascii="Times New Roman" w:eastAsia="Times New Roman" w:hAnsi="Times New Roman" w:cs="Times New Roman"/>
+          <w:iCs/>
+          <w:sz w:val="24"/>
+          <w:szCs w:val="24"/>
+        </w:rPr>
+        <w:instrText xml:space="preserve"> ADDIN ZOTERO_ITEM CSL_CITATION {"citationID":"rk3iKvHl","properties":{"formattedCitation":"(Cooling {\\i{}et al.} 2012)","plainCitation":"(Cooling et al. 2012)","noteIndex":0},"citationItems":[{"id":237,"uris":["http://zotero.org/users/9972654/items/PGCIIC5E"],"itemData":{"id":237,"type":"article-journal","abstract":"Synergies between invasive species and climate change are widely considered to be a major biodiversity threat. However, invasive species are also hypothesized to be susceptible to population collapse, as we demonstrate for a globally important invasive species in New Zealand. We observed Argentine ant populations to have collapsed in 40 per cent of surveyed sites. Populations had a mean survival time of 14.1 years (95% CI = 12.9–15.3 years). Resident ant communities had recovered or partly recovered after their collapse. Our models suggest that climate change will delay colony collapse, as increasing temperature and decreasing rainfall significantly increased their longevity, but only by a few years. Economic and environmental costs of invasive species may be small if populations collapse on their own accord.","container-title":"Biology Letters","DOI":"10.1098/rsbl.2011.1014","ISSN":"1744-9561, 1744-957X","issue":"3","journalAbbreviation":"Biol. Lett.","language":"en","page":"430-433","source":"DOI.org (Crossref)","title":"The widespread collapse of an invasive species: Argentine ants ( &lt;i&gt;Linepithema humile&lt;/i&gt; ) in New Zealand","title-short":"The widespread collapse of an invasive species","volume":"8","author":[{"family":"Cooling","given":"Meghan"},{"family":"Hartley","given":"Stephen"},{"family":"Sim","given":"Dalice A."},{"family":"Lester","given":"Philip J."}],"issued":{"date-parts":[["2012",6,23]]}}}],"schema":"https://github.com/citation-style-language/schema/raw/master/csl-citation.json"} </w:instrText>
+      </w:r>
+      <w:r>
+        <w:rPr>
+          <w:rFonts w:ascii="Times New Roman" w:eastAsia="Times New Roman" w:hAnsi="Times New Roman" w:cs="Times New Roman"/>
+          <w:iCs/>
+          <w:sz w:val="24"/>
+          <w:szCs w:val="24"/>
+        </w:rPr>
+        <w:fldChar w:fldCharType="separate"/>
+      </w:r>
+      <w:r>
+        <w:rPr>
+          <w:rFonts w:ascii="Times New Roman" w:hAnsi="Times New Roman" w:cs="Times New Roman"/>
+          <w:sz w:val="24"/>
+        </w:rPr>
+        <w:t xml:space="preserve">(Cooling </w:t>
+      </w:r>
+      <w:r>
+        <w:rPr>
+          <w:rFonts w:ascii="Times New Roman" w:hAnsi="Times New Roman" w:cs="Times New Roman"/>
+          <w:i/>
+          <w:iCs/>
+          <w:sz w:val="24"/>
+        </w:rPr>
+        <w:t>et al.</w:t>
+      </w:r>
+      <w:r>
+        <w:rPr>
+          <w:rFonts w:ascii="Times New Roman" w:hAnsi="Times New Roman" w:cs="Times New Roman"/>
+          <w:sz w:val="24"/>
+        </w:rPr>
+        <w:t xml:space="preserve"> 2012)</w:t>
+      </w:r>
+      <w:r>
+        <w:rPr>
+          <w:rFonts w:ascii="Times New Roman" w:eastAsia="Times New Roman" w:hAnsi="Times New Roman" w:cs="Times New Roman"/>
+          <w:iCs/>
+          <w:sz w:val="24"/>
+          <w:szCs w:val="24"/>
+        </w:rPr>
+        <w:fldChar w:fldCharType="end"/>
+      </w:r>
+      <w:r>
+        <w:rPr>
+          <w:rFonts w:ascii="Times New Roman" w:eastAsia="Times New Roman" w:hAnsi="Times New Roman" w:cs="Times New Roman"/>
+          <w:iCs/>
+          <w:sz w:val="24"/>
+          <w:szCs w:val="24"/>
+        </w:rPr>
+        <w:t>.</w:t>
+      </w:r>
+      <w:r>
+        <w:rPr>
+          <w:rFonts w:ascii="Times New Roman" w:eastAsia="Times New Roman" w:hAnsi="Times New Roman" w:cs="Times New Roman"/>
+          <w:iCs/>
+          <w:sz w:val="24"/>
+          <w:szCs w:val="24"/>
+        </w:rPr>
+        <w:t xml:space="preserve">  </w:t>
+      </w:r>
+      <w:r>
+        <w:rPr>
+          <w:rFonts w:ascii="Times New Roman" w:eastAsia="Times New Roman" w:hAnsi="Times New Roman" w:cs="Times New Roman"/>
+          <w:iCs/>
+          <w:sz w:val="24"/>
+          <w:szCs w:val="24"/>
+        </w:rPr>
+        <w:t xml:space="preserve">From these data, </w:t>
+      </w:r>
+      <w:r>
+        <w:rPr>
+          <w:rFonts w:ascii="Times New Roman" w:eastAsia="Times New Roman" w:hAnsi="Times New Roman" w:cs="Times New Roman"/>
+          <w:iCs/>
+          <w:sz w:val="24"/>
+          <w:szCs w:val="24"/>
+        </w:rPr>
+        <w:t>Rusty Crayfish (</w:t>
+      </w:r>
+      <w:proofErr w:type="spellStart"/>
+      <w:r>
+        <w:rPr>
+          <w:rFonts w:ascii="Times New Roman" w:eastAsia="Times New Roman" w:hAnsi="Times New Roman" w:cs="Times New Roman"/>
+          <w:i/>
+          <w:sz w:val="24"/>
+          <w:szCs w:val="24"/>
+        </w:rPr>
+        <w:t>F</w:t>
+      </w:r>
+      <w:r>
+        <w:rPr>
+          <w:rFonts w:ascii="Times New Roman" w:eastAsia="Times New Roman" w:hAnsi="Times New Roman" w:cs="Times New Roman"/>
+          <w:i/>
+          <w:sz w:val="24"/>
+          <w:szCs w:val="24"/>
+        </w:rPr>
+        <w:t>axonius</w:t>
+      </w:r>
+      <w:proofErr w:type="spellEnd"/>
+      <w:r>
+        <w:rPr>
+          <w:rFonts w:ascii="Times New Roman" w:eastAsia="Times New Roman" w:hAnsi="Times New Roman" w:cs="Times New Roman"/>
+          <w:i/>
+          <w:sz w:val="24"/>
+          <w:szCs w:val="24"/>
+        </w:rPr>
+        <w:t xml:space="preserve"> </w:t>
+      </w:r>
+      <w:proofErr w:type="spellStart"/>
+      <w:r>
+        <w:rPr>
+          <w:rFonts w:ascii="Times New Roman" w:eastAsia="Times New Roman" w:hAnsi="Times New Roman" w:cs="Times New Roman"/>
+          <w:i/>
+          <w:sz w:val="24"/>
+          <w:szCs w:val="24"/>
+        </w:rPr>
+        <w:t>rusticus</w:t>
+      </w:r>
+      <w:proofErr w:type="spellEnd"/>
+      <w:r>
+        <w:rPr>
+          <w:rFonts w:ascii="Times New Roman" w:eastAsia="Times New Roman" w:hAnsi="Times New Roman" w:cs="Times New Roman"/>
+          <w:iCs/>
+          <w:sz w:val="24"/>
+          <w:szCs w:val="24"/>
+        </w:rPr>
+        <w:t>) were shown to experienced declines in 47% of 17 lakes in Wisconsin, USA</w:t>
+      </w:r>
+      <w:r>
+        <w:rPr>
+          <w:rFonts w:ascii="Times New Roman" w:eastAsia="Times New Roman" w:hAnsi="Times New Roman" w:cs="Times New Roman"/>
+          <w:iCs/>
+          <w:sz w:val="24"/>
+          <w:szCs w:val="24"/>
+        </w:rPr>
+        <w:t xml:space="preserve"> </w:t>
+      </w:r>
+      <w:r>
+        <w:rPr>
+          <w:rFonts w:ascii="Times New Roman" w:eastAsia="Times New Roman" w:hAnsi="Times New Roman" w:cs="Times New Roman"/>
+          <w:iCs/>
+          <w:sz w:val="24"/>
+          <w:szCs w:val="24"/>
+        </w:rPr>
+        <w:fldChar w:fldCharType="begin"/>
+      </w:r>
+      <w:r>
+        <w:rPr>
+          <w:rFonts w:ascii="Times New Roman" w:eastAsia="Times New Roman" w:hAnsi="Times New Roman" w:cs="Times New Roman"/>
+          <w:iCs/>
+          <w:sz w:val="24"/>
+          <w:szCs w:val="24"/>
+        </w:rPr>
+        <w:instrText xml:space="preserve"> ADDIN ZOTERO_ITEM CSL_CITATION {"citationID":"KOuwsCEP","properties":{"formattedCitation":"(Larson {\\i{}et al.} 2019)","plainCitation":"(Larson et al. 2019)","noteIndex":0},"citationItems":[{"id":1311,"uris":["http://zotero.org/users/9972654/items/FJ4Y6MBA"],"itemData":{"id":1311,"type":"article-journal","abstract":"Invasive nonindigenous species are defined by their impacts: they substantially change native communities or ecosystems. Accordingly, invasive species might transform their habitats in ways that eventually become unfavorable to them, causing population declines or even extirpations. Here we use over 40 yr of systematically collected data on the abundance of the invasive rusty crayfish Faxonius rusticus from 17 lakes in northern Wisconsin, USA to explore whether population declines of this invader are related to the prevalence of rocky habitat, which shelters crayfish from predators and is unchanged by crayfish. We predicted that lakes with rock-dominated substrates would be resistant to F. rusticus population declines, whereas lakes lacking rock-dominated substrates would experience F. rusticus declines due to crayfish destruction of shelter-providing macrophytes. We found that in nearly one-half (47%) of the study lakes, F. rusticus experienced population declines over the study time period, and these lakes had significantly lower proportions of rock substrate than lakes that did not experience population declines. We recommend that more studies should investigate the potential for invasive species-mediated community or ecosystem feedbacks to eventually contribute to their own population declines.","container-title":"Ecology","DOI":"10.1002/ecy.2659","ISSN":"0012-9658, 1939-9170","issue":"5","journalAbbreviation":"Ecology","language":"en","page":"e02659","source":"DOI.org (Crossref)","title":"Habitat explains patterns of population decline for an invasive crayfish","volume":"100","author":[{"family":"Larson","given":"Eric R."},{"family":"Kreps","given":"Timothy A."},{"family":"Peters","given":"Brett"},{"family":"Peters","given":"Jody A."},{"family":"Lodge","given":"David M."}],"issued":{"date-parts":[["2019",5]]}}}],"schema":"https://github.com/citation-style-language/schema/raw/master/csl-citation.json"} </w:instrText>
+      </w:r>
+      <w:r>
+        <w:rPr>
+          <w:rFonts w:ascii="Times New Roman" w:eastAsia="Times New Roman" w:hAnsi="Times New Roman" w:cs="Times New Roman"/>
+          <w:iCs/>
+          <w:sz w:val="24"/>
+          <w:szCs w:val="24"/>
+        </w:rPr>
+        <w:fldChar w:fldCharType="separate"/>
+      </w:r>
+      <w:r>
+        <w:rPr>
+          <w:rFonts w:ascii="Times New Roman" w:hAnsi="Times New Roman" w:cs="Times New Roman"/>
+          <w:sz w:val="24"/>
+        </w:rPr>
+        <w:t xml:space="preserve">(Larson </w:t>
+      </w:r>
+      <w:r>
+        <w:rPr>
+          <w:rFonts w:ascii="Times New Roman" w:hAnsi="Times New Roman" w:cs="Times New Roman"/>
+          <w:i/>
+          <w:iCs/>
+          <w:sz w:val="24"/>
+        </w:rPr>
+        <w:t>et al.</w:t>
+      </w:r>
+      <w:r>
+        <w:rPr>
+          <w:rFonts w:ascii="Times New Roman" w:hAnsi="Times New Roman" w:cs="Times New Roman"/>
+          <w:sz w:val="24"/>
+        </w:rPr>
+        <w:t xml:space="preserve"> 2019)</w:t>
+      </w:r>
+      <w:r>
+        <w:rPr>
+          <w:rFonts w:ascii="Times New Roman" w:eastAsia="Times New Roman" w:hAnsi="Times New Roman" w:cs="Times New Roman"/>
+          <w:iCs/>
+          <w:sz w:val="24"/>
+          <w:szCs w:val="24"/>
+        </w:rPr>
+        <w:fldChar w:fldCharType="end"/>
+      </w:r>
+      <w:r>
+        <w:rPr>
+          <w:rFonts w:ascii="Times New Roman" w:eastAsia="Times New Roman" w:hAnsi="Times New Roman" w:cs="Times New Roman"/>
+          <w:iCs/>
+          <w:sz w:val="24"/>
+          <w:szCs w:val="24"/>
+        </w:rPr>
+        <w:t xml:space="preserve">, </w:t>
+      </w:r>
+      <w:r>
+        <w:rPr>
+          <w:rFonts w:ascii="Times New Roman" w:eastAsia="Times New Roman" w:hAnsi="Times New Roman" w:cs="Times New Roman"/>
+          <w:iCs/>
+          <w:sz w:val="24"/>
+          <w:szCs w:val="24"/>
+        </w:rPr>
+        <w:t>Signal Crayfish</w:t>
+      </w:r>
+      <w:r>
+        <w:rPr>
+          <w:rFonts w:ascii="Times New Roman" w:eastAsia="Times New Roman" w:hAnsi="Times New Roman" w:cs="Times New Roman"/>
+          <w:iCs/>
+          <w:sz w:val="24"/>
+          <w:szCs w:val="24"/>
+        </w:rPr>
+        <w:t xml:space="preserve"> </w:t>
+      </w:r>
+      <w:r>
+        <w:rPr>
+          <w:rFonts w:ascii="Times New Roman" w:eastAsia="Times New Roman" w:hAnsi="Times New Roman" w:cs="Times New Roman"/>
+          <w:iCs/>
+          <w:sz w:val="24"/>
+          <w:szCs w:val="24"/>
+        </w:rPr>
+        <w:t>(</w:t>
+      </w:r>
+      <w:proofErr w:type="spellStart"/>
+      <w:r>
+        <w:rPr>
+          <w:rFonts w:ascii="Times New Roman" w:eastAsia="Times New Roman" w:hAnsi="Times New Roman" w:cs="Times New Roman"/>
+          <w:i/>
+          <w:sz w:val="24"/>
+          <w:szCs w:val="24"/>
+        </w:rPr>
+        <w:t>Pacifastacus</w:t>
+      </w:r>
+      <w:proofErr w:type="spellEnd"/>
+      <w:r>
+        <w:rPr>
+          <w:rFonts w:ascii="Times New Roman" w:eastAsia="Times New Roman" w:hAnsi="Times New Roman" w:cs="Times New Roman"/>
+          <w:i/>
+          <w:sz w:val="24"/>
+          <w:szCs w:val="24"/>
+        </w:rPr>
+        <w:t xml:space="preserve"> </w:t>
+      </w:r>
+      <w:proofErr w:type="spellStart"/>
+      <w:r>
+        <w:rPr>
+          <w:rFonts w:ascii="Times New Roman" w:eastAsia="Times New Roman" w:hAnsi="Times New Roman" w:cs="Times New Roman"/>
+          <w:i/>
+          <w:sz w:val="24"/>
+          <w:szCs w:val="24"/>
+        </w:rPr>
+        <w:t>leniusculus</w:t>
+      </w:r>
+      <w:proofErr w:type="spellEnd"/>
+      <w:r>
+        <w:rPr>
+          <w:rFonts w:ascii="Times New Roman" w:eastAsia="Times New Roman" w:hAnsi="Times New Roman" w:cs="Times New Roman"/>
+          <w:iCs/>
+          <w:sz w:val="24"/>
+          <w:szCs w:val="24"/>
+        </w:rPr>
+        <w:t xml:space="preserve">) </w:t>
+      </w:r>
+      <w:r>
+        <w:rPr>
+          <w:rFonts w:ascii="Times New Roman" w:eastAsia="Times New Roman" w:hAnsi="Times New Roman" w:cs="Times New Roman"/>
+          <w:iCs/>
+          <w:sz w:val="24"/>
+          <w:szCs w:val="24"/>
+        </w:rPr>
+        <w:t>were show to experience what the author defined as population collapses in 41% o</w:t>
+      </w:r>
+      <w:r>
+        <w:rPr>
+          <w:rFonts w:ascii="Times New Roman" w:eastAsia="Times New Roman" w:hAnsi="Times New Roman" w:cs="Times New Roman"/>
+          <w:iCs/>
+          <w:sz w:val="24"/>
+          <w:szCs w:val="24"/>
+        </w:rPr>
+        <w:t xml:space="preserve">f 44 lakes across Sweden </w:t>
+      </w:r>
+      <w:r>
+        <w:rPr>
+          <w:rFonts w:ascii="Times New Roman" w:eastAsia="Times New Roman" w:hAnsi="Times New Roman" w:cs="Times New Roman"/>
+          <w:iCs/>
+          <w:sz w:val="24"/>
+          <w:szCs w:val="24"/>
+        </w:rPr>
+        <w:fldChar w:fldCharType="begin"/>
+      </w:r>
+      <w:r>
+        <w:rPr>
+          <w:rFonts w:ascii="Times New Roman" w:eastAsia="Times New Roman" w:hAnsi="Times New Roman" w:cs="Times New Roman"/>
+          <w:iCs/>
+          <w:sz w:val="24"/>
+          <w:szCs w:val="24"/>
+        </w:rPr>
+        <w:instrText xml:space="preserve"> ADDIN ZOTERO_ITEM CSL_CITATION {"citationID":"1RhMWTzY","properties":{"formattedCitation":"(Sandstr\\uc0\\u246{}m {\\i{}et al.} 2014)","plainCitation":"(Sandström et al. 2014)","noteIndex":0},"citationItems":[{"id":199,"uris":["http://zotero.org/users/9972654/items/VFU2AJ2S"],"itemData":{"id":199,"type":"article-journal","container-title":"Biological Invasions","DOI":"10.1007/s10530-014-0641-1","ISSN":"1387-3547, 1573-1464","issue":"9","journalAbbreviation":"Biol Invasions","language":"en","page":"1961-1977","source":"DOI.org (Crossref)","title":"Population collapses in introduced non-indigenous crayfish","volume":"16","author":[{"family":"Sandström","given":"Alfred"},{"family":"Andersson","given":"Magnus"},{"family":"Asp","given":"Anders"},{"family":"Bohman","given":"Patrik"},{"family":"Edsman","given":"Lennart"},{"family":"Engdahl","given":"Fredrik"},{"family":"Nyström","given":"Per"},{"family":"Stenberg","given":"Marika"},{"family":"Hertonsson","given":"Pia"},{"family":"Vrålstad","given":"Trude"},{"family":"Granèli","given":"Wilhelm"}],"issued":{"date-parts":[["2014",9]]}}}],"schema":"https://github.com/citation-style-language/schema/raw/master/csl-citation.json"} </w:instrText>
+      </w:r>
+      <w:r>
+        <w:rPr>
+          <w:rFonts w:ascii="Times New Roman" w:eastAsia="Times New Roman" w:hAnsi="Times New Roman" w:cs="Times New Roman"/>
+          <w:iCs/>
+          <w:sz w:val="24"/>
+          <w:szCs w:val="24"/>
+        </w:rPr>
+        <w:fldChar w:fldCharType="separate"/>
+      </w:r>
+      <w:r>
+        <w:rPr>
+          <w:rFonts w:ascii="Times New Roman" w:hAnsi="Times New Roman" w:cs="Times New Roman"/>
+          <w:sz w:val="24"/>
+        </w:rPr>
+        <w:t xml:space="preserve">(Sandström </w:t>
+      </w:r>
+      <w:r>
+        <w:rPr>
+          <w:rFonts w:ascii="Times New Roman" w:hAnsi="Times New Roman" w:cs="Times New Roman"/>
+          <w:i/>
+          <w:iCs/>
+          <w:sz w:val="24"/>
+        </w:rPr>
+        <w:t>et al.</w:t>
+      </w:r>
+      <w:r>
+        <w:rPr>
+          <w:rFonts w:ascii="Times New Roman" w:hAnsi="Times New Roman" w:cs="Times New Roman"/>
+          <w:sz w:val="24"/>
+        </w:rPr>
+        <w:t xml:space="preserve"> 2014)</w:t>
+      </w:r>
+      <w:r>
+        <w:rPr>
+          <w:rFonts w:ascii="Times New Roman" w:eastAsia="Times New Roman" w:hAnsi="Times New Roman" w:cs="Times New Roman"/>
+          <w:iCs/>
+          <w:sz w:val="24"/>
+          <w:szCs w:val="24"/>
+        </w:rPr>
+        <w:fldChar w:fldCharType="end"/>
+      </w:r>
+      <w:r>
+        <w:rPr>
+          <w:rFonts w:ascii="Times New Roman" w:eastAsia="Times New Roman" w:hAnsi="Times New Roman" w:cs="Times New Roman"/>
+          <w:iCs/>
+          <w:sz w:val="24"/>
+          <w:szCs w:val="24"/>
+        </w:rPr>
+        <w:t xml:space="preserve">, </w:t>
+      </w:r>
+      <w:r>
+        <w:rPr>
+          <w:rFonts w:ascii="Times New Roman" w:eastAsia="Times New Roman" w:hAnsi="Times New Roman" w:cs="Times New Roman"/>
+          <w:iCs/>
+          <w:sz w:val="24"/>
+          <w:szCs w:val="24"/>
+        </w:rPr>
+        <w:t>Reindeer</w:t>
+      </w:r>
+      <w:r>
+        <w:rPr>
+          <w:rFonts w:ascii="Times New Roman" w:eastAsia="Times New Roman" w:hAnsi="Times New Roman" w:cs="Times New Roman"/>
+          <w:iCs/>
+          <w:sz w:val="24"/>
+          <w:szCs w:val="24"/>
+        </w:rPr>
+        <w:t xml:space="preserve"> (</w:t>
+      </w:r>
+      <w:r>
+        <w:rPr>
+          <w:rFonts w:ascii="Times New Roman" w:eastAsia="Times New Roman" w:hAnsi="Times New Roman" w:cs="Times New Roman"/>
+          <w:i/>
+          <w:sz w:val="24"/>
+          <w:szCs w:val="24"/>
+        </w:rPr>
+        <w:t>Rangifer tarandus</w:t>
+      </w:r>
+      <w:r>
+        <w:rPr>
+          <w:rFonts w:ascii="Times New Roman" w:eastAsia="Times New Roman" w:hAnsi="Times New Roman" w:cs="Times New Roman"/>
+          <w:iCs/>
+          <w:sz w:val="24"/>
+          <w:szCs w:val="24"/>
+        </w:rPr>
+        <w:t>) were shown to experience declines in</w:t>
+      </w:r>
+      <w:r>
+        <w:rPr>
+          <w:rFonts w:ascii="Times New Roman" w:eastAsia="Times New Roman" w:hAnsi="Times New Roman" w:cs="Times New Roman"/>
+          <w:iCs/>
+          <w:sz w:val="24"/>
+          <w:szCs w:val="24"/>
+        </w:rPr>
+        <w:t xml:space="preserve"> 86% of </w:t>
+      </w:r>
+      <w:r>
+        <w:rPr>
+          <w:rFonts w:ascii="Times New Roman" w:eastAsia="Times New Roman" w:hAnsi="Times New Roman" w:cs="Times New Roman"/>
+          <w:iCs/>
+          <w:sz w:val="24"/>
+          <w:szCs w:val="24"/>
+        </w:rPr>
+        <w:t>7 introduced populations across the arctic</w:t>
+      </w:r>
+      <w:r>
+        <w:rPr>
+          <w:rFonts w:ascii="Times New Roman" w:eastAsia="Times New Roman" w:hAnsi="Times New Roman" w:cs="Times New Roman"/>
+          <w:iCs/>
+          <w:sz w:val="24"/>
+          <w:szCs w:val="24"/>
+        </w:rPr>
+        <w:t>,</w:t>
+      </w:r>
+      <w:r>
+        <w:rPr>
+          <w:rFonts w:ascii="Times New Roman" w:eastAsia="Times New Roman" w:hAnsi="Times New Roman" w:cs="Times New Roman"/>
+          <w:iCs/>
+          <w:sz w:val="24"/>
+          <w:szCs w:val="24"/>
+        </w:rPr>
+        <w:t xml:space="preserve"> and</w:t>
+      </w:r>
+      <w:r>
+        <w:rPr>
+          <w:rFonts w:ascii="Times New Roman" w:eastAsia="Times New Roman" w:hAnsi="Times New Roman" w:cs="Times New Roman"/>
+          <w:iCs/>
+          <w:sz w:val="24"/>
+          <w:szCs w:val="24"/>
+        </w:rPr>
+        <w:t xml:space="preserve"> Argentine ants were found to be </w:t>
+      </w:r>
+      <w:r>
+        <w:rPr>
+          <w:rFonts w:ascii="Times New Roman" w:eastAsia="Times New Roman" w:hAnsi="Times New Roman" w:cs="Times New Roman"/>
+          <w:iCs/>
+          <w:sz w:val="24"/>
+          <w:szCs w:val="24"/>
+        </w:rPr>
         <w:lastRenderedPageBreak/>
-        <w:tab/>
-      </w:r>
-      <w:r>
-        <w:rPr>
-          <w:rFonts w:ascii="Times New Roman" w:eastAsia="Times New Roman" w:hAnsi="Times New Roman" w:cs="Times New Roman"/>
-          <w:iCs/>
-          <w:sz w:val="24"/>
-          <w:szCs w:val="24"/>
-        </w:rPr>
-        <w:t xml:space="preserve">When assessing </w:t>
-      </w:r>
-      <w:r>
-        <w:rPr>
-          <w:rFonts w:ascii="Times New Roman" w:eastAsia="Times New Roman" w:hAnsi="Times New Roman" w:cs="Times New Roman"/>
-          <w:iCs/>
-          <w:sz w:val="24"/>
-          <w:szCs w:val="24"/>
-        </w:rPr>
-        <w:t>populations</w:t>
-      </w:r>
-      <w:r>
-        <w:rPr>
-          <w:rFonts w:ascii="Times New Roman" w:eastAsia="Times New Roman" w:hAnsi="Times New Roman" w:cs="Times New Roman"/>
-          <w:iCs/>
-          <w:sz w:val="24"/>
-          <w:szCs w:val="24"/>
-        </w:rPr>
-        <w:t xml:space="preserve"> declines</w:t>
-      </w:r>
-      <w:r>
-        <w:rPr>
-          <w:rFonts w:ascii="Times New Roman" w:eastAsia="Times New Roman" w:hAnsi="Times New Roman" w:cs="Times New Roman"/>
-          <w:iCs/>
-          <w:sz w:val="24"/>
-          <w:szCs w:val="24"/>
-        </w:rPr>
-        <w:t xml:space="preserve"> </w:t>
-      </w:r>
-      <w:r>
-        <w:rPr>
-          <w:rFonts w:ascii="Times New Roman" w:eastAsia="Times New Roman" w:hAnsi="Times New Roman" w:cs="Times New Roman"/>
-          <w:iCs/>
-          <w:sz w:val="24"/>
-          <w:szCs w:val="24"/>
-        </w:rPr>
-        <w:t>within different populations of the same</w:t>
-      </w:r>
-      <w:r>
-        <w:rPr>
-          <w:rFonts w:ascii="Times New Roman" w:eastAsia="Times New Roman" w:hAnsi="Times New Roman" w:cs="Times New Roman"/>
-          <w:iCs/>
-          <w:sz w:val="24"/>
-          <w:szCs w:val="24"/>
-        </w:rPr>
-        <w:t xml:space="preserve"> </w:t>
-      </w:r>
-      <w:r>
-        <w:rPr>
-          <w:rFonts w:ascii="Times New Roman" w:eastAsia="Times New Roman" w:hAnsi="Times New Roman" w:cs="Times New Roman"/>
-          <w:iCs/>
-          <w:sz w:val="24"/>
-          <w:szCs w:val="24"/>
-        </w:rPr>
-        <w:t xml:space="preserve">invasive </w:t>
-      </w:r>
-      <w:r>
-        <w:rPr>
-          <w:rFonts w:ascii="Times New Roman" w:eastAsia="Times New Roman" w:hAnsi="Times New Roman" w:cs="Times New Roman"/>
-          <w:iCs/>
-          <w:sz w:val="24"/>
-          <w:szCs w:val="24"/>
-        </w:rPr>
-        <w:t>species,</w:t>
-      </w:r>
-      <w:r>
-        <w:rPr>
-          <w:rFonts w:ascii="Times New Roman" w:eastAsia="Times New Roman" w:hAnsi="Times New Roman" w:cs="Times New Roman"/>
-          <w:iCs/>
-          <w:sz w:val="24"/>
-          <w:szCs w:val="24"/>
-        </w:rPr>
-        <w:t xml:space="preserve"> studies indicate that not every population </w:t>
-      </w:r>
-      <w:r>
-        <w:rPr>
-          <w:rFonts w:ascii="Times New Roman" w:eastAsia="Times New Roman" w:hAnsi="Times New Roman" w:cs="Times New Roman"/>
-          <w:iCs/>
-          <w:sz w:val="24"/>
-          <w:szCs w:val="24"/>
-        </w:rPr>
-        <w:t xml:space="preserve">experiences declines </w:t>
-      </w:r>
-      <w:r>
-        <w:rPr>
-          <w:rFonts w:ascii="Times New Roman" w:eastAsia="Times New Roman" w:hAnsi="Times New Roman" w:cs="Times New Roman"/>
-          <w:iCs/>
-          <w:sz w:val="24"/>
-          <w:szCs w:val="24"/>
-        </w:rPr>
-        <w:fldChar w:fldCharType="begin"/>
-      </w:r>
-      <w:r>
-        <w:rPr>
-          <w:rFonts w:ascii="Times New Roman" w:eastAsia="Times New Roman" w:hAnsi="Times New Roman" w:cs="Times New Roman"/>
-          <w:iCs/>
-          <w:sz w:val="24"/>
-          <w:szCs w:val="24"/>
-        </w:rPr>
-        <w:instrText xml:space="preserve"> ADDIN ZOTERO_ITEM CSL_CITATION {"citationID":"QyMt1D0O","properties":{"formattedCitation":"(Cooling {\\i{}et al.} 2012; Haubrock {\\i{}et al.} 2022; Larson {\\i{}et al.} 2019; Sandstr\\uc0\\u246{}m {\\i{}et al.} 2014; Tyler 2010)","plainCitation":"(Cooling et al. 2012; Haubrock et al. 2022; Larson et al. 2019; Sandström et al. 2014; Tyler 2010)","noteIndex":0},"citationItems":[{"id":237,"uris":["http://zotero.org/users/9972654/items/PGCIIC5E"],"itemData":{"id":237,"type":"article-journal","abstract":"Synergies between invasive species and climate change are widely considered to be a major biodiversity threat. However, invasive species are also hypothesized to be susceptible to population collapse, as we demonstrate for a globally important invasive species in New Zealand. We observed Argentine ant populations to have collapsed in 40 per cent of surveyed sites. Populations had a mean survival time of 14.1 years (95% CI = 12.9–15.3 years). Resident ant communities had recovered or partly recovered after their collapse. Our models suggest that climate change will delay colony collapse, as increasing temperature and decreasing rainfall significantly increased their longevity, but only by a few years. Economic and environmental costs of invasive species may be small if populations collapse on their own accord.","container-title":"Biology Letters","DOI":"10.1098/rsbl.2011.1014","ISSN":"1744-9561, 1744-957X","issue":"3","journalAbbreviation":"Biol. Lett.","language":"en","page":"430-433","source":"DOI.org (Crossref)","title":"The widespread collapse of an invasive species: Argentine ants ( &lt;i&gt;Linepithema humile&lt;/i&gt; ) in New Zealand","title-short":"The widespread collapse of an invasive species","volume":"8","author":[{"family":"Cooling","given":"Meghan"},{"family":"Hartley","given":"Stephen"},{"family":"Sim","given":"Dalice A."},{"family":"Lester","given":"Philip J."}],"issued":{"date-parts":[["2012",6,23]]}}},{"id":90,"uris":["http://zotero.org/users/9972654/items/IPV6Z6PT"],"itemData":{"id":90,"type":"article-journal","abstract":"Globalization has led to the introduction of thousands of alien species worldwide. With growing impacts by invasive species, understanding the invasion process remains critical for predicting adverse effects and informing efficient management. Theoretically, invasion dynamics have been assumed to follow an “invasion curve” (S-­shaped curve of available area invaded over time), but this dynamic has lacked empirical testing using large-­scale data and neglects to consider invader abundances. We propose an “impact curve” describing the impacts generated by invasive species over time based on cumulative abundances. To test this curve's large-­scale applicability, we used the data-r­ ich New Zealand mud snail Potamopyrgus antipodarum, one of the most damaging freshwater invaders that has invaded almost all of Europe. Using long-­term (1979–­2020) abundance and environmental data collected across 306 European sites, we observed that P. antipodarum abundance generally increased through time, with slower population growth at higher latitudes and with lower runoff depth. Fifty-­nine percent of these populations followed the impact curve, characterized by first occurrence, exponential growth, then long-­term saturation. This behaviour is consistent with boom-­bust dynamics, as saturation occurs due to a rapid decline in abundance over time. Across sites, we estimated that impact peaked approximately two decades after first detection, but the rate of progression along the invasion process was influenced by local abiotic conditions. The S-­shaped impact curve may be common among many invasive species that undergo complex invasion dynamics. This provides a potentially unifying approach to advance understanding of large-­scale invasion dynamics and could inform timely management actions to mitigate impacts on ecosystems and economies.","container-title":"Global Change Biology","DOI":"10.1111/gcb.16207","ISSN":"1354-1013, 1365-2486","issue":"15","journalAbbreviation":"Global Change Biology","language":"en","page":"4620-4632","source":"DOI.org (Crossref)","title":"Invasion impacts and dynamics of a European‐wide introduced species","volume":"28","author":[{"family":"Haubrock","given":"Phillip J."},{"family":"Ahmed","given":"Danish A."},{"family":"Cuthbert","given":"Ross N."},{"family":"Stubbington","given":"Rachel"},{"family":"Domisch","given":"Sami"},{"family":"Marquez","given":"Jaime R. G."},{"family":"Beidas","given":"Ayah"},{"family":"Amatulli","given":"Giuseppe"},{"family":"Kiesel","given":"Jens"},{"family":"Shen","given":"Longzhu Q."},{"family":"Soto","given":"Ismael"},{"family":"Angeler","given":"David G."},{"family":"Bonada","given":"Núria"},{"family":"Cañedo‐Argüelles","given":"Miguel"},{"family":"Csabai","given":"Zoltán"},{"family":"Datry","given":"Thibault"},{"family":"Eyto","given":"Elvira","non-dropping-particle":"de"},{"family":"Dohet","given":"Alain"},{"family":"Drohan","given":"Emma"},{"family":"England","given":"Judy"},{"family":"Feio","given":"Maria J."},{"family":"Forio","given":"Marie A. E."},{"family":"Goethals","given":"Peter"},{"family":"Graf","given":"Wolfram"},{"family":"Heino","given":"Jani"},{"family":"Hudgins","given":"Emma J."},{"family":"Jähnig","given":"Sonja C."},{"family":"Johnson","given":"Richard K."},{"family":"Larrañaga","given":"Aitor"},{"family":"Leitner","given":"Patrick"},{"family":"L'Hoste","given":"Lionel"},{"family":"Lizee","given":"Marie‐Helene"},{"family":"Maire","given":"Anthony"},{"family":"Rasmussen","given":"Jes J."},{"family":"Schäfer","given":"Ralf B."},{"family":"Schmidt‐Kloiber","given":"Astrid"},{"family":"Vannevel","given":"Rudy"},{"family":"Várbíró","given":"Gábor"},{"family":"Wiberg‐Larsen","given":"Peter"},{"family":"Haase","given":"Peter"}],"issued":{"date-parts":[["2022",8]]}}},{"id":1311,"uris":["http://zotero.org/users/9972654/items/FJ4Y6MBA"],"itemData":{"id":1311,"type":"article-journal","abstract":"Invasive nonindigenous species are defined by their impacts: they substantially change native communities or ecosystems. Accordingly, invasive species might transform their habitats in ways that eventually become unfavorable to them, causing population declines or even extirpations. Here we use over 40 yr of systematically collected data on the abundance of the invasive rusty crayfish Faxonius rusticus from 17 lakes in northern Wisconsin, USA to explore whether population declines of this invader are related to the prevalence of rocky habitat, which shelters crayfish from predators and is unchanged by crayfish. We predicted that lakes with rock-dominated substrates would be resistant to F. rusticus population declines, whereas lakes lacking rock-dominated substrates would experience F. rusticus declines due to crayfish destruction of shelter-providing macrophytes. We found that in nearly one-half (47%) of the study lakes, F. rusticus experienced population declines over the study time period, and these lakes had significantly lower proportions of rock substrate than lakes that did not experience population declines. We recommend that more studies should investigate the potential for invasive species-mediated community or ecosystem feedbacks to eventually contribute to their own population declines.","container-title":"Ecology","DOI":"10.1002/ecy.2659","ISSN":"0012-9658, 1939-9170","issue":"5","journalAbbreviation":"Ecology","language":"en","page":"e02659","source":"DOI.org (Crossref)","title":"Habitat explains patterns of population decline for an invasive crayfish","volume":"100","author":[{"family":"Larson","given":"Eric R."},{"family":"Kreps","given":"Timothy A."},{"family":"Peters","given":"Brett"},{"family":"Peters","given":"Jody A."},{"family":"Lodge","given":"David M."}],"issued":{"date-parts":[["2019",5]]}}},{"id":199,"uris":["http://zotero.org/users/9972654/items/VFU2AJ2S"],"itemData":{"id":199,"type":"article-journal","container-title":"Biological Invasions","DOI":"10.1007/s10530-014-0641-1","ISSN":"1387-3547, 1573-1464","issue":"9","journalAbbreviation":"Biol Invasions","language":"en","page":"1961-1977","source":"DOI.org (Crossref)","title":"Population collapses in introduced non-indigenous crayfish","volume":"16","author":[{"family":"Sandström","given":"Alfred"},{"family":"Andersson","given":"Magnus"},{"family":"Asp","given":"Anders"},{"family":"Bohman","given":"Patrik"},{"family":"Edsman","given":"Lennart"},{"family":"Engdahl","given":"Fredrik"},{"family":"Nyström","given":"Per"},{"family":"Stenberg","given":"Marika"},{"family":"Hertonsson","given":"Pia"},{"family":"Vrålstad","given":"Trude"},{"family":"Granèli","given":"Wilhelm"}],"issued":{"date-parts":[["2014",9]]}}},{"id":4386,"uris":["http://zotero.org/users/9972654/items/AZBWA75G"],"itemData":{"id":4386,"type":"article-journal","abstract":"Snow is a major determinant of forage availability for reindeer and caribou (Rangifer tarandus; hereafter Rangifer) in winter and is, consequently, a medium through which climate variation may inﬂuence population dynamics in this species. Periodic ‘‘icing’’ of winter ranges, where interludes of mild weather result in formation of crusted snow and basal ice that restrict access to forage, is held to be a cause of mass starvation, catastrophic declines in numbers, and even extirpation of local populations. It has been suggested that warming of the Arctic may result in increased frequency of winters with unfavorable snow and ice conditions, with serious consequences for Rangifer. This paper examines data on major declines in populations of Rangifer to determine the mechanism(s) of these events and the role of snow and ice conditions in them. Thirty-one declines, involving numerical decreases between 25% and 99%, were identiﬁed in 12 populations. Declines were of two types: the negative phase of irruptive oscillations, mainly associated with populations introduced into new habitat, and numerical ﬂuctuation in persistently unstable established populations. The mechanisms of decline differed widely in both categories, ranging from wholly mortality to almost wholly emigration. In all cases, the observed dynamics are best interpreted as a product of interaction between internal processes (density dependence) and the external abiotic conditions (density independence). The strength and the form of density independence, parameterized in terms of local weather or large-scale climate, varies widely between populations, reﬂecting the enormous range of climate conditions across the circumpolar distribution of Rangifer. This complicates the search for abiotic components likely to be consistently important determinants of population growth in the species. There are few data demonstrating the presence of extensive hard snow or basal ice on ranges during winter(s) in which populations declined, and none conﬁrming ice as a ubiquitous and potent agent in the dynamics of Rangifer. Instead, where the simultaneous effects of density-dependent and density-independent factors are examined across the full temporal record of dynamics, climatic conditions associated with increased amounts of snow or winter warming are generally found to enhance the abundance of animals, at least in established populations.","container-title":"Ecological Monographs","DOI":"10.1890/09-1070.1","ISSN":"0012-9615, 1557-7015","issue":"2","journalAbbreviation":"Ecological Monographs","language":"en","license":"http://onlinelibrary.wiley.com/termsAndConditions#vor","page":"197-219","source":"DOI.org (Crossref)","title":"Climate, snow, ice, crashes, and declines in populations of reindeer and caribou (Rangifer tarandus L.)","volume":"80","author":[{"family":"Tyler","given":"N. J. C."}],"issued":{"date-parts":[["2010",5]]}}}],"schema":"https://github.com/citation-style-language/schema/raw/master/csl-citation.json"} </w:instrText>
-      </w:r>
-      <w:r>
-        <w:rPr>
-          <w:rFonts w:ascii="Times New Roman" w:eastAsia="Times New Roman" w:hAnsi="Times New Roman" w:cs="Times New Roman"/>
-          <w:iCs/>
-          <w:sz w:val="24"/>
-          <w:szCs w:val="24"/>
-        </w:rPr>
-        <w:fldChar w:fldCharType="separate"/>
-      </w:r>
-      <w:r>
-        <w:rPr>
-          <w:rFonts w:ascii="Times New Roman" w:hAnsi="Times New Roman" w:cs="Times New Roman"/>
-          <w:sz w:val="24"/>
-        </w:rPr>
-        <w:t xml:space="preserve">(Cooling </w:t>
-      </w:r>
-      <w:r>
-        <w:rPr>
-          <w:rFonts w:ascii="Times New Roman" w:hAnsi="Times New Roman" w:cs="Times New Roman"/>
-          <w:i/>
-          <w:iCs/>
-          <w:sz w:val="24"/>
-        </w:rPr>
-        <w:t>et al.</w:t>
-      </w:r>
-      <w:r>
-        <w:rPr>
-          <w:rFonts w:ascii="Times New Roman" w:hAnsi="Times New Roman" w:cs="Times New Roman"/>
-          <w:sz w:val="24"/>
-        </w:rPr>
-        <w:t xml:space="preserve"> 2012; Haubrock </w:t>
-      </w:r>
-      <w:r>
-        <w:rPr>
-          <w:rFonts w:ascii="Times New Roman" w:hAnsi="Times New Roman" w:cs="Times New Roman"/>
-          <w:i/>
-          <w:iCs/>
-          <w:sz w:val="24"/>
-        </w:rPr>
-        <w:t>et al.</w:t>
-      </w:r>
-      <w:r>
-        <w:rPr>
-          <w:rFonts w:ascii="Times New Roman" w:hAnsi="Times New Roman" w:cs="Times New Roman"/>
-          <w:sz w:val="24"/>
-        </w:rPr>
-        <w:t xml:space="preserve"> 2022; Larson </w:t>
-      </w:r>
-      <w:r>
-        <w:rPr>
-          <w:rFonts w:ascii="Times New Roman" w:hAnsi="Times New Roman" w:cs="Times New Roman"/>
-          <w:i/>
-          <w:iCs/>
-          <w:sz w:val="24"/>
-        </w:rPr>
-        <w:t>et al.</w:t>
-      </w:r>
-      <w:r>
-        <w:rPr>
-          <w:rFonts w:ascii="Times New Roman" w:hAnsi="Times New Roman" w:cs="Times New Roman"/>
-          <w:sz w:val="24"/>
-        </w:rPr>
-        <w:t xml:space="preserve"> 2019; Sandström </w:t>
-      </w:r>
-      <w:r>
-        <w:rPr>
-          <w:rFonts w:ascii="Times New Roman" w:hAnsi="Times New Roman" w:cs="Times New Roman"/>
-          <w:i/>
-          <w:iCs/>
-          <w:sz w:val="24"/>
-        </w:rPr>
-        <w:t>et al.</w:t>
-      </w:r>
-      <w:r>
-        <w:rPr>
-          <w:rFonts w:ascii="Times New Roman" w:hAnsi="Times New Roman" w:cs="Times New Roman"/>
-          <w:sz w:val="24"/>
-        </w:rPr>
-        <w:t xml:space="preserve"> 2014; Tyler 2010)</w:t>
-      </w:r>
-      <w:r>
-        <w:rPr>
-          <w:rFonts w:ascii="Times New Roman" w:eastAsia="Times New Roman" w:hAnsi="Times New Roman" w:cs="Times New Roman"/>
-          <w:iCs/>
-          <w:sz w:val="24"/>
-          <w:szCs w:val="24"/>
-        </w:rPr>
-        <w:fldChar w:fldCharType="end"/>
-      </w:r>
-      <w:r>
-        <w:rPr>
-          <w:rFonts w:ascii="Times New Roman" w:eastAsia="Times New Roman" w:hAnsi="Times New Roman" w:cs="Times New Roman"/>
-          <w:iCs/>
-          <w:sz w:val="24"/>
-          <w:szCs w:val="24"/>
-        </w:rPr>
-        <w:t>.</w:t>
-      </w:r>
-      <w:r>
-        <w:rPr>
-          <w:rFonts w:ascii="Times New Roman" w:eastAsia="Times New Roman" w:hAnsi="Times New Roman" w:cs="Times New Roman"/>
-          <w:iCs/>
-          <w:sz w:val="24"/>
-          <w:szCs w:val="24"/>
-        </w:rPr>
-        <w:t xml:space="preserve">  </w:t>
-      </w:r>
-      <w:r>
-        <w:rPr>
-          <w:rFonts w:ascii="Times New Roman" w:eastAsia="Times New Roman" w:hAnsi="Times New Roman" w:cs="Times New Roman"/>
-          <w:iCs/>
-          <w:sz w:val="24"/>
-          <w:szCs w:val="24"/>
-        </w:rPr>
-        <w:t xml:space="preserve">The best data </w:t>
-      </w:r>
-      <w:r>
-        <w:rPr>
-          <w:rFonts w:ascii="Times New Roman" w:eastAsia="Times New Roman" w:hAnsi="Times New Roman" w:cs="Times New Roman"/>
-          <w:iCs/>
-          <w:sz w:val="24"/>
-          <w:szCs w:val="24"/>
-        </w:rPr>
-        <w:t>for</w:t>
-      </w:r>
-      <w:r>
-        <w:rPr>
-          <w:rFonts w:ascii="Times New Roman" w:eastAsia="Times New Roman" w:hAnsi="Times New Roman" w:cs="Times New Roman"/>
-          <w:iCs/>
-          <w:sz w:val="24"/>
-          <w:szCs w:val="24"/>
-        </w:rPr>
-        <w:t xml:space="preserve"> assess</w:t>
-      </w:r>
-      <w:r>
-        <w:rPr>
-          <w:rFonts w:ascii="Times New Roman" w:eastAsia="Times New Roman" w:hAnsi="Times New Roman" w:cs="Times New Roman"/>
-          <w:iCs/>
-          <w:sz w:val="24"/>
-          <w:szCs w:val="24"/>
-        </w:rPr>
-        <w:t xml:space="preserve">ing  </w:t>
-      </w:r>
-      <w:r>
-        <w:rPr>
-          <w:rFonts w:ascii="Times New Roman" w:eastAsia="Times New Roman" w:hAnsi="Times New Roman" w:cs="Times New Roman"/>
-          <w:iCs/>
-          <w:sz w:val="24"/>
-          <w:szCs w:val="24"/>
-        </w:rPr>
-        <w:t>population</w:t>
-      </w:r>
-      <w:r>
-        <w:rPr>
-          <w:rFonts w:ascii="Times New Roman" w:eastAsia="Times New Roman" w:hAnsi="Times New Roman" w:cs="Times New Roman"/>
-          <w:iCs/>
-          <w:sz w:val="24"/>
-          <w:szCs w:val="24"/>
-        </w:rPr>
-        <w:t xml:space="preserve"> declines within </w:t>
-      </w:r>
-      <w:r>
-        <w:rPr>
-          <w:rFonts w:ascii="Times New Roman" w:eastAsia="Times New Roman" w:hAnsi="Times New Roman" w:cs="Times New Roman"/>
-          <w:iCs/>
-          <w:sz w:val="24"/>
-          <w:szCs w:val="24"/>
-        </w:rPr>
-        <w:t>the same species</w:t>
-      </w:r>
-      <w:r>
-        <w:rPr>
-          <w:rFonts w:ascii="Times New Roman" w:eastAsia="Times New Roman" w:hAnsi="Times New Roman" w:cs="Times New Roman"/>
-          <w:iCs/>
-          <w:sz w:val="24"/>
-          <w:szCs w:val="24"/>
-        </w:rPr>
-        <w:t xml:space="preserve"> are</w:t>
-      </w:r>
-      <w:r>
-        <w:rPr>
-          <w:rFonts w:ascii="Times New Roman" w:eastAsia="Times New Roman" w:hAnsi="Times New Roman" w:cs="Times New Roman"/>
-          <w:iCs/>
-          <w:sz w:val="24"/>
-          <w:szCs w:val="24"/>
-        </w:rPr>
-        <w:t xml:space="preserve"> compile</w:t>
-      </w:r>
-      <w:r>
-        <w:rPr>
-          <w:rFonts w:ascii="Times New Roman" w:eastAsia="Times New Roman" w:hAnsi="Times New Roman" w:cs="Times New Roman"/>
-          <w:iCs/>
-          <w:sz w:val="24"/>
-          <w:szCs w:val="24"/>
-        </w:rPr>
-        <w:t>d list</w:t>
-      </w:r>
-      <w:r>
-        <w:rPr>
-          <w:rFonts w:ascii="Times New Roman" w:eastAsia="Times New Roman" w:hAnsi="Times New Roman" w:cs="Times New Roman"/>
-          <w:iCs/>
-          <w:sz w:val="24"/>
-          <w:szCs w:val="24"/>
-        </w:rPr>
-        <w:t>s</w:t>
-      </w:r>
-      <w:r>
-        <w:rPr>
-          <w:rFonts w:ascii="Times New Roman" w:eastAsia="Times New Roman" w:hAnsi="Times New Roman" w:cs="Times New Roman"/>
-          <w:iCs/>
-          <w:sz w:val="24"/>
-          <w:szCs w:val="24"/>
-        </w:rPr>
-        <w:t xml:space="preserve"> of</w:t>
-      </w:r>
-      <w:r>
-        <w:rPr>
-          <w:rFonts w:ascii="Times New Roman" w:eastAsia="Times New Roman" w:hAnsi="Times New Roman" w:cs="Times New Roman"/>
-          <w:iCs/>
-          <w:sz w:val="24"/>
-          <w:szCs w:val="24"/>
-        </w:rPr>
-        <w:t xml:space="preserve"> time series of </w:t>
-      </w:r>
-      <w:r>
-        <w:rPr>
-          <w:rFonts w:ascii="Times New Roman" w:eastAsia="Times New Roman" w:hAnsi="Times New Roman" w:cs="Times New Roman"/>
-          <w:iCs/>
-          <w:sz w:val="24"/>
-          <w:szCs w:val="24"/>
-        </w:rPr>
-        <w:t>different populations of the same species</w:t>
-      </w:r>
-      <w:r>
-        <w:rPr>
-          <w:rFonts w:ascii="Times New Roman" w:eastAsia="Times New Roman" w:hAnsi="Times New Roman" w:cs="Times New Roman"/>
-          <w:iCs/>
-          <w:sz w:val="24"/>
-          <w:szCs w:val="24"/>
-        </w:rPr>
-        <w:t xml:space="preserve"> </w:t>
-      </w:r>
-      <w:r>
-        <w:rPr>
-          <w:rFonts w:ascii="Times New Roman" w:eastAsia="Times New Roman" w:hAnsi="Times New Roman" w:cs="Times New Roman"/>
-          <w:iCs/>
-          <w:sz w:val="24"/>
-          <w:szCs w:val="24"/>
-        </w:rPr>
-        <w:fldChar w:fldCharType="begin"/>
-      </w:r>
-      <w:r>
-        <w:rPr>
-          <w:rFonts w:ascii="Times New Roman" w:eastAsia="Times New Roman" w:hAnsi="Times New Roman" w:cs="Times New Roman"/>
-          <w:iCs/>
-          <w:sz w:val="24"/>
-          <w:szCs w:val="24"/>
-        </w:rPr>
-        <w:instrText xml:space="preserve"> ADDIN ZOTERO_ITEM CSL_CITATION {"citationID":"AZEFPId4","properties":{"formattedCitation":"(Haubrock {\\i{}et al.} 2022; Larson {\\i{}et al.} 2019; Sandstr\\uc0\\u246{}m {\\i{}et al.} 2014; Tyler 2010)","plainCitation":"(Haubrock et al. 2022; Larson et al. 2019; Sandström et al. 2014; Tyler 2010)","noteIndex":0},"citationItems":[{"id":90,"uris":["http://zotero.org/users/9972654/items/IPV6Z6PT"],"itemData":{"id":90,"type":"article-journal","abstract":"Globalization has led to the introduction of thousands of alien species worldwide. With growing impacts by invasive species, understanding the invasion process remains critical for predicting adverse effects and informing efficient management. Theoretically, invasion dynamics have been assumed to follow an “invasion curve” (S-­shaped curve of available area invaded over time), but this dynamic has lacked empirical testing using large-­scale data and neglects to consider invader abundances. We propose an “impact curve” describing the impacts generated by invasive species over time based on cumulative abundances. To test this curve's large-­scale applicability, we used the data-r­ ich New Zealand mud snail Potamopyrgus antipodarum, one of the most damaging freshwater invaders that has invaded almost all of Europe. Using long-­term (1979–­2020) abundance and environmental data collected across 306 European sites, we observed that P. antipodarum abundance generally increased through time, with slower population growth at higher latitudes and with lower runoff depth. Fifty-­nine percent of these populations followed the impact curve, characterized by first occurrence, exponential growth, then long-­term saturation. This behaviour is consistent with boom-­bust dynamics, as saturation occurs due to a rapid decline in abundance over time. Across sites, we estimated that impact peaked approximately two decades after first detection, but the rate of progression along the invasion process was influenced by local abiotic conditions. The S-­shaped impact curve may be common among many invasive species that undergo complex invasion dynamics. This provides a potentially unifying approach to advance understanding of large-­scale invasion dynamics and could inform timely management actions to mitigate impacts on ecosystems and economies.","container-title":"Global Change Biology","DOI":"10.1111/gcb.16207","ISSN":"1354-1013, 1365-2486","issue":"15","journalAbbreviation":"Global Change Biology","language":"en","page":"4620-4632","source":"DOI.org (Crossref)","title":"Invasion impacts and dynamics of a European‐wide introduced species","volume":"28","author":[{"family":"Haubrock","given":"Phillip J."},{"family":"Ahmed","given":"Danish A."},{"family":"Cuthbert","given":"Ross N."},{"family":"Stubbington","given":"Rachel"},{"family":"Domisch","given":"Sami"},{"family":"Marquez","given":"Jaime R. G."},{"family":"Beidas","given":"Ayah"},{"family":"Amatulli","given":"Giuseppe"},{"family":"Kiesel","given":"Jens"},{"family":"Shen","given":"Longzhu Q."},{"family":"Soto","given":"Ismael"},{"family":"Angeler","given":"David G."},{"family":"Bonada","given":"Núria"},{"family":"Cañedo‐Argüelles","given":"Miguel"},{"family":"Csabai","given":"Zoltán"},{"family":"Datry","given":"Thibault"},{"family":"Eyto","given":"Elvira","non-dropping-particle":"de"},{"family":"Dohet","given":"Alain"},{"family":"Drohan","given":"Emma"},{"family":"England","given":"Judy"},{"family":"Feio","given":"Maria J."},{"family":"Forio","given":"Marie A. E."},{"family":"Goethals","given":"Peter"},{"family":"Graf","given":"Wolfram"},{"family":"Heino","given":"Jani"},{"family":"Hudgins","given":"Emma J."},{"family":"Jähnig","given":"Sonja C."},{"family":"Johnson","given":"Richard K."},{"family":"Larrañaga","given":"Aitor"},{"family":"Leitner","given":"Patrick"},{"family":"L'Hoste","given":"Lionel"},{"family":"Lizee","given":"Marie‐Helene"},{"family":"Maire","given":"Anthony"},{"family":"Rasmussen","given":"Jes J."},{"family":"Schäfer","given":"Ralf B."},{"family":"Schmidt‐Kloiber","given":"Astrid"},{"family":"Vannevel","given":"Rudy"},{"family":"Várbíró","given":"Gábor"},{"family":"Wiberg‐Larsen","given":"Peter"},{"family":"Haase","given":"Peter"}],"issued":{"date-parts":[["2022",8]]}}},{"id":1311,"uris":["http://zotero.org/users/9972654/items/FJ4Y6MBA"],"itemData":{"id":1311,"type":"article-journal","abstract":"Invasive nonindigenous species are defined by their impacts: they substantially change native communities or ecosystems. Accordingly, invasive species might transform their habitats in ways that eventually become unfavorable to them, causing population declines or even extirpations. Here we use over 40 yr of systematically collected data on the abundance of the invasive rusty crayfish Faxonius rusticus from 17 lakes in northern Wisconsin, USA to explore whether population declines of this invader are related to the prevalence of rocky habitat, which shelters crayfish from predators and is unchanged by crayfish. We predicted that lakes with rock-dominated substrates would be resistant to F. rusticus population declines, whereas lakes lacking rock-dominated substrates would experience F. rusticus declines due to crayfish destruction of shelter-providing macrophytes. We found that in nearly one-half (47%) of the study lakes, F. rusticus experienced population declines over the study time period, and these lakes had significantly lower proportions of rock substrate than lakes that did not experience population declines. We recommend that more studies should investigate the potential for invasive species-mediated community or ecosystem feedbacks to eventually contribute to their own population declines.","container-title":"Ecology","DOI":"10.1002/ecy.2659","ISSN":"0012-9658, 1939-9170","issue":"5","journalAbbreviation":"Ecology","language":"en","page":"e02659","source":"DOI.org (Crossref)","title":"Habitat explains patterns of population decline for an invasive crayfish","volume":"100","author":[{"family":"Larson","given":"Eric R."},{"family":"Kreps","given":"Timothy A."},{"family":"Peters","given":"Brett"},{"family":"Peters","given":"Jody A."},{"family":"Lodge","given":"David M."}],"issued":{"date-parts":[["2019",5]]}}},{"id":199,"uris":["http://zotero.org/users/9972654/items/VFU2AJ2S"],"itemData":{"id":199,"type":"article-journal","container-title":"Biological Invasions","DOI":"10.1007/s10530-014-0641-1","ISSN":"1387-3547, 1573-1464","issue":"9","journalAbbreviation":"Biol Invasions","language":"en","page":"1961-1977","source":"DOI.org (Crossref)","title":"Population collapses in introduced non-indigenous crayfish","volume":"16","author":[{"family":"Sandström","given":"Alfred"},{"family":"Andersson","given":"Magnus"},{"family":"Asp","given":"Anders"},{"family":"Bohman","given":"Patrik"},{"family":"Edsman","given":"Lennart"},{"family":"Engdahl","given":"Fredrik"},{"family":"Nyström","given":"Per"},{"family":"Stenberg","given":"Marika"},{"family":"Hertonsson","given":"Pia"},{"family":"Vrålstad","given":"Trude"},{"family":"Granèli","given":"Wilhelm"}],"issued":{"date-parts":[["2014",9]]}}},{"id":4386,"uris":["http://zotero.org/users/9972654/items/AZBWA75G"],"itemData":{"id":4386,"type":"article-journal","abstract":"Snow is a major determinant of forage availability for reindeer and caribou (Rangifer tarandus; hereafter Rangifer) in winter and is, consequently, a medium through which climate variation may inﬂuence population dynamics in this species. Periodic ‘‘icing’’ of winter ranges, where interludes of mild weather result in formation of crusted snow and basal ice that restrict access to forage, is held to be a cause of mass starvation, catastrophic declines in numbers, and even extirpation of local populations. It has been suggested that warming of the Arctic may result in increased frequency of winters with unfavorable snow and ice conditions, with serious consequences for Rangifer. This paper examines data on major declines in populations of Rangifer to determine the mechanism(s) of these events and the role of snow and ice conditions in them. Thirty-one declines, involving numerical decreases between 25% and 99%, were identiﬁed in 12 populations. Declines were of two types: the negative phase of irruptive oscillations, mainly associated with populations introduced into new habitat, and numerical ﬂuctuation in persistently unstable established populations. The mechanisms of decline differed widely in both categories, ranging from wholly mortality to almost wholly emigration. In all cases, the observed dynamics are best interpreted as a product of interaction between internal processes (density dependence) and the external abiotic conditions (density independence). The strength and the form of density independence, parameterized in terms of local weather or large-scale climate, varies widely between populations, reﬂecting the enormous range of climate conditions across the circumpolar distribution of Rangifer. This complicates the search for abiotic components likely to be consistently important determinants of population growth in the species. There are few data demonstrating the presence of extensive hard snow or basal ice on ranges during winter(s) in which populations declined, and none conﬁrming ice as a ubiquitous and potent agent in the dynamics of Rangifer. Instead, where the simultaneous effects of density-dependent and density-independent factors are examined across the full temporal record of dynamics, climatic conditions associated with increased amounts of snow or winter warming are generally found to enhance the abundance of animals, at least in established populations.","container-title":"Ecological Monographs","DOI":"10.1890/09-1070.1","ISSN":"0012-9615, 1557-7015","issue":"2","journalAbbreviation":"Ecological Monographs","language":"en","license":"http://onlinelibrary.wiley.com/termsAndConditions#vor","page":"197-219","source":"DOI.org (Crossref)","title":"Climate, snow, ice, crashes, and declines in populations of reindeer and caribou (Rangifer tarandus L.)","volume":"80","author":[{"family":"Tyler","given":"N. J. C."}],"issued":{"date-parts":[["2010",5]]}}}],"schema":"https://github.com/citation-style-language/schema/raw/master/csl-citation.json"} </w:instrText>
-      </w:r>
-      <w:r>
-        <w:rPr>
-          <w:rFonts w:ascii="Times New Roman" w:eastAsia="Times New Roman" w:hAnsi="Times New Roman" w:cs="Times New Roman"/>
-          <w:iCs/>
-          <w:sz w:val="24"/>
-          <w:szCs w:val="24"/>
-        </w:rPr>
-        <w:fldChar w:fldCharType="separate"/>
-      </w:r>
-      <w:r>
-        <w:rPr>
-          <w:rFonts w:ascii="Times New Roman" w:hAnsi="Times New Roman" w:cs="Times New Roman"/>
-          <w:sz w:val="24"/>
-        </w:rPr>
-        <w:t xml:space="preserve">(Haubrock </w:t>
-      </w:r>
-      <w:r>
-        <w:rPr>
-          <w:rFonts w:ascii="Times New Roman" w:hAnsi="Times New Roman" w:cs="Times New Roman"/>
-          <w:i/>
-          <w:iCs/>
-          <w:sz w:val="24"/>
-        </w:rPr>
-        <w:t>et al.</w:t>
-      </w:r>
-      <w:r>
-        <w:rPr>
-          <w:rFonts w:ascii="Times New Roman" w:hAnsi="Times New Roman" w:cs="Times New Roman"/>
-          <w:sz w:val="24"/>
-        </w:rPr>
-        <w:t xml:space="preserve"> 2022; Larson </w:t>
-      </w:r>
-      <w:r>
-        <w:rPr>
-          <w:rFonts w:ascii="Times New Roman" w:hAnsi="Times New Roman" w:cs="Times New Roman"/>
-          <w:i/>
-          <w:iCs/>
-          <w:sz w:val="24"/>
-        </w:rPr>
-        <w:t>et al.</w:t>
-      </w:r>
-      <w:r>
-        <w:rPr>
-          <w:rFonts w:ascii="Times New Roman" w:hAnsi="Times New Roman" w:cs="Times New Roman"/>
-          <w:sz w:val="24"/>
-        </w:rPr>
-        <w:t xml:space="preserve"> 2019; Sandström </w:t>
-      </w:r>
-      <w:r>
-        <w:rPr>
-          <w:rFonts w:ascii="Times New Roman" w:hAnsi="Times New Roman" w:cs="Times New Roman"/>
-          <w:i/>
-          <w:iCs/>
-          <w:sz w:val="24"/>
-        </w:rPr>
-        <w:t>et al.</w:t>
-      </w:r>
-      <w:r>
-        <w:rPr>
-          <w:rFonts w:ascii="Times New Roman" w:hAnsi="Times New Roman" w:cs="Times New Roman"/>
-          <w:sz w:val="24"/>
-        </w:rPr>
-        <w:t xml:space="preserve"> 2014; Tyler 2010)</w:t>
-      </w:r>
-      <w:r>
-        <w:rPr>
-          <w:rFonts w:ascii="Times New Roman" w:eastAsia="Times New Roman" w:hAnsi="Times New Roman" w:cs="Times New Roman"/>
-          <w:iCs/>
-          <w:sz w:val="24"/>
-          <w:szCs w:val="24"/>
-        </w:rPr>
-        <w:fldChar w:fldCharType="end"/>
-      </w:r>
-      <w:r>
-        <w:rPr>
-          <w:rFonts w:ascii="Times New Roman" w:eastAsia="Times New Roman" w:hAnsi="Times New Roman" w:cs="Times New Roman"/>
-          <w:iCs/>
-          <w:sz w:val="24"/>
-          <w:szCs w:val="24"/>
-        </w:rPr>
-        <w:t xml:space="preserve">, </w:t>
-      </w:r>
-      <w:r>
-        <w:rPr>
-          <w:rFonts w:ascii="Times New Roman" w:eastAsia="Times New Roman" w:hAnsi="Times New Roman" w:cs="Times New Roman"/>
-          <w:iCs/>
-          <w:sz w:val="24"/>
-          <w:szCs w:val="24"/>
-        </w:rPr>
-        <w:t xml:space="preserve">but </w:t>
-      </w:r>
-      <w:r>
-        <w:rPr>
-          <w:rFonts w:ascii="Times New Roman" w:eastAsia="Times New Roman" w:hAnsi="Times New Roman" w:cs="Times New Roman"/>
-          <w:iCs/>
-          <w:sz w:val="24"/>
-          <w:szCs w:val="24"/>
-        </w:rPr>
-        <w:t xml:space="preserve">survival analyses </w:t>
-      </w:r>
-      <w:r>
-        <w:rPr>
-          <w:rFonts w:ascii="Times New Roman" w:eastAsia="Times New Roman" w:hAnsi="Times New Roman" w:cs="Times New Roman"/>
-          <w:iCs/>
-          <w:sz w:val="24"/>
-          <w:szCs w:val="24"/>
-        </w:rPr>
-        <w:t xml:space="preserve">using the time to </w:t>
-      </w:r>
-      <w:r>
-        <w:rPr>
-          <w:rFonts w:ascii="Times New Roman" w:eastAsia="Times New Roman" w:hAnsi="Times New Roman" w:cs="Times New Roman"/>
-          <w:iCs/>
-          <w:sz w:val="24"/>
-          <w:szCs w:val="24"/>
-        </w:rPr>
-        <w:t>local</w:t>
-      </w:r>
-      <w:r>
-        <w:rPr>
-          <w:rFonts w:ascii="Times New Roman" w:eastAsia="Times New Roman" w:hAnsi="Times New Roman" w:cs="Times New Roman"/>
-          <w:iCs/>
-          <w:sz w:val="24"/>
-          <w:szCs w:val="24"/>
-        </w:rPr>
-        <w:t xml:space="preserve"> extinctions </w:t>
-      </w:r>
-      <w:r>
-        <w:rPr>
-          <w:rFonts w:ascii="Times New Roman" w:eastAsia="Times New Roman" w:hAnsi="Times New Roman" w:cs="Times New Roman"/>
-          <w:iCs/>
-          <w:sz w:val="24"/>
-          <w:szCs w:val="24"/>
-        </w:rPr>
-        <w:t>since the record of first occurrence</w:t>
-      </w:r>
-      <w:r>
-        <w:rPr>
-          <w:rFonts w:ascii="Times New Roman" w:eastAsia="Times New Roman" w:hAnsi="Times New Roman" w:cs="Times New Roman"/>
-          <w:iCs/>
-          <w:sz w:val="24"/>
-          <w:szCs w:val="24"/>
-        </w:rPr>
-        <w:t xml:space="preserve"> </w:t>
-      </w:r>
-      <w:r>
-        <w:rPr>
-          <w:rFonts w:ascii="Times New Roman" w:eastAsia="Times New Roman" w:hAnsi="Times New Roman" w:cs="Times New Roman"/>
-          <w:iCs/>
-          <w:sz w:val="24"/>
-          <w:szCs w:val="24"/>
-        </w:rPr>
-        <w:t>have compellingly been used</w:t>
-      </w:r>
-      <w:r>
-        <w:rPr>
-          <w:rFonts w:ascii="Times New Roman" w:eastAsia="Times New Roman" w:hAnsi="Times New Roman" w:cs="Times New Roman"/>
-          <w:iCs/>
-          <w:sz w:val="24"/>
-          <w:szCs w:val="24"/>
-        </w:rPr>
-        <w:t xml:space="preserve"> </w:t>
-      </w:r>
-      <w:r>
-        <w:rPr>
-          <w:rFonts w:ascii="Times New Roman" w:eastAsia="Times New Roman" w:hAnsi="Times New Roman" w:cs="Times New Roman"/>
-          <w:iCs/>
-          <w:sz w:val="24"/>
-          <w:szCs w:val="24"/>
-        </w:rPr>
-        <w:fldChar w:fldCharType="begin"/>
-      </w:r>
-      <w:r>
-        <w:rPr>
-          <w:rFonts w:ascii="Times New Roman" w:eastAsia="Times New Roman" w:hAnsi="Times New Roman" w:cs="Times New Roman"/>
-          <w:iCs/>
-          <w:sz w:val="24"/>
-          <w:szCs w:val="24"/>
-        </w:rPr>
-        <w:instrText xml:space="preserve"> ADDIN ZOTERO_ITEM CSL_CITATION {"citationID":"rk3iKvHl","properties":{"formattedCitation":"(Cooling {\\i{}et al.} 2012)","plainCitation":"(Cooling et al. 2012)","noteIndex":0},"citationItems":[{"id":237,"uris":["http://zotero.org/users/9972654/items/PGCIIC5E"],"itemData":{"id":237,"type":"article-journal","abstract":"Synergies between invasive species and climate change are widely considered to be a major biodiversity threat. However, invasive species are also hypothesized to be susceptible to population collapse, as we demonstrate for a globally important invasive species in New Zealand. We observed Argentine ant populations to have collapsed in 40 per cent of surveyed sites. Populations had a mean survival time of 14.1 years (95% CI = 12.9–15.3 years). Resident ant communities had recovered or partly recovered after their collapse. Our models suggest that climate change will delay colony collapse, as increasing temperature and decreasing rainfall significantly increased their longevity, but only by a few years. Economic and environmental costs of invasive species may be small if populations collapse on their own accord.","container-title":"Biology Letters","DOI":"10.1098/rsbl.2011.1014","ISSN":"1744-9561, 1744-957X","issue":"3","journalAbbreviation":"Biol. Lett.","language":"en","page":"430-433","source":"DOI.org (Crossref)","title":"The widespread collapse of an invasive species: Argentine ants ( &lt;i&gt;Linepithema humile&lt;/i&gt; ) in New Zealand","title-short":"The widespread collapse of an invasive species","volume":"8","author":[{"family":"Cooling","given":"Meghan"},{"family":"Hartley","given":"Stephen"},{"family":"Sim","given":"Dalice A."},{"family":"Lester","given":"Philip J."}],"issued":{"date-parts":[["2012",6,23]]}}}],"schema":"https://github.com/citation-style-language/schema/raw/master/csl-citation.json"} </w:instrText>
-      </w:r>
-      <w:r>
-        <w:rPr>
-          <w:rFonts w:ascii="Times New Roman" w:eastAsia="Times New Roman" w:hAnsi="Times New Roman" w:cs="Times New Roman"/>
-          <w:iCs/>
-          <w:sz w:val="24"/>
-          <w:szCs w:val="24"/>
-        </w:rPr>
-        <w:fldChar w:fldCharType="separate"/>
-      </w:r>
-      <w:r>
-        <w:rPr>
-          <w:rFonts w:ascii="Times New Roman" w:hAnsi="Times New Roman" w:cs="Times New Roman"/>
-          <w:sz w:val="24"/>
-        </w:rPr>
-        <w:t xml:space="preserve">(Cooling </w:t>
-      </w:r>
-      <w:r>
-        <w:rPr>
-          <w:rFonts w:ascii="Times New Roman" w:hAnsi="Times New Roman" w:cs="Times New Roman"/>
-          <w:i/>
-          <w:iCs/>
-          <w:sz w:val="24"/>
-        </w:rPr>
-        <w:t>et al.</w:t>
-      </w:r>
-      <w:r>
-        <w:rPr>
-          <w:rFonts w:ascii="Times New Roman" w:hAnsi="Times New Roman" w:cs="Times New Roman"/>
-          <w:sz w:val="24"/>
-        </w:rPr>
-        <w:t xml:space="preserve"> 2012)</w:t>
-      </w:r>
-      <w:r>
-        <w:rPr>
-          <w:rFonts w:ascii="Times New Roman" w:eastAsia="Times New Roman" w:hAnsi="Times New Roman" w:cs="Times New Roman"/>
-          <w:iCs/>
-          <w:sz w:val="24"/>
-          <w:szCs w:val="24"/>
-        </w:rPr>
-        <w:fldChar w:fldCharType="end"/>
-      </w:r>
-      <w:r>
-        <w:rPr>
-          <w:rFonts w:ascii="Times New Roman" w:eastAsia="Times New Roman" w:hAnsi="Times New Roman" w:cs="Times New Roman"/>
-          <w:iCs/>
-          <w:sz w:val="24"/>
-          <w:szCs w:val="24"/>
-        </w:rPr>
-        <w:t>.</w:t>
-      </w:r>
-      <w:r>
-        <w:rPr>
-          <w:rFonts w:ascii="Times New Roman" w:eastAsia="Times New Roman" w:hAnsi="Times New Roman" w:cs="Times New Roman"/>
-          <w:iCs/>
-          <w:sz w:val="24"/>
-          <w:szCs w:val="24"/>
-        </w:rPr>
-        <w:t xml:space="preserve">  </w:t>
-      </w:r>
-      <w:r>
-        <w:rPr>
-          <w:rFonts w:ascii="Times New Roman" w:eastAsia="Times New Roman" w:hAnsi="Times New Roman" w:cs="Times New Roman"/>
-          <w:iCs/>
-          <w:sz w:val="24"/>
-          <w:szCs w:val="24"/>
-        </w:rPr>
-        <w:t xml:space="preserve">From these data, </w:t>
-      </w:r>
-      <w:r>
-        <w:rPr>
-          <w:rFonts w:ascii="Times New Roman" w:eastAsia="Times New Roman" w:hAnsi="Times New Roman" w:cs="Times New Roman"/>
-          <w:iCs/>
-          <w:sz w:val="24"/>
-          <w:szCs w:val="24"/>
-        </w:rPr>
-        <w:t>Rusty Crayfish (</w:t>
-      </w:r>
-      <w:proofErr w:type="spellStart"/>
-      <w:r>
-        <w:rPr>
-          <w:rFonts w:ascii="Times New Roman" w:eastAsia="Times New Roman" w:hAnsi="Times New Roman" w:cs="Times New Roman"/>
-          <w:i/>
-          <w:sz w:val="24"/>
-          <w:szCs w:val="24"/>
-        </w:rPr>
-        <w:t>F</w:t>
-      </w:r>
-      <w:r>
-        <w:rPr>
-          <w:rFonts w:ascii="Times New Roman" w:eastAsia="Times New Roman" w:hAnsi="Times New Roman" w:cs="Times New Roman"/>
-          <w:i/>
-          <w:sz w:val="24"/>
-          <w:szCs w:val="24"/>
-        </w:rPr>
-        <w:t>axonius</w:t>
-      </w:r>
-      <w:proofErr w:type="spellEnd"/>
-      <w:r>
-        <w:rPr>
-          <w:rFonts w:ascii="Times New Roman" w:eastAsia="Times New Roman" w:hAnsi="Times New Roman" w:cs="Times New Roman"/>
-          <w:i/>
-          <w:sz w:val="24"/>
-          <w:szCs w:val="24"/>
-        </w:rPr>
-        <w:t xml:space="preserve"> </w:t>
-      </w:r>
-      <w:proofErr w:type="spellStart"/>
-      <w:r>
-        <w:rPr>
-          <w:rFonts w:ascii="Times New Roman" w:eastAsia="Times New Roman" w:hAnsi="Times New Roman" w:cs="Times New Roman"/>
-          <w:i/>
-          <w:sz w:val="24"/>
-          <w:szCs w:val="24"/>
-        </w:rPr>
-        <w:t>rusticus</w:t>
-      </w:r>
-      <w:proofErr w:type="spellEnd"/>
-      <w:r>
-        <w:rPr>
-          <w:rFonts w:ascii="Times New Roman" w:eastAsia="Times New Roman" w:hAnsi="Times New Roman" w:cs="Times New Roman"/>
-          <w:iCs/>
-          <w:sz w:val="24"/>
-          <w:szCs w:val="24"/>
-        </w:rPr>
-        <w:t>) were shown to experienced declines in 47% of 17 lakes in Wisconsin, USA</w:t>
-      </w:r>
-      <w:r>
-        <w:rPr>
-          <w:rFonts w:ascii="Times New Roman" w:eastAsia="Times New Roman" w:hAnsi="Times New Roman" w:cs="Times New Roman"/>
-          <w:iCs/>
-          <w:sz w:val="24"/>
-          <w:szCs w:val="24"/>
-        </w:rPr>
-        <w:t xml:space="preserve"> </w:t>
-      </w:r>
-      <w:r>
-        <w:rPr>
-          <w:rFonts w:ascii="Times New Roman" w:eastAsia="Times New Roman" w:hAnsi="Times New Roman" w:cs="Times New Roman"/>
-          <w:iCs/>
-          <w:sz w:val="24"/>
-          <w:szCs w:val="24"/>
-        </w:rPr>
-        <w:fldChar w:fldCharType="begin"/>
-      </w:r>
-      <w:r>
-        <w:rPr>
-          <w:rFonts w:ascii="Times New Roman" w:eastAsia="Times New Roman" w:hAnsi="Times New Roman" w:cs="Times New Roman"/>
-          <w:iCs/>
-          <w:sz w:val="24"/>
-          <w:szCs w:val="24"/>
-        </w:rPr>
-        <w:instrText xml:space="preserve"> ADDIN ZOTERO_ITEM CSL_CITATION {"citationID":"KOuwsCEP","properties":{"formattedCitation":"(Larson {\\i{}et al.} 2019)","plainCitation":"(Larson et al. 2019)","noteIndex":0},"citationItems":[{"id":1311,"uris":["http://zotero.org/users/9972654/items/FJ4Y6MBA"],"itemData":{"id":1311,"type":"article-journal","abstract":"Invasive nonindigenous species are defined by their impacts: they substantially change native communities or ecosystems. Accordingly, invasive species might transform their habitats in ways that eventually become unfavorable to them, causing population declines or even extirpations. Here we use over 40 yr of systematically collected data on the abundance of the invasive rusty crayfish Faxonius rusticus from 17 lakes in northern Wisconsin, USA to explore whether population declines of this invader are related to the prevalence of rocky habitat, which shelters crayfish from predators and is unchanged by crayfish. We predicted that lakes with rock-dominated substrates would be resistant to F. rusticus population declines, whereas lakes lacking rock-dominated substrates would experience F. rusticus declines due to crayfish destruction of shelter-providing macrophytes. We found that in nearly one-half (47%) of the study lakes, F. rusticus experienced population declines over the study time period, and these lakes had significantly lower proportions of rock substrate than lakes that did not experience population declines. We recommend that more studies should investigate the potential for invasive species-mediated community or ecosystem feedbacks to eventually contribute to their own population declines.","container-title":"Ecology","DOI":"10.1002/ecy.2659","ISSN":"0012-9658, 1939-9170","issue":"5","journalAbbreviation":"Ecology","language":"en","page":"e02659","source":"DOI.org (Crossref)","title":"Habitat explains patterns of population decline for an invasive crayfish","volume":"100","author":[{"family":"Larson","given":"Eric R."},{"family":"Kreps","given":"Timothy A."},{"family":"Peters","given":"Brett"},{"family":"Peters","given":"Jody A."},{"family":"Lodge","given":"David M."}],"issued":{"date-parts":[["2019",5]]}}}],"schema":"https://github.com/citation-style-language/schema/raw/master/csl-citation.json"} </w:instrText>
-      </w:r>
-      <w:r>
-        <w:rPr>
-          <w:rFonts w:ascii="Times New Roman" w:eastAsia="Times New Roman" w:hAnsi="Times New Roman" w:cs="Times New Roman"/>
-          <w:iCs/>
-          <w:sz w:val="24"/>
-          <w:szCs w:val="24"/>
-        </w:rPr>
-        <w:fldChar w:fldCharType="separate"/>
-      </w:r>
-      <w:r>
-        <w:rPr>
-          <w:rFonts w:ascii="Times New Roman" w:hAnsi="Times New Roman" w:cs="Times New Roman"/>
-          <w:sz w:val="24"/>
-        </w:rPr>
-        <w:t xml:space="preserve">(Larson </w:t>
-      </w:r>
-      <w:r>
-        <w:rPr>
-          <w:rFonts w:ascii="Times New Roman" w:hAnsi="Times New Roman" w:cs="Times New Roman"/>
-          <w:i/>
-          <w:iCs/>
-          <w:sz w:val="24"/>
-        </w:rPr>
-        <w:t>et al.</w:t>
-      </w:r>
-      <w:r>
-        <w:rPr>
-          <w:rFonts w:ascii="Times New Roman" w:hAnsi="Times New Roman" w:cs="Times New Roman"/>
-          <w:sz w:val="24"/>
-        </w:rPr>
-        <w:t xml:space="preserve"> 2019)</w:t>
-      </w:r>
-      <w:r>
-        <w:rPr>
-          <w:rFonts w:ascii="Times New Roman" w:eastAsia="Times New Roman" w:hAnsi="Times New Roman" w:cs="Times New Roman"/>
-          <w:iCs/>
-          <w:sz w:val="24"/>
-          <w:szCs w:val="24"/>
-        </w:rPr>
-        <w:fldChar w:fldCharType="end"/>
-      </w:r>
-      <w:r>
-        <w:rPr>
-          <w:rFonts w:ascii="Times New Roman" w:eastAsia="Times New Roman" w:hAnsi="Times New Roman" w:cs="Times New Roman"/>
-          <w:iCs/>
-          <w:sz w:val="24"/>
-          <w:szCs w:val="24"/>
-        </w:rPr>
-        <w:t xml:space="preserve">, </w:t>
-      </w:r>
-      <w:r>
-        <w:rPr>
-          <w:rFonts w:ascii="Times New Roman" w:eastAsia="Times New Roman" w:hAnsi="Times New Roman" w:cs="Times New Roman"/>
-          <w:iCs/>
-          <w:sz w:val="24"/>
-          <w:szCs w:val="24"/>
-        </w:rPr>
-        <w:t>Signal Crayfish</w:t>
-      </w:r>
-      <w:r>
-        <w:rPr>
-          <w:rFonts w:ascii="Times New Roman" w:eastAsia="Times New Roman" w:hAnsi="Times New Roman" w:cs="Times New Roman"/>
-          <w:iCs/>
-          <w:sz w:val="24"/>
-          <w:szCs w:val="24"/>
-        </w:rPr>
-        <w:t xml:space="preserve"> </w:t>
-      </w:r>
-      <w:r>
-        <w:rPr>
-          <w:rFonts w:ascii="Times New Roman" w:eastAsia="Times New Roman" w:hAnsi="Times New Roman" w:cs="Times New Roman"/>
-          <w:iCs/>
-          <w:sz w:val="24"/>
-          <w:szCs w:val="24"/>
-        </w:rPr>
-        <w:t>(</w:t>
-      </w:r>
-      <w:proofErr w:type="spellStart"/>
-      <w:r>
-        <w:rPr>
-          <w:rFonts w:ascii="Times New Roman" w:eastAsia="Times New Roman" w:hAnsi="Times New Roman" w:cs="Times New Roman"/>
-          <w:i/>
-          <w:sz w:val="24"/>
-          <w:szCs w:val="24"/>
-        </w:rPr>
-        <w:t>Pacifastacus</w:t>
-      </w:r>
-      <w:proofErr w:type="spellEnd"/>
-      <w:r>
-        <w:rPr>
-          <w:rFonts w:ascii="Times New Roman" w:eastAsia="Times New Roman" w:hAnsi="Times New Roman" w:cs="Times New Roman"/>
-          <w:i/>
-          <w:sz w:val="24"/>
-          <w:szCs w:val="24"/>
-        </w:rPr>
-        <w:t xml:space="preserve"> </w:t>
-      </w:r>
-      <w:proofErr w:type="spellStart"/>
-      <w:r>
-        <w:rPr>
-          <w:rFonts w:ascii="Times New Roman" w:eastAsia="Times New Roman" w:hAnsi="Times New Roman" w:cs="Times New Roman"/>
-          <w:i/>
-          <w:sz w:val="24"/>
-          <w:szCs w:val="24"/>
-        </w:rPr>
-        <w:t>leniusculus</w:t>
-      </w:r>
-      <w:proofErr w:type="spellEnd"/>
-      <w:r>
-        <w:rPr>
-          <w:rFonts w:ascii="Times New Roman" w:eastAsia="Times New Roman" w:hAnsi="Times New Roman" w:cs="Times New Roman"/>
-          <w:iCs/>
-          <w:sz w:val="24"/>
-          <w:szCs w:val="24"/>
-        </w:rPr>
-        <w:t xml:space="preserve">) </w:t>
-      </w:r>
-      <w:r>
-        <w:rPr>
-          <w:rFonts w:ascii="Times New Roman" w:eastAsia="Times New Roman" w:hAnsi="Times New Roman" w:cs="Times New Roman"/>
-          <w:iCs/>
-          <w:sz w:val="24"/>
-          <w:szCs w:val="24"/>
-        </w:rPr>
-        <w:t>were show to experience what the author defined as population collapses in 41% o</w:t>
-      </w:r>
-      <w:r>
-        <w:rPr>
-          <w:rFonts w:ascii="Times New Roman" w:eastAsia="Times New Roman" w:hAnsi="Times New Roman" w:cs="Times New Roman"/>
-          <w:iCs/>
-          <w:sz w:val="24"/>
-          <w:szCs w:val="24"/>
-        </w:rPr>
-        <w:t xml:space="preserve">f 44 lakes across Sweden </w:t>
-      </w:r>
-      <w:r>
-        <w:rPr>
-          <w:rFonts w:ascii="Times New Roman" w:eastAsia="Times New Roman" w:hAnsi="Times New Roman" w:cs="Times New Roman"/>
-          <w:iCs/>
-          <w:sz w:val="24"/>
-          <w:szCs w:val="24"/>
-        </w:rPr>
-        <w:fldChar w:fldCharType="begin"/>
-      </w:r>
-      <w:r>
-        <w:rPr>
-          <w:rFonts w:ascii="Times New Roman" w:eastAsia="Times New Roman" w:hAnsi="Times New Roman" w:cs="Times New Roman"/>
-          <w:iCs/>
-          <w:sz w:val="24"/>
-          <w:szCs w:val="24"/>
-        </w:rPr>
-        <w:instrText xml:space="preserve"> ADDIN ZOTERO_ITEM CSL_CITATION {"citationID":"1RhMWTzY","properties":{"formattedCitation":"(Sandstr\\uc0\\u246{}m {\\i{}et al.} 2014)","plainCitation":"(Sandström et al. 2014)","noteIndex":0},"citationItems":[{"id":199,"uris":["http://zotero.org/users/9972654/items/VFU2AJ2S"],"itemData":{"id":199,"type":"article-journal","container-title":"Biological Invasions","DOI":"10.1007/s10530-014-0641-1","ISSN":"1387-3547, 1573-1464","issue":"9","journalAbbreviation":"Biol Invasions","language":"en","page":"1961-1977","source":"DOI.org (Crossref)","title":"Population collapses in introduced non-indigenous crayfish","volume":"16","author":[{"family":"Sandström","given":"Alfred"},{"family":"Andersson","given":"Magnus"},{"family":"Asp","given":"Anders"},{"family":"Bohman","given":"Patrik"},{"family":"Edsman","given":"Lennart"},{"family":"Engdahl","given":"Fredrik"},{"family":"Nyström","given":"Per"},{"family":"Stenberg","given":"Marika"},{"family":"Hertonsson","given":"Pia"},{"family":"Vrålstad","given":"Trude"},{"family":"Granèli","given":"Wilhelm"}],"issued":{"date-parts":[["2014",9]]}}}],"schema":"https://github.com/citation-style-language/schema/raw/master/csl-citation.json"} </w:instrText>
-      </w:r>
-      <w:r>
-        <w:rPr>
-          <w:rFonts w:ascii="Times New Roman" w:eastAsia="Times New Roman" w:hAnsi="Times New Roman" w:cs="Times New Roman"/>
-          <w:iCs/>
-          <w:sz w:val="24"/>
-          <w:szCs w:val="24"/>
-        </w:rPr>
-        <w:fldChar w:fldCharType="separate"/>
-      </w:r>
-      <w:r>
-        <w:rPr>
-          <w:rFonts w:ascii="Times New Roman" w:hAnsi="Times New Roman" w:cs="Times New Roman"/>
-          <w:sz w:val="24"/>
-        </w:rPr>
-        <w:t xml:space="preserve">(Sandström </w:t>
-      </w:r>
-      <w:r>
-        <w:rPr>
-          <w:rFonts w:ascii="Times New Roman" w:hAnsi="Times New Roman" w:cs="Times New Roman"/>
-          <w:i/>
-          <w:iCs/>
-          <w:sz w:val="24"/>
-        </w:rPr>
-        <w:t>et al.</w:t>
-      </w:r>
-      <w:r>
-        <w:rPr>
-          <w:rFonts w:ascii="Times New Roman" w:hAnsi="Times New Roman" w:cs="Times New Roman"/>
-          <w:sz w:val="24"/>
-        </w:rPr>
-        <w:t xml:space="preserve"> 2014)</w:t>
-      </w:r>
-      <w:r>
-        <w:rPr>
-          <w:rFonts w:ascii="Times New Roman" w:eastAsia="Times New Roman" w:hAnsi="Times New Roman" w:cs="Times New Roman"/>
-          <w:iCs/>
-          <w:sz w:val="24"/>
-          <w:szCs w:val="24"/>
-        </w:rPr>
-        <w:fldChar w:fldCharType="end"/>
-      </w:r>
-      <w:r>
-        <w:rPr>
-          <w:rFonts w:ascii="Times New Roman" w:eastAsia="Times New Roman" w:hAnsi="Times New Roman" w:cs="Times New Roman"/>
-          <w:iCs/>
-          <w:sz w:val="24"/>
-          <w:szCs w:val="24"/>
-        </w:rPr>
-        <w:t xml:space="preserve">, </w:t>
-      </w:r>
-      <w:r>
-        <w:rPr>
-          <w:rFonts w:ascii="Times New Roman" w:eastAsia="Times New Roman" w:hAnsi="Times New Roman" w:cs="Times New Roman"/>
-          <w:iCs/>
-          <w:sz w:val="24"/>
-          <w:szCs w:val="24"/>
-        </w:rPr>
-        <w:t>Reindeer</w:t>
-      </w:r>
-      <w:r>
-        <w:rPr>
-          <w:rFonts w:ascii="Times New Roman" w:eastAsia="Times New Roman" w:hAnsi="Times New Roman" w:cs="Times New Roman"/>
-          <w:iCs/>
-          <w:sz w:val="24"/>
-          <w:szCs w:val="24"/>
-        </w:rPr>
-        <w:t xml:space="preserve"> (</w:t>
-      </w:r>
-      <w:r>
-        <w:rPr>
-          <w:rFonts w:ascii="Times New Roman" w:eastAsia="Times New Roman" w:hAnsi="Times New Roman" w:cs="Times New Roman"/>
-          <w:i/>
-          <w:sz w:val="24"/>
-          <w:szCs w:val="24"/>
-        </w:rPr>
-        <w:t>Rangifer tarandus</w:t>
-      </w:r>
-      <w:r>
-        <w:rPr>
-          <w:rFonts w:ascii="Times New Roman" w:eastAsia="Times New Roman" w:hAnsi="Times New Roman" w:cs="Times New Roman"/>
-          <w:iCs/>
-          <w:sz w:val="24"/>
-          <w:szCs w:val="24"/>
-        </w:rPr>
-        <w:t>) were shown to experience declines in</w:t>
-      </w:r>
-      <w:r>
-        <w:rPr>
-          <w:rFonts w:ascii="Times New Roman" w:eastAsia="Times New Roman" w:hAnsi="Times New Roman" w:cs="Times New Roman"/>
-          <w:iCs/>
-          <w:sz w:val="24"/>
-          <w:szCs w:val="24"/>
-        </w:rPr>
-        <w:t xml:space="preserve"> 86% of </w:t>
-      </w:r>
-      <w:r>
-        <w:rPr>
-          <w:rFonts w:ascii="Times New Roman" w:eastAsia="Times New Roman" w:hAnsi="Times New Roman" w:cs="Times New Roman"/>
-          <w:iCs/>
-          <w:sz w:val="24"/>
-          <w:szCs w:val="24"/>
-        </w:rPr>
-        <w:t>7 introduced populations across the arctic</w:t>
-      </w:r>
-      <w:r>
-        <w:rPr>
-          <w:rFonts w:ascii="Times New Roman" w:eastAsia="Times New Roman" w:hAnsi="Times New Roman" w:cs="Times New Roman"/>
-          <w:iCs/>
-          <w:sz w:val="24"/>
-          <w:szCs w:val="24"/>
-        </w:rPr>
-        <w:t>,</w:t>
-      </w:r>
-      <w:r>
-        <w:rPr>
-          <w:rFonts w:ascii="Times New Roman" w:eastAsia="Times New Roman" w:hAnsi="Times New Roman" w:cs="Times New Roman"/>
-          <w:iCs/>
-          <w:sz w:val="24"/>
-          <w:szCs w:val="24"/>
-        </w:rPr>
-        <w:t xml:space="preserve"> and</w:t>
-      </w:r>
-      <w:r>
-        <w:rPr>
-          <w:rFonts w:ascii="Times New Roman" w:eastAsia="Times New Roman" w:hAnsi="Times New Roman" w:cs="Times New Roman"/>
-          <w:iCs/>
-          <w:sz w:val="24"/>
-          <w:szCs w:val="24"/>
-        </w:rPr>
-        <w:t xml:space="preserve"> Argentine ants were found to be extirpated</w:t>
+        <w:t>extirpated</w:t>
       </w:r>
       <w:r>
         <w:rPr>
@@ -17794,41 +17936,7 @@
           <w:sz w:val="24"/>
           <w:szCs w:val="24"/>
         </w:rPr>
-        <w:t xml:space="preserve">declines across species is a compiled list of the time-series of the different non-native </w:t>
-      </w:r>
-      <w:commentRangeStart w:id="4"/>
-      <w:commentRangeStart w:id="5"/>
-      <w:r>
-        <w:rPr>
-          <w:rFonts w:ascii="Times New Roman" w:eastAsia="Times New Roman" w:hAnsi="Times New Roman" w:cs="Times New Roman"/>
-          <w:iCs/>
-          <w:sz w:val="24"/>
-          <w:szCs w:val="24"/>
-        </w:rPr>
-        <w:t>species</w:t>
-      </w:r>
-      <w:commentRangeEnd w:id="4"/>
-      <w:r>
-        <w:rPr>
-          <w:rStyle w:val="CommentReference"/>
-        </w:rPr>
-        <w:commentReference w:id="4"/>
-      </w:r>
-      <w:commentRangeEnd w:id="5"/>
-      <w:r>
-        <w:rPr>
-          <w:rStyle w:val="CommentReference"/>
-        </w:rPr>
-        <w:commentReference w:id="5"/>
-      </w:r>
-      <w:r>
-        <w:rPr>
-          <w:rFonts w:ascii="Times New Roman" w:eastAsia="Times New Roman" w:hAnsi="Times New Roman" w:cs="Times New Roman"/>
-          <w:iCs/>
-          <w:sz w:val="24"/>
-          <w:szCs w:val="24"/>
-        </w:rPr>
-        <w:t xml:space="preserve"> within </w:t>
+        <w:t xml:space="preserve">declines across species is a compiled list of the time-series of the different non-native species within </w:t>
       </w:r>
       <w:r>
         <w:rPr>
@@ -17880,15 +17988,7 @@
           <w:rFonts w:ascii="Times New Roman" w:hAnsi="Times New Roman" w:cs="Times New Roman"/>
           <w:sz w:val="24"/>
         </w:rPr>
-        <w:t xml:space="preserve">(Aagaard &amp; Lockwood </w:t>
-      </w:r>
-      <w:r>
-        <w:rPr>
-          <w:rFonts w:ascii="Times New Roman" w:hAnsi="Times New Roman" w:cs="Times New Roman"/>
-          <w:sz w:val="24"/>
-        </w:rPr>
-        <w:lastRenderedPageBreak/>
-        <w:t xml:space="preserve">2016; Morris </w:t>
+        <w:t xml:space="preserve">(Aagaard &amp; Lockwood 2016; Morris </w:t>
       </w:r>
       <w:r>
         <w:rPr>
@@ -18688,6 +18788,7 @@
           <w:sz w:val="24"/>
           <w:szCs w:val="24"/>
         </w:rPr>
+        <w:lastRenderedPageBreak/>
         <w:tab/>
       </w:r>
       <w:r>
@@ -19340,17 +19441,7 @@
           <w:sz w:val="24"/>
           <w:szCs w:val="24"/>
         </w:rPr>
-        <w:t xml:space="preserve">n, </w:t>
-      </w:r>
-      <w:r>
-        <w:rPr>
-          <w:rFonts w:ascii="Times New Roman" w:eastAsia="Times New Roman" w:hAnsi="Times New Roman" w:cs="Times New Roman"/>
-          <w:iCs/>
-          <w:sz w:val="24"/>
-          <w:szCs w:val="24"/>
-        </w:rPr>
-        <w:lastRenderedPageBreak/>
-        <w:t xml:space="preserve">enemy release followed by enemy accumulation, and the invasive species unfavorably alters the ecosystem for future generations each had at least one study that had intermediate or strong evidence. </w:t>
+        <w:t xml:space="preserve">n, enemy release followed by enemy accumulation, and the invasive species unfavorably alters the ecosystem for future generations each had at least one study that had intermediate or strong evidence. </w:t>
       </w:r>
     </w:p>
     <w:p>
@@ -19624,7 +19715,15 @@
           <w:rFonts w:ascii="Times New Roman" w:hAnsi="Times New Roman" w:cs="Times New Roman"/>
           <w:sz w:val="24"/>
         </w:rPr>
-        <w:t xml:space="preserve"> 2021)</w:t>
+        <w:t xml:space="preserve"> </w:t>
+      </w:r>
+      <w:r>
+        <w:rPr>
+          <w:rFonts w:ascii="Times New Roman" w:hAnsi="Times New Roman" w:cs="Times New Roman"/>
+          <w:sz w:val="24"/>
+        </w:rPr>
+        <w:lastRenderedPageBreak/>
+        <w:t>2021)</w:t>
       </w:r>
       <w:r>
         <w:rPr>
@@ -19946,16 +20045,7 @@
           <w:sz w:val="24"/>
           <w:szCs w:val="24"/>
         </w:rPr>
-        <w:t xml:space="preserve">, declines during fluctuations rarely are sustained.  Fluctuations akin to cyclic dynamics have been reported in </w:t>
-      </w:r>
-      <w:r>
-        <w:rPr>
-          <w:rFonts w:ascii="Times New Roman" w:eastAsia="Times New Roman" w:hAnsi="Times New Roman" w:cs="Times New Roman"/>
-          <w:sz w:val="24"/>
-          <w:szCs w:val="24"/>
-        </w:rPr>
-        <w:lastRenderedPageBreak/>
-        <w:t>non-native populations during invasions</w:t>
+        <w:t>, declines during fluctuations rarely are sustained.  Fluctuations akin to cyclic dynamics have been reported in non-native populations during invasions</w:t>
       </w:r>
       <w:r>
         <w:rPr>
@@ -20391,7 +20481,16 @@
           <w:sz w:val="24"/>
           <w:szCs w:val="24"/>
         </w:rPr>
-        <w:t>phic locations (Fig. 3).</w:t>
+        <w:t xml:space="preserve">phic </w:t>
+      </w:r>
+      <w:r>
+        <w:rPr>
+          <w:rFonts w:ascii="Times New Roman" w:eastAsia="Gungsuh" w:hAnsi="Times New Roman" w:cs="Times New Roman"/>
+          <w:sz w:val="24"/>
+          <w:szCs w:val="24"/>
+        </w:rPr>
+        <w:lastRenderedPageBreak/>
+        <w:t>locations (Fig. 3).</w:t>
       </w:r>
       <w:r>
         <w:rPr>
@@ -20577,20 +20676,25 @@
     <w:p>
       <w:pPr>
         <w:pStyle w:val="Bibliography"/>
+        <w:spacing w:line="480" w:lineRule="auto"/>
+        <w:rPr>
+          <w:rFonts w:ascii="Times New Roman" w:hAnsi="Times New Roman" w:cs="Times New Roman"/>
+          <w:sz w:val="24"/>
+          <w:szCs w:val="24"/>
+        </w:rPr>
       </w:pPr>
       <w:r>
         <w:rPr>
-          <w:rFonts w:eastAsia="Times New Roman"/>
+          <w:rFonts w:ascii="Times New Roman" w:eastAsia="Times New Roman" w:hAnsi="Times New Roman" w:cs="Times New Roman"/>
           <w:b/>
           <w:sz w:val="24"/>
           <w:szCs w:val="24"/>
         </w:rPr>
-        <w:lastRenderedPageBreak/>
         <w:fldChar w:fldCharType="begin"/>
       </w:r>
       <w:r>
         <w:rPr>
-          <w:rFonts w:eastAsia="Times New Roman"/>
+          <w:rFonts w:ascii="Times New Roman" w:eastAsia="Times New Roman" w:hAnsi="Times New Roman" w:cs="Times New Roman"/>
           <w:b/>
           <w:sz w:val="24"/>
           <w:szCs w:val="24"/>
@@ -20599,7 +20703,7 @@
       </w:r>
       <w:r>
         <w:rPr>
-          <w:rFonts w:eastAsia="Times New Roman"/>
+          <w:rFonts w:ascii="Times New Roman" w:eastAsia="Times New Roman" w:hAnsi="Times New Roman" w:cs="Times New Roman"/>
           <w:b/>
           <w:sz w:val="24"/>
           <w:szCs w:val="24"/>
@@ -20607,1142 +20711,2228 @@
         <w:fldChar w:fldCharType="separate"/>
       </w:r>
       <w:r>
+        <w:rPr>
+          <w:rFonts w:ascii="Times New Roman" w:hAnsi="Times New Roman" w:cs="Times New Roman"/>
+          <w:sz w:val="24"/>
+          <w:szCs w:val="24"/>
+        </w:rPr>
         <w:t xml:space="preserve">Aagaard, K. &amp; Lockwood, J.L. (2016). Severe and rapid population declines in exotic birds. </w:t>
       </w:r>
       <w:r>
         <w:rPr>
+          <w:rFonts w:ascii="Times New Roman" w:hAnsi="Times New Roman" w:cs="Times New Roman"/>
           <w:i/>
           <w:iCs/>
+          <w:sz w:val="24"/>
+          <w:szCs w:val="24"/>
         </w:rPr>
         <w:t>Biol Invasions</w:t>
       </w:r>
       <w:r>
+        <w:rPr>
+          <w:rFonts w:ascii="Times New Roman" w:hAnsi="Times New Roman" w:cs="Times New Roman"/>
+          <w:sz w:val="24"/>
+          <w:szCs w:val="24"/>
+        </w:rPr>
         <w:t>, 18, 1667–1678.</w:t>
       </w:r>
     </w:p>
     <w:p>
       <w:pPr>
         <w:pStyle w:val="Bibliography"/>
+        <w:spacing w:line="480" w:lineRule="auto"/>
+        <w:rPr>
+          <w:rFonts w:ascii="Times New Roman" w:hAnsi="Times New Roman" w:cs="Times New Roman"/>
+          <w:sz w:val="24"/>
+          <w:szCs w:val="24"/>
+        </w:rPr>
       </w:pPr>
       <w:r>
+        <w:rPr>
+          <w:rFonts w:ascii="Times New Roman" w:hAnsi="Times New Roman" w:cs="Times New Roman"/>
+          <w:sz w:val="24"/>
+          <w:szCs w:val="24"/>
+        </w:rPr>
         <w:t xml:space="preserve">Aagaard, K., Lockwood, J.L. &amp; Green, E.J. (2016). A Bayesian approach for characterizing uncertainty in declaring a population collapse. </w:t>
       </w:r>
       <w:r>
         <w:rPr>
+          <w:rFonts w:ascii="Times New Roman" w:hAnsi="Times New Roman" w:cs="Times New Roman"/>
           <w:i/>
           <w:iCs/>
+          <w:sz w:val="24"/>
+          <w:szCs w:val="24"/>
         </w:rPr>
         <w:t>Ecological Modelling</w:t>
       </w:r>
       <w:r>
+        <w:rPr>
+          <w:rFonts w:ascii="Times New Roman" w:hAnsi="Times New Roman" w:cs="Times New Roman"/>
+          <w:sz w:val="24"/>
+          <w:szCs w:val="24"/>
+        </w:rPr>
         <w:t>, 328, 78–84.</w:t>
       </w:r>
     </w:p>
     <w:p>
       <w:pPr>
         <w:pStyle w:val="Bibliography"/>
+        <w:spacing w:line="480" w:lineRule="auto"/>
+        <w:rPr>
+          <w:rFonts w:ascii="Times New Roman" w:hAnsi="Times New Roman" w:cs="Times New Roman"/>
+          <w:sz w:val="24"/>
+          <w:szCs w:val="24"/>
+        </w:rPr>
       </w:pPr>
       <w:r>
+        <w:rPr>
+          <w:rFonts w:ascii="Times New Roman" w:hAnsi="Times New Roman" w:cs="Times New Roman"/>
+          <w:sz w:val="24"/>
+          <w:szCs w:val="24"/>
+        </w:rPr>
         <w:t xml:space="preserve">Andreassen, H.P., Sundell, J., Ecke, F., Halle, S., Haapakoski, M., Henttonen, H., </w:t>
       </w:r>
       <w:r>
         <w:rPr>
+          <w:rFonts w:ascii="Times New Roman" w:hAnsi="Times New Roman" w:cs="Times New Roman"/>
           <w:i/>
           <w:iCs/>
+          <w:sz w:val="24"/>
+          <w:szCs w:val="24"/>
         </w:rPr>
         <w:t>et al.</w:t>
       </w:r>
       <w:r>
+        <w:rPr>
+          <w:rFonts w:ascii="Times New Roman" w:hAnsi="Times New Roman" w:cs="Times New Roman"/>
+          <w:sz w:val="24"/>
+          <w:szCs w:val="24"/>
+        </w:rPr>
         <w:t xml:space="preserve"> (2021). Population cycles and outbreaks of small rodents: ten essential questions we still need to solve. </w:t>
       </w:r>
       <w:r>
         <w:rPr>
+          <w:rFonts w:ascii="Times New Roman" w:hAnsi="Times New Roman" w:cs="Times New Roman"/>
           <w:i/>
           <w:iCs/>
+          <w:sz w:val="24"/>
+          <w:szCs w:val="24"/>
         </w:rPr>
         <w:t>Oecologia</w:t>
       </w:r>
       <w:r>
+        <w:rPr>
+          <w:rFonts w:ascii="Times New Roman" w:hAnsi="Times New Roman" w:cs="Times New Roman"/>
+          <w:sz w:val="24"/>
+          <w:szCs w:val="24"/>
+        </w:rPr>
         <w:t>, 195, 601–622.</w:t>
       </w:r>
     </w:p>
     <w:p>
       <w:pPr>
         <w:pStyle w:val="Bibliography"/>
+        <w:spacing w:line="480" w:lineRule="auto"/>
+        <w:rPr>
+          <w:rFonts w:ascii="Times New Roman" w:hAnsi="Times New Roman" w:cs="Times New Roman"/>
+          <w:sz w:val="24"/>
+          <w:szCs w:val="24"/>
+        </w:rPr>
       </w:pPr>
       <w:r>
+        <w:rPr>
+          <w:rFonts w:ascii="Times New Roman" w:hAnsi="Times New Roman" w:cs="Times New Roman"/>
+          <w:sz w:val="24"/>
+          <w:szCs w:val="24"/>
+        </w:rPr>
         <w:t xml:space="preserve">Bennison, K., Godfree, R. &amp; Dickman, C.R. (2018). Synchronous boom–bust cycles in central Australian rodents and marsupials in response to rainfall and fire. </w:t>
       </w:r>
       <w:r>
         <w:rPr>
+          <w:rFonts w:ascii="Times New Roman" w:hAnsi="Times New Roman" w:cs="Times New Roman"/>
           <w:i/>
           <w:iCs/>
+          <w:sz w:val="24"/>
+          <w:szCs w:val="24"/>
         </w:rPr>
         <w:t>Journal of Mammalogy</w:t>
       </w:r>
       <w:r>
+        <w:rPr>
+          <w:rFonts w:ascii="Times New Roman" w:hAnsi="Times New Roman" w:cs="Times New Roman"/>
+          <w:sz w:val="24"/>
+          <w:szCs w:val="24"/>
+        </w:rPr>
         <w:t>, 99, 1137–1148.</w:t>
       </w:r>
     </w:p>
     <w:p>
       <w:pPr>
         <w:pStyle w:val="Bibliography"/>
+        <w:spacing w:line="480" w:lineRule="auto"/>
+        <w:rPr>
+          <w:rFonts w:ascii="Times New Roman" w:hAnsi="Times New Roman" w:cs="Times New Roman"/>
+          <w:sz w:val="24"/>
+          <w:szCs w:val="24"/>
+        </w:rPr>
       </w:pPr>
       <w:r>
+        <w:rPr>
+          <w:rFonts w:ascii="Times New Roman" w:hAnsi="Times New Roman" w:cs="Times New Roman"/>
+          <w:sz w:val="24"/>
+          <w:szCs w:val="24"/>
+        </w:rPr>
+        <w:lastRenderedPageBreak/>
         <w:t xml:space="preserve">Bird, J.P., Martin, R., Akçakaya, H.R., Gilroy, J., Burfield, I.J., Garnett, S.T., </w:t>
       </w:r>
       <w:r>
         <w:rPr>
+          <w:rFonts w:ascii="Times New Roman" w:hAnsi="Times New Roman" w:cs="Times New Roman"/>
           <w:i/>
           <w:iCs/>
+          <w:sz w:val="24"/>
+          <w:szCs w:val="24"/>
         </w:rPr>
         <w:t>et al.</w:t>
       </w:r>
       <w:r>
+        <w:rPr>
+          <w:rFonts w:ascii="Times New Roman" w:hAnsi="Times New Roman" w:cs="Times New Roman"/>
+          <w:sz w:val="24"/>
+          <w:szCs w:val="24"/>
+        </w:rPr>
         <w:t xml:space="preserve"> (2020). Generation lengths of the world’s birds and their implications for extinction risk. </w:t>
       </w:r>
       <w:r>
         <w:rPr>
+          <w:rFonts w:ascii="Times New Roman" w:hAnsi="Times New Roman" w:cs="Times New Roman"/>
           <w:i/>
           <w:iCs/>
+          <w:sz w:val="24"/>
+          <w:szCs w:val="24"/>
         </w:rPr>
         <w:t>Conservation Biology</w:t>
       </w:r>
       <w:r>
+        <w:rPr>
+          <w:rFonts w:ascii="Times New Roman" w:hAnsi="Times New Roman" w:cs="Times New Roman"/>
+          <w:sz w:val="24"/>
+          <w:szCs w:val="24"/>
+        </w:rPr>
         <w:t>, 34, 1252–1261.</w:t>
       </w:r>
     </w:p>
     <w:p>
       <w:pPr>
         <w:pStyle w:val="Bibliography"/>
+        <w:spacing w:line="480" w:lineRule="auto"/>
+        <w:rPr>
+          <w:rFonts w:ascii="Times New Roman" w:hAnsi="Times New Roman" w:cs="Times New Roman"/>
+          <w:sz w:val="24"/>
+          <w:szCs w:val="24"/>
+        </w:rPr>
       </w:pPr>
       <w:r>
+        <w:rPr>
+          <w:rFonts w:ascii="Times New Roman" w:hAnsi="Times New Roman" w:cs="Times New Roman"/>
+          <w:sz w:val="24"/>
+          <w:szCs w:val="24"/>
+        </w:rPr>
         <w:t xml:space="preserve">Breed, W.G., Leigh, C.M. &amp; Breed, M.F. (2017). Changes in abundance and reproductive activity of small arid-zone murid rodents on an active cattle station in central Australia. </w:t>
       </w:r>
       <w:r>
         <w:rPr>
+          <w:rFonts w:ascii="Times New Roman" w:hAnsi="Times New Roman" w:cs="Times New Roman"/>
           <w:i/>
           <w:iCs/>
+          <w:sz w:val="24"/>
+          <w:szCs w:val="24"/>
         </w:rPr>
         <w:t>Wildl. Res.</w:t>
       </w:r>
       <w:r>
+        <w:rPr>
+          <w:rFonts w:ascii="Times New Roman" w:hAnsi="Times New Roman" w:cs="Times New Roman"/>
+          <w:sz w:val="24"/>
+          <w:szCs w:val="24"/>
+        </w:rPr>
         <w:t>, 44, 22.</w:t>
       </w:r>
     </w:p>
     <w:p>
       <w:pPr>
         <w:pStyle w:val="Bibliography"/>
+        <w:spacing w:line="480" w:lineRule="auto"/>
+        <w:rPr>
+          <w:rFonts w:ascii="Times New Roman" w:hAnsi="Times New Roman" w:cs="Times New Roman"/>
+          <w:sz w:val="24"/>
+          <w:szCs w:val="24"/>
+        </w:rPr>
       </w:pPr>
       <w:r>
+        <w:rPr>
+          <w:rFonts w:ascii="Times New Roman" w:hAnsi="Times New Roman" w:cs="Times New Roman"/>
+          <w:sz w:val="24"/>
+          <w:szCs w:val="24"/>
+        </w:rPr>
         <w:t xml:space="preserve">Clavero, M., Brotons, L., Pons, P. &amp; Sol, D. (2009). Prominent role of invasive species in avian biodiversity loss. </w:t>
       </w:r>
       <w:r>
         <w:rPr>
+          <w:rFonts w:ascii="Times New Roman" w:hAnsi="Times New Roman" w:cs="Times New Roman"/>
           <w:i/>
           <w:iCs/>
+          <w:sz w:val="24"/>
+          <w:szCs w:val="24"/>
         </w:rPr>
         <w:t>Biological Conservation</w:t>
       </w:r>
       <w:r>
+        <w:rPr>
+          <w:rFonts w:ascii="Times New Roman" w:hAnsi="Times New Roman" w:cs="Times New Roman"/>
+          <w:sz w:val="24"/>
+          <w:szCs w:val="24"/>
+        </w:rPr>
         <w:t>, 142, 2043–2049.</w:t>
       </w:r>
     </w:p>
     <w:p>
       <w:pPr>
         <w:pStyle w:val="Bibliography"/>
+        <w:spacing w:line="480" w:lineRule="auto"/>
+        <w:rPr>
+          <w:rFonts w:ascii="Times New Roman" w:hAnsi="Times New Roman" w:cs="Times New Roman"/>
+          <w:sz w:val="24"/>
+          <w:szCs w:val="24"/>
+        </w:rPr>
       </w:pPr>
       <w:r>
+        <w:rPr>
+          <w:rFonts w:ascii="Times New Roman" w:hAnsi="Times New Roman" w:cs="Times New Roman"/>
+          <w:sz w:val="24"/>
+          <w:szCs w:val="24"/>
+        </w:rPr>
         <w:t xml:space="preserve">Cooling, M., Hartley, S., Sim, D.A. &amp; Lester, P.J. (2012). The widespread collapse of an invasive species: Argentine ants ( </w:t>
       </w:r>
       <w:r>
         <w:rPr>
+          <w:rFonts w:ascii="Times New Roman" w:hAnsi="Times New Roman" w:cs="Times New Roman"/>
           <w:i/>
           <w:iCs/>
+          <w:sz w:val="24"/>
+          <w:szCs w:val="24"/>
         </w:rPr>
         <w:t>Linepithema humile</w:t>
       </w:r>
       <w:r>
+        <w:rPr>
+          <w:rFonts w:ascii="Times New Roman" w:hAnsi="Times New Roman" w:cs="Times New Roman"/>
+          <w:sz w:val="24"/>
+          <w:szCs w:val="24"/>
+        </w:rPr>
         <w:t xml:space="preserve"> ) in New Zealand. </w:t>
       </w:r>
       <w:r>
         <w:rPr>
+          <w:rFonts w:ascii="Times New Roman" w:hAnsi="Times New Roman" w:cs="Times New Roman"/>
           <w:i/>
           <w:iCs/>
+          <w:sz w:val="24"/>
+          <w:szCs w:val="24"/>
         </w:rPr>
         <w:t>Biol. Lett.</w:t>
       </w:r>
       <w:r>
+        <w:rPr>
+          <w:rFonts w:ascii="Times New Roman" w:hAnsi="Times New Roman" w:cs="Times New Roman"/>
+          <w:sz w:val="24"/>
+          <w:szCs w:val="24"/>
+        </w:rPr>
         <w:t>, 8, 430–433.</w:t>
       </w:r>
     </w:p>
     <w:p>
       <w:pPr>
         <w:pStyle w:val="Bibliography"/>
+        <w:spacing w:line="480" w:lineRule="auto"/>
+        <w:rPr>
+          <w:rFonts w:ascii="Times New Roman" w:hAnsi="Times New Roman" w:cs="Times New Roman"/>
+          <w:sz w:val="24"/>
+          <w:szCs w:val="24"/>
+        </w:rPr>
       </w:pPr>
       <w:r>
+        <w:rPr>
+          <w:rFonts w:ascii="Times New Roman" w:hAnsi="Times New Roman" w:cs="Times New Roman"/>
+          <w:sz w:val="24"/>
+          <w:szCs w:val="24"/>
+        </w:rPr>
         <w:t xml:space="preserve">Cooling, M. &amp; Hoffmann, B.D. (2015). Here today, gone tomorrow: declines and local extinctions of invasive ant populations in the absence of intervention. </w:t>
       </w:r>
       <w:r>
         <w:rPr>
+          <w:rFonts w:ascii="Times New Roman" w:hAnsi="Times New Roman" w:cs="Times New Roman"/>
           <w:i/>
           <w:iCs/>
+          <w:sz w:val="24"/>
+          <w:szCs w:val="24"/>
         </w:rPr>
         <w:t>Biol Invasions</w:t>
       </w:r>
       <w:r>
+        <w:rPr>
+          <w:rFonts w:ascii="Times New Roman" w:hAnsi="Times New Roman" w:cs="Times New Roman"/>
+          <w:sz w:val="24"/>
+          <w:szCs w:val="24"/>
+        </w:rPr>
         <w:t>, 17, 3351–3357.</w:t>
       </w:r>
     </w:p>
     <w:p>
       <w:pPr>
         <w:pStyle w:val="Bibliography"/>
+        <w:spacing w:line="480" w:lineRule="auto"/>
+        <w:rPr>
+          <w:rFonts w:ascii="Times New Roman" w:hAnsi="Times New Roman" w:cs="Times New Roman"/>
+          <w:sz w:val="24"/>
+          <w:szCs w:val="24"/>
+        </w:rPr>
       </w:pPr>
       <w:r>
+        <w:rPr>
+          <w:rFonts w:ascii="Times New Roman" w:hAnsi="Times New Roman" w:cs="Times New Roman"/>
+          <w:sz w:val="24"/>
+          <w:szCs w:val="24"/>
+        </w:rPr>
         <w:t xml:space="preserve">Cuthbert, R.N., Pattison, Z., Taylor, N.G., Verbrugge, L., Diagne, C., Ahmed, D.A., </w:t>
       </w:r>
       <w:r>
         <w:rPr>
+          <w:rFonts w:ascii="Times New Roman" w:hAnsi="Times New Roman" w:cs="Times New Roman"/>
           <w:i/>
           <w:iCs/>
+          <w:sz w:val="24"/>
+          <w:szCs w:val="24"/>
         </w:rPr>
         <w:t>et al.</w:t>
       </w:r>
       <w:r>
+        <w:rPr>
+          <w:rFonts w:ascii="Times New Roman" w:hAnsi="Times New Roman" w:cs="Times New Roman"/>
+          <w:sz w:val="24"/>
+          <w:szCs w:val="24"/>
+        </w:rPr>
         <w:t xml:space="preserve"> (2021). Global economic costs of aquatic invasive alien species. </w:t>
       </w:r>
       <w:r>
         <w:rPr>
+          <w:rFonts w:ascii="Times New Roman" w:hAnsi="Times New Roman" w:cs="Times New Roman"/>
           <w:i/>
           <w:iCs/>
+          <w:sz w:val="24"/>
+          <w:szCs w:val="24"/>
         </w:rPr>
         <w:t>Science of The Total Environment</w:t>
       </w:r>
       <w:r>
+        <w:rPr>
+          <w:rFonts w:ascii="Times New Roman" w:hAnsi="Times New Roman" w:cs="Times New Roman"/>
+          <w:sz w:val="24"/>
+          <w:szCs w:val="24"/>
+        </w:rPr>
         <w:t>, 775, 145238.</w:t>
       </w:r>
     </w:p>
     <w:p>
       <w:pPr>
         <w:pStyle w:val="Bibliography"/>
+        <w:spacing w:line="480" w:lineRule="auto"/>
+        <w:rPr>
+          <w:rFonts w:ascii="Times New Roman" w:hAnsi="Times New Roman" w:cs="Times New Roman"/>
+          <w:sz w:val="24"/>
+          <w:szCs w:val="24"/>
+        </w:rPr>
       </w:pPr>
       <w:r>
-        <w:t>De Magalhães, J.P. &amp; Costa, J. (2009). A database of vertebrate longevity records and their relation to other life</w:t>
-      </w:r>
-      <w:r>
-        <w:rPr>
-          <w:rFonts w:ascii="Cambria Math" w:hAnsi="Cambria Math" w:cs="Cambria Math"/>
-        </w:rPr>
-        <w:t>‐</w:t>
-      </w:r>
-      <w:r>
-        <w:t xml:space="preserve">history traits. </w:t>
-      </w:r>
-      <w:r>
-        <w:rPr>
+        <w:rPr>
+          <w:rFonts w:ascii="Times New Roman" w:hAnsi="Times New Roman" w:cs="Times New Roman"/>
+          <w:sz w:val="24"/>
+          <w:szCs w:val="24"/>
+        </w:rPr>
+        <w:t xml:space="preserve">De Magalhães, J.P. &amp; Costa, J. (2009). A database of vertebrate longevity records and their relation to other life‐history traits. </w:t>
+      </w:r>
+      <w:r>
+        <w:rPr>
+          <w:rFonts w:ascii="Times New Roman" w:hAnsi="Times New Roman" w:cs="Times New Roman"/>
           <w:i/>
           <w:iCs/>
+          <w:sz w:val="24"/>
+          <w:szCs w:val="24"/>
         </w:rPr>
         <w:t>J of Evolutionary Biology</w:t>
       </w:r>
       <w:r>
+        <w:rPr>
+          <w:rFonts w:ascii="Times New Roman" w:hAnsi="Times New Roman" w:cs="Times New Roman"/>
+          <w:sz w:val="24"/>
+          <w:szCs w:val="24"/>
+        </w:rPr>
         <w:t>, 22, 1770–1774.</w:t>
       </w:r>
     </w:p>
     <w:p>
       <w:pPr>
         <w:pStyle w:val="Bibliography"/>
+        <w:spacing w:line="480" w:lineRule="auto"/>
+        <w:rPr>
+          <w:rFonts w:ascii="Times New Roman" w:hAnsi="Times New Roman" w:cs="Times New Roman"/>
+          <w:sz w:val="24"/>
+          <w:szCs w:val="24"/>
+        </w:rPr>
       </w:pPr>
       <w:r>
+        <w:rPr>
+          <w:rFonts w:ascii="Times New Roman" w:hAnsi="Times New Roman" w:cs="Times New Roman"/>
+          <w:sz w:val="24"/>
+          <w:szCs w:val="24"/>
+        </w:rPr>
         <w:t xml:space="preserve">Dexter, E., Bollens, S.M., Rollwagen-Bollens, G., Emerson, J. &amp; Zimmerman, J. (2015). Persistent vs. ephemeral invasions: 8.5 years of zooplankton community dynamics in the Columbia River: Persistent vs. ephemeral invasions. </w:t>
       </w:r>
       <w:r>
         <w:rPr>
+          <w:rFonts w:ascii="Times New Roman" w:hAnsi="Times New Roman" w:cs="Times New Roman"/>
           <w:i/>
           <w:iCs/>
+          <w:sz w:val="24"/>
+          <w:szCs w:val="24"/>
         </w:rPr>
         <w:t>Limnol. Oceanogr.</w:t>
       </w:r>
       <w:r>
+        <w:rPr>
+          <w:rFonts w:ascii="Times New Roman" w:hAnsi="Times New Roman" w:cs="Times New Roman"/>
+          <w:sz w:val="24"/>
+          <w:szCs w:val="24"/>
+        </w:rPr>
         <w:t>, 60, 527–539.</w:t>
       </w:r>
     </w:p>
     <w:p>
       <w:pPr>
         <w:pStyle w:val="Bibliography"/>
+        <w:spacing w:line="480" w:lineRule="auto"/>
+        <w:rPr>
+          <w:rFonts w:ascii="Times New Roman" w:hAnsi="Times New Roman" w:cs="Times New Roman"/>
+          <w:sz w:val="24"/>
+          <w:szCs w:val="24"/>
+        </w:rPr>
       </w:pPr>
       <w:r>
+        <w:rPr>
+          <w:rFonts w:ascii="Times New Roman" w:hAnsi="Times New Roman" w:cs="Times New Roman"/>
+          <w:sz w:val="24"/>
+          <w:szCs w:val="24"/>
+        </w:rPr>
+        <w:lastRenderedPageBreak/>
         <w:t xml:space="preserve">Duncan, R.P., Dexter, N., Wayne, A. &amp; Hone, J. (2020). Eruptive dynamics are common in managed mammal populations. </w:t>
       </w:r>
       <w:r>
         <w:rPr>
+          <w:rFonts w:ascii="Times New Roman" w:hAnsi="Times New Roman" w:cs="Times New Roman"/>
           <w:i/>
           <w:iCs/>
+          <w:sz w:val="24"/>
+          <w:szCs w:val="24"/>
         </w:rPr>
         <w:t>Ecology</w:t>
       </w:r>
       <w:r>
+        <w:rPr>
+          <w:rFonts w:ascii="Times New Roman" w:hAnsi="Times New Roman" w:cs="Times New Roman"/>
+          <w:sz w:val="24"/>
+          <w:szCs w:val="24"/>
+        </w:rPr>
         <w:t>, 101.</w:t>
       </w:r>
     </w:p>
     <w:p>
       <w:pPr>
         <w:pStyle w:val="Bibliography"/>
+        <w:spacing w:line="480" w:lineRule="auto"/>
+        <w:rPr>
+          <w:rFonts w:ascii="Times New Roman" w:hAnsi="Times New Roman" w:cs="Times New Roman"/>
+          <w:sz w:val="24"/>
+          <w:szCs w:val="24"/>
+        </w:rPr>
       </w:pPr>
       <w:r>
+        <w:rPr>
+          <w:rFonts w:ascii="Times New Roman" w:hAnsi="Times New Roman" w:cs="Times New Roman"/>
+          <w:sz w:val="24"/>
+          <w:szCs w:val="24"/>
+        </w:rPr>
         <w:t xml:space="preserve">Elton, C. (1927). </w:t>
       </w:r>
       <w:r>
         <w:rPr>
+          <w:rFonts w:ascii="Times New Roman" w:hAnsi="Times New Roman" w:cs="Times New Roman"/>
           <w:i/>
           <w:iCs/>
+          <w:sz w:val="24"/>
+          <w:szCs w:val="24"/>
         </w:rPr>
         <w:t>Animal Ecology</w:t>
       </w:r>
       <w:r>
+        <w:rPr>
+          <w:rFonts w:ascii="Times New Roman" w:hAnsi="Times New Roman" w:cs="Times New Roman"/>
+          <w:sz w:val="24"/>
+          <w:szCs w:val="24"/>
+        </w:rPr>
         <w:t>. The Macmillan Company, New York, NY.</w:t>
       </w:r>
     </w:p>
     <w:p>
       <w:pPr>
         <w:pStyle w:val="Bibliography"/>
+        <w:spacing w:line="480" w:lineRule="auto"/>
+        <w:rPr>
+          <w:rFonts w:ascii="Times New Roman" w:hAnsi="Times New Roman" w:cs="Times New Roman"/>
+          <w:sz w:val="24"/>
+          <w:szCs w:val="24"/>
+        </w:rPr>
       </w:pPr>
       <w:r>
+        <w:rPr>
+          <w:rFonts w:ascii="Times New Roman" w:hAnsi="Times New Roman" w:cs="Times New Roman"/>
+          <w:sz w:val="24"/>
+          <w:szCs w:val="24"/>
+        </w:rPr>
         <w:t xml:space="preserve">Elton, C. &amp; Nicholson, M. (1942). The Ten-Year Cycle in Numbers of the Lynx in Canada. </w:t>
       </w:r>
       <w:r>
         <w:rPr>
+          <w:rFonts w:ascii="Times New Roman" w:hAnsi="Times New Roman" w:cs="Times New Roman"/>
           <w:i/>
           <w:iCs/>
+          <w:sz w:val="24"/>
+          <w:szCs w:val="24"/>
         </w:rPr>
         <w:t>The Journal of Animal Ecology</w:t>
       </w:r>
       <w:r>
+        <w:rPr>
+          <w:rFonts w:ascii="Times New Roman" w:hAnsi="Times New Roman" w:cs="Times New Roman"/>
+          <w:sz w:val="24"/>
+          <w:szCs w:val="24"/>
+        </w:rPr>
         <w:t>, 11, 215.</w:t>
       </w:r>
     </w:p>
     <w:p>
       <w:pPr>
         <w:pStyle w:val="Bibliography"/>
+        <w:spacing w:line="480" w:lineRule="auto"/>
+        <w:rPr>
+          <w:rFonts w:ascii="Times New Roman" w:hAnsi="Times New Roman" w:cs="Times New Roman"/>
+          <w:sz w:val="24"/>
+          <w:szCs w:val="24"/>
+        </w:rPr>
       </w:pPr>
       <w:r>
+        <w:rPr>
+          <w:rFonts w:ascii="Times New Roman" w:hAnsi="Times New Roman" w:cs="Times New Roman"/>
+          <w:sz w:val="24"/>
+          <w:szCs w:val="24"/>
+        </w:rPr>
         <w:t xml:space="preserve">Elton, C.S. (1958). </w:t>
       </w:r>
       <w:r>
         <w:rPr>
+          <w:rFonts w:ascii="Times New Roman" w:hAnsi="Times New Roman" w:cs="Times New Roman"/>
           <w:i/>
           <w:iCs/>
+          <w:sz w:val="24"/>
+          <w:szCs w:val="24"/>
         </w:rPr>
         <w:t>The Ecology of Invasions by Animals and Plants</w:t>
       </w:r>
       <w:r>
+        <w:rPr>
+          <w:rFonts w:ascii="Times New Roman" w:hAnsi="Times New Roman" w:cs="Times New Roman"/>
+          <w:sz w:val="24"/>
+          <w:szCs w:val="24"/>
+        </w:rPr>
         <w:t>. 2nd edn. Springer, Gewerbestrasse, Switzerland.</w:t>
       </w:r>
     </w:p>
     <w:p>
       <w:pPr>
         <w:pStyle w:val="Bibliography"/>
+        <w:spacing w:line="480" w:lineRule="auto"/>
+        <w:rPr>
+          <w:rFonts w:ascii="Times New Roman" w:hAnsi="Times New Roman" w:cs="Times New Roman"/>
+          <w:sz w:val="24"/>
+          <w:szCs w:val="24"/>
+        </w:rPr>
       </w:pPr>
       <w:r>
+        <w:rPr>
+          <w:rFonts w:ascii="Times New Roman" w:hAnsi="Times New Roman" w:cs="Times New Roman"/>
+          <w:sz w:val="24"/>
+          <w:szCs w:val="24"/>
+        </w:rPr>
         <w:t xml:space="preserve">Fernández, C. (2020). Boom-bust of </w:t>
       </w:r>
       <w:r>
         <w:rPr>
+          <w:rFonts w:ascii="Times New Roman" w:hAnsi="Times New Roman" w:cs="Times New Roman"/>
           <w:i/>
           <w:iCs/>
+          <w:sz w:val="24"/>
+          <w:szCs w:val="24"/>
         </w:rPr>
         <w:t>Sargassum muticum</w:t>
       </w:r>
       <w:r>
+        <w:rPr>
+          <w:rFonts w:ascii="Times New Roman" w:hAnsi="Times New Roman" w:cs="Times New Roman"/>
+          <w:sz w:val="24"/>
+          <w:szCs w:val="24"/>
+        </w:rPr>
         <w:t xml:space="preserve"> in northern Spain: 30 years of invasion. </w:t>
       </w:r>
       <w:r>
         <w:rPr>
+          <w:rFonts w:ascii="Times New Roman" w:hAnsi="Times New Roman" w:cs="Times New Roman"/>
           <w:i/>
           <w:iCs/>
+          <w:sz w:val="24"/>
+          <w:szCs w:val="24"/>
         </w:rPr>
         <w:t>European Journal of Phycology</w:t>
       </w:r>
       <w:r>
+        <w:rPr>
+          <w:rFonts w:ascii="Times New Roman" w:hAnsi="Times New Roman" w:cs="Times New Roman"/>
+          <w:sz w:val="24"/>
+          <w:szCs w:val="24"/>
+        </w:rPr>
         <w:t>, 55, 285–295.</w:t>
       </w:r>
     </w:p>
     <w:p>
       <w:pPr>
         <w:pStyle w:val="Bibliography"/>
+        <w:spacing w:line="480" w:lineRule="auto"/>
+        <w:rPr>
+          <w:rFonts w:ascii="Times New Roman" w:hAnsi="Times New Roman" w:cs="Times New Roman"/>
+          <w:sz w:val="24"/>
+          <w:szCs w:val="24"/>
+        </w:rPr>
       </w:pPr>
       <w:r>
+        <w:rPr>
+          <w:rFonts w:ascii="Times New Roman" w:hAnsi="Times New Roman" w:cs="Times New Roman"/>
+          <w:sz w:val="24"/>
+          <w:szCs w:val="24"/>
+        </w:rPr>
         <w:t xml:space="preserve">Froese, R., Palomares, M.L.D. &amp; Pauly, D. (1992). Draft User’s Manual of Fish Base A Biological Database on Fish (ver. 1.0). </w:t>
       </w:r>
       <w:r>
         <w:rPr>
+          <w:rFonts w:ascii="Times New Roman" w:hAnsi="Times New Roman" w:cs="Times New Roman"/>
           <w:i/>
           <w:iCs/>
+          <w:sz w:val="24"/>
+          <w:szCs w:val="24"/>
         </w:rPr>
         <w:t>ICLARM Software</w:t>
       </w:r>
       <w:r>
+        <w:rPr>
+          <w:rFonts w:ascii="Times New Roman" w:hAnsi="Times New Roman" w:cs="Times New Roman"/>
+          <w:sz w:val="24"/>
+          <w:szCs w:val="24"/>
+        </w:rPr>
         <w:t>, 7, 48.</w:t>
       </w:r>
     </w:p>
     <w:p>
       <w:pPr>
         <w:pStyle w:val="Bibliography"/>
+        <w:spacing w:line="480" w:lineRule="auto"/>
+        <w:rPr>
+          <w:rFonts w:ascii="Times New Roman" w:hAnsi="Times New Roman" w:cs="Times New Roman"/>
+          <w:sz w:val="24"/>
+          <w:szCs w:val="24"/>
+        </w:rPr>
       </w:pPr>
       <w:r>
+        <w:rPr>
+          <w:rFonts w:ascii="Times New Roman" w:hAnsi="Times New Roman" w:cs="Times New Roman"/>
+          <w:sz w:val="24"/>
+          <w:szCs w:val="24"/>
+        </w:rPr>
         <w:t xml:space="preserve">Gallardo, B., Clavero, M., Sánchez, M.I. &amp; Vilà, M. (2016). Global ecological impacts of invasive species in aquatic ecosystems. </w:t>
       </w:r>
       <w:r>
         <w:rPr>
+          <w:rFonts w:ascii="Times New Roman" w:hAnsi="Times New Roman" w:cs="Times New Roman"/>
           <w:i/>
           <w:iCs/>
+          <w:sz w:val="24"/>
+          <w:szCs w:val="24"/>
         </w:rPr>
         <w:t>Global Change Biology</w:t>
       </w:r>
       <w:r>
+        <w:rPr>
+          <w:rFonts w:ascii="Times New Roman" w:hAnsi="Times New Roman" w:cs="Times New Roman"/>
+          <w:sz w:val="24"/>
+          <w:szCs w:val="24"/>
+        </w:rPr>
         <w:t>, 22, 151–163.</w:t>
       </w:r>
     </w:p>
     <w:p>
       <w:pPr>
         <w:pStyle w:val="Bibliography"/>
+        <w:spacing w:line="480" w:lineRule="auto"/>
+        <w:rPr>
+          <w:rFonts w:ascii="Times New Roman" w:hAnsi="Times New Roman" w:cs="Times New Roman"/>
+          <w:sz w:val="24"/>
+          <w:szCs w:val="24"/>
+        </w:rPr>
       </w:pPr>
       <w:r>
+        <w:rPr>
+          <w:rFonts w:ascii="Times New Roman" w:hAnsi="Times New Roman" w:cs="Times New Roman"/>
+          <w:sz w:val="24"/>
+          <w:szCs w:val="24"/>
+        </w:rPr>
         <w:t xml:space="preserve">Harrison, E., Lorenz, J.J. &amp; Trexler, J.C. (2013). Per Capita Effects of Non-native Mayan Cichlids ( </w:t>
       </w:r>
       <w:r>
         <w:rPr>
+          <w:rFonts w:ascii="Times New Roman" w:hAnsi="Times New Roman" w:cs="Times New Roman"/>
           <w:i/>
           <w:iCs/>
+          <w:sz w:val="24"/>
+          <w:szCs w:val="24"/>
         </w:rPr>
         <w:t>Cichlasoma urophthalmus</w:t>
       </w:r>
       <w:r>
+        <w:rPr>
+          <w:rFonts w:ascii="Times New Roman" w:hAnsi="Times New Roman" w:cs="Times New Roman"/>
+          <w:sz w:val="24"/>
+          <w:szCs w:val="24"/>
+        </w:rPr>
         <w:t xml:space="preserve"> ; Gunther) on Native Fish in the Estuarine Southern Everglades. </w:t>
       </w:r>
       <w:r>
         <w:rPr>
+          <w:rFonts w:ascii="Times New Roman" w:hAnsi="Times New Roman" w:cs="Times New Roman"/>
           <w:i/>
           <w:iCs/>
+          <w:sz w:val="24"/>
+          <w:szCs w:val="24"/>
         </w:rPr>
         <w:t>Copeia</w:t>
       </w:r>
       <w:r>
+        <w:rPr>
+          <w:rFonts w:ascii="Times New Roman" w:hAnsi="Times New Roman" w:cs="Times New Roman"/>
+          <w:sz w:val="24"/>
+          <w:szCs w:val="24"/>
+        </w:rPr>
         <w:t>, 2013, 80–96.</w:t>
       </w:r>
     </w:p>
     <w:p>
       <w:pPr>
         <w:pStyle w:val="Bibliography"/>
+        <w:spacing w:line="480" w:lineRule="auto"/>
+        <w:rPr>
+          <w:rFonts w:ascii="Times New Roman" w:hAnsi="Times New Roman" w:cs="Times New Roman"/>
+          <w:sz w:val="24"/>
+          <w:szCs w:val="24"/>
+        </w:rPr>
       </w:pPr>
       <w:r>
+        <w:rPr>
+          <w:rFonts w:ascii="Times New Roman" w:hAnsi="Times New Roman" w:cs="Times New Roman"/>
+          <w:sz w:val="24"/>
+          <w:szCs w:val="24"/>
+        </w:rPr>
         <w:t xml:space="preserve">Haubrock, P.J., Ahmed, D.A., Cuthbert, R.N., Stubbington, R., Domisch, S., Marquez, J.R.G., </w:t>
       </w:r>
       <w:r>
         <w:rPr>
+          <w:rFonts w:ascii="Times New Roman" w:hAnsi="Times New Roman" w:cs="Times New Roman"/>
           <w:i/>
           <w:iCs/>
+          <w:sz w:val="24"/>
+          <w:szCs w:val="24"/>
         </w:rPr>
         <w:t>et al.</w:t>
       </w:r>
       <w:r>
-        <w:t xml:space="preserve"> (2022). Invasion impacts and dynamics of a European</w:t>
-      </w:r>
-      <w:r>
-        <w:rPr>
-          <w:rFonts w:ascii="Cambria Math" w:hAnsi="Cambria Math" w:cs="Cambria Math"/>
-        </w:rPr>
-        <w:t>‐</w:t>
-      </w:r>
-      <w:r>
-        <w:t xml:space="preserve">wide introduced species. </w:t>
-      </w:r>
-      <w:r>
-        <w:rPr>
+        <w:rPr>
+          <w:rFonts w:ascii="Times New Roman" w:hAnsi="Times New Roman" w:cs="Times New Roman"/>
+          <w:sz w:val="24"/>
+          <w:szCs w:val="24"/>
+        </w:rPr>
+        <w:t xml:space="preserve"> (2022). Invasion impacts and dynamics of a European‐wide introduced species. </w:t>
+      </w:r>
+      <w:r>
+        <w:rPr>
+          <w:rFonts w:ascii="Times New Roman" w:hAnsi="Times New Roman" w:cs="Times New Roman"/>
           <w:i/>
           <w:iCs/>
+          <w:sz w:val="24"/>
+          <w:szCs w:val="24"/>
         </w:rPr>
         <w:t>Global Change Biology</w:t>
       </w:r>
       <w:r>
+        <w:rPr>
+          <w:rFonts w:ascii="Times New Roman" w:hAnsi="Times New Roman" w:cs="Times New Roman"/>
+          <w:sz w:val="24"/>
+          <w:szCs w:val="24"/>
+        </w:rPr>
         <w:t>, 28, 4620–4632.</w:t>
       </w:r>
     </w:p>
     <w:p>
       <w:pPr>
         <w:pStyle w:val="Bibliography"/>
+        <w:spacing w:line="480" w:lineRule="auto"/>
+        <w:rPr>
+          <w:rFonts w:ascii="Times New Roman" w:hAnsi="Times New Roman" w:cs="Times New Roman"/>
+          <w:sz w:val="24"/>
+          <w:szCs w:val="24"/>
+        </w:rPr>
       </w:pPr>
       <w:r>
-        <w:lastRenderedPageBreak/>
+        <w:rPr>
+          <w:rFonts w:ascii="Times New Roman" w:hAnsi="Times New Roman" w:cs="Times New Roman"/>
+          <w:sz w:val="24"/>
+          <w:szCs w:val="24"/>
+        </w:rPr>
         <w:t xml:space="preserve">Kaeuffer, R., Bonenfant, C., Chapuis, J.-L. &amp; Devillard, S. (2009). Dynamics of an introduced population of mouflon </w:t>
       </w:r>
       <w:r>
         <w:rPr>
+          <w:rFonts w:ascii="Times New Roman" w:hAnsi="Times New Roman" w:cs="Times New Roman"/>
           <w:i/>
           <w:iCs/>
+          <w:sz w:val="24"/>
+          <w:szCs w:val="24"/>
         </w:rPr>
         <w:t>Ovis aries</w:t>
       </w:r>
       <w:r>
+        <w:rPr>
+          <w:rFonts w:ascii="Times New Roman" w:hAnsi="Times New Roman" w:cs="Times New Roman"/>
+          <w:sz w:val="24"/>
+          <w:szCs w:val="24"/>
+        </w:rPr>
         <w:t xml:space="preserve"> on the sub-Antarctic archipelago of Kerguelen. </w:t>
       </w:r>
       <w:r>
         <w:rPr>
+          <w:rFonts w:ascii="Times New Roman" w:hAnsi="Times New Roman" w:cs="Times New Roman"/>
           <w:i/>
           <w:iCs/>
+          <w:sz w:val="24"/>
+          <w:szCs w:val="24"/>
         </w:rPr>
         <w:t>Ecography</w:t>
       </w:r>
       <w:r>
+        <w:rPr>
+          <w:rFonts w:ascii="Times New Roman" w:hAnsi="Times New Roman" w:cs="Times New Roman"/>
+          <w:sz w:val="24"/>
+          <w:szCs w:val="24"/>
+        </w:rPr>
         <w:t>.</w:t>
       </w:r>
     </w:p>
     <w:p>
       <w:pPr>
         <w:pStyle w:val="Bibliography"/>
+        <w:spacing w:line="480" w:lineRule="auto"/>
+        <w:rPr>
+          <w:rFonts w:ascii="Times New Roman" w:hAnsi="Times New Roman" w:cs="Times New Roman"/>
+          <w:sz w:val="24"/>
+          <w:szCs w:val="24"/>
+        </w:rPr>
       </w:pPr>
       <w:r>
+        <w:rPr>
+          <w:rFonts w:ascii="Times New Roman" w:hAnsi="Times New Roman" w:cs="Times New Roman"/>
+          <w:sz w:val="24"/>
+          <w:szCs w:val="24"/>
+        </w:rPr>
+        <w:lastRenderedPageBreak/>
         <w:t xml:space="preserve">Kattge, J., Bönisch, G., Díaz, S., Lavorel, S., Prentice, I.C., Leadley, P., </w:t>
       </w:r>
       <w:r>
         <w:rPr>
+          <w:rFonts w:ascii="Times New Roman" w:hAnsi="Times New Roman" w:cs="Times New Roman"/>
           <w:i/>
           <w:iCs/>
+          <w:sz w:val="24"/>
+          <w:szCs w:val="24"/>
         </w:rPr>
         <w:t>et al.</w:t>
       </w:r>
       <w:r>
+        <w:rPr>
+          <w:rFonts w:ascii="Times New Roman" w:hAnsi="Times New Roman" w:cs="Times New Roman"/>
+          <w:sz w:val="24"/>
+          <w:szCs w:val="24"/>
+        </w:rPr>
         <w:t xml:space="preserve"> (2020). TRY plant trait database – enhanced coverage and open access. </w:t>
       </w:r>
       <w:r>
         <w:rPr>
+          <w:rFonts w:ascii="Times New Roman" w:hAnsi="Times New Roman" w:cs="Times New Roman"/>
           <w:i/>
           <w:iCs/>
+          <w:sz w:val="24"/>
+          <w:szCs w:val="24"/>
         </w:rPr>
         <w:t>Global Change Biology</w:t>
       </w:r>
       <w:r>
+        <w:rPr>
+          <w:rFonts w:ascii="Times New Roman" w:hAnsi="Times New Roman" w:cs="Times New Roman"/>
+          <w:sz w:val="24"/>
+          <w:szCs w:val="24"/>
+        </w:rPr>
         <w:t>, 26, 119–188.</w:t>
       </w:r>
     </w:p>
     <w:p>
       <w:pPr>
         <w:pStyle w:val="Bibliography"/>
+        <w:spacing w:line="480" w:lineRule="auto"/>
+        <w:rPr>
+          <w:rFonts w:ascii="Times New Roman" w:hAnsi="Times New Roman" w:cs="Times New Roman"/>
+          <w:sz w:val="24"/>
+          <w:szCs w:val="24"/>
+        </w:rPr>
       </w:pPr>
       <w:r>
+        <w:rPr>
+          <w:rFonts w:ascii="Times New Roman" w:hAnsi="Times New Roman" w:cs="Times New Roman"/>
+          <w:sz w:val="24"/>
+          <w:szCs w:val="24"/>
+        </w:rPr>
         <w:t xml:space="preserve">Kauppi, L., Norkko, A. &amp; Norkko, J. (2015). Large-scale species invasion into a low-diversity system: spatial and temporal distribution of the invasive polychaetes Marenzelleria spp. in the Baltic Sea. </w:t>
       </w:r>
       <w:r>
         <w:rPr>
+          <w:rFonts w:ascii="Times New Roman" w:hAnsi="Times New Roman" w:cs="Times New Roman"/>
           <w:i/>
           <w:iCs/>
+          <w:sz w:val="24"/>
+          <w:szCs w:val="24"/>
         </w:rPr>
         <w:t>Biol Invasions</w:t>
       </w:r>
       <w:r>
+        <w:rPr>
+          <w:rFonts w:ascii="Times New Roman" w:hAnsi="Times New Roman" w:cs="Times New Roman"/>
+          <w:sz w:val="24"/>
+          <w:szCs w:val="24"/>
+        </w:rPr>
         <w:t>, 17, 2055–2074.</w:t>
       </w:r>
     </w:p>
     <w:p>
       <w:pPr>
         <w:pStyle w:val="Bibliography"/>
+        <w:spacing w:line="480" w:lineRule="auto"/>
+        <w:rPr>
+          <w:rFonts w:ascii="Times New Roman" w:hAnsi="Times New Roman" w:cs="Times New Roman"/>
+          <w:sz w:val="24"/>
+          <w:szCs w:val="24"/>
+        </w:rPr>
       </w:pPr>
       <w:r>
+        <w:rPr>
+          <w:rFonts w:ascii="Times New Roman" w:hAnsi="Times New Roman" w:cs="Times New Roman"/>
+          <w:sz w:val="24"/>
+          <w:szCs w:val="24"/>
+        </w:rPr>
         <w:t xml:space="preserve">Larson, E.R., Kreps, T.A., Peters, B., Peters, J.A. &amp; Lodge, D.M. (2019). Habitat explains patterns of population decline for an invasive crayfish. </w:t>
       </w:r>
       <w:r>
         <w:rPr>
+          <w:rFonts w:ascii="Times New Roman" w:hAnsi="Times New Roman" w:cs="Times New Roman"/>
           <w:i/>
           <w:iCs/>
+          <w:sz w:val="24"/>
+          <w:szCs w:val="24"/>
         </w:rPr>
         <w:t>Ecology</w:t>
       </w:r>
       <w:r>
+        <w:rPr>
+          <w:rFonts w:ascii="Times New Roman" w:hAnsi="Times New Roman" w:cs="Times New Roman"/>
+          <w:sz w:val="24"/>
+          <w:szCs w:val="24"/>
+        </w:rPr>
         <w:t>, 100, e02659.</w:t>
       </w:r>
     </w:p>
     <w:p>
       <w:pPr>
         <w:pStyle w:val="Bibliography"/>
+        <w:spacing w:line="480" w:lineRule="auto"/>
+        <w:rPr>
+          <w:rFonts w:ascii="Times New Roman" w:hAnsi="Times New Roman" w:cs="Times New Roman"/>
+          <w:sz w:val="24"/>
+          <w:szCs w:val="24"/>
+        </w:rPr>
       </w:pPr>
       <w:r>
+        <w:rPr>
+          <w:rFonts w:ascii="Times New Roman" w:hAnsi="Times New Roman" w:cs="Times New Roman"/>
+          <w:sz w:val="24"/>
+          <w:szCs w:val="24"/>
+        </w:rPr>
         <w:t xml:space="preserve">Lester, P.J., Haywood, J., Archer, M.E. &amp; Shortall, C.R. (2017). The long-term population dynamics of common wasps in their native and invaded range. </w:t>
       </w:r>
       <w:r>
         <w:rPr>
+          <w:rFonts w:ascii="Times New Roman" w:hAnsi="Times New Roman" w:cs="Times New Roman"/>
           <w:i/>
           <w:iCs/>
+          <w:sz w:val="24"/>
+          <w:szCs w:val="24"/>
         </w:rPr>
         <w:t>J Anim Ecol</w:t>
       </w:r>
       <w:r>
+        <w:rPr>
+          <w:rFonts w:ascii="Times New Roman" w:hAnsi="Times New Roman" w:cs="Times New Roman"/>
+          <w:sz w:val="24"/>
+          <w:szCs w:val="24"/>
+        </w:rPr>
         <w:t>, 86, 337–347.</w:t>
       </w:r>
     </w:p>
     <w:p>
       <w:pPr>
         <w:pStyle w:val="Bibliography"/>
+        <w:spacing w:line="480" w:lineRule="auto"/>
+        <w:rPr>
+          <w:rFonts w:ascii="Times New Roman" w:hAnsi="Times New Roman" w:cs="Times New Roman"/>
+          <w:sz w:val="24"/>
+          <w:szCs w:val="24"/>
+        </w:rPr>
       </w:pPr>
       <w:r>
+        <w:rPr>
+          <w:rFonts w:ascii="Times New Roman" w:hAnsi="Times New Roman" w:cs="Times New Roman"/>
+          <w:sz w:val="24"/>
+          <w:szCs w:val="24"/>
+        </w:rPr>
         <w:t xml:space="preserve">Letnic, M. &amp; Dickman, C.R. (2006). Boom means bust: interactions between the El Niño/Southern Oscillation (ENSO), rainfall and the processes threatening mammal species in arid Australia. </w:t>
       </w:r>
       <w:r>
         <w:rPr>
+          <w:rFonts w:ascii="Times New Roman" w:hAnsi="Times New Roman" w:cs="Times New Roman"/>
           <w:i/>
           <w:iCs/>
+          <w:sz w:val="24"/>
+          <w:szCs w:val="24"/>
         </w:rPr>
         <w:t>Biodivers Conserv</w:t>
       </w:r>
       <w:r>
+        <w:rPr>
+          <w:rFonts w:ascii="Times New Roman" w:hAnsi="Times New Roman" w:cs="Times New Roman"/>
+          <w:sz w:val="24"/>
+          <w:szCs w:val="24"/>
+        </w:rPr>
         <w:t>, 15, 3847–3880.</w:t>
       </w:r>
     </w:p>
     <w:p>
       <w:pPr>
         <w:pStyle w:val="Bibliography"/>
+        <w:spacing w:line="480" w:lineRule="auto"/>
+        <w:rPr>
+          <w:rFonts w:ascii="Times New Roman" w:hAnsi="Times New Roman" w:cs="Times New Roman"/>
+          <w:sz w:val="24"/>
+          <w:szCs w:val="24"/>
+        </w:rPr>
       </w:pPr>
       <w:r>
+        <w:rPr>
+          <w:rFonts w:ascii="Times New Roman" w:hAnsi="Times New Roman" w:cs="Times New Roman"/>
+          <w:sz w:val="24"/>
+          <w:szCs w:val="24"/>
+        </w:rPr>
         <w:t xml:space="preserve">Linders, T.E.W., Schaffner, U., Eschen, R., Abebe, A., Choge, S.K., Nigatu, L., </w:t>
       </w:r>
       <w:r>
         <w:rPr>
+          <w:rFonts w:ascii="Times New Roman" w:hAnsi="Times New Roman" w:cs="Times New Roman"/>
           <w:i/>
           <w:iCs/>
+          <w:sz w:val="24"/>
+          <w:szCs w:val="24"/>
         </w:rPr>
         <w:t>et al.</w:t>
       </w:r>
       <w:r>
+        <w:rPr>
+          <w:rFonts w:ascii="Times New Roman" w:hAnsi="Times New Roman" w:cs="Times New Roman"/>
+          <w:sz w:val="24"/>
+          <w:szCs w:val="24"/>
+        </w:rPr>
         <w:t xml:space="preserve"> (2019). Direct and indirect effects of invasive species: Biodiversity loss is a major mechanism by which an invasive tree affects ecosystem functioning. </w:t>
       </w:r>
       <w:r>
         <w:rPr>
+          <w:rFonts w:ascii="Times New Roman" w:hAnsi="Times New Roman" w:cs="Times New Roman"/>
           <w:i/>
           <w:iCs/>
+          <w:sz w:val="24"/>
+          <w:szCs w:val="24"/>
         </w:rPr>
         <w:t>J Ecol</w:t>
       </w:r>
       <w:r>
+        <w:rPr>
+          <w:rFonts w:ascii="Times New Roman" w:hAnsi="Times New Roman" w:cs="Times New Roman"/>
+          <w:sz w:val="24"/>
+          <w:szCs w:val="24"/>
+        </w:rPr>
         <w:t>, 107, 2660–2672.</w:t>
       </w:r>
     </w:p>
     <w:p>
       <w:pPr>
         <w:pStyle w:val="Bibliography"/>
+        <w:spacing w:line="480" w:lineRule="auto"/>
+        <w:rPr>
+          <w:rFonts w:ascii="Times New Roman" w:hAnsi="Times New Roman" w:cs="Times New Roman"/>
+          <w:sz w:val="24"/>
+          <w:szCs w:val="24"/>
+        </w:rPr>
       </w:pPr>
       <w:r>
+        <w:rPr>
+          <w:rFonts w:ascii="Times New Roman" w:hAnsi="Times New Roman" w:cs="Times New Roman"/>
+          <w:sz w:val="24"/>
+          <w:szCs w:val="24"/>
+        </w:rPr>
         <w:t xml:space="preserve">Lindström, J., Ranta, E., Kokko, H., Lundberg, P. &amp; Kaitala, V. (2007). From arctic lemmings to adaptive dynamics: Charles Elton’s legacy in population ecology. </w:t>
       </w:r>
       <w:r>
         <w:rPr>
+          <w:rFonts w:ascii="Times New Roman" w:hAnsi="Times New Roman" w:cs="Times New Roman"/>
           <w:i/>
           <w:iCs/>
+          <w:sz w:val="24"/>
+          <w:szCs w:val="24"/>
         </w:rPr>
         <w:t>Biological Reviews</w:t>
       </w:r>
       <w:r>
+        <w:rPr>
+          <w:rFonts w:ascii="Times New Roman" w:hAnsi="Times New Roman" w:cs="Times New Roman"/>
+          <w:sz w:val="24"/>
+          <w:szCs w:val="24"/>
+        </w:rPr>
         <w:t>, 76, 129–158.</w:t>
       </w:r>
     </w:p>
     <w:p>
       <w:pPr>
         <w:pStyle w:val="Bibliography"/>
+        <w:spacing w:line="480" w:lineRule="auto"/>
+        <w:rPr>
+          <w:rFonts w:ascii="Times New Roman" w:hAnsi="Times New Roman" w:cs="Times New Roman"/>
+          <w:sz w:val="24"/>
+          <w:szCs w:val="24"/>
+        </w:rPr>
       </w:pPr>
       <w:r>
+        <w:rPr>
+          <w:rFonts w:ascii="Times New Roman" w:hAnsi="Times New Roman" w:cs="Times New Roman"/>
+          <w:sz w:val="24"/>
+          <w:szCs w:val="24"/>
+        </w:rPr>
         <w:t xml:space="preserve">McDowell, W.G. &amp; Sousa, R. (2019). Mass Mortality Events of Invasive Freshwater Bivalves: Current Understanding and Potential Directions for Future Research. </w:t>
       </w:r>
       <w:r>
         <w:rPr>
+          <w:rFonts w:ascii="Times New Roman" w:hAnsi="Times New Roman" w:cs="Times New Roman"/>
           <w:i/>
           <w:iCs/>
+          <w:sz w:val="24"/>
+          <w:szCs w:val="24"/>
         </w:rPr>
         <w:t>Front. Ecol. Evol.</w:t>
       </w:r>
       <w:r>
+        <w:rPr>
+          <w:rFonts w:ascii="Times New Roman" w:hAnsi="Times New Roman" w:cs="Times New Roman"/>
+          <w:sz w:val="24"/>
+          <w:szCs w:val="24"/>
+        </w:rPr>
         <w:t>, 7, 331.</w:t>
       </w:r>
     </w:p>
     <w:p>
       <w:pPr>
         <w:pStyle w:val="Bibliography"/>
+        <w:spacing w:line="480" w:lineRule="auto"/>
+        <w:rPr>
+          <w:rFonts w:ascii="Times New Roman" w:hAnsi="Times New Roman" w:cs="Times New Roman"/>
+          <w:sz w:val="24"/>
+          <w:szCs w:val="24"/>
+        </w:rPr>
       </w:pPr>
       <w:r>
+        <w:rPr>
+          <w:rFonts w:ascii="Times New Roman" w:hAnsi="Times New Roman" w:cs="Times New Roman"/>
+          <w:sz w:val="24"/>
+          <w:szCs w:val="24"/>
+        </w:rPr>
+        <w:lastRenderedPageBreak/>
         <w:t xml:space="preserve">Moncayo-Estrada, R., Lyons, J., Escalera-Gallardo, C. &amp; Lind, O.T. (2012). Long-term change in the biotic integrity of a shallow tropical lake: A decadal analysis of the Lake Chapala fish community. </w:t>
       </w:r>
       <w:r>
         <w:rPr>
+          <w:rFonts w:ascii="Times New Roman" w:hAnsi="Times New Roman" w:cs="Times New Roman"/>
           <w:i/>
           <w:iCs/>
+          <w:sz w:val="24"/>
+          <w:szCs w:val="24"/>
         </w:rPr>
         <w:t>Lake and Reservoir Management</w:t>
       </w:r>
       <w:r>
+        <w:rPr>
+          <w:rFonts w:ascii="Times New Roman" w:hAnsi="Times New Roman" w:cs="Times New Roman"/>
+          <w:sz w:val="24"/>
+          <w:szCs w:val="24"/>
+        </w:rPr>
         <w:t>, 28, 92–104.</w:t>
       </w:r>
     </w:p>
     <w:p>
       <w:pPr>
         <w:pStyle w:val="Bibliography"/>
+        <w:spacing w:line="480" w:lineRule="auto"/>
+        <w:rPr>
+          <w:rFonts w:ascii="Times New Roman" w:hAnsi="Times New Roman" w:cs="Times New Roman"/>
+          <w:sz w:val="24"/>
+          <w:szCs w:val="24"/>
+        </w:rPr>
       </w:pPr>
       <w:r>
+        <w:rPr>
+          <w:rFonts w:ascii="Times New Roman" w:hAnsi="Times New Roman" w:cs="Times New Roman"/>
+          <w:sz w:val="24"/>
+          <w:szCs w:val="24"/>
+        </w:rPr>
         <w:t xml:space="preserve">Morris, C., Morris, L.R., Leffler, A.J., Holifield Collins, C.D., Forman, A.D., Weltz, M.A., </w:t>
       </w:r>
       <w:r>
         <w:rPr>
+          <w:rFonts w:ascii="Times New Roman" w:hAnsi="Times New Roman" w:cs="Times New Roman"/>
           <w:i/>
           <w:iCs/>
+          <w:sz w:val="24"/>
+          <w:szCs w:val="24"/>
         </w:rPr>
         <w:t>et al.</w:t>
       </w:r>
       <w:r>
+        <w:rPr>
+          <w:rFonts w:ascii="Times New Roman" w:hAnsi="Times New Roman" w:cs="Times New Roman"/>
+          <w:sz w:val="24"/>
+          <w:szCs w:val="24"/>
+        </w:rPr>
         <w:t xml:space="preserve"> (2013). Using long-term datasets to study exotic plant invasions on rangelands in the western United States. </w:t>
       </w:r>
       <w:r>
         <w:rPr>
+          <w:rFonts w:ascii="Times New Roman" w:hAnsi="Times New Roman" w:cs="Times New Roman"/>
           <w:i/>
           <w:iCs/>
+          <w:sz w:val="24"/>
+          <w:szCs w:val="24"/>
         </w:rPr>
         <w:t>Journal of Arid Environments</w:t>
       </w:r>
       <w:r>
+        <w:rPr>
+          <w:rFonts w:ascii="Times New Roman" w:hAnsi="Times New Roman" w:cs="Times New Roman"/>
+          <w:sz w:val="24"/>
+          <w:szCs w:val="24"/>
+        </w:rPr>
         <w:t>, 95, 65–74.</w:t>
       </w:r>
     </w:p>
     <w:p>
       <w:pPr>
         <w:pStyle w:val="Bibliography"/>
+        <w:spacing w:line="480" w:lineRule="auto"/>
+        <w:rPr>
+          <w:rFonts w:ascii="Times New Roman" w:hAnsi="Times New Roman" w:cs="Times New Roman"/>
+          <w:sz w:val="24"/>
+          <w:szCs w:val="24"/>
+        </w:rPr>
       </w:pPr>
       <w:r>
+        <w:rPr>
+          <w:rFonts w:ascii="Times New Roman" w:hAnsi="Times New Roman" w:cs="Times New Roman"/>
+          <w:sz w:val="24"/>
+          <w:szCs w:val="24"/>
+        </w:rPr>
         <w:t xml:space="preserve">Myers, J.H. (2018). Population cycles: generalities, exceptions and remaining mysteries. </w:t>
       </w:r>
       <w:r>
         <w:rPr>
+          <w:rFonts w:ascii="Times New Roman" w:hAnsi="Times New Roman" w:cs="Times New Roman"/>
           <w:i/>
           <w:iCs/>
+          <w:sz w:val="24"/>
+          <w:szCs w:val="24"/>
         </w:rPr>
         <w:t>Proc. R. Soc. B.</w:t>
       </w:r>
       <w:r>
+        <w:rPr>
+          <w:rFonts w:ascii="Times New Roman" w:hAnsi="Times New Roman" w:cs="Times New Roman"/>
+          <w:sz w:val="24"/>
+          <w:szCs w:val="24"/>
+        </w:rPr>
         <w:t>, 285, 20172841.</w:t>
       </w:r>
     </w:p>
     <w:p>
       <w:pPr>
         <w:pStyle w:val="Bibliography"/>
+        <w:spacing w:line="480" w:lineRule="auto"/>
+        <w:rPr>
+          <w:rFonts w:ascii="Times New Roman" w:hAnsi="Times New Roman" w:cs="Times New Roman"/>
+          <w:sz w:val="24"/>
+          <w:szCs w:val="24"/>
+        </w:rPr>
       </w:pPr>
       <w:r>
+        <w:rPr>
+          <w:rFonts w:ascii="Times New Roman" w:hAnsi="Times New Roman" w:cs="Times New Roman"/>
+          <w:sz w:val="24"/>
+          <w:szCs w:val="24"/>
+        </w:rPr>
         <w:t xml:space="preserve">Pacifici, M., Santini, L., Di Marco, M., Baisero, D., Francucci, L., Grottolo Marasini, G., </w:t>
       </w:r>
       <w:r>
         <w:rPr>
+          <w:rFonts w:ascii="Times New Roman" w:hAnsi="Times New Roman" w:cs="Times New Roman"/>
           <w:i/>
           <w:iCs/>
+          <w:sz w:val="24"/>
+          <w:szCs w:val="24"/>
         </w:rPr>
         <w:t>et al.</w:t>
       </w:r>
       <w:r>
+        <w:rPr>
+          <w:rFonts w:ascii="Times New Roman" w:hAnsi="Times New Roman" w:cs="Times New Roman"/>
+          <w:sz w:val="24"/>
+          <w:szCs w:val="24"/>
+        </w:rPr>
         <w:t xml:space="preserve"> (2013). Generation length for mammals. </w:t>
       </w:r>
       <w:r>
         <w:rPr>
+          <w:rFonts w:ascii="Times New Roman" w:hAnsi="Times New Roman" w:cs="Times New Roman"/>
           <w:i/>
           <w:iCs/>
+          <w:sz w:val="24"/>
+          <w:szCs w:val="24"/>
         </w:rPr>
         <w:t>NC</w:t>
       </w:r>
       <w:r>
+        <w:rPr>
+          <w:rFonts w:ascii="Times New Roman" w:hAnsi="Times New Roman" w:cs="Times New Roman"/>
+          <w:sz w:val="24"/>
+          <w:szCs w:val="24"/>
+        </w:rPr>
         <w:t>, 5, 89–94.</w:t>
       </w:r>
     </w:p>
     <w:p>
       <w:pPr>
         <w:pStyle w:val="Bibliography"/>
+        <w:spacing w:line="480" w:lineRule="auto"/>
+        <w:rPr>
+          <w:rFonts w:ascii="Times New Roman" w:hAnsi="Times New Roman" w:cs="Times New Roman"/>
+          <w:sz w:val="24"/>
+          <w:szCs w:val="24"/>
+        </w:rPr>
       </w:pPr>
       <w:r>
+        <w:rPr>
+          <w:rFonts w:ascii="Times New Roman" w:hAnsi="Times New Roman" w:cs="Times New Roman"/>
+          <w:sz w:val="24"/>
+          <w:szCs w:val="24"/>
+        </w:rPr>
         <w:t xml:space="preserve">Pavey, C.R., Addison, J., Brandle, R., Dickman, C.R., McDonald, P.J., Moseby, K.E., </w:t>
       </w:r>
       <w:r>
         <w:rPr>
+          <w:rFonts w:ascii="Times New Roman" w:hAnsi="Times New Roman" w:cs="Times New Roman"/>
           <w:i/>
           <w:iCs/>
+          <w:sz w:val="24"/>
+          <w:szCs w:val="24"/>
         </w:rPr>
         <w:t>et al.</w:t>
       </w:r>
       <w:r>
+        <w:rPr>
+          <w:rFonts w:ascii="Times New Roman" w:hAnsi="Times New Roman" w:cs="Times New Roman"/>
+          <w:sz w:val="24"/>
+          <w:szCs w:val="24"/>
+        </w:rPr>
         <w:t xml:space="preserve"> (2017). The role of refuges in the persistence of Australian dryland mammals: Mammal refuges in drylands. </w:t>
       </w:r>
       <w:r>
         <w:rPr>
+          <w:rFonts w:ascii="Times New Roman" w:hAnsi="Times New Roman" w:cs="Times New Roman"/>
           <w:i/>
           <w:iCs/>
+          <w:sz w:val="24"/>
+          <w:szCs w:val="24"/>
         </w:rPr>
         <w:t>Biol Rev</w:t>
       </w:r>
       <w:r>
+        <w:rPr>
+          <w:rFonts w:ascii="Times New Roman" w:hAnsi="Times New Roman" w:cs="Times New Roman"/>
+          <w:sz w:val="24"/>
+          <w:szCs w:val="24"/>
+        </w:rPr>
         <w:t>, 92, 647–664.</w:t>
       </w:r>
     </w:p>
     <w:p>
       <w:pPr>
         <w:pStyle w:val="Bibliography"/>
+        <w:spacing w:line="480" w:lineRule="auto"/>
+        <w:rPr>
+          <w:rFonts w:ascii="Times New Roman" w:hAnsi="Times New Roman" w:cs="Times New Roman"/>
+          <w:sz w:val="24"/>
+          <w:szCs w:val="24"/>
+        </w:rPr>
       </w:pPr>
       <w:r>
+        <w:rPr>
+          <w:rFonts w:ascii="Times New Roman" w:hAnsi="Times New Roman" w:cs="Times New Roman"/>
+          <w:sz w:val="24"/>
+          <w:szCs w:val="24"/>
+        </w:rPr>
         <w:t xml:space="preserve">Pick, J.L., Nakagawa, S. &amp; Noble, D.W.A. (2019). Reproducible, flexible and high-throughput data extraction from primary literature: the metaDigitize R package. </w:t>
       </w:r>
       <w:r>
         <w:rPr>
+          <w:rFonts w:ascii="Times New Roman" w:hAnsi="Times New Roman" w:cs="Times New Roman"/>
           <w:i/>
           <w:iCs/>
+          <w:sz w:val="24"/>
+          <w:szCs w:val="24"/>
         </w:rPr>
         <w:t>Methods in Ecology and Evolution</w:t>
       </w:r>
       <w:r>
+        <w:rPr>
+          <w:rFonts w:ascii="Times New Roman" w:hAnsi="Times New Roman" w:cs="Times New Roman"/>
+          <w:sz w:val="24"/>
+          <w:szCs w:val="24"/>
+        </w:rPr>
         <w:t>, 10, 426–431.</w:t>
       </w:r>
     </w:p>
     <w:p>
       <w:pPr>
         <w:pStyle w:val="Bibliography"/>
+        <w:spacing w:line="480" w:lineRule="auto"/>
+        <w:rPr>
+          <w:rFonts w:ascii="Times New Roman" w:hAnsi="Times New Roman" w:cs="Times New Roman"/>
+          <w:sz w:val="24"/>
+          <w:szCs w:val="24"/>
+        </w:rPr>
       </w:pPr>
       <w:r>
+        <w:rPr>
+          <w:rFonts w:ascii="Times New Roman" w:hAnsi="Times New Roman" w:cs="Times New Roman"/>
+          <w:sz w:val="24"/>
+          <w:szCs w:val="24"/>
+        </w:rPr>
         <w:t xml:space="preserve">Pimentel, D., Zuniga, R. &amp; Morrison, D. (2005). Update on the environmental and economic costs associated with alien-invasive species in the United States. </w:t>
       </w:r>
       <w:r>
         <w:rPr>
+          <w:rFonts w:ascii="Times New Roman" w:hAnsi="Times New Roman" w:cs="Times New Roman"/>
           <w:i/>
           <w:iCs/>
+          <w:sz w:val="24"/>
+          <w:szCs w:val="24"/>
         </w:rPr>
         <w:t>Ecological Economics</w:t>
       </w:r>
       <w:r>
+        <w:rPr>
+          <w:rFonts w:ascii="Times New Roman" w:hAnsi="Times New Roman" w:cs="Times New Roman"/>
+          <w:sz w:val="24"/>
+          <w:szCs w:val="24"/>
+        </w:rPr>
         <w:t>, 52, 273–288.</w:t>
       </w:r>
     </w:p>
     <w:p>
       <w:pPr>
         <w:pStyle w:val="Bibliography"/>
+        <w:spacing w:line="480" w:lineRule="auto"/>
+        <w:rPr>
+          <w:rFonts w:ascii="Times New Roman" w:hAnsi="Times New Roman" w:cs="Times New Roman"/>
+          <w:sz w:val="24"/>
+          <w:szCs w:val="24"/>
+        </w:rPr>
       </w:pPr>
       <w:r>
+        <w:rPr>
+          <w:rFonts w:ascii="Times New Roman" w:hAnsi="Times New Roman" w:cs="Times New Roman"/>
+          <w:sz w:val="24"/>
+          <w:szCs w:val="24"/>
+        </w:rPr>
         <w:t xml:space="preserve">Pintar, M.R., Dorn, N.J., Kline, J.L. &amp; Trexler, J.C. (2023). Contrasting invasion histories and effects of three non-native fishes observed with long-term monitoring data. </w:t>
       </w:r>
       <w:r>
         <w:rPr>
+          <w:rFonts w:ascii="Times New Roman" w:hAnsi="Times New Roman" w:cs="Times New Roman"/>
           <w:i/>
           <w:iCs/>
+          <w:sz w:val="24"/>
+          <w:szCs w:val="24"/>
         </w:rPr>
         <w:t>Biol Invasions</w:t>
       </w:r>
       <w:r>
+        <w:rPr>
+          <w:rFonts w:ascii="Times New Roman" w:hAnsi="Times New Roman" w:cs="Times New Roman"/>
+          <w:sz w:val="24"/>
+          <w:szCs w:val="24"/>
+        </w:rPr>
         <w:t>.</w:t>
       </w:r>
     </w:p>
     <w:p>
       <w:pPr>
         <w:pStyle w:val="Bibliography"/>
+        <w:spacing w:line="480" w:lineRule="auto"/>
+        <w:rPr>
+          <w:rFonts w:ascii="Times New Roman" w:hAnsi="Times New Roman" w:cs="Times New Roman"/>
+          <w:sz w:val="24"/>
+          <w:szCs w:val="24"/>
+        </w:rPr>
       </w:pPr>
       <w:r>
+        <w:rPr>
+          <w:rFonts w:ascii="Times New Roman" w:hAnsi="Times New Roman" w:cs="Times New Roman"/>
+          <w:sz w:val="24"/>
+          <w:szCs w:val="24"/>
+        </w:rPr>
         <w:t>R Core Team. (2023). R: A Language and Environment for Statistical Computing.</w:t>
       </w:r>
     </w:p>
     <w:p>
       <w:pPr>
         <w:pStyle w:val="Bibliography"/>
+        <w:spacing w:line="480" w:lineRule="auto"/>
+        <w:rPr>
+          <w:rFonts w:ascii="Times New Roman" w:hAnsi="Times New Roman" w:cs="Times New Roman"/>
+          <w:sz w:val="24"/>
+          <w:szCs w:val="24"/>
+        </w:rPr>
       </w:pPr>
       <w:r>
+        <w:rPr>
+          <w:rFonts w:ascii="Times New Roman" w:hAnsi="Times New Roman" w:cs="Times New Roman"/>
+          <w:sz w:val="24"/>
+          <w:szCs w:val="24"/>
+        </w:rPr>
         <w:lastRenderedPageBreak/>
         <w:t xml:space="preserve">Sandström, A., Andersson, M., Asp, A., Bohman, P., Edsman, L., Engdahl, F., </w:t>
       </w:r>
       <w:r>
         <w:rPr>
+          <w:rFonts w:ascii="Times New Roman" w:hAnsi="Times New Roman" w:cs="Times New Roman"/>
           <w:i/>
           <w:iCs/>
+          <w:sz w:val="24"/>
+          <w:szCs w:val="24"/>
         </w:rPr>
         <w:t>et al.</w:t>
       </w:r>
       <w:r>
+        <w:rPr>
+          <w:rFonts w:ascii="Times New Roman" w:hAnsi="Times New Roman" w:cs="Times New Roman"/>
+          <w:sz w:val="24"/>
+          <w:szCs w:val="24"/>
+        </w:rPr>
         <w:t xml:space="preserve"> (2014). Population collapses in introduced non-indigenous crayfish. </w:t>
       </w:r>
       <w:r>
         <w:rPr>
+          <w:rFonts w:ascii="Times New Roman" w:hAnsi="Times New Roman" w:cs="Times New Roman"/>
           <w:i/>
           <w:iCs/>
+          <w:sz w:val="24"/>
+          <w:szCs w:val="24"/>
         </w:rPr>
         <w:t>Biol Invasions</w:t>
       </w:r>
       <w:r>
+        <w:rPr>
+          <w:rFonts w:ascii="Times New Roman" w:hAnsi="Times New Roman" w:cs="Times New Roman"/>
+          <w:sz w:val="24"/>
+          <w:szCs w:val="24"/>
+        </w:rPr>
         <w:t>, 16, 1961–1977.</w:t>
       </w:r>
     </w:p>
     <w:p>
       <w:pPr>
         <w:pStyle w:val="Bibliography"/>
+        <w:spacing w:line="480" w:lineRule="auto"/>
+        <w:rPr>
+          <w:rFonts w:ascii="Times New Roman" w:hAnsi="Times New Roman" w:cs="Times New Roman"/>
+          <w:sz w:val="24"/>
+          <w:szCs w:val="24"/>
+        </w:rPr>
       </w:pPr>
       <w:r>
+        <w:rPr>
+          <w:rFonts w:ascii="Times New Roman" w:hAnsi="Times New Roman" w:cs="Times New Roman"/>
+          <w:sz w:val="24"/>
+          <w:szCs w:val="24"/>
+        </w:rPr>
         <w:t xml:space="preserve">Seebens, H., Bacher, S., Blackburn, T.M., Capinha, C., Dawson, W., Dullinger, S., </w:t>
       </w:r>
       <w:r>
         <w:rPr>
+          <w:rFonts w:ascii="Times New Roman" w:hAnsi="Times New Roman" w:cs="Times New Roman"/>
           <w:i/>
           <w:iCs/>
+          <w:sz w:val="24"/>
+          <w:szCs w:val="24"/>
         </w:rPr>
         <w:t>et al.</w:t>
       </w:r>
       <w:r>
+        <w:rPr>
+          <w:rFonts w:ascii="Times New Roman" w:hAnsi="Times New Roman" w:cs="Times New Roman"/>
+          <w:sz w:val="24"/>
+          <w:szCs w:val="24"/>
+        </w:rPr>
         <w:t xml:space="preserve"> (2021). Projecting the continental accumulation of alien species through to 2050. </w:t>
       </w:r>
       <w:r>
         <w:rPr>
+          <w:rFonts w:ascii="Times New Roman" w:hAnsi="Times New Roman" w:cs="Times New Roman"/>
           <w:i/>
           <w:iCs/>
+          <w:sz w:val="24"/>
+          <w:szCs w:val="24"/>
         </w:rPr>
         <w:t>Global Change Biology</w:t>
       </w:r>
       <w:r>
+        <w:rPr>
+          <w:rFonts w:ascii="Times New Roman" w:hAnsi="Times New Roman" w:cs="Times New Roman"/>
+          <w:sz w:val="24"/>
+          <w:szCs w:val="24"/>
+        </w:rPr>
         <w:t>, 27, 970–982.</w:t>
       </w:r>
     </w:p>
     <w:p>
       <w:pPr>
         <w:pStyle w:val="Bibliography"/>
+        <w:spacing w:line="480" w:lineRule="auto"/>
+        <w:rPr>
+          <w:rFonts w:ascii="Times New Roman" w:hAnsi="Times New Roman" w:cs="Times New Roman"/>
+          <w:sz w:val="24"/>
+          <w:szCs w:val="24"/>
+        </w:rPr>
       </w:pPr>
       <w:r>
+        <w:rPr>
+          <w:rFonts w:ascii="Times New Roman" w:hAnsi="Times New Roman" w:cs="Times New Roman"/>
+          <w:sz w:val="24"/>
+          <w:szCs w:val="24"/>
+        </w:rPr>
         <w:t xml:space="preserve">Seebens, H., Blackburn, T.M., Dyer, E.E., Genovesi, P., Hulme, P.E., Jeschke, J.M., </w:t>
       </w:r>
       <w:r>
         <w:rPr>
+          <w:rFonts w:ascii="Times New Roman" w:hAnsi="Times New Roman" w:cs="Times New Roman"/>
           <w:i/>
           <w:iCs/>
+          <w:sz w:val="24"/>
+          <w:szCs w:val="24"/>
         </w:rPr>
         <w:t>et al.</w:t>
       </w:r>
       <w:r>
+        <w:rPr>
+          <w:rFonts w:ascii="Times New Roman" w:hAnsi="Times New Roman" w:cs="Times New Roman"/>
+          <w:sz w:val="24"/>
+          <w:szCs w:val="24"/>
+        </w:rPr>
         <w:t xml:space="preserve"> (2017). No saturation in the accumulation of alien species worldwide. </w:t>
       </w:r>
       <w:r>
         <w:rPr>
+          <w:rFonts w:ascii="Times New Roman" w:hAnsi="Times New Roman" w:cs="Times New Roman"/>
           <w:i/>
           <w:iCs/>
+          <w:sz w:val="24"/>
+          <w:szCs w:val="24"/>
         </w:rPr>
         <w:t>Nat Commun</w:t>
       </w:r>
       <w:r>
+        <w:rPr>
+          <w:rFonts w:ascii="Times New Roman" w:hAnsi="Times New Roman" w:cs="Times New Roman"/>
+          <w:sz w:val="24"/>
+          <w:szCs w:val="24"/>
+        </w:rPr>
         <w:t>, 8, 14435.</w:t>
       </w:r>
     </w:p>
     <w:p>
       <w:pPr>
         <w:pStyle w:val="Bibliography"/>
+        <w:spacing w:line="480" w:lineRule="auto"/>
+        <w:rPr>
+          <w:rFonts w:ascii="Times New Roman" w:hAnsi="Times New Roman" w:cs="Times New Roman"/>
+          <w:sz w:val="24"/>
+          <w:szCs w:val="24"/>
+        </w:rPr>
       </w:pPr>
       <w:r>
-        <w:t>Sheriff, M.J., McMahon, E.K., Krebs, C.J. &amp; Boonstra, R. (2015). Predator</w:t>
-      </w:r>
-      <w:r>
-        <w:rPr>
-          <w:rFonts w:ascii="Cambria Math" w:hAnsi="Cambria Math" w:cs="Cambria Math"/>
-        </w:rPr>
-        <w:t>‐</w:t>
-      </w:r>
-      <w:r>
-        <w:t xml:space="preserve">induced maternal stress and population demography in snowshoe hares: the more severe the risk, the longer the generational effect. </w:t>
-      </w:r>
-      <w:r>
-        <w:rPr>
+        <w:rPr>
+          <w:rFonts w:ascii="Times New Roman" w:hAnsi="Times New Roman" w:cs="Times New Roman"/>
+          <w:sz w:val="24"/>
+          <w:szCs w:val="24"/>
+        </w:rPr>
+        <w:t xml:space="preserve">Sheriff, M.J., McMahon, E.K., Krebs, C.J. &amp; Boonstra, R. (2015). Predator‐induced maternal stress and population demography in snowshoe hares: the more severe the risk, the longer the generational effect. </w:t>
+      </w:r>
+      <w:r>
+        <w:rPr>
+          <w:rFonts w:ascii="Times New Roman" w:hAnsi="Times New Roman" w:cs="Times New Roman"/>
           <w:i/>
           <w:iCs/>
+          <w:sz w:val="24"/>
+          <w:szCs w:val="24"/>
         </w:rPr>
         <w:t>J Zool</w:t>
       </w:r>
       <w:r>
+        <w:rPr>
+          <w:rFonts w:ascii="Times New Roman" w:hAnsi="Times New Roman" w:cs="Times New Roman"/>
+          <w:sz w:val="24"/>
+          <w:szCs w:val="24"/>
+        </w:rPr>
         <w:t>, 296, 305–310.</w:t>
       </w:r>
     </w:p>
     <w:p>
       <w:pPr>
         <w:pStyle w:val="Bibliography"/>
+        <w:spacing w:line="480" w:lineRule="auto"/>
+        <w:rPr>
+          <w:rFonts w:ascii="Times New Roman" w:hAnsi="Times New Roman" w:cs="Times New Roman"/>
+          <w:sz w:val="24"/>
+          <w:szCs w:val="24"/>
+        </w:rPr>
       </w:pPr>
       <w:r>
+        <w:rPr>
+          <w:rFonts w:ascii="Times New Roman" w:hAnsi="Times New Roman" w:cs="Times New Roman"/>
+          <w:sz w:val="24"/>
+          <w:szCs w:val="24"/>
+        </w:rPr>
         <w:t xml:space="preserve">Simberloff, D. &amp; Gibbons, L. (2004). Now you See them, Now you don’t! – Population Crashes of Established Introduced Species. </w:t>
       </w:r>
       <w:r>
         <w:rPr>
+          <w:rFonts w:ascii="Times New Roman" w:hAnsi="Times New Roman" w:cs="Times New Roman"/>
           <w:i/>
           <w:iCs/>
+          <w:sz w:val="24"/>
+          <w:szCs w:val="24"/>
         </w:rPr>
         <w:t>Biological Invasions</w:t>
       </w:r>
       <w:r>
+        <w:rPr>
+          <w:rFonts w:ascii="Times New Roman" w:hAnsi="Times New Roman" w:cs="Times New Roman"/>
+          <w:sz w:val="24"/>
+          <w:szCs w:val="24"/>
+        </w:rPr>
         <w:t>, 6, 161–172.</w:t>
       </w:r>
     </w:p>
     <w:p>
       <w:pPr>
         <w:pStyle w:val="Bibliography"/>
+        <w:spacing w:line="480" w:lineRule="auto"/>
+        <w:rPr>
+          <w:rFonts w:ascii="Times New Roman" w:hAnsi="Times New Roman" w:cs="Times New Roman"/>
+          <w:sz w:val="24"/>
+          <w:szCs w:val="24"/>
+        </w:rPr>
       </w:pPr>
       <w:r>
+        <w:rPr>
+          <w:rFonts w:ascii="Times New Roman" w:hAnsi="Times New Roman" w:cs="Times New Roman"/>
+          <w:sz w:val="24"/>
+          <w:szCs w:val="24"/>
+        </w:rPr>
         <w:t xml:space="preserve">Soto, I., Ahmed, D.A., Balzani, P., Cuthbert, R.N. &amp; Haubrock, P.J. (2023). Sigmoidal curves reflect impacts and dynamics of aquatic invasive species. </w:t>
       </w:r>
       <w:r>
         <w:rPr>
+          <w:rFonts w:ascii="Times New Roman" w:hAnsi="Times New Roman" w:cs="Times New Roman"/>
           <w:i/>
           <w:iCs/>
+          <w:sz w:val="24"/>
+          <w:szCs w:val="24"/>
         </w:rPr>
         <w:t>Science of The Total Environment</w:t>
       </w:r>
       <w:r>
+        <w:rPr>
+          <w:rFonts w:ascii="Times New Roman" w:hAnsi="Times New Roman" w:cs="Times New Roman"/>
+          <w:sz w:val="24"/>
+          <w:szCs w:val="24"/>
+        </w:rPr>
         <w:t>, 872, 161818.</w:t>
       </w:r>
     </w:p>
     <w:p>
       <w:pPr>
         <w:pStyle w:val="Bibliography"/>
+        <w:spacing w:line="480" w:lineRule="auto"/>
+        <w:rPr>
+          <w:rFonts w:ascii="Times New Roman" w:hAnsi="Times New Roman" w:cs="Times New Roman"/>
+          <w:sz w:val="24"/>
+          <w:szCs w:val="24"/>
+        </w:rPr>
       </w:pPr>
       <w:r>
+        <w:rPr>
+          <w:rFonts w:ascii="Times New Roman" w:hAnsi="Times New Roman" w:cs="Times New Roman"/>
+          <w:sz w:val="24"/>
+          <w:szCs w:val="24"/>
+        </w:rPr>
         <w:t xml:space="preserve">Spear, M.J., Walsh, J.R., Ricciardi, A. &amp; Zanden, M.J.V. (2021). The Invasion Ecology of Sleeper Populations: Prevalence, Persistence, and Abrupt Shifts. </w:t>
       </w:r>
       <w:r>
         <w:rPr>
+          <w:rFonts w:ascii="Times New Roman" w:hAnsi="Times New Roman" w:cs="Times New Roman"/>
           <w:i/>
           <w:iCs/>
+          <w:sz w:val="24"/>
+          <w:szCs w:val="24"/>
         </w:rPr>
         <w:t>BioScience</w:t>
       </w:r>
       <w:r>
+        <w:rPr>
+          <w:rFonts w:ascii="Times New Roman" w:hAnsi="Times New Roman" w:cs="Times New Roman"/>
+          <w:sz w:val="24"/>
+          <w:szCs w:val="24"/>
+        </w:rPr>
         <w:t>, 71, 357–369.</w:t>
       </w:r>
     </w:p>
     <w:p>
       <w:pPr>
         <w:pStyle w:val="Bibliography"/>
+        <w:spacing w:line="480" w:lineRule="auto"/>
+        <w:rPr>
+          <w:rFonts w:ascii="Times New Roman" w:hAnsi="Times New Roman" w:cs="Times New Roman"/>
+          <w:sz w:val="24"/>
+          <w:szCs w:val="24"/>
+        </w:rPr>
       </w:pPr>
       <w:r>
+        <w:rPr>
+          <w:rFonts w:ascii="Times New Roman" w:hAnsi="Times New Roman" w:cs="Times New Roman"/>
+          <w:sz w:val="24"/>
+          <w:szCs w:val="24"/>
+        </w:rPr>
         <w:t xml:space="preserve">Strayer, D.L., D’Antonio, C.M., Essl, F., Fowler, M.S., Geist, J., Hilt, S., </w:t>
       </w:r>
       <w:r>
         <w:rPr>
+          <w:rFonts w:ascii="Times New Roman" w:hAnsi="Times New Roman" w:cs="Times New Roman"/>
           <w:i/>
           <w:iCs/>
+          <w:sz w:val="24"/>
+          <w:szCs w:val="24"/>
         </w:rPr>
         <w:t>et al.</w:t>
       </w:r>
       <w:r>
-        <w:t xml:space="preserve"> (2017). Boom</w:t>
-      </w:r>
-      <w:r>
-        <w:rPr>
-          <w:rFonts w:ascii="Cambria Math" w:hAnsi="Cambria Math" w:cs="Cambria Math"/>
-        </w:rPr>
-        <w:t>‐</w:t>
-      </w:r>
-      <w:r>
-        <w:t xml:space="preserve">bust dynamics in biological invasions: towards an improved application of the concept. </w:t>
-      </w:r>
-      <w:r>
-        <w:rPr>
+        <w:rPr>
+          <w:rFonts w:ascii="Times New Roman" w:hAnsi="Times New Roman" w:cs="Times New Roman"/>
+          <w:sz w:val="24"/>
+          <w:szCs w:val="24"/>
+        </w:rPr>
+        <w:t xml:space="preserve"> (2017). Boom‐bust dynamics in biological invasions: towards an improved application of the concept. </w:t>
+      </w:r>
+      <w:r>
+        <w:rPr>
+          <w:rFonts w:ascii="Times New Roman" w:hAnsi="Times New Roman" w:cs="Times New Roman"/>
           <w:i/>
           <w:iCs/>
+          <w:sz w:val="24"/>
+          <w:szCs w:val="24"/>
         </w:rPr>
         <w:t>Ecology Letters</w:t>
       </w:r>
       <w:r>
+        <w:rPr>
+          <w:rFonts w:ascii="Times New Roman" w:hAnsi="Times New Roman" w:cs="Times New Roman"/>
+          <w:sz w:val="24"/>
+          <w:szCs w:val="24"/>
+        </w:rPr>
         <w:t>, 20, 1337–1350.</w:t>
       </w:r>
     </w:p>
     <w:p>
       <w:pPr>
         <w:pStyle w:val="Bibliography"/>
+        <w:spacing w:line="480" w:lineRule="auto"/>
+        <w:rPr>
+          <w:rFonts w:ascii="Times New Roman" w:hAnsi="Times New Roman" w:cs="Times New Roman"/>
+          <w:sz w:val="24"/>
+          <w:szCs w:val="24"/>
+        </w:rPr>
       </w:pPr>
       <w:r>
+        <w:rPr>
+          <w:rFonts w:ascii="Times New Roman" w:hAnsi="Times New Roman" w:cs="Times New Roman"/>
+          <w:sz w:val="24"/>
+          <w:szCs w:val="24"/>
+        </w:rPr>
+        <w:lastRenderedPageBreak/>
         <w:t xml:space="preserve">Strayer, D.L. &amp; Malcom, H.M. (2006). Long-term demography of a zebra mussel (Dreissena polymorpha) population. </w:t>
       </w:r>
       <w:r>
         <w:rPr>
+          <w:rFonts w:ascii="Times New Roman" w:hAnsi="Times New Roman" w:cs="Times New Roman"/>
           <w:i/>
           <w:iCs/>
+          <w:sz w:val="24"/>
+          <w:szCs w:val="24"/>
         </w:rPr>
         <w:t>Freshwater Biol</w:t>
       </w:r>
       <w:r>
+        <w:rPr>
+          <w:rFonts w:ascii="Times New Roman" w:hAnsi="Times New Roman" w:cs="Times New Roman"/>
+          <w:sz w:val="24"/>
+          <w:szCs w:val="24"/>
+        </w:rPr>
         <w:t>, 51, 117–130.</w:t>
       </w:r>
     </w:p>
     <w:p>
       <w:pPr>
         <w:pStyle w:val="Bibliography"/>
+        <w:spacing w:line="480" w:lineRule="auto"/>
+        <w:rPr>
+          <w:rFonts w:ascii="Times New Roman" w:hAnsi="Times New Roman" w:cs="Times New Roman"/>
+          <w:sz w:val="24"/>
+          <w:szCs w:val="24"/>
+        </w:rPr>
       </w:pPr>
       <w:r>
+        <w:rPr>
+          <w:rFonts w:ascii="Times New Roman" w:hAnsi="Times New Roman" w:cs="Times New Roman"/>
+          <w:sz w:val="24"/>
+          <w:szCs w:val="24"/>
+        </w:rPr>
         <w:t xml:space="preserve">Tipping, P.W., Martin, M.R., Pierce, R., Center, T.D., Pratt, P.R. &amp; Rayamajhi, M.B. (2012). Post-biological control invasion trajectory for Melaleuca quinquenervia in a seasonally inundated wetland. </w:t>
       </w:r>
       <w:r>
         <w:rPr>
+          <w:rFonts w:ascii="Times New Roman" w:hAnsi="Times New Roman" w:cs="Times New Roman"/>
           <w:i/>
           <w:iCs/>
+          <w:sz w:val="24"/>
+          <w:szCs w:val="24"/>
         </w:rPr>
         <w:t>Biological Control</w:t>
       </w:r>
       <w:r>
+        <w:rPr>
+          <w:rFonts w:ascii="Times New Roman" w:hAnsi="Times New Roman" w:cs="Times New Roman"/>
+          <w:sz w:val="24"/>
+          <w:szCs w:val="24"/>
+        </w:rPr>
         <w:t>, 60, 163–168.</w:t>
       </w:r>
     </w:p>
     <w:p>
       <w:pPr>
         <w:pStyle w:val="Bibliography"/>
+        <w:spacing w:line="480" w:lineRule="auto"/>
+        <w:rPr>
+          <w:rFonts w:ascii="Times New Roman" w:hAnsi="Times New Roman" w:cs="Times New Roman"/>
+          <w:sz w:val="24"/>
+          <w:szCs w:val="24"/>
+        </w:rPr>
       </w:pPr>
       <w:r>
+        <w:rPr>
+          <w:rFonts w:ascii="Times New Roman" w:hAnsi="Times New Roman" w:cs="Times New Roman"/>
+          <w:sz w:val="24"/>
+          <w:szCs w:val="24"/>
+        </w:rPr>
         <w:t xml:space="preserve">Tyler, N.J.C. (2010). Climate, snow, ice, crashes, and declines in populations of reindeer and caribou (Rangifer tarandus L.). </w:t>
       </w:r>
       <w:r>
         <w:rPr>
+          <w:rFonts w:ascii="Times New Roman" w:hAnsi="Times New Roman" w:cs="Times New Roman"/>
           <w:i/>
           <w:iCs/>
+          <w:sz w:val="24"/>
+          <w:szCs w:val="24"/>
         </w:rPr>
         <w:t>Ecological Monographs</w:t>
       </w:r>
       <w:r>
+        <w:rPr>
+          <w:rFonts w:ascii="Times New Roman" w:hAnsi="Times New Roman" w:cs="Times New Roman"/>
+          <w:sz w:val="24"/>
+          <w:szCs w:val="24"/>
+        </w:rPr>
         <w:t>, 80, 197–219.</w:t>
       </w:r>
     </w:p>
     <w:p>
       <w:pPr>
         <w:pStyle w:val="Bibliography"/>
+        <w:spacing w:line="480" w:lineRule="auto"/>
+        <w:rPr>
+          <w:rFonts w:ascii="Times New Roman" w:hAnsi="Times New Roman" w:cs="Times New Roman"/>
+          <w:sz w:val="24"/>
+          <w:szCs w:val="24"/>
+        </w:rPr>
       </w:pPr>
       <w:r>
+        <w:rPr>
+          <w:rFonts w:ascii="Times New Roman" w:hAnsi="Times New Roman" w:cs="Times New Roman"/>
+          <w:sz w:val="24"/>
+          <w:szCs w:val="24"/>
+        </w:rPr>
         <w:t xml:space="preserve">Uthicke, S., Schaffelke, B. &amp; Byrne, M. (2009). A boom–bust phylum? Ecological and evolutionary consequences of density variations in echinoderms. </w:t>
       </w:r>
       <w:r>
         <w:rPr>
+          <w:rFonts w:ascii="Times New Roman" w:hAnsi="Times New Roman" w:cs="Times New Roman"/>
           <w:i/>
           <w:iCs/>
+          <w:sz w:val="24"/>
+          <w:szCs w:val="24"/>
         </w:rPr>
         <w:t>Ecological Monographs</w:t>
       </w:r>
       <w:r>
+        <w:rPr>
+          <w:rFonts w:ascii="Times New Roman" w:hAnsi="Times New Roman" w:cs="Times New Roman"/>
+          <w:sz w:val="24"/>
+          <w:szCs w:val="24"/>
+        </w:rPr>
         <w:t>, 79, 3–24.</w:t>
       </w:r>
     </w:p>
     <w:p>
       <w:pPr>
         <w:pStyle w:val="Bibliography"/>
+        <w:spacing w:line="480" w:lineRule="auto"/>
+        <w:rPr>
+          <w:rFonts w:ascii="Times New Roman" w:hAnsi="Times New Roman" w:cs="Times New Roman"/>
+          <w:sz w:val="24"/>
+          <w:szCs w:val="24"/>
+        </w:rPr>
       </w:pPr>
       <w:r>
+        <w:rPr>
+          <w:rFonts w:ascii="Times New Roman" w:hAnsi="Times New Roman" w:cs="Times New Roman"/>
+          <w:sz w:val="24"/>
+          <w:szCs w:val="24"/>
+        </w:rPr>
         <w:t xml:space="preserve">Wasson, K., Fabian, R.A., Fork, S., Stanganelli, J., Mize, Z., Beheshti, K., </w:t>
       </w:r>
       <w:r>
         <w:rPr>
+          <w:rFonts w:ascii="Times New Roman" w:hAnsi="Times New Roman" w:cs="Times New Roman"/>
           <w:i/>
           <w:iCs/>
+          <w:sz w:val="24"/>
+          <w:szCs w:val="24"/>
         </w:rPr>
         <w:t>et al.</w:t>
       </w:r>
       <w:r>
+        <w:rPr>
+          <w:rFonts w:ascii="Times New Roman" w:hAnsi="Times New Roman" w:cs="Times New Roman"/>
+          <w:sz w:val="24"/>
+          <w:szCs w:val="24"/>
+        </w:rPr>
         <w:t xml:space="preserve"> (2020). Multiple factors contribute to the spatially variable and dramatic decline of an invasive snail in an estuary where it was long-established and phenomenally abundant. </w:t>
       </w:r>
       <w:r>
         <w:rPr>
+          <w:rFonts w:ascii="Times New Roman" w:hAnsi="Times New Roman" w:cs="Times New Roman"/>
           <w:i/>
           <w:iCs/>
+          <w:sz w:val="24"/>
+          <w:szCs w:val="24"/>
         </w:rPr>
         <w:t>Biol Invasions</w:t>
       </w:r>
       <w:r>
+        <w:rPr>
+          <w:rFonts w:ascii="Times New Roman" w:hAnsi="Times New Roman" w:cs="Times New Roman"/>
+          <w:sz w:val="24"/>
+          <w:szCs w:val="24"/>
+        </w:rPr>
         <w:t>, 22, 1181–1202.</w:t>
       </w:r>
     </w:p>
@@ -21871,9 +23061,9 @@
           <w:sz w:val="24"/>
           <w:szCs w:val="24"/>
         </w:rPr>
-        <w:t xml:space="preserve"> documenting boom-busts. The strength of evidence was evaluated using a predefined rubric </w:t>
-      </w:r>
-      <w:commentRangeStart w:id="6"/>
+        <w:t xml:space="preserve"> documenting boom-busts. The strength of evidence was evaluated using </w:t>
+      </w:r>
+      <w:proofErr w:type="gramStart"/>
       <w:r>
         <w:rPr>
           <w:rFonts w:ascii="Times New Roman" w:eastAsia="Times New Roman" w:hAnsi="Times New Roman" w:cs="Times New Roman"/>
@@ -21881,15 +23071,9 @@
           <w:sz w:val="24"/>
           <w:szCs w:val="24"/>
         </w:rPr>
-        <w:t>(Appendix XX)</w:t>
-      </w:r>
-      <w:commentRangeEnd w:id="6"/>
-      <w:r>
-        <w:rPr>
-          <w:rStyle w:val="CommentReference"/>
-        </w:rPr>
-        <w:commentReference w:id="6"/>
-      </w:r>
+        <w:t>a predefined</w:t>
+      </w:r>
+      <w:proofErr w:type="gramEnd"/>
       <w:r>
         <w:rPr>
           <w:rFonts w:ascii="Times New Roman" w:eastAsia="Times New Roman" w:hAnsi="Times New Roman" w:cs="Times New Roman"/>
@@ -21897,7 +23081,34 @@
           <w:sz w:val="24"/>
           <w:szCs w:val="24"/>
         </w:rPr>
-        <w:t>.</w:t>
+        <w:t xml:space="preserve"> rubric (Appendix </w:t>
+      </w:r>
+      <w:r>
+        <w:rPr>
+          <w:rFonts w:ascii="Times New Roman" w:eastAsia="Times New Roman" w:hAnsi="Times New Roman" w:cs="Times New Roman"/>
+          <w:bCs/>
+          <w:sz w:val="24"/>
+          <w:szCs w:val="24"/>
+        </w:rPr>
+        <w:t>S</w:t>
+      </w:r>
+      <w:r>
+        <w:rPr>
+          <w:rFonts w:ascii="Times New Roman" w:eastAsia="Times New Roman" w:hAnsi="Times New Roman" w:cs="Times New Roman"/>
+          <w:bCs/>
+          <w:sz w:val="24"/>
+          <w:szCs w:val="24"/>
+        </w:rPr>
+        <w:t>2</w:t>
+      </w:r>
+      <w:r>
+        <w:rPr>
+          <w:rFonts w:ascii="Times New Roman" w:eastAsia="Times New Roman" w:hAnsi="Times New Roman" w:cs="Times New Roman"/>
+          <w:bCs/>
+          <w:sz w:val="24"/>
+          <w:szCs w:val="24"/>
+        </w:rPr>
+        <w:t>).</w:t>
       </w:r>
     </w:p>
     <w:tbl>
@@ -25348,8 +26559,6 @@
           <w:szCs w:val="24"/>
         </w:rPr>
       </w:pPr>
-      <w:commentRangeStart w:id="7"/>
-      <w:commentRangeStart w:id="8"/>
       <w:r>
         <w:rPr>
           <w:rFonts w:ascii="Times New Roman" w:eastAsia="Times New Roman" w:hAnsi="Times New Roman" w:cs="Times New Roman"/>
@@ -25400,20 +26609,6 @@
           </wp:inline>
         </w:drawing>
       </w:r>
-      <w:commentRangeEnd w:id="7"/>
-      <w:r>
-        <w:rPr>
-          <w:rStyle w:val="CommentReference"/>
-        </w:rPr>
-        <w:commentReference w:id="7"/>
-      </w:r>
-      <w:commentRangeEnd w:id="8"/>
-      <w:r>
-        <w:rPr>
-          <w:rStyle w:val="CommentReference"/>
-        </w:rPr>
-        <w:commentReference w:id="8"/>
-      </w:r>
     </w:p>
     <w:p>
       <w:pPr>
@@ -25466,41 +26661,7 @@
           <w:sz w:val="24"/>
           <w:szCs w:val="24"/>
         </w:rPr>
-        <w:t>t and the classificaiton of boom-</w:t>
-      </w:r>
-      <w:commentRangeStart w:id="9"/>
-      <w:commentRangeStart w:id="10"/>
-      <w:r>
-        <w:rPr>
-          <w:rFonts w:ascii="Times New Roman" w:hAnsi="Times New Roman" w:cs="Times New Roman"/>
-          <w:noProof/>
-          <w:sz w:val="24"/>
-          <w:szCs w:val="24"/>
-        </w:rPr>
-        <w:t>bust, overshoot, and establishment</w:t>
-      </w:r>
-      <w:commentRangeEnd w:id="9"/>
-      <w:r>
-        <w:rPr>
-          <w:rStyle w:val="CommentReference"/>
-        </w:rPr>
-        <w:commentReference w:id="9"/>
-      </w:r>
-      <w:commentRangeEnd w:id="10"/>
-      <w:r>
-        <w:rPr>
-          <w:rStyle w:val="CommentReference"/>
-        </w:rPr>
-        <w:commentReference w:id="10"/>
-      </w:r>
-      <w:r>
-        <w:rPr>
-          <w:rFonts w:ascii="Times New Roman" w:hAnsi="Times New Roman" w:cs="Times New Roman"/>
-          <w:noProof/>
-          <w:sz w:val="24"/>
-          <w:szCs w:val="24"/>
-        </w:rPr>
-        <w:t>. B) Graphical depictions</w:t>
+        <w:t>t and the classificaiton of boom-bust, overshoot, and establishment. B) Graphical depictions</w:t>
       </w:r>
       <w:r>
         <w:rPr>
@@ -26054,10 +27215,10 @@
         </w:rPr>
         <w:lastRenderedPageBreak/>
         <w:drawing>
-          <wp:inline distT="0" distB="0" distL="0" distR="0" wp14:anchorId="1202446C" wp14:editId="0412BB64">
-            <wp:extent cx="5943600" cy="4953635"/>
+          <wp:inline distT="0" distB="0" distL="0" distR="0" wp14:anchorId="1202446C" wp14:editId="1B3F5F00">
+            <wp:extent cx="5943600" cy="4953349"/>
             <wp:effectExtent l="0" t="0" r="0" b="0"/>
-            <wp:docPr id="1684478774" name="Picture 2" descr="A graph of a number of numbers&#10;&#10;AI-generated content may be incorrect."/>
+            <wp:docPr id="1684478774" name="Picture 2"/>
             <wp:cNvGraphicFramePr>
               <a:graphicFrameLocks xmlns:a="http://schemas.openxmlformats.org/drawingml/2006/main" noChangeAspect="1"/>
             </wp:cNvGraphicFramePr>
@@ -26065,7 +27226,7 @@
               <a:graphicData uri="http://schemas.openxmlformats.org/drawingml/2006/picture">
                 <pic:pic xmlns:pic="http://schemas.openxmlformats.org/drawingml/2006/picture">
                   <pic:nvPicPr>
-                    <pic:cNvPr id="1684478774" name="Picture 2" descr="A graph of a number of numbers&#10;&#10;AI-generated content may be incorrect."/>
+                    <pic:cNvPr id="1684478774" name="Picture 2"/>
                     <pic:cNvPicPr/>
                   </pic:nvPicPr>
                   <pic:blipFill>
@@ -26083,7 +27244,7 @@
                   <pic:spPr>
                     <a:xfrm>
                       <a:off x="0" y="0"/>
-                      <a:ext cx="5943600" cy="4953635"/>
+                      <a:ext cx="5943600" cy="4953349"/>
                     </a:xfrm>
                     <a:prstGeom prst="rect">
                       <a:avLst/>
@@ -26268,7 +27429,7 @@
           <w:sz w:val="24"/>
           <w:szCs w:val="24"/>
         </w:rPr>
-        <w:t xml:space="preserve">, B) </w:t>
+        <w:t xml:space="preserve">, </w:t>
       </w:r>
       <w:r>
         <w:rPr>
@@ -26277,9 +27438,8 @@
           <w:sz w:val="24"/>
           <w:szCs w:val="24"/>
         </w:rPr>
-        <w:t>Signal Crayfish (</w:t>
-      </w:r>
-      <w:proofErr w:type="spellStart"/>
+        <w:t>B) introduced reindeer (</w:t>
+      </w:r>
       <w:r>
         <w:rPr>
           <w:rFonts w:ascii="Times New Roman" w:eastAsia="Times New Roman" w:hAnsi="Times New Roman" w:cs="Times New Roman"/>
@@ -26289,9 +27449,132 @@
           <w:sz w:val="24"/>
           <w:szCs w:val="24"/>
         </w:rPr>
-        <w:t>Pacifastacus</w:t>
-      </w:r>
-      <w:proofErr w:type="spellEnd"/>
+        <w:t>Rangifer tarandus</w:t>
+      </w:r>
+      <w:r>
+        <w:rPr>
+          <w:rFonts w:ascii="Times New Roman" w:eastAsia="Times New Roman" w:hAnsi="Times New Roman" w:cs="Times New Roman"/>
+          <w:bCs/>
+          <w:sz w:val="24"/>
+          <w:szCs w:val="24"/>
+        </w:rPr>
+        <w:t>) abundance in Alaska, USA that were classified as</w:t>
+      </w:r>
+      <w:r>
+        <w:rPr>
+          <w:rFonts w:ascii="Times New Roman" w:eastAsia="Times New Roman" w:hAnsi="Times New Roman" w:cs="Times New Roman"/>
+          <w:bCs/>
+          <w:sz w:val="24"/>
+          <w:szCs w:val="24"/>
+        </w:rPr>
+        <w:t xml:space="preserve"> a</w:t>
+      </w:r>
+      <w:r>
+        <w:rPr>
+          <w:rFonts w:ascii="Times New Roman" w:eastAsia="Times New Roman" w:hAnsi="Times New Roman" w:cs="Times New Roman"/>
+          <w:bCs/>
+          <w:sz w:val="24"/>
+          <w:szCs w:val="24"/>
+        </w:rPr>
+        <w:t xml:space="preserve"> Boom-Bust</w:t>
+      </w:r>
+      <w:r>
+        <w:rPr>
+          <w:rFonts w:ascii="Times New Roman" w:eastAsia="Times New Roman" w:hAnsi="Times New Roman" w:cs="Times New Roman"/>
+          <w:bCs/>
+          <w:sz w:val="24"/>
+          <w:szCs w:val="24"/>
+        </w:rPr>
+        <w:t xml:space="preserve"> </w:t>
+      </w:r>
+      <w:r>
+        <w:rPr>
+          <w:rFonts w:ascii="Times New Roman" w:eastAsia="Times New Roman" w:hAnsi="Times New Roman" w:cs="Times New Roman"/>
+          <w:bCs/>
+          <w:sz w:val="24"/>
+          <w:szCs w:val="24"/>
+        </w:rPr>
+        <w:fldChar w:fldCharType="begin"/>
+      </w:r>
+      <w:r>
+        <w:rPr>
+          <w:rFonts w:ascii="Times New Roman" w:eastAsia="Times New Roman" w:hAnsi="Times New Roman" w:cs="Times New Roman"/>
+          <w:bCs/>
+          <w:sz w:val="24"/>
+          <w:szCs w:val="24"/>
+        </w:rPr>
+        <w:instrText xml:space="preserve"> ADDIN ZOTERO_ITEM CSL_CITATION {"citationID":"ehnWFFLP","properties":{"formattedCitation":"(Tyler 2010)","plainCitation":"(Tyler 2010)","noteIndex":0},"citationItems":[{"id":4386,"uris":["http://zotero.org/users/9972654/items/AZBWA75G"],"itemData":{"id":4386,"type":"article-journal","abstract":"Snow is a major determinant of forage availability for reindeer and caribou (Rangifer tarandus; hereafter Rangifer) in winter and is, consequently, a medium through which climate variation may inﬂuence population dynamics in this species. Periodic ‘‘icing’’ of winter ranges, where interludes of mild weather result in formation of crusted snow and basal ice that restrict access to forage, is held to be a cause of mass starvation, catastrophic declines in numbers, and even extirpation of local populations. It has been suggested that warming of the Arctic may result in increased frequency of winters with unfavorable snow and ice conditions, with serious consequences for Rangifer. This paper examines data on major declines in populations of Rangifer to determine the mechanism(s) of these events and the role of snow and ice conditions in them. Thirty-one declines, involving numerical decreases between 25% and 99%, were identiﬁed in 12 populations. Declines were of two types: the negative phase of irruptive oscillations, mainly associated with populations introduced into new habitat, and numerical ﬂuctuation in persistently unstable established populations. The mechanisms of decline differed widely in both categories, ranging from wholly mortality to almost wholly emigration. In all cases, the observed dynamics are best interpreted as a product of interaction between internal processes (density dependence) and the external abiotic conditions (density independence). The strength and the form of density independence, parameterized in terms of local weather or large-scale climate, varies widely between populations, reﬂecting the enormous range of climate conditions across the circumpolar distribution of Rangifer. This complicates the search for abiotic components likely to be consistently important determinants of population growth in the species. There are few data demonstrating the presence of extensive hard snow or basal ice on ranges during winter(s) in which populations declined, and none conﬁrming ice as a ubiquitous and potent agent in the dynamics of Rangifer. Instead, where the simultaneous effects of density-dependent and density-independent factors are examined across the full temporal record of dynamics, climatic conditions associated with increased amounts of snow or winter warming are generally found to enhance the abundance of animals, at least in established populations.","container-title":"Ecological Monographs","DOI":"10.1890/09-1070.1","ISSN":"0012-9615, 1557-7015","issue":"2","journalAbbreviation":"Ecological Monographs","language":"en","license":"http://onlinelibrary.wiley.com/termsAndConditions#vor","page":"197-219","source":"DOI.org (Crossref)","title":"Climate, snow, ice, crashes, and declines in populations of reindeer and caribou (Rangifer tarandus L.)","volume":"80","author":[{"family":"Tyler","given":"N. J. C."}],"issued":{"date-parts":[["2010",5]]}}}],"schema":"https://github.com/citation-style-language/schema/raw/master/csl-citation.json"} </w:instrText>
+      </w:r>
+      <w:r>
+        <w:rPr>
+          <w:rFonts w:ascii="Times New Roman" w:eastAsia="Times New Roman" w:hAnsi="Times New Roman" w:cs="Times New Roman"/>
+          <w:bCs/>
+          <w:sz w:val="24"/>
+          <w:szCs w:val="24"/>
+        </w:rPr>
+        <w:fldChar w:fldCharType="separate"/>
+      </w:r>
+      <w:r>
+        <w:rPr>
+          <w:rFonts w:ascii="Times New Roman" w:hAnsi="Times New Roman" w:cs="Times New Roman"/>
+          <w:sz w:val="24"/>
+        </w:rPr>
+        <w:t>(Tyler 2010)</w:t>
+      </w:r>
+      <w:r>
+        <w:rPr>
+          <w:rFonts w:ascii="Times New Roman" w:eastAsia="Times New Roman" w:hAnsi="Times New Roman" w:cs="Times New Roman"/>
+          <w:bCs/>
+          <w:sz w:val="24"/>
+          <w:szCs w:val="24"/>
+        </w:rPr>
+        <w:fldChar w:fldCharType="end"/>
+      </w:r>
+      <w:r>
+        <w:rPr>
+          <w:rFonts w:ascii="Times New Roman" w:eastAsia="Times New Roman" w:hAnsi="Times New Roman" w:cs="Times New Roman"/>
+          <w:bCs/>
+          <w:sz w:val="24"/>
+          <w:szCs w:val="24"/>
+        </w:rPr>
+        <w:t>,</w:t>
+      </w:r>
+      <w:r>
+        <w:rPr>
+          <w:rFonts w:ascii="Times New Roman" w:eastAsia="Times New Roman" w:hAnsi="Times New Roman" w:cs="Times New Roman"/>
+          <w:bCs/>
+          <w:sz w:val="24"/>
+          <w:szCs w:val="24"/>
+        </w:rPr>
+        <w:t xml:space="preserve"> </w:t>
+      </w:r>
+      <w:r>
+        <w:rPr>
+          <w:rFonts w:ascii="Times New Roman" w:eastAsia="Times New Roman" w:hAnsi="Times New Roman" w:cs="Times New Roman"/>
+          <w:bCs/>
+          <w:sz w:val="24"/>
+          <w:szCs w:val="24"/>
+        </w:rPr>
+        <w:t xml:space="preserve">New Zealand </w:t>
+      </w:r>
+      <w:r>
+        <w:rPr>
+          <w:rFonts w:ascii="Times New Roman" w:eastAsia="Times New Roman" w:hAnsi="Times New Roman" w:cs="Times New Roman"/>
+          <w:bCs/>
+          <w:sz w:val="24"/>
+          <w:szCs w:val="24"/>
+        </w:rPr>
+        <w:t>Mud Snail</w:t>
+      </w:r>
+      <w:r>
+        <w:rPr>
+          <w:rFonts w:ascii="Times New Roman" w:eastAsia="Times New Roman" w:hAnsi="Times New Roman" w:cs="Times New Roman"/>
+          <w:bCs/>
+          <w:sz w:val="24"/>
+          <w:szCs w:val="24"/>
+        </w:rPr>
+        <w:t xml:space="preserve"> (</w:t>
+      </w:r>
       <w:r>
         <w:rPr>
           <w:rFonts w:ascii="Times New Roman" w:eastAsia="Times New Roman" w:hAnsi="Times New Roman" w:cs="Times New Roman"/>
@@ -26301,7 +27584,7 @@
           <w:sz w:val="24"/>
           <w:szCs w:val="24"/>
         </w:rPr>
-        <w:t xml:space="preserve"> </w:t>
+        <w:t xml:space="preserve">Passer </w:t>
       </w:r>
       <w:proofErr w:type="spellStart"/>
       <w:r>
@@ -26313,7 +27596,7 @@
           <w:sz w:val="24"/>
           <w:szCs w:val="24"/>
         </w:rPr>
-        <w:t>leniusculus</w:t>
+        <w:t>domesticus</w:t>
       </w:r>
       <w:proofErr w:type="spellEnd"/>
       <w:r>
@@ -26323,7 +27606,7 @@
           <w:sz w:val="24"/>
           <w:szCs w:val="24"/>
         </w:rPr>
-        <w:t xml:space="preserve">) catch per unit effort (CPUE) </w:t>
+        <w:t>)</w:t>
       </w:r>
       <w:r>
         <w:rPr>
@@ -26332,7 +27615,7 @@
           <w:sz w:val="24"/>
           <w:szCs w:val="24"/>
         </w:rPr>
-        <w:t xml:space="preserve">in a Swedish Lake </w:t>
+        <w:t xml:space="preserve"> </w:t>
       </w:r>
       <w:r>
         <w:rPr>
@@ -26341,7 +27624,7 @@
           <w:sz w:val="24"/>
           <w:szCs w:val="24"/>
         </w:rPr>
-        <w:t xml:space="preserve">that was classified as Boom-Bust Sustained Unknown </w:t>
+        <w:t>abundance</w:t>
       </w:r>
       <w:r>
         <w:rPr>
@@ -26350,6 +27633,123 @@
           <w:sz w:val="24"/>
           <w:szCs w:val="24"/>
         </w:rPr>
+        <w:t xml:space="preserve"> </w:t>
+      </w:r>
+      <w:r>
+        <w:rPr>
+          <w:rFonts w:ascii="Times New Roman" w:eastAsia="Times New Roman" w:hAnsi="Times New Roman" w:cs="Times New Roman"/>
+          <w:bCs/>
+          <w:sz w:val="24"/>
+          <w:szCs w:val="24"/>
+        </w:rPr>
+        <w:t xml:space="preserve">in </w:t>
+      </w:r>
+      <w:r>
+        <w:rPr>
+          <w:rFonts w:ascii="Times New Roman" w:eastAsia="Times New Roman" w:hAnsi="Times New Roman" w:cs="Times New Roman"/>
+          <w:bCs/>
+          <w:sz w:val="24"/>
+          <w:szCs w:val="24"/>
+        </w:rPr>
+        <w:t>Denmark</w:t>
+      </w:r>
+      <w:r>
+        <w:rPr>
+          <w:rFonts w:ascii="Times New Roman" w:eastAsia="Times New Roman" w:hAnsi="Times New Roman" w:cs="Times New Roman"/>
+          <w:bCs/>
+          <w:sz w:val="24"/>
+          <w:szCs w:val="24"/>
+        </w:rPr>
+        <w:t xml:space="preserve"> </w:t>
+      </w:r>
+      <w:r>
+        <w:rPr>
+          <w:rFonts w:ascii="Times New Roman" w:eastAsia="Times New Roman" w:hAnsi="Times New Roman" w:cs="Times New Roman"/>
+          <w:bCs/>
+          <w:sz w:val="24"/>
+          <w:szCs w:val="24"/>
+        </w:rPr>
+        <w:t xml:space="preserve">that was </w:t>
+      </w:r>
+      <w:r>
+        <w:rPr>
+          <w:rFonts w:ascii="Times New Roman" w:eastAsia="Times New Roman" w:hAnsi="Times New Roman" w:cs="Times New Roman"/>
+          <w:bCs/>
+          <w:sz w:val="24"/>
+          <w:szCs w:val="24"/>
+        </w:rPr>
+        <w:t xml:space="preserve">classified </w:t>
+      </w:r>
+      <w:r>
+        <w:rPr>
+          <w:rFonts w:ascii="Times New Roman" w:eastAsia="Times New Roman" w:hAnsi="Times New Roman" w:cs="Times New Roman"/>
+          <w:bCs/>
+          <w:sz w:val="24"/>
+          <w:szCs w:val="24"/>
+        </w:rPr>
+        <w:t>as</w:t>
+      </w:r>
+      <w:r>
+        <w:rPr>
+          <w:rFonts w:ascii="Times New Roman" w:eastAsia="Times New Roman" w:hAnsi="Times New Roman" w:cs="Times New Roman"/>
+          <w:bCs/>
+          <w:sz w:val="24"/>
+          <w:szCs w:val="24"/>
+        </w:rPr>
+        <w:t xml:space="preserve"> a</w:t>
+      </w:r>
+      <w:r>
+        <w:rPr>
+          <w:rFonts w:ascii="Times New Roman" w:eastAsia="Times New Roman" w:hAnsi="Times New Roman" w:cs="Times New Roman"/>
+          <w:bCs/>
+          <w:sz w:val="24"/>
+          <w:szCs w:val="24"/>
+        </w:rPr>
+        <w:t xml:space="preserve"> </w:t>
+      </w:r>
+      <w:r>
+        <w:rPr>
+          <w:rFonts w:ascii="Times New Roman" w:eastAsia="Times New Roman" w:hAnsi="Times New Roman" w:cs="Times New Roman"/>
+          <w:bCs/>
+          <w:sz w:val="24"/>
+          <w:szCs w:val="24"/>
+        </w:rPr>
+        <w:t>Boom Unk</w:t>
+      </w:r>
+      <w:r>
+        <w:rPr>
+          <w:rFonts w:ascii="Times New Roman" w:eastAsia="Times New Roman" w:hAnsi="Times New Roman" w:cs="Times New Roman"/>
+          <w:bCs/>
+          <w:sz w:val="24"/>
+          <w:szCs w:val="24"/>
+        </w:rPr>
+        <w:t>nown</w:t>
+      </w:r>
+      <w:r>
+        <w:rPr>
+          <w:rFonts w:ascii="Times New Roman" w:eastAsia="Times New Roman" w:hAnsi="Times New Roman" w:cs="Times New Roman"/>
+          <w:bCs/>
+          <w:sz w:val="24"/>
+          <w:szCs w:val="24"/>
+        </w:rPr>
+        <w:t>.-Bust</w:t>
+      </w:r>
+      <w:r>
+        <w:rPr>
+          <w:rFonts w:ascii="Times New Roman" w:eastAsia="Times New Roman" w:hAnsi="Times New Roman" w:cs="Times New Roman"/>
+          <w:bCs/>
+          <w:sz w:val="24"/>
+          <w:szCs w:val="24"/>
+        </w:rPr>
+        <w:t xml:space="preserve"> </w:t>
+      </w:r>
+      <w:r>
+        <w:rPr>
+          <w:rFonts w:ascii="Times New Roman" w:eastAsia="Times New Roman" w:hAnsi="Times New Roman" w:cs="Times New Roman"/>
+          <w:bCs/>
+          <w:sz w:val="24"/>
+          <w:szCs w:val="24"/>
+        </w:rPr>
         <w:fldChar w:fldCharType="begin"/>
       </w:r>
       <w:r>
@@ -26359,7 +27759,7 @@
           <w:sz w:val="24"/>
           <w:szCs w:val="24"/>
         </w:rPr>
-        <w:instrText xml:space="preserve"> ADDIN ZOTERO_ITEM CSL_CITATION {"citationID":"EJ4lp6Xf","properties":{"formattedCitation":"(Sandstr\\uc0\\u246{}m {\\i{}et al.} 2014)","plainCitation":"(Sandström et al. 2014)","noteIndex":0},"citationItems":[{"id":199,"uris":["http://zotero.org/users/9972654/items/VFU2AJ2S"],"itemData":{"id":199,"type":"article-journal","container-title":"Biological Invasions","DOI":"10.1007/s10530-014-0641-1","ISSN":"1387-3547, 1573-1464","issue":"9","journalAbbreviation":"Biol Invasions","language":"en","page":"1961-1977","source":"DOI.org (Crossref)","title":"Population collapses in introduced non-indigenous crayfish","volume":"16","author":[{"family":"Sandström","given":"Alfred"},{"family":"Andersson","given":"Magnus"},{"family":"Asp","given":"Anders"},{"family":"Bohman","given":"Patrik"},{"family":"Edsman","given":"Lennart"},{"family":"Engdahl","given":"Fredrik"},{"family":"Nyström","given":"Per"},{"family":"Stenberg","given":"Marika"},{"family":"Hertonsson","given":"Pia"},{"family":"Vrålstad","given":"Trude"},{"family":"Granèli","given":"Wilhelm"}],"issued":{"date-parts":[["2014",9]]}}}],"schema":"https://github.com/citation-style-language/schema/raw/master/csl-citation.json"} </w:instrText>
+        <w:instrText xml:space="preserve"> ADDIN ZOTERO_ITEM CSL_CITATION {"citationID":"1N6hN7NN","properties":{"formattedCitation":"(Haubrock {\\i{}et al.} 2022)","plainCitation":"(Haubrock et al. 2022)","noteIndex":0},"citationItems":[{"id":90,"uris":["http://zotero.org/users/9972654/items/IPV6Z6PT"],"itemData":{"id":90,"type":"article-journal","abstract":"Globalization has led to the introduction of thousands of alien species worldwide. With growing impacts by invasive species, understanding the invasion process remains critical for predicting adverse effects and informing efficient management. Theoretically, invasion dynamics have been assumed to follow an “invasion curve” (S-­shaped curve of available area invaded over time), but this dynamic has lacked empirical testing using large-­scale data and neglects to consider invader abundances. We propose an “impact curve” describing the impacts generated by invasive species over time based on cumulative abundances. To test this curve's large-­scale applicability, we used the data-r­ ich New Zealand mud snail Potamopyrgus antipodarum, one of the most damaging freshwater invaders that has invaded almost all of Europe. Using long-­term (1979–­2020) abundance and environmental data collected across 306 European sites, we observed that P. antipodarum abundance generally increased through time, with slower population growth at higher latitudes and with lower runoff depth. Fifty-­nine percent of these populations followed the impact curve, characterized by first occurrence, exponential growth, then long-­term saturation. This behaviour is consistent with boom-­bust dynamics, as saturation occurs due to a rapid decline in abundance over time. Across sites, we estimated that impact peaked approximately two decades after first detection, but the rate of progression along the invasion process was influenced by local abiotic conditions. The S-­shaped impact curve may be common among many invasive species that undergo complex invasion dynamics. This provides a potentially unifying approach to advance understanding of large-­scale invasion dynamics and could inform timely management actions to mitigate impacts on ecosystems and economies.","container-title":"Global Change Biology","DOI":"10.1111/gcb.16207","ISSN":"1354-1013, 1365-2486","issue":"15","journalAbbreviation":"Global Change Biology","language":"en","page":"4620-4632","source":"DOI.org (Crossref)","title":"Invasion impacts and dynamics of a European‐wide introduced species","volume":"28","author":[{"family":"Haubrock","given":"Phillip J."},{"family":"Ahmed","given":"Danish A."},{"family":"Cuthbert","given":"Ross N."},{"family":"Stubbington","given":"Rachel"},{"family":"Domisch","given":"Sami"},{"family":"Marquez","given":"Jaime R. G."},{"family":"Beidas","given":"Ayah"},{"family":"Amatulli","given":"Giuseppe"},{"family":"Kiesel","given":"Jens"},{"family":"Shen","given":"Longzhu Q."},{"family":"Soto","given":"Ismael"},{"family":"Angeler","given":"David G."},{"family":"Bonada","given":"Núria"},{"family":"Cañedo‐Argüelles","given":"Miguel"},{"family":"Csabai","given":"Zoltán"},{"family":"Datry","given":"Thibault"},{"family":"Eyto","given":"Elvira","non-dropping-particle":"de"},{"family":"Dohet","given":"Alain"},{"family":"Drohan","given":"Emma"},{"family":"England","given":"Judy"},{"family":"Feio","given":"Maria J."},{"family":"Forio","given":"Marie A. E."},{"family":"Goethals","given":"Peter"},{"family":"Graf","given":"Wolfram"},{"family":"Heino","given":"Jani"},{"family":"Hudgins","given":"Emma J."},{"family":"Jähnig","given":"Sonja C."},{"family":"Johnson","given":"Richard K."},{"family":"Larrañaga","given":"Aitor"},{"family":"Leitner","given":"Patrick"},{"family":"L'Hoste","given":"Lionel"},{"family":"Lizee","given":"Marie‐Helene"},{"family":"Maire","given":"Anthony"},{"family":"Rasmussen","given":"Jes J."},{"family":"Schäfer","given":"Ralf B."},{"family":"Schmidt‐Kloiber","given":"Astrid"},{"family":"Vannevel","given":"Rudy"},{"family":"Várbíró","given":"Gábor"},{"family":"Wiberg‐Larsen","given":"Peter"},{"family":"Haase","given":"Peter"}],"issued":{"date-parts":[["2022",8]]}}}],"schema":"https://github.com/citation-style-language/schema/raw/master/csl-citation.json"} </w:instrText>
       </w:r>
       <w:r>
         <w:rPr>
@@ -26375,7 +27775,7 @@
           <w:rFonts w:ascii="Times New Roman" w:hAnsi="Times New Roman" w:cs="Times New Roman"/>
           <w:sz w:val="24"/>
         </w:rPr>
-        <w:t xml:space="preserve">(Sandström </w:t>
+        <w:t xml:space="preserve">(Haubrock </w:t>
       </w:r>
       <w:r>
         <w:rPr>
@@ -26391,7 +27791,7 @@
           <w:rFonts w:ascii="Times New Roman" w:hAnsi="Times New Roman" w:cs="Times New Roman"/>
           <w:sz w:val="24"/>
         </w:rPr>
-        <w:t xml:space="preserve"> 2014)</w:t>
+        <w:t xml:space="preserve"> 2022)</w:t>
       </w:r>
       <w:r>
         <w:rPr>
@@ -26409,8 +27809,45 @@
           <w:sz w:val="24"/>
           <w:szCs w:val="24"/>
         </w:rPr>
-        <w:t>, House Sparrow (</w:t>
-      </w:r>
+        <w:t>,</w:t>
+      </w:r>
+      <w:r>
+        <w:rPr>
+          <w:rFonts w:ascii="Times New Roman" w:eastAsia="Times New Roman" w:hAnsi="Times New Roman" w:cs="Times New Roman"/>
+          <w:bCs/>
+          <w:sz w:val="24"/>
+          <w:szCs w:val="24"/>
+        </w:rPr>
+        <w:t xml:space="preserve"> an</w:t>
+      </w:r>
+      <w:r>
+        <w:rPr>
+          <w:rFonts w:ascii="Times New Roman" w:eastAsia="Times New Roman" w:hAnsi="Times New Roman" w:cs="Times New Roman"/>
+          <w:bCs/>
+          <w:sz w:val="24"/>
+          <w:szCs w:val="24"/>
+        </w:rPr>
+        <w:t>d</w:t>
+      </w:r>
+      <w:r>
+        <w:rPr>
+          <w:rFonts w:ascii="Times New Roman" w:eastAsia="Times New Roman" w:hAnsi="Times New Roman" w:cs="Times New Roman"/>
+          <w:bCs/>
+          <w:sz w:val="24"/>
+          <w:szCs w:val="24"/>
+        </w:rPr>
+        <w:t xml:space="preserve"> </w:t>
+      </w:r>
+      <w:r>
+        <w:rPr>
+          <w:rFonts w:ascii="Times New Roman" w:eastAsia="Times New Roman" w:hAnsi="Times New Roman" w:cs="Times New Roman"/>
+          <w:bCs/>
+          <w:sz w:val="24"/>
+          <w:szCs w:val="24"/>
+        </w:rPr>
+        <w:t>D) Signal Crayfish (</w:t>
+      </w:r>
+      <w:proofErr w:type="spellStart"/>
       <w:r>
         <w:rPr>
           <w:rFonts w:ascii="Times New Roman" w:eastAsia="Times New Roman" w:hAnsi="Times New Roman" w:cs="Times New Roman"/>
@@ -26420,9 +27857,9 @@
           <w:sz w:val="24"/>
           <w:szCs w:val="24"/>
         </w:rPr>
-        <w:t xml:space="preserve">Passer </w:t>
-      </w:r>
-      <w:proofErr w:type="spellStart"/>
+        <w:t>Pacifastacus</w:t>
+      </w:r>
+      <w:proofErr w:type="spellEnd"/>
       <w:r>
         <w:rPr>
           <w:rFonts w:ascii="Times New Roman" w:eastAsia="Times New Roman" w:hAnsi="Times New Roman" w:cs="Times New Roman"/>
@@ -26432,178 +27869,9 @@
           <w:sz w:val="24"/>
           <w:szCs w:val="24"/>
         </w:rPr>
-        <w:t>domesticus</w:t>
-      </w:r>
-      <w:proofErr w:type="spellEnd"/>
-      <w:r>
-        <w:rPr>
-          <w:rFonts w:ascii="Times New Roman" w:eastAsia="Times New Roman" w:hAnsi="Times New Roman" w:cs="Times New Roman"/>
-          <w:bCs/>
-          <w:sz w:val="24"/>
-          <w:szCs w:val="24"/>
-        </w:rPr>
-        <w:t xml:space="preserve">) CPUE </w:t>
-      </w:r>
-      <w:r>
-        <w:rPr>
-          <w:rFonts w:ascii="Times New Roman" w:eastAsia="Times New Roman" w:hAnsi="Times New Roman" w:cs="Times New Roman"/>
-          <w:bCs/>
-          <w:sz w:val="24"/>
-          <w:szCs w:val="24"/>
-        </w:rPr>
-        <w:t xml:space="preserve">in Miami FL USA </w:t>
-      </w:r>
-      <w:r>
-        <w:rPr>
-          <w:rFonts w:ascii="Times New Roman" w:eastAsia="Times New Roman" w:hAnsi="Times New Roman" w:cs="Times New Roman"/>
-          <w:bCs/>
-          <w:sz w:val="24"/>
-          <w:szCs w:val="24"/>
-        </w:rPr>
-        <w:t xml:space="preserve">that was </w:t>
-      </w:r>
-      <w:r>
-        <w:rPr>
-          <w:rFonts w:ascii="Times New Roman" w:eastAsia="Times New Roman" w:hAnsi="Times New Roman" w:cs="Times New Roman"/>
-          <w:bCs/>
-          <w:sz w:val="24"/>
-          <w:szCs w:val="24"/>
-        </w:rPr>
-        <w:t xml:space="preserve">classified </w:t>
-      </w:r>
-      <w:r>
-        <w:rPr>
-          <w:rFonts w:ascii="Times New Roman" w:eastAsia="Times New Roman" w:hAnsi="Times New Roman" w:cs="Times New Roman"/>
-          <w:bCs/>
-          <w:sz w:val="24"/>
-          <w:szCs w:val="24"/>
-        </w:rPr>
-        <w:t xml:space="preserve">as </w:t>
-      </w:r>
-      <w:r>
-        <w:rPr>
-          <w:rFonts w:ascii="Times New Roman" w:eastAsia="Times New Roman" w:hAnsi="Times New Roman" w:cs="Times New Roman"/>
-          <w:bCs/>
-          <w:sz w:val="24"/>
-          <w:szCs w:val="24"/>
-        </w:rPr>
-        <w:t>Boom Unk</w:t>
-      </w:r>
-      <w:r>
-        <w:rPr>
-          <w:rFonts w:ascii="Times New Roman" w:eastAsia="Times New Roman" w:hAnsi="Times New Roman" w:cs="Times New Roman"/>
-          <w:bCs/>
-          <w:sz w:val="24"/>
-          <w:szCs w:val="24"/>
-        </w:rPr>
-        <w:t>nown</w:t>
-      </w:r>
-      <w:r>
-        <w:rPr>
-          <w:rFonts w:ascii="Times New Roman" w:eastAsia="Times New Roman" w:hAnsi="Times New Roman" w:cs="Times New Roman"/>
-          <w:bCs/>
-          <w:sz w:val="24"/>
-          <w:szCs w:val="24"/>
-        </w:rPr>
-        <w:t>.-Bust</w:t>
-      </w:r>
-      <w:r>
-        <w:rPr>
-          <w:rFonts w:ascii="Times New Roman" w:eastAsia="Times New Roman" w:hAnsi="Times New Roman" w:cs="Times New Roman"/>
-          <w:bCs/>
-          <w:sz w:val="24"/>
-          <w:szCs w:val="24"/>
-        </w:rPr>
         <w:t xml:space="preserve"> </w:t>
       </w:r>
-      <w:r>
-        <w:rPr>
-          <w:rFonts w:ascii="Times New Roman" w:eastAsia="Times New Roman" w:hAnsi="Times New Roman" w:cs="Times New Roman"/>
-          <w:bCs/>
-          <w:sz w:val="24"/>
-          <w:szCs w:val="24"/>
-        </w:rPr>
-        <w:fldChar w:fldCharType="begin"/>
-      </w:r>
-      <w:r>
-        <w:rPr>
-          <w:rFonts w:ascii="Times New Roman" w:eastAsia="Times New Roman" w:hAnsi="Times New Roman" w:cs="Times New Roman"/>
-          <w:bCs/>
-          <w:sz w:val="24"/>
-          <w:szCs w:val="24"/>
-        </w:rPr>
-        <w:instrText xml:space="preserve"> ADDIN ZOTERO_ITEM CSL_CITATION {"citationID":"cxyctMbC","properties":{"formattedCitation":"(Aagaard &amp; Lockwood 2016)","plainCitation":"(Aagaard &amp; Lockwood 2016)","noteIndex":0},"citationItems":[{"id":195,"uris":["http://zotero.org/users/9972654/items/GYZSSW44"],"itemData":{"id":195,"type":"article-journal","container-title":"Biological Invasions","DOI":"10.1007/s10530-016-1109-2","ISSN":"1387-3547, 1573-1464","issue":"6","journalAbbreviation":"Biol Invasions","language":"en","page":"1667-1678","source":"DOI.org (Crossref)","title":"Severe and rapid population declines in exotic birds","volume":"18","author":[{"family":"Aagaard","given":"Kevin"},{"family":"Lockwood","given":"Julie L."}],"issued":{"date-parts":[["2016",6]]}}}],"schema":"https://github.com/citation-style-language/schema/raw/master/csl-citation.json"} </w:instrText>
-      </w:r>
-      <w:r>
-        <w:rPr>
-          <w:rFonts w:ascii="Times New Roman" w:eastAsia="Times New Roman" w:hAnsi="Times New Roman" w:cs="Times New Roman"/>
-          <w:bCs/>
-          <w:sz w:val="24"/>
-          <w:szCs w:val="24"/>
-        </w:rPr>
-        <w:fldChar w:fldCharType="separate"/>
-      </w:r>
-      <w:r>
-        <w:rPr>
-          <w:rFonts w:ascii="Times New Roman" w:hAnsi="Times New Roman" w:cs="Times New Roman"/>
-          <w:sz w:val="24"/>
-        </w:rPr>
-        <w:t>(Aagaard &amp; Lockwood 2016)</w:t>
-      </w:r>
-      <w:r>
-        <w:rPr>
-          <w:rFonts w:ascii="Times New Roman" w:eastAsia="Times New Roman" w:hAnsi="Times New Roman" w:cs="Times New Roman"/>
-          <w:bCs/>
-          <w:sz w:val="24"/>
-          <w:szCs w:val="24"/>
-        </w:rPr>
-        <w:fldChar w:fldCharType="end"/>
-      </w:r>
-      <w:r>
-        <w:rPr>
-          <w:rFonts w:ascii="Times New Roman" w:eastAsia="Times New Roman" w:hAnsi="Times New Roman" w:cs="Times New Roman"/>
-          <w:bCs/>
-          <w:sz w:val="24"/>
-          <w:szCs w:val="24"/>
-        </w:rPr>
-        <w:t xml:space="preserve">, and D) </w:t>
-      </w:r>
-      <w:r>
-        <w:rPr>
-          <w:rFonts w:ascii="Times New Roman" w:eastAsia="Times New Roman" w:hAnsi="Times New Roman" w:cs="Times New Roman"/>
-          <w:bCs/>
-          <w:sz w:val="24"/>
-          <w:szCs w:val="24"/>
-        </w:rPr>
-        <w:t>introduced</w:t>
-      </w:r>
-      <w:r>
-        <w:rPr>
-          <w:rFonts w:ascii="Times New Roman" w:eastAsia="Times New Roman" w:hAnsi="Times New Roman" w:cs="Times New Roman"/>
-          <w:bCs/>
-          <w:sz w:val="24"/>
-          <w:szCs w:val="24"/>
-        </w:rPr>
-        <w:t xml:space="preserve"> </w:t>
-      </w:r>
-      <w:r>
-        <w:rPr>
-          <w:rFonts w:ascii="Times New Roman" w:eastAsia="Times New Roman" w:hAnsi="Times New Roman" w:cs="Times New Roman"/>
-          <w:bCs/>
-          <w:sz w:val="24"/>
-          <w:szCs w:val="24"/>
-        </w:rPr>
-        <w:t>r</w:t>
-      </w:r>
-      <w:r>
-        <w:rPr>
-          <w:rFonts w:ascii="Times New Roman" w:eastAsia="Times New Roman" w:hAnsi="Times New Roman" w:cs="Times New Roman"/>
-          <w:bCs/>
-          <w:sz w:val="24"/>
-          <w:szCs w:val="24"/>
-        </w:rPr>
-        <w:t>eindeer (</w:t>
-      </w:r>
+      <w:proofErr w:type="spellStart"/>
       <w:r>
         <w:rPr>
           <w:rFonts w:ascii="Times New Roman" w:eastAsia="Times New Roman" w:hAnsi="Times New Roman" w:cs="Times New Roman"/>
@@ -26613,18 +27881,67 @@
           <w:sz w:val="24"/>
           <w:szCs w:val="24"/>
         </w:rPr>
-        <w:t>Rangifer tarand</w:t>
-      </w:r>
+        <w:t>leniusculus</w:t>
+      </w:r>
+      <w:proofErr w:type="spellEnd"/>
       <w:r>
         <w:rPr>
           <w:rFonts w:ascii="Times New Roman" w:eastAsia="Times New Roman" w:hAnsi="Times New Roman" w:cs="Times New Roman"/>
           <w:bCs/>
+          <w:sz w:val="24"/>
+          <w:szCs w:val="24"/>
+        </w:rPr>
+        <w:t xml:space="preserve">) catch per unit effort (CPUE) in a Swedish Lake that was classified as Boom-Bust Sustained Unknown </w:t>
+      </w:r>
+      <w:r>
+        <w:rPr>
+          <w:rFonts w:ascii="Times New Roman" w:eastAsia="Times New Roman" w:hAnsi="Times New Roman" w:cs="Times New Roman"/>
+          <w:bCs/>
+          <w:sz w:val="24"/>
+          <w:szCs w:val="24"/>
+        </w:rPr>
+        <w:fldChar w:fldCharType="begin"/>
+      </w:r>
+      <w:r>
+        <w:rPr>
+          <w:rFonts w:ascii="Times New Roman" w:eastAsia="Times New Roman" w:hAnsi="Times New Roman" w:cs="Times New Roman"/>
+          <w:bCs/>
+          <w:sz w:val="24"/>
+          <w:szCs w:val="24"/>
+        </w:rPr>
+        <w:instrText xml:space="preserve"> ADDIN ZOTERO_ITEM CSL_CITATION {"citationID":"EJ4lp6Xf","properties":{"formattedCitation":"(Sandstr\\uc0\\u246{}m {\\i{}et al.} 2014)","plainCitation":"(Sandström et al. 2014)","noteIndex":0},"citationItems":[{"id":199,"uris":["http://zotero.org/users/9972654/items/VFU2AJ2S"],"itemData":{"id":199,"type":"article-journal","container-title":"Biological Invasions","DOI":"10.1007/s10530-014-0641-1","ISSN":"1387-3547, 1573-1464","issue":"9","journalAbbreviation":"Biol Invasions","language":"en","page":"1961-1977","source":"DOI.org (Crossref)","title":"Population collapses in introduced non-indigenous crayfish","volume":"16","author":[{"family":"Sandström","given":"Alfred"},{"family":"Andersson","given":"Magnus"},{"family":"Asp","given":"Anders"},{"family":"Bohman","given":"Patrik"},{"family":"Edsman","given":"Lennart"},{"family":"Engdahl","given":"Fredrik"},{"family":"Nyström","given":"Per"},{"family":"Stenberg","given":"Marika"},{"family":"Hertonsson","given":"Pia"},{"family":"Vrålstad","given":"Trude"},{"family":"Granèli","given":"Wilhelm"}],"issued":{"date-parts":[["2014",9]]}}}],"schema":"https://github.com/citation-style-language/schema/raw/master/csl-citation.json"} </w:instrText>
+      </w:r>
+      <w:r>
+        <w:rPr>
+          <w:rFonts w:ascii="Times New Roman" w:eastAsia="Times New Roman" w:hAnsi="Times New Roman" w:cs="Times New Roman"/>
+          <w:bCs/>
+          <w:sz w:val="24"/>
+          <w:szCs w:val="24"/>
+        </w:rPr>
+        <w:fldChar w:fldCharType="separate"/>
+      </w:r>
+      <w:r>
+        <w:rPr>
+          <w:rFonts w:ascii="Times New Roman" w:hAnsi="Times New Roman" w:cs="Times New Roman"/>
+          <w:sz w:val="24"/>
+        </w:rPr>
+        <w:t xml:space="preserve">(Sandström </w:t>
+      </w:r>
+      <w:r>
+        <w:rPr>
+          <w:rFonts w:ascii="Times New Roman" w:hAnsi="Times New Roman" w:cs="Times New Roman"/>
           <w:i/>
           <w:iCs/>
           <w:sz w:val="24"/>
-          <w:szCs w:val="24"/>
-        </w:rPr>
-        <w:t>us</w:t>
+        </w:rPr>
+        <w:t>et al.</w:t>
+      </w:r>
+      <w:r>
+        <w:rPr>
+          <w:rFonts w:ascii="Times New Roman" w:hAnsi="Times New Roman" w:cs="Times New Roman"/>
+          <w:sz w:val="24"/>
+        </w:rPr>
+        <w:t xml:space="preserve"> 2014)</w:t>
       </w:r>
       <w:r>
         <w:rPr>
@@ -26633,7 +27950,7 @@
           <w:sz w:val="24"/>
           <w:szCs w:val="24"/>
         </w:rPr>
-        <w:t xml:space="preserve">) </w:t>
+        <w:fldChar w:fldCharType="end"/>
       </w:r>
       <w:r>
         <w:rPr>
@@ -26642,7 +27959,7 @@
           <w:sz w:val="24"/>
           <w:szCs w:val="24"/>
         </w:rPr>
-        <w:t>abundance in Alaska, USA</w:t>
+        <w:t>.</w:t>
       </w:r>
       <w:r>
         <w:rPr>
@@ -26651,7 +27968,7 @@
           <w:sz w:val="24"/>
           <w:szCs w:val="24"/>
         </w:rPr>
-        <w:t xml:space="preserve"> that were classified as slow declines</w:t>
+        <w:t xml:space="preserve"> Points refer to the observed population metric, the red line refers to the predicted population metric using the Bayesian state-space model, and the shaded red areas are the 95% credible intervals.</w:t>
       </w:r>
       <w:r>
         <w:rPr>
@@ -26660,6 +27977,61 @@
           <w:sz w:val="24"/>
           <w:szCs w:val="24"/>
         </w:rPr>
+        <w:t xml:space="preserve"> Dashed lines split</w:t>
+      </w:r>
+      <w:r>
+        <w:rPr>
+          <w:rFonts w:ascii="Times New Roman" w:eastAsia="Times New Roman" w:hAnsi="Times New Roman" w:cs="Times New Roman"/>
+          <w:bCs/>
+          <w:sz w:val="24"/>
+          <w:szCs w:val="24"/>
+        </w:rPr>
+        <w:t xml:space="preserve"> are transitions between phases in the invasion and were found using the regime shift </w:t>
+      </w:r>
+      <w:r>
+        <w:rPr>
+          <w:rFonts w:ascii="Times New Roman" w:eastAsia="Times New Roman" w:hAnsi="Times New Roman" w:cs="Times New Roman"/>
+          <w:bCs/>
+          <w:sz w:val="24"/>
+          <w:szCs w:val="24"/>
+        </w:rPr>
+        <w:lastRenderedPageBreak/>
+        <w:t>detection methods</w:t>
+      </w:r>
+      <w:r>
+        <w:rPr>
+          <w:rFonts w:ascii="Times New Roman" w:eastAsia="Times New Roman" w:hAnsi="Times New Roman" w:cs="Times New Roman"/>
+          <w:bCs/>
+          <w:sz w:val="24"/>
+          <w:szCs w:val="24"/>
+        </w:rPr>
+        <w:t>.</w:t>
+      </w:r>
+      <w:r>
+        <w:rPr>
+          <w:rFonts w:ascii="Times New Roman" w:eastAsia="Times New Roman" w:hAnsi="Times New Roman" w:cs="Times New Roman"/>
+          <w:bCs/>
+          <w:sz w:val="24"/>
+          <w:szCs w:val="24"/>
+        </w:rPr>
+        <w:t xml:space="preserve">  The sargassum</w:t>
+      </w:r>
+      <w:r>
+        <w:rPr>
+          <w:rFonts w:ascii="Times New Roman" w:eastAsia="Times New Roman" w:hAnsi="Times New Roman" w:cs="Times New Roman"/>
+          <w:bCs/>
+          <w:sz w:val="24"/>
+          <w:szCs w:val="24"/>
+        </w:rPr>
+        <w:t>,</w:t>
+      </w:r>
+      <w:r>
+        <w:rPr>
+          <w:rFonts w:ascii="Times New Roman" w:eastAsia="Times New Roman" w:hAnsi="Times New Roman" w:cs="Times New Roman"/>
+          <w:bCs/>
+          <w:sz w:val="24"/>
+          <w:szCs w:val="24"/>
+        </w:rPr>
         <w:t xml:space="preserve"> </w:t>
       </w:r>
       <w:r>
@@ -26669,7 +28041,7 @@
           <w:sz w:val="24"/>
           <w:szCs w:val="24"/>
         </w:rPr>
-        <w:fldChar w:fldCharType="begin"/>
+        <w:t xml:space="preserve">caribou, New Zealand Mud Snail, and crayfish </w:t>
       </w:r>
       <w:r>
         <w:rPr>
@@ -26678,7 +28050,7 @@
           <w:sz w:val="24"/>
           <w:szCs w:val="24"/>
         </w:rPr>
-        <w:instrText xml:space="preserve"> ADDIN ZOTERO_ITEM CSL_CITATION {"citationID":"ehnWFFLP","properties":{"formattedCitation":"(Tyler 2010)","plainCitation":"(Tyler 2010)","noteIndex":0},"citationItems":[{"id":4386,"uris":["http://zotero.org/users/9972654/items/AZBWA75G"],"itemData":{"id":4386,"type":"article-journal","abstract":"Snow is a major determinant of forage availability for reindeer and caribou (Rangifer tarandus; hereafter Rangifer) in winter and is, consequently, a medium through which climate variation may inﬂuence population dynamics in this species. Periodic ‘‘icing’’ of winter ranges, where interludes of mild weather result in formation of crusted snow and basal ice that restrict access to forage, is held to be a cause of mass starvation, catastrophic declines in numbers, and even extirpation of local populations. It has been suggested that warming of the Arctic may result in increased frequency of winters with unfavorable snow and ice conditions, with serious consequences for Rangifer. This paper examines data on major declines in populations of Rangifer to determine the mechanism(s) of these events and the role of snow and ice conditions in them. Thirty-one declines, involving numerical decreases between 25% and 99%, were identiﬁed in 12 populations. Declines were of two types: the negative phase of irruptive oscillations, mainly associated with populations introduced into new habitat, and numerical ﬂuctuation in persistently unstable established populations. The mechanisms of decline differed widely in both categories, ranging from wholly mortality to almost wholly emigration. In all cases, the observed dynamics are best interpreted as a product of interaction between internal processes (density dependence) and the external abiotic conditions (density independence). The strength and the form of density independence, parameterized in terms of local weather or large-scale climate, varies widely between populations, reﬂecting the enormous range of climate conditions across the circumpolar distribution of Rangifer. This complicates the search for abiotic components likely to be consistently important determinants of population growth in the species. There are few data demonstrating the presence of extensive hard snow or basal ice on ranges during winter(s) in which populations declined, and none conﬁrming ice as a ubiquitous and potent agent in the dynamics of Rangifer. Instead, where the simultaneous effects of density-dependent and density-independent factors are examined across the full temporal record of dynamics, climatic conditions associated with increased amounts of snow or winter warming are generally found to enhance the abundance of animals, at least in established populations.","container-title":"Ecological Monographs","DOI":"10.1890/09-1070.1","ISSN":"0012-9615, 1557-7015","issue":"2","journalAbbreviation":"Ecological Monographs","language":"en","license":"http://onlinelibrary.wiley.com/termsAndConditions#vor","page":"197-219","source":"DOI.org (Crossref)","title":"Climate, snow, ice, crashes, and declines in populations of reindeer and caribou (Rangifer tarandus L.)","volume":"80","author":[{"family":"Tyler","given":"N. J. C."}],"issued":{"date-parts":[["2010",5]]}}}],"schema":"https://github.com/citation-style-language/schema/raw/master/csl-citation.json"} </w:instrText>
+        <w:t xml:space="preserve">vector graphic </w:t>
       </w:r>
       <w:r>
         <w:rPr>
@@ -26687,14 +28059,7 @@
           <w:sz w:val="24"/>
           <w:szCs w:val="24"/>
         </w:rPr>
-        <w:fldChar w:fldCharType="separate"/>
-      </w:r>
-      <w:r>
-        <w:rPr>
-          <w:rFonts w:ascii="Times New Roman" w:hAnsi="Times New Roman" w:cs="Times New Roman"/>
-          <w:sz w:val="24"/>
-        </w:rPr>
-        <w:t>(Tyler 2010)</w:t>
+        <w:t>are</w:t>
       </w:r>
       <w:r>
         <w:rPr>
@@ -26703,7 +28068,7 @@
           <w:sz w:val="24"/>
           <w:szCs w:val="24"/>
         </w:rPr>
-        <w:fldChar w:fldCharType="end"/>
+        <w:t xml:space="preserve"> attributed to Tracey Saxby</w:t>
       </w:r>
       <w:r>
         <w:rPr>
@@ -26712,7 +28077,7 @@
           <w:sz w:val="24"/>
           <w:szCs w:val="24"/>
         </w:rPr>
-        <w:t>.</w:t>
+        <w:t xml:space="preserve"> (</w:t>
       </w:r>
       <w:r>
         <w:rPr>
@@ -26721,7 +28086,7 @@
           <w:sz w:val="24"/>
           <w:szCs w:val="24"/>
         </w:rPr>
-        <w:t xml:space="preserve">  Points refer to the observed population metric, the red line refers to the predicted population metric using the Bayesian state-space model, and the shaded red areas are the 95% credible intervals.</w:t>
+        <w:t>Integration and Application Network</w:t>
       </w:r>
       <w:r>
         <w:rPr>
@@ -26730,8 +28095,101 @@
           <w:sz w:val="24"/>
           <w:szCs w:val="24"/>
         </w:rPr>
+        <w:t xml:space="preserve">; </w:t>
+      </w:r>
+      <w:r>
+        <w:rPr>
+          <w:rFonts w:ascii="Times New Roman" w:eastAsia="Times New Roman" w:hAnsi="Times New Roman" w:cs="Times New Roman"/>
+          <w:bCs/>
+          <w:sz w:val="24"/>
+          <w:szCs w:val="24"/>
+        </w:rPr>
+        <w:t>ian.umces.edu/media-library)</w:t>
+      </w:r>
+      <w:r>
+        <w:rPr>
+          <w:rFonts w:ascii="Times New Roman" w:eastAsia="Times New Roman" w:hAnsi="Times New Roman" w:cs="Times New Roman"/>
+          <w:bCs/>
+          <w:sz w:val="24"/>
+          <w:szCs w:val="24"/>
+        </w:rPr>
+        <w:t>,</w:t>
+      </w:r>
+      <w:r>
+        <w:rPr>
+          <w:rFonts w:ascii="Times New Roman" w:eastAsia="Times New Roman" w:hAnsi="Times New Roman" w:cs="Times New Roman"/>
+          <w:bCs/>
+          <w:sz w:val="24"/>
+          <w:szCs w:val="24"/>
+        </w:rPr>
+        <w:t xml:space="preserve"> Maria</w:t>
+      </w:r>
+      <w:r>
+        <w:rPr>
+          <w:rFonts w:ascii="Times New Roman" w:eastAsia="Times New Roman" w:hAnsi="Times New Roman" w:cs="Times New Roman"/>
+          <w:bCs/>
+          <w:sz w:val="24"/>
+          <w:szCs w:val="24"/>
+        </w:rPr>
+        <w:t xml:space="preserve"> (</w:t>
+      </w:r>
+      <w:proofErr w:type="spellStart"/>
+      <w:r>
+        <w:rPr>
+          <w:rFonts w:ascii="Times New Roman" w:eastAsia="Times New Roman" w:hAnsi="Times New Roman" w:cs="Times New Roman"/>
+          <w:bCs/>
+          <w:sz w:val="24"/>
+          <w:szCs w:val="24"/>
+        </w:rPr>
+        <w:t>pixabay</w:t>
+      </w:r>
+      <w:proofErr w:type="spellEnd"/>
+      <w:r>
+        <w:rPr>
+          <w:rFonts w:ascii="Times New Roman" w:eastAsia="Times New Roman" w:hAnsi="Times New Roman" w:cs="Times New Roman"/>
+          <w:bCs/>
+          <w:sz w:val="24"/>
+          <w:szCs w:val="24"/>
+        </w:rPr>
+        <w:t xml:space="preserve">, </w:t>
+      </w:r>
+      <w:r>
+        <w:rPr>
+          <w:rFonts w:ascii="Times New Roman" w:eastAsia="Times New Roman" w:hAnsi="Times New Roman" w:cs="Times New Roman"/>
+          <w:bCs/>
+          <w:sz w:val="24"/>
+          <w:szCs w:val="24"/>
+        </w:rPr>
+        <w:t>https://pixabay.com/vectors/reindeer-deer-antler-animals-7405606/</w:t>
+      </w:r>
+      <w:r>
+        <w:rPr>
+          <w:rFonts w:ascii="Times New Roman" w:eastAsia="Times New Roman" w:hAnsi="Times New Roman" w:cs="Times New Roman"/>
+          <w:bCs/>
+          <w:sz w:val="24"/>
+          <w:szCs w:val="24"/>
+        </w:rPr>
+        <w:t>)</w:t>
+      </w:r>
+      <w:r>
+        <w:rPr>
+          <w:rFonts w:ascii="Times New Roman" w:eastAsia="Times New Roman" w:hAnsi="Times New Roman" w:cs="Times New Roman"/>
+          <w:bCs/>
+          <w:sz w:val="24"/>
+          <w:szCs w:val="24"/>
+        </w:rPr>
+        <w:t>,</w:t>
+      </w:r>
+      <w:r>
+        <w:rPr>
+          <w:rFonts w:ascii="Times New Roman" w:eastAsia="Times New Roman" w:hAnsi="Times New Roman" w:cs="Times New Roman"/>
+          <w:bCs/>
+          <w:sz w:val="24"/>
+          <w:szCs w:val="24"/>
+        </w:rPr>
         <w:t xml:space="preserve"> </w:t>
       </w:r>
+      <w:proofErr w:type="spellStart"/>
       <w:r>
         <w:rPr>
           <w:rFonts w:ascii="Times New Roman" w:eastAsia="Times New Roman" w:hAnsi="Times New Roman" w:cs="Times New Roman"/>
@@ -26739,9 +28197,9 @@
           <w:sz w:val="24"/>
           <w:szCs w:val="24"/>
         </w:rPr>
-        <w:lastRenderedPageBreak/>
-        <w:t>Dashed lines split</w:t>
-      </w:r>
+        <w:t>Haubrock</w:t>
+      </w:r>
+      <w:proofErr w:type="spellEnd"/>
       <w:r>
         <w:rPr>
           <w:rFonts w:ascii="Times New Roman" w:eastAsia="Times New Roman" w:hAnsi="Times New Roman" w:cs="Times New Roman"/>
@@ -26749,7 +28207,16 @@
           <w:sz w:val="24"/>
           <w:szCs w:val="24"/>
         </w:rPr>
-        <w:t xml:space="preserve"> are transitions between phases in the invasion and were found using the regime shift detection methods</w:t>
+        <w:t xml:space="preserve"> et al. (2022) and Nathan J. Dorn’s Aquatic Ecology Lab at Florida International University (FIU), </w:t>
+      </w:r>
+      <w:r>
+        <w:rPr>
+          <w:rFonts w:ascii="Times New Roman" w:eastAsia="Times New Roman" w:hAnsi="Times New Roman" w:cs="Times New Roman"/>
+          <w:bCs/>
+          <w:sz w:val="24"/>
+          <w:szCs w:val="24"/>
+        </w:rPr>
+        <w:t>respectively</w:t>
       </w:r>
       <w:r>
         <w:rPr>
@@ -27879,7 +29346,7 @@
         <w:spacing w:line="480" w:lineRule="auto"/>
         <w:ind w:firstLine="720"/>
         <w:rPr>
-          <w:rFonts w:ascii="Times New Roman" w:eastAsia="Times New Roman" w:hAnsi="Times New Roman" w:cs="Times New Roman"/>
+          <w:rFonts w:ascii="Times New Roman" w:eastAsia="Gungsuh" w:hAnsi="Times New Roman" w:cs="Times New Roman"/>
           <w:sz w:val="24"/>
           <w:szCs w:val="24"/>
         </w:rPr>
@@ -28331,373 +29798,6 @@
       <w:r>
         <w:rPr>
           <w:rFonts w:ascii="Times New Roman" w:eastAsia="Gungsuh" w:hAnsi="Times New Roman" w:cs="Times New Roman"/>
-          <w:sz w:val="24"/>
-          <w:szCs w:val="24"/>
-        </w:rPr>
-        <w:t xml:space="preserve"> </w:t>
-      </w:r>
-      <w:r>
-        <w:rPr>
-          <w:rFonts w:ascii="Times New Roman" w:eastAsia="Times New Roman" w:hAnsi="Times New Roman" w:cs="Times New Roman"/>
-          <w:sz w:val="24"/>
-          <w:szCs w:val="24"/>
-        </w:rPr>
-        <w:t xml:space="preserve">In contrast to the </w:t>
-      </w:r>
-      <w:r>
-        <w:rPr>
-          <w:rFonts w:ascii="Times New Roman" w:eastAsia="Times New Roman" w:hAnsi="Times New Roman" w:cs="Times New Roman"/>
-          <w:sz w:val="24"/>
-          <w:szCs w:val="24"/>
-        </w:rPr>
-        <w:t xml:space="preserve">rate of the boom, </w:t>
-      </w:r>
-      <w:r>
-        <w:rPr>
-          <w:rFonts w:ascii="Times New Roman" w:eastAsia="Times New Roman" w:hAnsi="Times New Roman" w:cs="Times New Roman"/>
-          <w:sz w:val="24"/>
-          <w:szCs w:val="24"/>
-        </w:rPr>
-        <w:t>a</w:t>
-      </w:r>
-      <w:r>
-        <w:rPr>
-          <w:rFonts w:ascii="Times New Roman" w:eastAsia="Times New Roman" w:hAnsi="Times New Roman" w:cs="Times New Roman"/>
-          <w:sz w:val="24"/>
-          <w:szCs w:val="24"/>
-        </w:rPr>
-        <w:t xml:space="preserve"> </w:t>
-      </w:r>
-      <w:r>
-        <w:rPr>
-          <w:rFonts w:ascii="Times New Roman" w:eastAsia="Times New Roman" w:hAnsi="Times New Roman" w:cs="Times New Roman"/>
-          <w:sz w:val="24"/>
-          <w:szCs w:val="24"/>
-        </w:rPr>
-        <w:t xml:space="preserve">threshold in magnitude of 90% decline from the maximum population has frequently </w:t>
-      </w:r>
-      <w:r>
-        <w:rPr>
-          <w:rFonts w:ascii="Times New Roman" w:eastAsia="Times New Roman" w:hAnsi="Times New Roman" w:cs="Times New Roman"/>
-          <w:sz w:val="24"/>
-          <w:szCs w:val="24"/>
-        </w:rPr>
-        <w:lastRenderedPageBreak/>
-        <w:t>been adopted for describing busts</w:t>
-      </w:r>
-      <w:r>
-        <w:rPr>
-          <w:rFonts w:ascii="Times New Roman" w:eastAsia="Times New Roman" w:hAnsi="Times New Roman" w:cs="Times New Roman"/>
-          <w:sz w:val="24"/>
-          <w:szCs w:val="24"/>
-        </w:rPr>
-        <w:t xml:space="preserve"> </w:t>
-      </w:r>
-      <w:r>
-        <w:rPr>
-          <w:rFonts w:ascii="Times New Roman" w:eastAsia="Times New Roman" w:hAnsi="Times New Roman" w:cs="Times New Roman"/>
-          <w:sz w:val="24"/>
-          <w:szCs w:val="24"/>
-        </w:rPr>
-        <w:fldChar w:fldCharType="begin"/>
-      </w:r>
-      <w:r>
-        <w:rPr>
-          <w:rFonts w:ascii="Times New Roman" w:eastAsia="Times New Roman" w:hAnsi="Times New Roman" w:cs="Times New Roman"/>
-          <w:sz w:val="24"/>
-          <w:szCs w:val="24"/>
-        </w:rPr>
-        <w:instrText xml:space="preserve"> ADDIN ZOTERO_ITEM CSL_CITATION {"citationID":"nxNJbggv","properties":{"formattedCitation":"(Aagaard &amp; Lockwood 2016; Cooling {\\i{}et al.} 2012; Fern\\uc0\\u225{}ndez 2020; Simberloff &amp; Gibbons 2004)","plainCitation":"(Aagaard &amp; Lockwood 2016; Cooling et al. 2012; Fernández 2020; Simberloff &amp; Gibbons 2004)","noteIndex":0},"citationItems":[{"id":195,"uris":["http://zotero.org/users/9972654/items/GYZSSW44"],"itemData":{"id":195,"type":"article-journal","container-title":"Biological Invasions","DOI":"10.1007/s10530-016-1109-2","ISSN":"1387-3547, 1573-1464","issue":"6","journalAbbreviation":"Biol Invasions","language":"en","page":"1667-1678","source":"DOI.org (Crossref)","title":"Severe and rapid population declines in exotic birds","volume":"18","author":[{"family":"Aagaard","given":"Kevin"},{"family":"Lockwood","given":"Julie L."}],"issued":{"date-parts":[["2016",6]]}}},{"id":237,"uris":["http://zotero.org/users/9972654/items/PGCIIC5E"],"itemData":{"id":237,"type":"article-journal","abstract":"Synergies between invasive species and climate change are widely considered to be a major biodiversity threat. However, invasive species are also hypothesized to be susceptible to population collapse, as we demonstrate for a globally important invasive species in New Zealand. We observed Argentine ant populations to have collapsed in 40 per cent of surveyed sites. Populations had a mean survival time of 14.1 years (95% CI = 12.9–15.3 years). Resident ant communities had recovered or partly recovered after their collapse. Our models suggest that climate change will delay colony collapse, as increasing temperature and decreasing rainfall significantly increased their longevity, but only by a few years. Economic and environmental costs of invasive species may be small if populations collapse on their own accord.","container-title":"Biology Letters","DOI":"10.1098/rsbl.2011.1014","ISSN":"1744-9561, 1744-957X","issue":"3","journalAbbreviation":"Biol. Lett.","language":"en","page":"430-433","source":"DOI.org (Crossref)","title":"The widespread collapse of an invasive species: Argentine ants ( &lt;i&gt;Linepithema humile&lt;/i&gt; ) in New Zealand","title-short":"The widespread collapse of an invasive species","volume":"8","author":[{"family":"Cooling","given":"Meghan"},{"family":"Hartley","given":"Stephen"},{"family":"Sim","given":"Dalice A."},{"family":"Lester","given":"Philip J."}],"issued":{"date-parts":[["2012",6,23]]}}},{"id":60,"uris":["http://zotero.org/users/9972654/items/D98GJARG"],"itemData":{"id":60,"type":"article-journal","abstract":"The brown seaweed Sargassum muticum is one of the best-studied invasive marine species, although most studies are shortterm and focus on the expansion phase of invasion. Here I report 30 years of observations of the invasion of the north coast of Spain by S. muticum at regional (400 km coastline) and local scales (at the site where the invasion was first detected). At the local scale, this long-term series reveals a ‘boom-bust’ process where the expansion (‘boom’) phase lasted 12 years and the decline (‘bust’) was completed in 8 years. This cycle is supported by evidence at the regional scale. The impact of S. muticum on the recipient assemblages was only moderate during the initial ‘boom’ phase of the invasion and negligible afterwards. In conclusion, 30 years after its first observation in the region, Sargassum muticum can be considered an addition to the algal flora rather than a threat to the native assemblages.","container-title":"European Journal of Phycology","DOI":"10.1080/09670262.2020.1715489","ISSN":"0967-0262, 1469-4433","issue":"3","journalAbbreviation":"European Journal of Phycology","language":"en","page":"285-295","source":"DOI.org (Crossref)","title":"Boom-bust of &lt;i&gt;Sargassum muticum&lt;/i&gt; in northern Spain: 30 years of invasion","title-short":"Boom-bust of &lt;i&gt;Sargassum muticum&lt;/i&gt; in northern Spain","volume":"55","author":[{"family":"Fernández","given":"C."}],"issued":{"date-parts":[["2020",7,2]]}}},{"id":196,"uris":["http://zotero.org/users/9972654/items/JVY26T3K"],"itemData":{"id":196,"type":"article-journal","abstract":"Substantial populations of invasive non-indigenous species occasionally collapse dramatically. Although disease is often invoked, the causes are rarely studied experimentally and/or quantitatively, and some collapses remain quite mysterious. The widespread invasive snail Achatina fulica and pondweed Elodea canadensis appear to be characterized by rapid expansion followed by rapid decline. For the former species, disease may be the proximal cause of the collapse, while repeated collapse of the latter species is unexplained. Several other widely cited collapses of introduced species may simply be temporary lows during a more or less regular boom-and-bust cycle. However, on a restricted site (such as a small island), a boom-or-bust cycle may be impossible and recovery may never ensue; local extinction may even occur. In several instances, apparently spontaneous crashes were in fact probably caused by subsequently introduced competitors. Except for the few species in which spontaneous collapse has been repeatedly observed, the possibility of such an event is unwarranted as a potential rationale for a do-nothing approach to management. For such species, even if a crash ultimately occurs, the species may already have caused persistent ecological damage.","container-title":"Biological Invasions","DOI":"10.1023/B:BINV.0000022133.49752.46","ISSN":"1387-3547","issue":"2","journalAbbreviation":"Biological Invasions","language":"en","page":"161-172","source":"DOI.org (Crossref)","title":"Now you See them, Now you don't! – Population Crashes of Established Introduced Species","volume":"6","author":[{"family":"Simberloff","given":"Daniel"},{"family":"Gibbons","given":"Leah"}],"issued":{"date-parts":[["2004"]]}}}],"schema":"https://github.com/citation-style-language/schema/raw/master/csl-citation.json"} </w:instrText>
-      </w:r>
-      <w:r>
-        <w:rPr>
-          <w:rFonts w:ascii="Times New Roman" w:eastAsia="Times New Roman" w:hAnsi="Times New Roman" w:cs="Times New Roman"/>
-          <w:sz w:val="24"/>
-          <w:szCs w:val="24"/>
-        </w:rPr>
-        <w:fldChar w:fldCharType="separate"/>
-      </w:r>
-      <w:r>
-        <w:rPr>
-          <w:rFonts w:ascii="Times New Roman" w:hAnsi="Times New Roman" w:cs="Times New Roman"/>
-          <w:sz w:val="24"/>
-        </w:rPr>
-        <w:t xml:space="preserve">(Aagaard &amp; Lockwood 2016; Cooling </w:t>
-      </w:r>
-      <w:r>
-        <w:rPr>
-          <w:rFonts w:ascii="Times New Roman" w:hAnsi="Times New Roman" w:cs="Times New Roman"/>
-          <w:i/>
-          <w:iCs/>
-          <w:sz w:val="24"/>
-        </w:rPr>
-        <w:t>et al.</w:t>
-      </w:r>
-      <w:r>
-        <w:rPr>
-          <w:rFonts w:ascii="Times New Roman" w:hAnsi="Times New Roman" w:cs="Times New Roman"/>
-          <w:sz w:val="24"/>
-        </w:rPr>
-        <w:t xml:space="preserve"> 2012; Fernández 2020; Simberloff &amp; Gibbons 2004)</w:t>
-      </w:r>
-      <w:r>
-        <w:rPr>
-          <w:rFonts w:ascii="Times New Roman" w:eastAsia="Times New Roman" w:hAnsi="Times New Roman" w:cs="Times New Roman"/>
-          <w:sz w:val="24"/>
-          <w:szCs w:val="24"/>
-        </w:rPr>
-        <w:fldChar w:fldCharType="end"/>
-      </w:r>
-      <w:r>
-        <w:rPr>
-          <w:rFonts w:ascii="Times New Roman" w:eastAsia="Times New Roman" w:hAnsi="Times New Roman" w:cs="Times New Roman"/>
-          <w:sz w:val="24"/>
-          <w:szCs w:val="24"/>
-        </w:rPr>
-        <w:t xml:space="preserve">.  </w:t>
-      </w:r>
-      <w:r>
-        <w:rPr>
-          <w:rFonts w:ascii="Times New Roman" w:eastAsia="Times New Roman" w:hAnsi="Times New Roman" w:cs="Times New Roman"/>
-          <w:sz w:val="24"/>
-          <w:szCs w:val="24"/>
-        </w:rPr>
-        <w:t xml:space="preserve">The </w:t>
-      </w:r>
-      <w:r>
-        <w:rPr>
-          <w:rFonts w:ascii="Times New Roman" w:eastAsia="Times New Roman" w:hAnsi="Times New Roman" w:cs="Times New Roman"/>
-          <w:sz w:val="24"/>
-          <w:szCs w:val="24"/>
-        </w:rPr>
-        <w:t>rate</w:t>
-      </w:r>
-      <w:r>
-        <w:rPr>
-          <w:rFonts w:ascii="Times New Roman" w:eastAsia="Times New Roman" w:hAnsi="Times New Roman" w:cs="Times New Roman"/>
-          <w:sz w:val="24"/>
-          <w:szCs w:val="24"/>
-        </w:rPr>
-        <w:t xml:space="preserve"> of that decline</w:t>
-      </w:r>
-      <w:r>
-        <w:rPr>
-          <w:rFonts w:ascii="Times New Roman" w:eastAsia="Times New Roman" w:hAnsi="Times New Roman" w:cs="Times New Roman"/>
-          <w:sz w:val="24"/>
-          <w:szCs w:val="24"/>
-        </w:rPr>
-        <w:t xml:space="preserve"> and the number of year to be considered </w:t>
-      </w:r>
-      <w:r>
-        <w:rPr>
-          <w:rFonts w:ascii="Times New Roman" w:eastAsia="Times New Roman" w:hAnsi="Times New Roman" w:cs="Times New Roman"/>
-          <w:sz w:val="24"/>
-          <w:szCs w:val="24"/>
-        </w:rPr>
-        <w:t>sustained</w:t>
-      </w:r>
-      <w:r>
-        <w:rPr>
-          <w:rFonts w:ascii="Times New Roman" w:eastAsia="Times New Roman" w:hAnsi="Times New Roman" w:cs="Times New Roman"/>
-          <w:sz w:val="24"/>
-          <w:szCs w:val="24"/>
-        </w:rPr>
-        <w:t xml:space="preserve"> has been used in one study</w:t>
-      </w:r>
-      <w:r>
-        <w:rPr>
-          <w:rFonts w:ascii="Times New Roman" w:eastAsia="Times New Roman" w:hAnsi="Times New Roman" w:cs="Times New Roman"/>
-          <w:sz w:val="24"/>
-          <w:szCs w:val="24"/>
-        </w:rPr>
-        <w:t xml:space="preserve"> focused on birds</w:t>
-      </w:r>
-      <w:r>
-        <w:rPr>
-          <w:rFonts w:ascii="Times New Roman" w:eastAsia="Gungsuh" w:hAnsi="Times New Roman" w:cs="Times New Roman"/>
-          <w:sz w:val="24"/>
-          <w:szCs w:val="24"/>
-        </w:rPr>
-        <w:t xml:space="preserve"> (≥90% decline within 10 years</w:t>
-      </w:r>
-      <w:r>
-        <w:rPr>
-          <w:rFonts w:ascii="Times New Roman" w:eastAsia="Gungsuh" w:hAnsi="Times New Roman" w:cs="Times New Roman"/>
-          <w:sz w:val="24"/>
-          <w:szCs w:val="24"/>
-        </w:rPr>
-        <w:t xml:space="preserve">, </w:t>
-      </w:r>
-      <w:r>
-        <w:rPr>
-          <w:rFonts w:ascii="Times New Roman" w:eastAsia="Times New Roman" w:hAnsi="Times New Roman" w:cs="Times New Roman"/>
-          <w:sz w:val="24"/>
-          <w:szCs w:val="24"/>
-        </w:rPr>
-        <w:t>≥</w:t>
-      </w:r>
-      <w:r>
-        <w:rPr>
-          <w:rFonts w:ascii="Times New Roman" w:eastAsia="Times New Roman" w:hAnsi="Times New Roman" w:cs="Times New Roman"/>
-          <w:sz w:val="24"/>
-          <w:szCs w:val="24"/>
-        </w:rPr>
-        <w:t xml:space="preserve"> 3 years, respectively</w:t>
-      </w:r>
-      <w:r>
-        <w:rPr>
-          <w:rFonts w:ascii="Times New Roman" w:eastAsia="Gungsuh" w:hAnsi="Times New Roman" w:cs="Times New Roman"/>
-          <w:sz w:val="24"/>
-          <w:szCs w:val="24"/>
-        </w:rPr>
-        <w:t>;</w:t>
-      </w:r>
-      <w:r>
-        <w:rPr>
-          <w:rFonts w:ascii="Times New Roman" w:eastAsia="Gungsuh" w:hAnsi="Times New Roman" w:cs="Times New Roman"/>
-          <w:sz w:val="24"/>
-          <w:szCs w:val="24"/>
-        </w:rPr>
-        <w:t xml:space="preserve"> </w:t>
-      </w:r>
-      <w:r>
-        <w:rPr>
-          <w:rFonts w:ascii="Times New Roman" w:eastAsia="Gungsuh" w:hAnsi="Times New Roman" w:cs="Times New Roman"/>
-          <w:sz w:val="24"/>
-          <w:szCs w:val="24"/>
-        </w:rPr>
-        <w:fldChar w:fldCharType="begin"/>
-      </w:r>
-      <w:r>
-        <w:rPr>
-          <w:rFonts w:ascii="Times New Roman" w:eastAsia="Gungsuh" w:hAnsi="Times New Roman" w:cs="Times New Roman"/>
-          <w:sz w:val="24"/>
-          <w:szCs w:val="24"/>
-        </w:rPr>
-        <w:instrText xml:space="preserve"> ADDIN ZOTERO_ITEM CSL_CITATION {"citationID":"KOwhMHH0","properties":{"formattedCitation":"(Aagaard &amp; Lockwood 2016)","plainCitation":"(Aagaard &amp; Lockwood 2016)","dontUpdate":true,"noteIndex":0},"citationItems":[{"id":195,"uris":["http://zotero.org/users/9972654/items/GYZSSW44"],"itemData":{"id":195,"type":"article-journal","container-title":"Biological Invasions","DOI":"10.1007/s10530-016-1109-2","ISSN":"1387-3547, 1573-1464","issue":"6","journalAbbreviation":"Biol Invasions","language":"en","page":"1667-1678","source":"DOI.org (Crossref)","title":"Severe and rapid population declines in exotic birds","volume":"18","author":[{"family":"Aagaard","given":"Kevin"},{"family":"Lockwood","given":"Julie L."}],"issued":{"date-parts":[["2016",6]]}}}],"schema":"https://github.com/citation-style-language/schema/raw/master/csl-citation.json"} </w:instrText>
-      </w:r>
-      <w:r>
-        <w:rPr>
-          <w:rFonts w:ascii="Times New Roman" w:eastAsia="Gungsuh" w:hAnsi="Times New Roman" w:cs="Times New Roman"/>
-          <w:sz w:val="24"/>
-          <w:szCs w:val="24"/>
-        </w:rPr>
-        <w:fldChar w:fldCharType="separate"/>
-      </w:r>
-      <w:r>
-        <w:rPr>
-          <w:rFonts w:ascii="Times New Roman" w:hAnsi="Times New Roman" w:cs="Times New Roman"/>
-          <w:sz w:val="24"/>
-        </w:rPr>
-        <w:t>Aagaard &amp; Lockwood 2016)</w:t>
-      </w:r>
-      <w:r>
-        <w:rPr>
-          <w:rFonts w:ascii="Times New Roman" w:eastAsia="Gungsuh" w:hAnsi="Times New Roman" w:cs="Times New Roman"/>
-          <w:sz w:val="24"/>
-          <w:szCs w:val="24"/>
-        </w:rPr>
-        <w:fldChar w:fldCharType="end"/>
-      </w:r>
-      <w:r>
-        <w:rPr>
-          <w:rFonts w:ascii="Times New Roman" w:eastAsia="Times New Roman" w:hAnsi="Times New Roman" w:cs="Times New Roman"/>
-          <w:sz w:val="24"/>
-          <w:szCs w:val="24"/>
-        </w:rPr>
-        <w:t xml:space="preserve">. </w:t>
-      </w:r>
-      <w:r>
-        <w:rPr>
-          <w:rFonts w:ascii="Times New Roman" w:eastAsia="Times New Roman" w:hAnsi="Times New Roman" w:cs="Times New Roman"/>
-          <w:sz w:val="24"/>
-          <w:szCs w:val="24"/>
-        </w:rPr>
-        <w:t xml:space="preserve"> </w:t>
-      </w:r>
-      <w:r>
-        <w:rPr>
-          <w:rFonts w:ascii="Times New Roman" w:eastAsia="Times New Roman" w:hAnsi="Times New Roman" w:cs="Times New Roman"/>
-          <w:sz w:val="24"/>
-          <w:szCs w:val="24"/>
-        </w:rPr>
-        <w:t xml:space="preserve">But to accommodate disparate longevities between the different </w:t>
-      </w:r>
-      <w:r>
-        <w:rPr>
-          <w:rFonts w:ascii="Times New Roman" w:eastAsia="Times New Roman" w:hAnsi="Times New Roman" w:cs="Times New Roman"/>
-          <w:sz w:val="24"/>
-          <w:szCs w:val="24"/>
-        </w:rPr>
-        <w:t>taxonomic groups</w:t>
-      </w:r>
-      <w:r>
-        <w:rPr>
-          <w:rFonts w:ascii="Times New Roman" w:eastAsia="Times New Roman" w:hAnsi="Times New Roman" w:cs="Times New Roman"/>
-          <w:sz w:val="24"/>
-          <w:szCs w:val="24"/>
-        </w:rPr>
-        <w:t>,</w:t>
-      </w:r>
-      <w:r>
-        <w:rPr>
-          <w:rFonts w:ascii="Times New Roman" w:eastAsia="Times New Roman" w:hAnsi="Times New Roman" w:cs="Times New Roman"/>
-          <w:sz w:val="24"/>
-          <w:szCs w:val="24"/>
-        </w:rPr>
-        <w:t xml:space="preserve"> </w:t>
-      </w:r>
-      <w:r>
-        <w:rPr>
-          <w:rFonts w:ascii="Times New Roman" w:eastAsia="Times New Roman" w:hAnsi="Times New Roman" w:cs="Times New Roman"/>
-          <w:sz w:val="24"/>
-          <w:szCs w:val="24"/>
-        </w:rPr>
-        <w:t>we</w:t>
-      </w:r>
-      <w:r>
-        <w:rPr>
-          <w:rFonts w:ascii="Times New Roman" w:eastAsia="Times New Roman" w:hAnsi="Times New Roman" w:cs="Times New Roman"/>
-          <w:sz w:val="24"/>
-          <w:szCs w:val="24"/>
-        </w:rPr>
-        <w:t xml:space="preserve"> scaled</w:t>
-      </w:r>
-      <w:r>
-        <w:rPr>
-          <w:rFonts w:ascii="Times New Roman" w:eastAsia="Times New Roman" w:hAnsi="Times New Roman" w:cs="Times New Roman"/>
-          <w:sz w:val="24"/>
-          <w:szCs w:val="24"/>
-        </w:rPr>
-        <w:t xml:space="preserve"> the rate</w:t>
-      </w:r>
-      <w:r>
-        <w:rPr>
-          <w:rFonts w:ascii="Times New Roman" w:eastAsia="Times New Roman" w:hAnsi="Times New Roman" w:cs="Times New Roman"/>
-          <w:sz w:val="24"/>
-          <w:szCs w:val="24"/>
-        </w:rPr>
-        <w:t xml:space="preserve"> by the species longevity</w:t>
-      </w:r>
-      <w:r>
-        <w:rPr>
-          <w:rFonts w:ascii="Times New Roman" w:eastAsia="Times New Roman" w:hAnsi="Times New Roman" w:cs="Times New Roman"/>
-          <w:sz w:val="24"/>
-          <w:szCs w:val="24"/>
-        </w:rPr>
-        <w:t xml:space="preserve"> -</w:t>
-      </w:r>
-      <w:r>
-        <w:rPr>
-          <w:rFonts w:ascii="Times New Roman" w:eastAsia="Times New Roman" w:hAnsi="Times New Roman" w:cs="Times New Roman"/>
-          <w:sz w:val="24"/>
-          <w:szCs w:val="24"/>
-        </w:rPr>
-        <w:t xml:space="preserve"> a population must decline by at least 50% from the maximum within one typical life span of the species.</w:t>
-      </w:r>
-      <w:r>
-        <w:rPr>
-          <w:rFonts w:ascii="Times New Roman" w:eastAsia="Times New Roman" w:hAnsi="Times New Roman" w:cs="Times New Roman"/>
           <w:sz w:val="24"/>
           <w:szCs w:val="24"/>
         </w:rPr>
@@ -28707,6 +29807,7 @@
     <w:p>
       <w:pPr>
         <w:spacing w:line="480" w:lineRule="auto"/>
+        <w:ind w:firstLine="720"/>
         <w:rPr>
           <w:rFonts w:ascii="Times New Roman" w:eastAsia="Times New Roman" w:hAnsi="Times New Roman" w:cs="Times New Roman"/>
           <w:sz w:val="24"/>
@@ -28719,16 +29820,16 @@
           <w:sz w:val="24"/>
           <w:szCs w:val="24"/>
         </w:rPr>
-        <w:tab/>
-        <w:t xml:space="preserve">Combining these </w:t>
-      </w:r>
-      <w:r>
-        <w:rPr>
-          <w:rFonts w:ascii="Times New Roman" w:eastAsia="Times New Roman" w:hAnsi="Times New Roman" w:cs="Times New Roman"/>
-          <w:sz w:val="24"/>
-          <w:szCs w:val="24"/>
-        </w:rPr>
-        <w:t>criteri</w:t>
+        <w:lastRenderedPageBreak/>
+        <w:t xml:space="preserve">In contrast to the </w:t>
+      </w:r>
+      <w:r>
+        <w:rPr>
+          <w:rFonts w:ascii="Times New Roman" w:eastAsia="Times New Roman" w:hAnsi="Times New Roman" w:cs="Times New Roman"/>
+          <w:sz w:val="24"/>
+          <w:szCs w:val="24"/>
+        </w:rPr>
+        <w:t xml:space="preserve">rate of the boom, </w:t>
       </w:r>
       <w:r>
         <w:rPr>
@@ -28744,6 +29845,268 @@
           <w:sz w:val="24"/>
           <w:szCs w:val="24"/>
         </w:rPr>
+        <w:t xml:space="preserve"> </w:t>
+      </w:r>
+      <w:r>
+        <w:rPr>
+          <w:rFonts w:ascii="Times New Roman" w:eastAsia="Times New Roman" w:hAnsi="Times New Roman" w:cs="Times New Roman"/>
+          <w:sz w:val="24"/>
+          <w:szCs w:val="24"/>
+        </w:rPr>
+        <w:t>threshold in magnitude of 90% decline from the maximum population has frequently been adopted for describing busts</w:t>
+      </w:r>
+      <w:r>
+        <w:rPr>
+          <w:rFonts w:ascii="Times New Roman" w:eastAsia="Times New Roman" w:hAnsi="Times New Roman" w:cs="Times New Roman"/>
+          <w:sz w:val="24"/>
+          <w:szCs w:val="24"/>
+        </w:rPr>
+        <w:t xml:space="preserve"> </w:t>
+      </w:r>
+      <w:r>
+        <w:rPr>
+          <w:rFonts w:ascii="Times New Roman" w:eastAsia="Times New Roman" w:hAnsi="Times New Roman" w:cs="Times New Roman"/>
+          <w:sz w:val="24"/>
+          <w:szCs w:val="24"/>
+        </w:rPr>
+        <w:fldChar w:fldCharType="begin"/>
+      </w:r>
+      <w:r>
+        <w:rPr>
+          <w:rFonts w:ascii="Times New Roman" w:eastAsia="Times New Roman" w:hAnsi="Times New Roman" w:cs="Times New Roman"/>
+          <w:sz w:val="24"/>
+          <w:szCs w:val="24"/>
+        </w:rPr>
+        <w:instrText xml:space="preserve"> ADDIN ZOTERO_ITEM CSL_CITATION {"citationID":"nxNJbggv","properties":{"formattedCitation":"(Aagaard &amp; Lockwood 2016; Cooling {\\i{}et al.} 2012; Fern\\uc0\\u225{}ndez 2020; Simberloff &amp; Gibbons 2004)","plainCitation":"(Aagaard &amp; Lockwood 2016; Cooling et al. 2012; Fernández 2020; Simberloff &amp; Gibbons 2004)","noteIndex":0},"citationItems":[{"id":195,"uris":["http://zotero.org/users/9972654/items/GYZSSW44"],"itemData":{"id":195,"type":"article-journal","container-title":"Biological Invasions","DOI":"10.1007/s10530-016-1109-2","ISSN":"1387-3547, 1573-1464","issue":"6","journalAbbreviation":"Biol Invasions","language":"en","page":"1667-1678","source":"DOI.org (Crossref)","title":"Severe and rapid population declines in exotic birds","volume":"18","author":[{"family":"Aagaard","given":"Kevin"},{"family":"Lockwood","given":"Julie L."}],"issued":{"date-parts":[["2016",6]]}}},{"id":237,"uris":["http://zotero.org/users/9972654/items/PGCIIC5E"],"itemData":{"id":237,"type":"article-journal","abstract":"Synergies between invasive species and climate change are widely considered to be a major biodiversity threat. However, invasive species are also hypothesized to be susceptible to population collapse, as we demonstrate for a globally important invasive species in New Zealand. We observed Argentine ant populations to have collapsed in 40 per cent of surveyed sites. Populations had a mean survival time of 14.1 years (95% CI = 12.9–15.3 years). Resident ant communities had recovered or partly recovered after their collapse. Our models suggest that climate change will delay colony collapse, as increasing temperature and decreasing rainfall significantly increased their longevity, but only by a few years. Economic and environmental costs of invasive species may be small if populations collapse on their own accord.","container-title":"Biology Letters","DOI":"10.1098/rsbl.2011.1014","ISSN":"1744-9561, 1744-957X","issue":"3","journalAbbreviation":"Biol. Lett.","language":"en","page":"430-433","source":"DOI.org (Crossref)","title":"The widespread collapse of an invasive species: Argentine ants ( &lt;i&gt;Linepithema humile&lt;/i&gt; ) in New Zealand","title-short":"The widespread collapse of an invasive species","volume":"8","author":[{"family":"Cooling","given":"Meghan"},{"family":"Hartley","given":"Stephen"},{"family":"Sim","given":"Dalice A."},{"family":"Lester","given":"Philip J."}],"issued":{"date-parts":[["2012",6,23]]}}},{"id":60,"uris":["http://zotero.org/users/9972654/items/D98GJARG"],"itemData":{"id":60,"type":"article-journal","abstract":"The brown seaweed Sargassum muticum is one of the best-studied invasive marine species, although most studies are shortterm and focus on the expansion phase of invasion. Here I report 30 years of observations of the invasion of the north coast of Spain by S. muticum at regional (400 km coastline) and local scales (at the site where the invasion was first detected). At the local scale, this long-term series reveals a ‘boom-bust’ process where the expansion (‘boom’) phase lasted 12 years and the decline (‘bust’) was completed in 8 years. This cycle is supported by evidence at the regional scale. The impact of S. muticum on the recipient assemblages was only moderate during the initial ‘boom’ phase of the invasion and negligible afterwards. In conclusion, 30 years after its first observation in the region, Sargassum muticum can be considered an addition to the algal flora rather than a threat to the native assemblages.","container-title":"European Journal of Phycology","DOI":"10.1080/09670262.2020.1715489","ISSN":"0967-0262, 1469-4433","issue":"3","journalAbbreviation":"European Journal of Phycology","language":"en","page":"285-295","source":"DOI.org (Crossref)","title":"Boom-bust of &lt;i&gt;Sargassum muticum&lt;/i&gt; in northern Spain: 30 years of invasion","title-short":"Boom-bust of &lt;i&gt;Sargassum muticum&lt;/i&gt; in northern Spain","volume":"55","author":[{"family":"Fernández","given":"C."}],"issued":{"date-parts":[["2020",7,2]]}}},{"id":196,"uris":["http://zotero.org/users/9972654/items/JVY26T3K"],"itemData":{"id":196,"type":"article-journal","abstract":"Substantial populations of invasive non-indigenous species occasionally collapse dramatically. Although disease is often invoked, the causes are rarely studied experimentally and/or quantitatively, and some collapses remain quite mysterious. The widespread invasive snail Achatina fulica and pondweed Elodea canadensis appear to be characterized by rapid expansion followed by rapid decline. For the former species, disease may be the proximal cause of the collapse, while repeated collapse of the latter species is unexplained. Several other widely cited collapses of introduced species may simply be temporary lows during a more or less regular boom-and-bust cycle. However, on a restricted site (such as a small island), a boom-or-bust cycle may be impossible and recovery may never ensue; local extinction may even occur. In several instances, apparently spontaneous crashes were in fact probably caused by subsequently introduced competitors. Except for the few species in which spontaneous collapse has been repeatedly observed, the possibility of such an event is unwarranted as a potential rationale for a do-nothing approach to management. For such species, even if a crash ultimately occurs, the species may already have caused persistent ecological damage.","container-title":"Biological Invasions","DOI":"10.1023/B:BINV.0000022133.49752.46","ISSN":"1387-3547","issue":"2","journalAbbreviation":"Biological Invasions","language":"en","page":"161-172","source":"DOI.org (Crossref)","title":"Now you See them, Now you don't! – Population Crashes of Established Introduced Species","volume":"6","author":[{"family":"Simberloff","given":"Daniel"},{"family":"Gibbons","given":"Leah"}],"issued":{"date-parts":[["2004"]]}}}],"schema":"https://github.com/citation-style-language/schema/raw/master/csl-citation.json"} </w:instrText>
+      </w:r>
+      <w:r>
+        <w:rPr>
+          <w:rFonts w:ascii="Times New Roman" w:eastAsia="Times New Roman" w:hAnsi="Times New Roman" w:cs="Times New Roman"/>
+          <w:sz w:val="24"/>
+          <w:szCs w:val="24"/>
+        </w:rPr>
+        <w:fldChar w:fldCharType="separate"/>
+      </w:r>
+      <w:r>
+        <w:rPr>
+          <w:rFonts w:ascii="Times New Roman" w:hAnsi="Times New Roman" w:cs="Times New Roman"/>
+          <w:sz w:val="24"/>
+        </w:rPr>
+        <w:t xml:space="preserve">(Aagaard &amp; Lockwood 2016; Cooling </w:t>
+      </w:r>
+      <w:r>
+        <w:rPr>
+          <w:rFonts w:ascii="Times New Roman" w:hAnsi="Times New Roman" w:cs="Times New Roman"/>
+          <w:i/>
+          <w:iCs/>
+          <w:sz w:val="24"/>
+        </w:rPr>
+        <w:t>et al.</w:t>
+      </w:r>
+      <w:r>
+        <w:rPr>
+          <w:rFonts w:ascii="Times New Roman" w:hAnsi="Times New Roman" w:cs="Times New Roman"/>
+          <w:sz w:val="24"/>
+        </w:rPr>
+        <w:t xml:space="preserve"> 2012; Fernández 2020; Simberloff &amp; Gibbons 2004)</w:t>
+      </w:r>
+      <w:r>
+        <w:rPr>
+          <w:rFonts w:ascii="Times New Roman" w:eastAsia="Times New Roman" w:hAnsi="Times New Roman" w:cs="Times New Roman"/>
+          <w:sz w:val="24"/>
+          <w:szCs w:val="24"/>
+        </w:rPr>
+        <w:fldChar w:fldCharType="end"/>
+      </w:r>
+      <w:r>
+        <w:rPr>
+          <w:rFonts w:ascii="Times New Roman" w:eastAsia="Times New Roman" w:hAnsi="Times New Roman" w:cs="Times New Roman"/>
+          <w:sz w:val="24"/>
+          <w:szCs w:val="24"/>
+        </w:rPr>
+        <w:t xml:space="preserve">.  </w:t>
+      </w:r>
+      <w:r>
+        <w:rPr>
+          <w:rFonts w:ascii="Times New Roman" w:eastAsia="Times New Roman" w:hAnsi="Times New Roman" w:cs="Times New Roman"/>
+          <w:sz w:val="24"/>
+          <w:szCs w:val="24"/>
+        </w:rPr>
+        <w:t xml:space="preserve">The </w:t>
+      </w:r>
+      <w:r>
+        <w:rPr>
+          <w:rFonts w:ascii="Times New Roman" w:eastAsia="Times New Roman" w:hAnsi="Times New Roman" w:cs="Times New Roman"/>
+          <w:sz w:val="24"/>
+          <w:szCs w:val="24"/>
+        </w:rPr>
+        <w:t>rate</w:t>
+      </w:r>
+      <w:r>
+        <w:rPr>
+          <w:rFonts w:ascii="Times New Roman" w:eastAsia="Times New Roman" w:hAnsi="Times New Roman" w:cs="Times New Roman"/>
+          <w:sz w:val="24"/>
+          <w:szCs w:val="24"/>
+        </w:rPr>
+        <w:t xml:space="preserve"> of that decline</w:t>
+      </w:r>
+      <w:r>
+        <w:rPr>
+          <w:rFonts w:ascii="Times New Roman" w:eastAsia="Times New Roman" w:hAnsi="Times New Roman" w:cs="Times New Roman"/>
+          <w:sz w:val="24"/>
+          <w:szCs w:val="24"/>
+        </w:rPr>
+        <w:t xml:space="preserve"> and the number of year to be considered </w:t>
+      </w:r>
+      <w:r>
+        <w:rPr>
+          <w:rFonts w:ascii="Times New Roman" w:eastAsia="Times New Roman" w:hAnsi="Times New Roman" w:cs="Times New Roman"/>
+          <w:sz w:val="24"/>
+          <w:szCs w:val="24"/>
+        </w:rPr>
+        <w:t>sustained</w:t>
+      </w:r>
+      <w:r>
+        <w:rPr>
+          <w:rFonts w:ascii="Times New Roman" w:eastAsia="Times New Roman" w:hAnsi="Times New Roman" w:cs="Times New Roman"/>
+          <w:sz w:val="24"/>
+          <w:szCs w:val="24"/>
+        </w:rPr>
+        <w:t xml:space="preserve"> has been used in one study</w:t>
+      </w:r>
+      <w:r>
+        <w:rPr>
+          <w:rFonts w:ascii="Times New Roman" w:eastAsia="Times New Roman" w:hAnsi="Times New Roman" w:cs="Times New Roman"/>
+          <w:sz w:val="24"/>
+          <w:szCs w:val="24"/>
+        </w:rPr>
+        <w:t xml:space="preserve"> focused on birds</w:t>
+      </w:r>
+      <w:r>
+        <w:rPr>
+          <w:rFonts w:ascii="Times New Roman" w:eastAsia="Gungsuh" w:hAnsi="Times New Roman" w:cs="Times New Roman"/>
+          <w:sz w:val="24"/>
+          <w:szCs w:val="24"/>
+        </w:rPr>
+        <w:t xml:space="preserve"> (≥90% decline within 10 years</w:t>
+      </w:r>
+      <w:r>
+        <w:rPr>
+          <w:rFonts w:ascii="Times New Roman" w:eastAsia="Gungsuh" w:hAnsi="Times New Roman" w:cs="Times New Roman"/>
+          <w:sz w:val="24"/>
+          <w:szCs w:val="24"/>
+        </w:rPr>
+        <w:t xml:space="preserve">, </w:t>
+      </w:r>
+      <w:r>
+        <w:rPr>
+          <w:rFonts w:ascii="Times New Roman" w:eastAsia="Times New Roman" w:hAnsi="Times New Roman" w:cs="Times New Roman"/>
+          <w:sz w:val="24"/>
+          <w:szCs w:val="24"/>
+        </w:rPr>
+        <w:t>≥</w:t>
+      </w:r>
+      <w:r>
+        <w:rPr>
+          <w:rFonts w:ascii="Times New Roman" w:eastAsia="Times New Roman" w:hAnsi="Times New Roman" w:cs="Times New Roman"/>
+          <w:sz w:val="24"/>
+          <w:szCs w:val="24"/>
+        </w:rPr>
+        <w:t xml:space="preserve"> 3 years, respectively</w:t>
+      </w:r>
+      <w:r>
+        <w:rPr>
+          <w:rFonts w:ascii="Times New Roman" w:eastAsia="Gungsuh" w:hAnsi="Times New Roman" w:cs="Times New Roman"/>
+          <w:sz w:val="24"/>
+          <w:szCs w:val="24"/>
+        </w:rPr>
+        <w:t>;</w:t>
+      </w:r>
+      <w:r>
+        <w:rPr>
+          <w:rFonts w:ascii="Times New Roman" w:eastAsia="Gungsuh" w:hAnsi="Times New Roman" w:cs="Times New Roman"/>
+          <w:sz w:val="24"/>
+          <w:szCs w:val="24"/>
+        </w:rPr>
+        <w:t xml:space="preserve"> </w:t>
+      </w:r>
+      <w:r>
+        <w:rPr>
+          <w:rFonts w:ascii="Times New Roman" w:eastAsia="Gungsuh" w:hAnsi="Times New Roman" w:cs="Times New Roman"/>
+          <w:sz w:val="24"/>
+          <w:szCs w:val="24"/>
+        </w:rPr>
+        <w:fldChar w:fldCharType="begin"/>
+      </w:r>
+      <w:r>
+        <w:rPr>
+          <w:rFonts w:ascii="Times New Roman" w:eastAsia="Gungsuh" w:hAnsi="Times New Roman" w:cs="Times New Roman"/>
+          <w:sz w:val="24"/>
+          <w:szCs w:val="24"/>
+        </w:rPr>
+        <w:instrText xml:space="preserve"> ADDIN ZOTERO_ITEM CSL_CITATION {"citationID":"KOwhMHH0","properties":{"formattedCitation":"(Aagaard &amp; Lockwood 2016)","plainCitation":"(Aagaard &amp; Lockwood 2016)","dontUpdate":true,"noteIndex":0},"citationItems":[{"id":195,"uris":["http://zotero.org/users/9972654/items/GYZSSW44"],"itemData":{"id":195,"type":"article-journal","container-title":"Biological Invasions","DOI":"10.1007/s10530-016-1109-2","ISSN":"1387-3547, 1573-1464","issue":"6","journalAbbreviation":"Biol Invasions","language":"en","page":"1667-1678","source":"DOI.org (Crossref)","title":"Severe and rapid population declines in exotic birds","volume":"18","author":[{"family":"Aagaard","given":"Kevin"},{"family":"Lockwood","given":"Julie L."}],"issued":{"date-parts":[["2016",6]]}}}],"schema":"https://github.com/citation-style-language/schema/raw/master/csl-citation.json"} </w:instrText>
+      </w:r>
+      <w:r>
+        <w:rPr>
+          <w:rFonts w:ascii="Times New Roman" w:eastAsia="Gungsuh" w:hAnsi="Times New Roman" w:cs="Times New Roman"/>
+          <w:sz w:val="24"/>
+          <w:szCs w:val="24"/>
+        </w:rPr>
+        <w:fldChar w:fldCharType="separate"/>
+      </w:r>
+      <w:r>
+        <w:rPr>
+          <w:rFonts w:ascii="Times New Roman" w:hAnsi="Times New Roman" w:cs="Times New Roman"/>
+          <w:sz w:val="24"/>
+        </w:rPr>
+        <w:t>Aagaard &amp; Lockwood 2016)</w:t>
+      </w:r>
+      <w:r>
+        <w:rPr>
+          <w:rFonts w:ascii="Times New Roman" w:eastAsia="Gungsuh" w:hAnsi="Times New Roman" w:cs="Times New Roman"/>
+          <w:sz w:val="24"/>
+          <w:szCs w:val="24"/>
+        </w:rPr>
+        <w:fldChar w:fldCharType="end"/>
+      </w:r>
+      <w:r>
+        <w:rPr>
+          <w:rFonts w:ascii="Times New Roman" w:eastAsia="Times New Roman" w:hAnsi="Times New Roman" w:cs="Times New Roman"/>
+          <w:sz w:val="24"/>
+          <w:szCs w:val="24"/>
+        </w:rPr>
+        <w:t xml:space="preserve">. </w:t>
+      </w:r>
+      <w:r>
+        <w:rPr>
+          <w:rFonts w:ascii="Times New Roman" w:eastAsia="Times New Roman" w:hAnsi="Times New Roman" w:cs="Times New Roman"/>
+          <w:sz w:val="24"/>
+          <w:szCs w:val="24"/>
+        </w:rPr>
+        <w:t xml:space="preserve"> </w:t>
+      </w:r>
+      <w:r>
+        <w:rPr>
+          <w:rFonts w:ascii="Times New Roman" w:eastAsia="Times New Roman" w:hAnsi="Times New Roman" w:cs="Times New Roman"/>
+          <w:sz w:val="24"/>
+          <w:szCs w:val="24"/>
+        </w:rPr>
+        <w:t xml:space="preserve">But to accommodate disparate longevities between the different </w:t>
+      </w:r>
+      <w:r>
+        <w:rPr>
+          <w:rFonts w:ascii="Times New Roman" w:eastAsia="Times New Roman" w:hAnsi="Times New Roman" w:cs="Times New Roman"/>
+          <w:sz w:val="24"/>
+          <w:szCs w:val="24"/>
+        </w:rPr>
+        <w:t>taxonomic groups</w:t>
+      </w:r>
+      <w:r>
+        <w:rPr>
+          <w:rFonts w:ascii="Times New Roman" w:eastAsia="Times New Roman" w:hAnsi="Times New Roman" w:cs="Times New Roman"/>
+          <w:sz w:val="24"/>
+          <w:szCs w:val="24"/>
+        </w:rPr>
         <w:t>,</w:t>
       </w:r>
       <w:r>
@@ -28752,30 +30115,6 @@
           <w:sz w:val="24"/>
           <w:szCs w:val="24"/>
         </w:rPr>
-        <w:t xml:space="preserve"> b</w:t>
-      </w:r>
-      <w:r>
-        <w:rPr>
-          <w:rFonts w:ascii="Times New Roman" w:eastAsia="Times New Roman" w:hAnsi="Times New Roman" w:cs="Times New Roman"/>
-          <w:sz w:val="24"/>
-          <w:szCs w:val="24"/>
-        </w:rPr>
-        <w:t>oom-bust</w:t>
-      </w:r>
-      <w:r>
-        <w:rPr>
-          <w:rFonts w:ascii="Times New Roman" w:eastAsia="Times New Roman" w:hAnsi="Times New Roman" w:cs="Times New Roman"/>
-          <w:sz w:val="24"/>
-          <w:szCs w:val="24"/>
-        </w:rPr>
-        <w:t>s</w:t>
-      </w:r>
-      <w:r>
-        <w:rPr>
-          <w:rFonts w:ascii="Times New Roman" w:eastAsia="Times New Roman" w:hAnsi="Times New Roman" w:cs="Times New Roman"/>
-          <w:sz w:val="24"/>
-          <w:szCs w:val="24"/>
-        </w:rPr>
         <w:t xml:space="preserve"> </w:t>
       </w:r>
       <w:r>
@@ -28784,39 +30123,47 @@
           <w:sz w:val="24"/>
           <w:szCs w:val="24"/>
         </w:rPr>
-        <w:t xml:space="preserve">can be defined </w:t>
-      </w:r>
-      <w:r>
-        <w:rPr>
-          <w:rFonts w:ascii="Times New Roman" w:eastAsia="Times New Roman" w:hAnsi="Times New Roman" w:cs="Times New Roman"/>
-          <w:sz w:val="24"/>
-          <w:szCs w:val="24"/>
-        </w:rPr>
-        <w:t>i</w:t>
-      </w:r>
-      <w:r>
-        <w:rPr>
-          <w:rFonts w:ascii="Times New Roman" w:eastAsia="Times New Roman" w:hAnsi="Times New Roman" w:cs="Times New Roman"/>
-          <w:sz w:val="24"/>
-          <w:szCs w:val="24"/>
-        </w:rPr>
-        <w:t xml:space="preserve">n invasions as a sequence of three phases 1) </w:t>
-      </w:r>
-      <w:r>
-        <w:rPr>
-          <w:rFonts w:ascii="Times New Roman" w:eastAsia="Times New Roman" w:hAnsi="Times New Roman" w:cs="Times New Roman"/>
-          <w:sz w:val="24"/>
-          <w:szCs w:val="24"/>
-        </w:rPr>
-        <w:t>low abundance</w:t>
-      </w:r>
-      <w:r>
-        <w:rPr>
-          <w:rFonts w:ascii="Times New Roman" w:eastAsia="Times New Roman" w:hAnsi="Times New Roman" w:cs="Times New Roman"/>
-          <w:sz w:val="24"/>
-          <w:szCs w:val="24"/>
-        </w:rPr>
-        <w:t xml:space="preserve"> phase, 2)</w:t>
+        <w:t>we</w:t>
+      </w:r>
+      <w:r>
+        <w:rPr>
+          <w:rFonts w:ascii="Times New Roman" w:eastAsia="Times New Roman" w:hAnsi="Times New Roman" w:cs="Times New Roman"/>
+          <w:sz w:val="24"/>
+          <w:szCs w:val="24"/>
+        </w:rPr>
+        <w:t xml:space="preserve"> scaled</w:t>
+      </w:r>
+      <w:r>
+        <w:rPr>
+          <w:rFonts w:ascii="Times New Roman" w:eastAsia="Times New Roman" w:hAnsi="Times New Roman" w:cs="Times New Roman"/>
+          <w:sz w:val="24"/>
+          <w:szCs w:val="24"/>
+        </w:rPr>
+        <w:t xml:space="preserve"> the rate</w:t>
+      </w:r>
+      <w:r>
+        <w:rPr>
+          <w:rFonts w:ascii="Times New Roman" w:eastAsia="Times New Roman" w:hAnsi="Times New Roman" w:cs="Times New Roman"/>
+          <w:sz w:val="24"/>
+          <w:szCs w:val="24"/>
+        </w:rPr>
+        <w:t xml:space="preserve"> by the species longevity</w:t>
+      </w:r>
+      <w:r>
+        <w:rPr>
+          <w:rFonts w:ascii="Times New Roman" w:eastAsia="Times New Roman" w:hAnsi="Times New Roman" w:cs="Times New Roman"/>
+          <w:sz w:val="24"/>
+          <w:szCs w:val="24"/>
+        </w:rPr>
+        <w:t xml:space="preserve"> -</w:t>
+      </w:r>
+      <w:r>
+        <w:rPr>
+          <w:rFonts w:ascii="Times New Roman" w:eastAsia="Times New Roman" w:hAnsi="Times New Roman" w:cs="Times New Roman"/>
+          <w:sz w:val="24"/>
+          <w:szCs w:val="24"/>
+        </w:rPr>
+        <w:t xml:space="preserve"> a population must decline by at least 50% from the maximum within one typical life span of the species.</w:t>
       </w:r>
       <w:r>
         <w:rPr>
@@ -28825,274 +30172,6 @@
           <w:szCs w:val="24"/>
         </w:rPr>
         <w:t xml:space="preserve"> </w:t>
-      </w:r>
-      <w:r>
-        <w:rPr>
-          <w:rFonts w:ascii="Times New Roman" w:eastAsia="Times New Roman" w:hAnsi="Times New Roman" w:cs="Times New Roman"/>
-          <w:sz w:val="24"/>
-          <w:szCs w:val="24"/>
-        </w:rPr>
-        <w:t xml:space="preserve">high abundance </w:t>
-      </w:r>
-      <w:r>
-        <w:rPr>
-          <w:rFonts w:ascii="Times New Roman" w:eastAsia="Times New Roman" w:hAnsi="Times New Roman" w:cs="Times New Roman"/>
-          <w:sz w:val="24"/>
-          <w:szCs w:val="24"/>
-        </w:rPr>
-        <w:t xml:space="preserve">phase, and 3) </w:t>
-      </w:r>
-      <w:r>
-        <w:rPr>
-          <w:rFonts w:ascii="Times New Roman" w:eastAsia="Times New Roman" w:hAnsi="Times New Roman" w:cs="Times New Roman"/>
-          <w:sz w:val="24"/>
-          <w:szCs w:val="24"/>
-        </w:rPr>
-        <w:t>collapse</w:t>
-      </w:r>
-      <w:r>
-        <w:rPr>
-          <w:rFonts w:ascii="Times New Roman" w:eastAsia="Times New Roman" w:hAnsi="Times New Roman" w:cs="Times New Roman"/>
-          <w:sz w:val="24"/>
-          <w:szCs w:val="24"/>
-        </w:rPr>
-        <w:t xml:space="preserve"> </w:t>
-      </w:r>
-      <w:r>
-        <w:rPr>
-          <w:rFonts w:ascii="Times New Roman" w:eastAsia="Times New Roman" w:hAnsi="Times New Roman" w:cs="Times New Roman"/>
-          <w:sz w:val="24"/>
-          <w:szCs w:val="24"/>
-        </w:rPr>
-        <w:t>phase (Fig</w:t>
-      </w:r>
-      <w:r>
-        <w:rPr>
-          <w:rFonts w:ascii="Times New Roman" w:eastAsia="Times New Roman" w:hAnsi="Times New Roman" w:cs="Times New Roman"/>
-          <w:sz w:val="24"/>
-          <w:szCs w:val="24"/>
-        </w:rPr>
-        <w:t>.</w:t>
-      </w:r>
-      <w:r>
-        <w:rPr>
-          <w:rFonts w:ascii="Times New Roman" w:eastAsia="Times New Roman" w:hAnsi="Times New Roman" w:cs="Times New Roman"/>
-          <w:sz w:val="24"/>
-          <w:szCs w:val="24"/>
-        </w:rPr>
-        <w:t xml:space="preserve"> 1</w:t>
-      </w:r>
-      <w:r>
-        <w:rPr>
-          <w:rFonts w:ascii="Times New Roman" w:eastAsia="Times New Roman" w:hAnsi="Times New Roman" w:cs="Times New Roman"/>
-          <w:sz w:val="24"/>
-          <w:szCs w:val="24"/>
-        </w:rPr>
-        <w:t>A</w:t>
-      </w:r>
-      <w:r>
-        <w:rPr>
-          <w:rFonts w:ascii="Times New Roman" w:eastAsia="Times New Roman" w:hAnsi="Times New Roman" w:cs="Times New Roman"/>
-          <w:sz w:val="24"/>
-          <w:szCs w:val="24"/>
-        </w:rPr>
-        <w:t>)</w:t>
-      </w:r>
-      <w:r>
-        <w:rPr>
-          <w:rFonts w:ascii="Times New Roman" w:eastAsia="Times New Roman" w:hAnsi="Times New Roman" w:cs="Times New Roman"/>
-          <w:sz w:val="24"/>
-          <w:szCs w:val="24"/>
-        </w:rPr>
-        <w:t xml:space="preserve"> that meet 4 criteria</w:t>
-      </w:r>
-      <w:r>
-        <w:rPr>
-          <w:rFonts w:ascii="Times New Roman" w:eastAsia="Times New Roman" w:hAnsi="Times New Roman" w:cs="Times New Roman"/>
-          <w:sz w:val="24"/>
-          <w:szCs w:val="24"/>
-        </w:rPr>
-        <w:t>. 1) A population must double within one lifespan of the species,</w:t>
-      </w:r>
-      <w:r>
-        <w:rPr>
-          <w:rFonts w:ascii="Times New Roman" w:eastAsia="Times New Roman" w:hAnsi="Times New Roman" w:cs="Times New Roman"/>
-          <w:sz w:val="24"/>
-          <w:szCs w:val="24"/>
-        </w:rPr>
-        <w:t xml:space="preserve"> </w:t>
-      </w:r>
-      <w:r>
-        <w:rPr>
-          <w:rFonts w:ascii="Times New Roman" w:eastAsia="Times New Roman" w:hAnsi="Times New Roman" w:cs="Times New Roman"/>
-          <w:sz w:val="24"/>
-          <w:szCs w:val="24"/>
-        </w:rPr>
-        <w:t>2) t</w:t>
-      </w:r>
-      <w:r>
-        <w:rPr>
-          <w:rFonts w:ascii="Times New Roman" w:eastAsia="Times New Roman" w:hAnsi="Times New Roman" w:cs="Times New Roman"/>
-          <w:sz w:val="24"/>
-          <w:szCs w:val="24"/>
-        </w:rPr>
-        <w:t xml:space="preserve">he </w:t>
-      </w:r>
-      <w:r>
-        <w:rPr>
-          <w:rFonts w:ascii="Times New Roman" w:eastAsia="Times New Roman" w:hAnsi="Times New Roman" w:cs="Times New Roman"/>
-          <w:sz w:val="24"/>
-          <w:szCs w:val="24"/>
-        </w:rPr>
-        <w:t>decline</w:t>
-      </w:r>
-      <w:r>
-        <w:rPr>
-          <w:rFonts w:ascii="Times New Roman" w:eastAsia="Times New Roman" w:hAnsi="Times New Roman" w:cs="Times New Roman"/>
-          <w:sz w:val="24"/>
-          <w:szCs w:val="24"/>
-        </w:rPr>
-        <w:t xml:space="preserve"> rate</w:t>
-      </w:r>
-      <w:r>
-        <w:rPr>
-          <w:rFonts w:ascii="Times New Roman" w:eastAsia="Times New Roman" w:hAnsi="Times New Roman" w:cs="Times New Roman"/>
-          <w:sz w:val="24"/>
-          <w:szCs w:val="24"/>
-        </w:rPr>
-        <w:t xml:space="preserve"> </w:t>
-      </w:r>
-      <w:r>
-        <w:rPr>
-          <w:rFonts w:ascii="Times New Roman" w:eastAsia="Times New Roman" w:hAnsi="Times New Roman" w:cs="Times New Roman"/>
-          <w:sz w:val="24"/>
-          <w:szCs w:val="24"/>
-        </w:rPr>
-        <w:t xml:space="preserve">to the </w:t>
-      </w:r>
-      <w:proofErr w:type="gramStart"/>
-      <w:r>
-        <w:rPr>
-          <w:rFonts w:ascii="Times New Roman" w:eastAsia="Times New Roman" w:hAnsi="Times New Roman" w:cs="Times New Roman"/>
-          <w:sz w:val="24"/>
-          <w:szCs w:val="24"/>
-        </w:rPr>
-        <w:t>collapse phase</w:t>
-      </w:r>
-      <w:proofErr w:type="gramEnd"/>
-      <w:r>
-        <w:rPr>
-          <w:rFonts w:ascii="Times New Roman" w:eastAsia="Times New Roman" w:hAnsi="Times New Roman" w:cs="Times New Roman"/>
-          <w:sz w:val="24"/>
-          <w:szCs w:val="24"/>
-        </w:rPr>
-        <w:t xml:space="preserve"> </w:t>
-      </w:r>
-      <w:r>
-        <w:rPr>
-          <w:rFonts w:ascii="Times New Roman" w:eastAsia="Times New Roman" w:hAnsi="Times New Roman" w:cs="Times New Roman"/>
-          <w:sz w:val="24"/>
-          <w:szCs w:val="24"/>
-        </w:rPr>
-        <w:t>must be rapid (</w:t>
-      </w:r>
-      <w:r>
-        <w:rPr>
-          <w:rFonts w:ascii="Times New Roman" w:eastAsia="Times New Roman" w:hAnsi="Times New Roman" w:cs="Times New Roman"/>
-          <w:sz w:val="24"/>
-          <w:szCs w:val="24"/>
-        </w:rPr>
-        <w:t>50% within one life span of the species</w:t>
-      </w:r>
-      <w:r>
-        <w:rPr>
-          <w:rFonts w:ascii="Times New Roman" w:eastAsia="Gungsuh" w:hAnsi="Times New Roman" w:cs="Times New Roman"/>
-          <w:sz w:val="24"/>
-          <w:szCs w:val="24"/>
-        </w:rPr>
-        <w:t xml:space="preserve">), </w:t>
-      </w:r>
-      <w:proofErr w:type="gramStart"/>
-      <w:r>
-        <w:rPr>
-          <w:rFonts w:ascii="Times New Roman" w:eastAsia="Gungsuh" w:hAnsi="Times New Roman" w:cs="Times New Roman"/>
-          <w:sz w:val="24"/>
-          <w:szCs w:val="24"/>
-        </w:rPr>
-        <w:t>3)</w:t>
-      </w:r>
-      <w:r>
-        <w:rPr>
-          <w:rFonts w:ascii="Times New Roman" w:eastAsia="Gungsuh" w:hAnsi="Times New Roman" w:cs="Times New Roman"/>
-          <w:sz w:val="24"/>
-          <w:szCs w:val="24"/>
-        </w:rPr>
-        <w:t>produce</w:t>
-      </w:r>
-      <w:proofErr w:type="gramEnd"/>
-      <w:r>
-        <w:rPr>
-          <w:rFonts w:ascii="Times New Roman" w:eastAsia="Gungsuh" w:hAnsi="Times New Roman" w:cs="Times New Roman"/>
-          <w:sz w:val="24"/>
-          <w:szCs w:val="24"/>
-        </w:rPr>
-        <w:t xml:space="preserve"> large reductions </w:t>
-      </w:r>
-      <w:r>
-        <w:rPr>
-          <w:rFonts w:ascii="Times New Roman" w:eastAsia="Gungsuh" w:hAnsi="Times New Roman" w:cs="Times New Roman"/>
-          <w:sz w:val="24"/>
-          <w:szCs w:val="24"/>
-        </w:rPr>
-        <w:t>in</w:t>
-      </w:r>
-      <w:r>
-        <w:rPr>
-          <w:rFonts w:ascii="Times New Roman" w:eastAsia="Gungsuh" w:hAnsi="Times New Roman" w:cs="Times New Roman"/>
-          <w:sz w:val="24"/>
-          <w:szCs w:val="24"/>
-        </w:rPr>
-        <w:t xml:space="preserve"> </w:t>
-      </w:r>
-      <w:r>
-        <w:rPr>
-          <w:rFonts w:ascii="Times New Roman" w:eastAsia="Gungsuh" w:hAnsi="Times New Roman" w:cs="Times New Roman"/>
-          <w:sz w:val="24"/>
-          <w:szCs w:val="24"/>
-        </w:rPr>
-        <w:t>abundance</w:t>
-      </w:r>
-      <w:r>
-        <w:rPr>
-          <w:rFonts w:ascii="Times New Roman" w:eastAsia="Gungsuh" w:hAnsi="Times New Roman" w:cs="Times New Roman"/>
-          <w:sz w:val="24"/>
-          <w:szCs w:val="24"/>
-        </w:rPr>
-        <w:t xml:space="preserve"> (≥ 90%), </w:t>
-      </w:r>
-      <w:r>
-        <w:rPr>
-          <w:rFonts w:ascii="Times New Roman" w:eastAsia="Gungsuh" w:hAnsi="Times New Roman" w:cs="Times New Roman"/>
-          <w:sz w:val="24"/>
-          <w:szCs w:val="24"/>
-        </w:rPr>
-        <w:t xml:space="preserve">4) </w:t>
-      </w:r>
-      <w:r>
-        <w:rPr>
-          <w:rFonts w:ascii="Times New Roman" w:eastAsia="Gungsuh" w:hAnsi="Times New Roman" w:cs="Times New Roman"/>
-          <w:sz w:val="24"/>
-          <w:szCs w:val="24"/>
-        </w:rPr>
-        <w:t>that are</w:t>
-      </w:r>
-      <w:r>
-        <w:rPr>
-          <w:rFonts w:ascii="Times New Roman" w:eastAsia="Gungsuh" w:hAnsi="Times New Roman" w:cs="Times New Roman"/>
-          <w:sz w:val="24"/>
-          <w:szCs w:val="24"/>
-        </w:rPr>
-        <w:t xml:space="preserve"> sustained (≥3 years; Figure 1).  </w:t>
       </w:r>
     </w:p>
     <w:p>
@@ -29100,31 +30179,370 @@
         <w:spacing w:line="480" w:lineRule="auto"/>
         <w:rPr>
           <w:rFonts w:ascii="Times New Roman" w:eastAsia="Times New Roman" w:hAnsi="Times New Roman" w:cs="Times New Roman"/>
-          <w:bCs/>
-          <w:i/>
-          <w:iCs/>
           <w:sz w:val="24"/>
           <w:szCs w:val="24"/>
         </w:rPr>
       </w:pPr>
-      <w:commentRangeStart w:id="11"/>
-      <w:r>
-        <w:rPr>
-          <w:rFonts w:ascii="Times New Roman" w:eastAsia="Times New Roman" w:hAnsi="Times New Roman" w:cs="Times New Roman"/>
-          <w:bCs/>
-          <w:i/>
-          <w:iCs/>
-          <w:sz w:val="24"/>
-          <w:szCs w:val="24"/>
-        </w:rPr>
-        <w:t>Boom-bust phase metrics</w:t>
-      </w:r>
-      <w:commentRangeEnd w:id="11"/>
-      <w:r>
-        <w:rPr>
-          <w:rStyle w:val="CommentReference"/>
-        </w:rPr>
-        <w:commentReference w:id="11"/>
+      <w:r>
+        <w:rPr>
+          <w:rFonts w:ascii="Times New Roman" w:eastAsia="Times New Roman" w:hAnsi="Times New Roman" w:cs="Times New Roman"/>
+          <w:sz w:val="24"/>
+          <w:szCs w:val="24"/>
+        </w:rPr>
+        <w:tab/>
+        <w:t xml:space="preserve">Combining these </w:t>
+      </w:r>
+      <w:r>
+        <w:rPr>
+          <w:rFonts w:ascii="Times New Roman" w:eastAsia="Times New Roman" w:hAnsi="Times New Roman" w:cs="Times New Roman"/>
+          <w:sz w:val="24"/>
+          <w:szCs w:val="24"/>
+        </w:rPr>
+        <w:t>criteri</w:t>
+      </w:r>
+      <w:r>
+        <w:rPr>
+          <w:rFonts w:ascii="Times New Roman" w:eastAsia="Times New Roman" w:hAnsi="Times New Roman" w:cs="Times New Roman"/>
+          <w:sz w:val="24"/>
+          <w:szCs w:val="24"/>
+        </w:rPr>
+        <w:t>a</w:t>
+      </w:r>
+      <w:r>
+        <w:rPr>
+          <w:rFonts w:ascii="Times New Roman" w:eastAsia="Times New Roman" w:hAnsi="Times New Roman" w:cs="Times New Roman"/>
+          <w:sz w:val="24"/>
+          <w:szCs w:val="24"/>
+        </w:rPr>
+        <w:t>,</w:t>
+      </w:r>
+      <w:r>
+        <w:rPr>
+          <w:rFonts w:ascii="Times New Roman" w:eastAsia="Times New Roman" w:hAnsi="Times New Roman" w:cs="Times New Roman"/>
+          <w:sz w:val="24"/>
+          <w:szCs w:val="24"/>
+        </w:rPr>
+        <w:t xml:space="preserve"> b</w:t>
+      </w:r>
+      <w:r>
+        <w:rPr>
+          <w:rFonts w:ascii="Times New Roman" w:eastAsia="Times New Roman" w:hAnsi="Times New Roman" w:cs="Times New Roman"/>
+          <w:sz w:val="24"/>
+          <w:szCs w:val="24"/>
+        </w:rPr>
+        <w:t>oom-bust</w:t>
+      </w:r>
+      <w:r>
+        <w:rPr>
+          <w:rFonts w:ascii="Times New Roman" w:eastAsia="Times New Roman" w:hAnsi="Times New Roman" w:cs="Times New Roman"/>
+          <w:sz w:val="24"/>
+          <w:szCs w:val="24"/>
+        </w:rPr>
+        <w:t>s</w:t>
+      </w:r>
+      <w:r>
+        <w:rPr>
+          <w:rFonts w:ascii="Times New Roman" w:eastAsia="Times New Roman" w:hAnsi="Times New Roman" w:cs="Times New Roman"/>
+          <w:sz w:val="24"/>
+          <w:szCs w:val="24"/>
+        </w:rPr>
+        <w:t xml:space="preserve"> </w:t>
+      </w:r>
+      <w:r>
+        <w:rPr>
+          <w:rFonts w:ascii="Times New Roman" w:eastAsia="Times New Roman" w:hAnsi="Times New Roman" w:cs="Times New Roman"/>
+          <w:sz w:val="24"/>
+          <w:szCs w:val="24"/>
+        </w:rPr>
+        <w:t xml:space="preserve">can be defined </w:t>
+      </w:r>
+      <w:r>
+        <w:rPr>
+          <w:rFonts w:ascii="Times New Roman" w:eastAsia="Times New Roman" w:hAnsi="Times New Roman" w:cs="Times New Roman"/>
+          <w:sz w:val="24"/>
+          <w:szCs w:val="24"/>
+        </w:rPr>
+        <w:t>i</w:t>
+      </w:r>
+      <w:r>
+        <w:rPr>
+          <w:rFonts w:ascii="Times New Roman" w:eastAsia="Times New Roman" w:hAnsi="Times New Roman" w:cs="Times New Roman"/>
+          <w:sz w:val="24"/>
+          <w:szCs w:val="24"/>
+        </w:rPr>
+        <w:t xml:space="preserve">n invasions as a sequence of three phases 1) </w:t>
+      </w:r>
+      <w:r>
+        <w:rPr>
+          <w:rFonts w:ascii="Times New Roman" w:eastAsia="Times New Roman" w:hAnsi="Times New Roman" w:cs="Times New Roman"/>
+          <w:sz w:val="24"/>
+          <w:szCs w:val="24"/>
+        </w:rPr>
+        <w:t>low abundance</w:t>
+      </w:r>
+      <w:r>
+        <w:rPr>
+          <w:rFonts w:ascii="Times New Roman" w:eastAsia="Times New Roman" w:hAnsi="Times New Roman" w:cs="Times New Roman"/>
+          <w:sz w:val="24"/>
+          <w:szCs w:val="24"/>
+        </w:rPr>
+        <w:t xml:space="preserve"> phase, 2)</w:t>
+      </w:r>
+      <w:r>
+        <w:rPr>
+          <w:rFonts w:ascii="Times New Roman" w:eastAsia="Times New Roman" w:hAnsi="Times New Roman" w:cs="Times New Roman"/>
+          <w:sz w:val="24"/>
+          <w:szCs w:val="24"/>
+        </w:rPr>
+        <w:t xml:space="preserve"> </w:t>
+      </w:r>
+      <w:r>
+        <w:rPr>
+          <w:rFonts w:ascii="Times New Roman" w:eastAsia="Times New Roman" w:hAnsi="Times New Roman" w:cs="Times New Roman"/>
+          <w:sz w:val="24"/>
+          <w:szCs w:val="24"/>
+        </w:rPr>
+        <w:t xml:space="preserve">high abundance </w:t>
+      </w:r>
+      <w:r>
+        <w:rPr>
+          <w:rFonts w:ascii="Times New Roman" w:eastAsia="Times New Roman" w:hAnsi="Times New Roman" w:cs="Times New Roman"/>
+          <w:sz w:val="24"/>
+          <w:szCs w:val="24"/>
+        </w:rPr>
+        <w:t xml:space="preserve">phase, and 3) </w:t>
+      </w:r>
+      <w:r>
+        <w:rPr>
+          <w:rFonts w:ascii="Times New Roman" w:eastAsia="Times New Roman" w:hAnsi="Times New Roman" w:cs="Times New Roman"/>
+          <w:sz w:val="24"/>
+          <w:szCs w:val="24"/>
+        </w:rPr>
+        <w:t>collapse</w:t>
+      </w:r>
+      <w:r>
+        <w:rPr>
+          <w:rFonts w:ascii="Times New Roman" w:eastAsia="Times New Roman" w:hAnsi="Times New Roman" w:cs="Times New Roman"/>
+          <w:sz w:val="24"/>
+          <w:szCs w:val="24"/>
+        </w:rPr>
+        <w:t xml:space="preserve"> </w:t>
+      </w:r>
+      <w:r>
+        <w:rPr>
+          <w:rFonts w:ascii="Times New Roman" w:eastAsia="Times New Roman" w:hAnsi="Times New Roman" w:cs="Times New Roman"/>
+          <w:sz w:val="24"/>
+          <w:szCs w:val="24"/>
+        </w:rPr>
+        <w:t>phase (Fig</w:t>
+      </w:r>
+      <w:r>
+        <w:rPr>
+          <w:rFonts w:ascii="Times New Roman" w:eastAsia="Times New Roman" w:hAnsi="Times New Roman" w:cs="Times New Roman"/>
+          <w:sz w:val="24"/>
+          <w:szCs w:val="24"/>
+        </w:rPr>
+        <w:t>.</w:t>
+      </w:r>
+      <w:r>
+        <w:rPr>
+          <w:rFonts w:ascii="Times New Roman" w:eastAsia="Times New Roman" w:hAnsi="Times New Roman" w:cs="Times New Roman"/>
+          <w:sz w:val="24"/>
+          <w:szCs w:val="24"/>
+        </w:rPr>
+        <w:t xml:space="preserve"> 1</w:t>
+      </w:r>
+      <w:r>
+        <w:rPr>
+          <w:rFonts w:ascii="Times New Roman" w:eastAsia="Times New Roman" w:hAnsi="Times New Roman" w:cs="Times New Roman"/>
+          <w:sz w:val="24"/>
+          <w:szCs w:val="24"/>
+        </w:rPr>
+        <w:t>A</w:t>
+      </w:r>
+      <w:r>
+        <w:rPr>
+          <w:rFonts w:ascii="Times New Roman" w:eastAsia="Times New Roman" w:hAnsi="Times New Roman" w:cs="Times New Roman"/>
+          <w:sz w:val="24"/>
+          <w:szCs w:val="24"/>
+        </w:rPr>
+        <w:t>)</w:t>
+      </w:r>
+      <w:r>
+        <w:rPr>
+          <w:rFonts w:ascii="Times New Roman" w:eastAsia="Times New Roman" w:hAnsi="Times New Roman" w:cs="Times New Roman"/>
+          <w:sz w:val="24"/>
+          <w:szCs w:val="24"/>
+        </w:rPr>
+        <w:t xml:space="preserve"> that meet 4 criteria</w:t>
+      </w:r>
+      <w:r>
+        <w:rPr>
+          <w:rFonts w:ascii="Times New Roman" w:eastAsia="Times New Roman" w:hAnsi="Times New Roman" w:cs="Times New Roman"/>
+          <w:sz w:val="24"/>
+          <w:szCs w:val="24"/>
+        </w:rPr>
+        <w:t>. 1) A population must double within one lifespan of the species,</w:t>
+      </w:r>
+      <w:r>
+        <w:rPr>
+          <w:rFonts w:ascii="Times New Roman" w:eastAsia="Times New Roman" w:hAnsi="Times New Roman" w:cs="Times New Roman"/>
+          <w:sz w:val="24"/>
+          <w:szCs w:val="24"/>
+        </w:rPr>
+        <w:t xml:space="preserve"> </w:t>
+      </w:r>
+      <w:r>
+        <w:rPr>
+          <w:rFonts w:ascii="Times New Roman" w:eastAsia="Times New Roman" w:hAnsi="Times New Roman" w:cs="Times New Roman"/>
+          <w:sz w:val="24"/>
+          <w:szCs w:val="24"/>
+        </w:rPr>
+        <w:t>2) t</w:t>
+      </w:r>
+      <w:r>
+        <w:rPr>
+          <w:rFonts w:ascii="Times New Roman" w:eastAsia="Times New Roman" w:hAnsi="Times New Roman" w:cs="Times New Roman"/>
+          <w:sz w:val="24"/>
+          <w:szCs w:val="24"/>
+        </w:rPr>
+        <w:t xml:space="preserve">he </w:t>
+      </w:r>
+      <w:r>
+        <w:rPr>
+          <w:rFonts w:ascii="Times New Roman" w:eastAsia="Times New Roman" w:hAnsi="Times New Roman" w:cs="Times New Roman"/>
+          <w:sz w:val="24"/>
+          <w:szCs w:val="24"/>
+        </w:rPr>
+        <w:t>decline</w:t>
+      </w:r>
+      <w:r>
+        <w:rPr>
+          <w:rFonts w:ascii="Times New Roman" w:eastAsia="Times New Roman" w:hAnsi="Times New Roman" w:cs="Times New Roman"/>
+          <w:sz w:val="24"/>
+          <w:szCs w:val="24"/>
+        </w:rPr>
+        <w:t xml:space="preserve"> rate</w:t>
+      </w:r>
+      <w:r>
+        <w:rPr>
+          <w:rFonts w:ascii="Times New Roman" w:eastAsia="Times New Roman" w:hAnsi="Times New Roman" w:cs="Times New Roman"/>
+          <w:sz w:val="24"/>
+          <w:szCs w:val="24"/>
+        </w:rPr>
+        <w:t xml:space="preserve"> </w:t>
+      </w:r>
+      <w:r>
+        <w:rPr>
+          <w:rFonts w:ascii="Times New Roman" w:eastAsia="Times New Roman" w:hAnsi="Times New Roman" w:cs="Times New Roman"/>
+          <w:sz w:val="24"/>
+          <w:szCs w:val="24"/>
+        </w:rPr>
+        <w:t xml:space="preserve">to the collapse phase </w:t>
+      </w:r>
+      <w:r>
+        <w:rPr>
+          <w:rFonts w:ascii="Times New Roman" w:eastAsia="Times New Roman" w:hAnsi="Times New Roman" w:cs="Times New Roman"/>
+          <w:sz w:val="24"/>
+          <w:szCs w:val="24"/>
+        </w:rPr>
+        <w:t>must be rapid (</w:t>
+      </w:r>
+      <w:r>
+        <w:rPr>
+          <w:rFonts w:ascii="Times New Roman" w:eastAsia="Times New Roman" w:hAnsi="Times New Roman" w:cs="Times New Roman"/>
+          <w:sz w:val="24"/>
+          <w:szCs w:val="24"/>
+        </w:rPr>
+        <w:t>50% within one life span of the species</w:t>
+      </w:r>
+      <w:r>
+        <w:rPr>
+          <w:rFonts w:ascii="Times New Roman" w:eastAsia="Gungsuh" w:hAnsi="Times New Roman" w:cs="Times New Roman"/>
+          <w:sz w:val="24"/>
+          <w:szCs w:val="24"/>
+        </w:rPr>
+        <w:t xml:space="preserve">), </w:t>
+      </w:r>
+      <w:r>
+        <w:rPr>
+          <w:rFonts w:ascii="Times New Roman" w:eastAsia="Gungsuh" w:hAnsi="Times New Roman" w:cs="Times New Roman"/>
+          <w:sz w:val="24"/>
+          <w:szCs w:val="24"/>
+        </w:rPr>
+        <w:t>3)</w:t>
+      </w:r>
+      <w:r>
+        <w:rPr>
+          <w:rFonts w:ascii="Times New Roman" w:eastAsia="Gungsuh" w:hAnsi="Times New Roman" w:cs="Times New Roman"/>
+          <w:sz w:val="24"/>
+          <w:szCs w:val="24"/>
+        </w:rPr>
+        <w:t xml:space="preserve"> </w:t>
+      </w:r>
+      <w:r>
+        <w:rPr>
+          <w:rFonts w:ascii="Times New Roman" w:eastAsia="Gungsuh" w:hAnsi="Times New Roman" w:cs="Times New Roman"/>
+          <w:sz w:val="24"/>
+          <w:szCs w:val="24"/>
+        </w:rPr>
+        <w:t xml:space="preserve">produce large reductions </w:t>
+      </w:r>
+      <w:r>
+        <w:rPr>
+          <w:rFonts w:ascii="Times New Roman" w:eastAsia="Gungsuh" w:hAnsi="Times New Roman" w:cs="Times New Roman"/>
+          <w:sz w:val="24"/>
+          <w:szCs w:val="24"/>
+        </w:rPr>
+        <w:t>in</w:t>
+      </w:r>
+      <w:r>
+        <w:rPr>
+          <w:rFonts w:ascii="Times New Roman" w:eastAsia="Gungsuh" w:hAnsi="Times New Roman" w:cs="Times New Roman"/>
+          <w:sz w:val="24"/>
+          <w:szCs w:val="24"/>
+        </w:rPr>
+        <w:t xml:space="preserve"> </w:t>
+      </w:r>
+      <w:r>
+        <w:rPr>
+          <w:rFonts w:ascii="Times New Roman" w:eastAsia="Gungsuh" w:hAnsi="Times New Roman" w:cs="Times New Roman"/>
+          <w:sz w:val="24"/>
+          <w:szCs w:val="24"/>
+        </w:rPr>
+        <w:t>abundance</w:t>
+      </w:r>
+      <w:r>
+        <w:rPr>
+          <w:rFonts w:ascii="Times New Roman" w:eastAsia="Gungsuh" w:hAnsi="Times New Roman" w:cs="Times New Roman"/>
+          <w:sz w:val="24"/>
+          <w:szCs w:val="24"/>
+        </w:rPr>
+        <w:t xml:space="preserve"> (≥ 90%), </w:t>
+      </w:r>
+      <w:r>
+        <w:rPr>
+          <w:rFonts w:ascii="Times New Roman" w:eastAsia="Gungsuh" w:hAnsi="Times New Roman" w:cs="Times New Roman"/>
+          <w:sz w:val="24"/>
+          <w:szCs w:val="24"/>
+        </w:rPr>
+        <w:t xml:space="preserve">4) </w:t>
+      </w:r>
+      <w:r>
+        <w:rPr>
+          <w:rFonts w:ascii="Times New Roman" w:eastAsia="Gungsuh" w:hAnsi="Times New Roman" w:cs="Times New Roman"/>
+          <w:sz w:val="24"/>
+          <w:szCs w:val="24"/>
+        </w:rPr>
+        <w:t>that are</w:t>
+      </w:r>
+      <w:r>
+        <w:rPr>
+          <w:rFonts w:ascii="Times New Roman" w:eastAsia="Gungsuh" w:hAnsi="Times New Roman" w:cs="Times New Roman"/>
+          <w:sz w:val="24"/>
+          <w:szCs w:val="24"/>
+        </w:rPr>
+        <w:t xml:space="preserve"> sustained (≥3 years; Figure 1).  </w:t>
       </w:r>
     </w:p>
     <w:p>
@@ -29132,6 +30550,30 @@
         <w:spacing w:line="480" w:lineRule="auto"/>
         <w:rPr>
           <w:rFonts w:ascii="Times New Roman" w:eastAsia="Times New Roman" w:hAnsi="Times New Roman" w:cs="Times New Roman"/>
+          <w:bCs/>
+          <w:i/>
+          <w:iCs/>
+          <w:sz w:val="24"/>
+          <w:szCs w:val="24"/>
+        </w:rPr>
+      </w:pPr>
+      <w:r>
+        <w:rPr>
+          <w:rFonts w:ascii="Times New Roman" w:eastAsia="Times New Roman" w:hAnsi="Times New Roman" w:cs="Times New Roman"/>
+          <w:bCs/>
+          <w:i/>
+          <w:iCs/>
+          <w:sz w:val="24"/>
+          <w:szCs w:val="24"/>
+        </w:rPr>
+        <w:t>Boom-bust phase metrics</w:t>
+      </w:r>
+    </w:p>
+    <w:p>
+      <w:pPr>
+        <w:spacing w:line="480" w:lineRule="auto"/>
+        <w:rPr>
+          <w:rFonts w:ascii="Times New Roman" w:eastAsia="Times New Roman" w:hAnsi="Times New Roman" w:cs="Times New Roman"/>
           <w:b/>
           <w:sz w:val="24"/>
           <w:szCs w:val="24"/>
@@ -29821,7 +31263,15 @@
           <w:rFonts w:ascii="Times New Roman" w:hAnsi="Times New Roman" w:cs="Times New Roman"/>
           <w:sz w:val="24"/>
         </w:rPr>
-        <w:t xml:space="preserve"> 2017; Strayer &amp; Malcom 2006)</w:t>
+        <w:t xml:space="preserve"> 2017; Strayer &amp; </w:t>
+      </w:r>
+      <w:r>
+        <w:rPr>
+          <w:rFonts w:ascii="Times New Roman" w:hAnsi="Times New Roman" w:cs="Times New Roman"/>
+          <w:sz w:val="24"/>
+        </w:rPr>
+        <w:lastRenderedPageBreak/>
+        <w:t>Malcom 2006)</w:t>
       </w:r>
       <w:r>
         <w:rPr>
@@ -29845,16 +31295,7 @@
           <w:sz w:val="24"/>
           <w:szCs w:val="24"/>
         </w:rPr>
-        <w:t xml:space="preserve">, and the duration of high </w:t>
-      </w:r>
-      <w:r>
-        <w:rPr>
-          <w:rFonts w:ascii="Times New Roman" w:eastAsia="Times New Roman" w:hAnsi="Times New Roman" w:cs="Times New Roman"/>
-          <w:sz w:val="24"/>
-          <w:szCs w:val="24"/>
-        </w:rPr>
-        <w:lastRenderedPageBreak/>
-        <w:t>abundances could determin</w:t>
+        <w:t>, and the duration of high abundances could determin</w:t>
       </w:r>
       <w:r>
         <w:rPr>
@@ -30300,176 +31741,6 @@
       </w:r>
     </w:p>
   </w:comment>
-  <w:comment w:id="3" w:author="Nathan Barrus" w:date="2026-01-12T11:46:00Z" w:initials="NB">
-    <w:p>
-      <w:pPr>
-        <w:pStyle w:val="CommentText"/>
-      </w:pPr>
-      <w:r>
-        <w:rPr>
-          <w:rStyle w:val="CommentReference"/>
-        </w:rPr>
-        <w:annotationRef/>
-      </w:r>
-      <w:r>
-        <w:t>Need to make this point. How fast is a fast boom?</w:t>
-      </w:r>
-    </w:p>
-  </w:comment>
-  <w:comment w:id="4" w:author="Nathan Dorn" w:date="2025-09-25T18:38:00Z" w:initials="ND">
-    <w:p>
-      <w:pPr>
-        <w:pStyle w:val="CommentText"/>
-      </w:pPr>
-      <w:r>
-        <w:rPr>
-          <w:rStyle w:val="CommentReference"/>
-        </w:rPr>
-        <w:annotationRef/>
-      </w:r>
-      <w:r>
-        <w:t xml:space="preserve">Is this mostly a reiteration of things said by Strayer? </w:t>
-      </w:r>
-    </w:p>
-  </w:comment>
-  <w:comment w:id="5" w:author="Nathan Barrus" w:date="2025-12-11T17:14:00Z" w:initials="NB">
-    <w:p>
-      <w:pPr>
-        <w:pStyle w:val="CommentText"/>
-      </w:pPr>
-      <w:r>
-        <w:rPr>
-          <w:rStyle w:val="CommentReference"/>
-        </w:rPr>
-        <w:annotationRef/>
-      </w:r>
-      <w:r>
-        <w:t>Nope, he did not address this question. He focused more on mechanisms and suggesting analyses to find boom-busts.</w:t>
-      </w:r>
-    </w:p>
-  </w:comment>
-  <w:comment w:id="6" w:author="Nathan Barrus" w:date="2025-08-29T13:51:00Z" w:initials="NB">
-    <w:p>
-      <w:pPr>
-        <w:pStyle w:val="CommentText"/>
-      </w:pPr>
-      <w:r>
-        <w:rPr>
-          <w:rStyle w:val="CommentReference"/>
-        </w:rPr>
-        <w:annotationRef/>
-      </w:r>
-      <w:r>
-        <w:t>Compile and reference this appendix.</w:t>
-      </w:r>
-    </w:p>
-  </w:comment>
-  <w:comment w:id="7" w:author="Nathan Dorn" w:date="2025-09-17T15:53:00Z" w:initials="ND">
-    <w:p>
-      <w:pPr>
-        <w:pStyle w:val="CommentText"/>
-      </w:pPr>
-      <w:r>
-        <w:rPr>
-          <w:rStyle w:val="CommentReference"/>
-        </w:rPr>
-        <w:annotationRef/>
-      </w:r>
-      <w:r>
-        <w:t xml:space="preserve">Everything in A makes sense. Not much makes sense in B. It’s unclear what all the different lines are there for and why they are necessary. What are they adding to this paper?  You don’t seem to refer to 1B in the paper so it’s entirely confusing why those panels are included. You mostly want people to look at 1A.  So I’d suggest you drop 1B unless it’s important to use it. </w:t>
-      </w:r>
-    </w:p>
-  </w:comment>
-  <w:comment w:id="8" w:author="Nathan Barrus" w:date="2025-12-10T14:24:00Z" w:initials="NB">
-    <w:p>
-      <w:pPr>
-        <w:pStyle w:val="CommentText"/>
-      </w:pPr>
-      <w:r>
-        <w:rPr>
-          <w:rStyle w:val="CommentReference"/>
-        </w:rPr>
-        <w:annotationRef/>
-      </w:r>
-      <w:r>
-        <w:t>See the comment in my text box.</w:t>
-      </w:r>
-    </w:p>
-  </w:comment>
-  <w:comment w:id="9" w:author="Nathan Dorn" w:date="2025-09-17T15:39:00Z" w:initials="ND">
-    <w:p>
-      <w:pPr>
-        <w:pStyle w:val="CommentText"/>
-      </w:pPr>
-      <w:r>
-        <w:rPr>
-          <w:rStyle w:val="CommentReference"/>
-        </w:rPr>
-        <w:annotationRef/>
-      </w:r>
-      <w:r>
-        <w:t>I suppose for some people the overshoot could be considered a bust dynamic if the species is no longer considered a pest (is this a point of Strayers?)  I think that should probably be a separate issue (essentially this is equilibrium at 10-80% of peak density?).  I would guess these are still quite noticeable and their effects may still be strong even if not as obnoxious?</w:t>
-      </w:r>
-    </w:p>
-  </w:comment>
-  <w:comment w:id="10" w:author="Nathan Barrus" w:date="2025-12-10T14:22:00Z" w:initials="NB">
-    <w:p>
-      <w:pPr>
-        <w:pStyle w:val="CommentText"/>
-      </w:pPr>
-      <w:r>
-        <w:rPr>
-          <w:rStyle w:val="CommentReference"/>
-        </w:rPr>
-        <w:annotationRef/>
-      </w:r>
-      <w:r>
-        <w:t xml:space="preserve">Yes, I think this is one of the points strayer was making.  But in my opinion it goes back to Simberloff’s first review in 2004s titled, “Now you see them Now you don’t...”.  The boom-bust should capture that aspect and Simberloff himself used 90% declines as one of his metrics. </w:t>
-      </w:r>
-    </w:p>
-    <w:p>
-      <w:pPr>
-        <w:pStyle w:val="CommentText"/>
-      </w:pPr>
-    </w:p>
-    <w:p>
-      <w:pPr>
-        <w:pStyle w:val="CommentText"/>
-      </w:pPr>
-      <w:r>
-        <w:t>The problem that I see in Strayer’s paper is that he’s so vague in his definition. Likely because of reason’s like this but that comes at the cost of clarity.  Does a single decline count as a boom-bust. Does cycles count as boom-busts? Thus, I tried to encorperate his definition while harkening back to Simberloffs review in 2004.  Yes, 90% might be arbitrarily different from 90% but 90% or greater does seem to encapsulate the now you don’t see them aspect that Simberloff was describing.</w:t>
-      </w:r>
-    </w:p>
-    <w:p>
-      <w:pPr>
-        <w:pStyle w:val="CommentText"/>
-      </w:pPr>
-    </w:p>
-    <w:p>
-      <w:pPr>
-        <w:pStyle w:val="CommentText"/>
-      </w:pPr>
-      <w:r>
-        <w:t>Another facet to this is that abundance is not always correlated with an invaders impact. So, determining a density at which they don’t become a pest is also very subjective. The 90% just encorperates the fact that invaders can become extremely rare relative to earlier times in their invasion history.</w:t>
-      </w:r>
-    </w:p>
-  </w:comment>
-  <w:comment w:id="11" w:author="Nathan Barrus" w:date="2025-12-10T13:58:00Z" w:initials="NB">
-    <w:p>
-      <w:pPr>
-        <w:pStyle w:val="CommentText"/>
-      </w:pPr>
-      <w:r>
-        <w:rPr>
-          <w:rStyle w:val="CommentReference"/>
-        </w:rPr>
-        <w:annotationRef/>
-      </w:r>
-      <w:r>
-        <w:t xml:space="preserve">I’m still hesitant to remove Fig. 1B. Because this sections is why I wanted to include it. Fig. 1B won’t be used per se in the classification. But it does give metrics that can describe different aspects of the different phases of a boom-bust which eventually could be used in different studies to test between different mechanisms maybe the Fig. 1 caption could explain this better and then in the discussion I could reference in the mechanisms section?. </w:t>
-      </w:r>
-    </w:p>
-  </w:comment>
 </w:comments>
 </file>
 
@@ -30477,15 +31748,6 @@
 <w15:commentsEx xmlns:wpc="http://schemas.microsoft.com/office/word/2010/wordprocessingCanvas" xmlns:cx="http://schemas.microsoft.com/office/drawing/2014/chartex" xmlns:cx1="http://schemas.microsoft.com/office/drawing/2015/9/8/chartex" xmlns:cx2="http://schemas.microsoft.com/office/drawing/2015/10/21/chartex" xmlns:cx3="http://schemas.microsoft.com/office/drawing/2016/5/9/chartex" xmlns:cx4="http://schemas.microsoft.com/office/drawing/2016/5/10/chartex" xmlns:cx5="http://schemas.microsoft.com/office/drawing/2016/5/11/chartex" xmlns:cx6="http://schemas.microsoft.com/office/drawing/2016/5/12/chartex" xmlns:cx7="http://schemas.microsoft.com/office/drawing/2016/5/13/chartex" xmlns:cx8="http://schemas.microsoft.com/office/drawing/2016/5/14/chartex" xmlns:mc="http://schemas.openxmlformats.org/markup-compatibility/2006" xmlns:aink="http://schemas.microsoft.com/office/drawing/2016/ink" xmlns:am3d="http://schemas.microsoft.com/office/drawing/2017/model3d" xmlns:o="urn:schemas-microsoft-com:office:office" xmlns:oel="http://schemas.microsoft.com/office/2019/extlst" xmlns:r="http://schemas.openxmlformats.org/officeDocument/2006/relationships" xmlns:m="http://schemas.openxmlformats.org/officeDocument/2006/math" xmlns:v="urn:schemas-microsoft-com:vml" xmlns:wp14="http://schemas.microsoft.com/office/word/2010/wordprocessingDrawing" xmlns:wp="http://schemas.openxmlformats.org/drawingml/2006/wordprocessingDrawing" xmlns:w10="urn:schemas-microsoft-com:office:word" xmlns:w="http://schemas.openxmlformats.org/wordprocessingml/2006/main" xmlns:w14="http://schemas.microsoft.com/office/word/2010/wordml" xmlns:w15="http://schemas.microsoft.com/office/word/2012/wordml" xmlns:w16cex="http://schemas.microsoft.com/office/word/2018/wordml/cex" xmlns:w16cid="http://schemas.microsoft.com/office/word/2016/wordml/cid" xmlns:w16="http://schemas.microsoft.com/office/word/2018/wordml" xmlns:w16du="http://schemas.microsoft.com/office/word/2023/wordml/word16du" xmlns:w16sdtdh="http://schemas.microsoft.com/office/word/2020/wordml/sdtdatahash" xmlns:w16sdtfl="http://schemas.microsoft.com/office/word/2024/wordml/sdtformatlock" xmlns:w16se="http://schemas.microsoft.com/office/word/2015/wordml/symex" xmlns:wpg="http://schemas.microsoft.com/office/word/2010/wordprocessingGroup" xmlns:wpi="http://schemas.microsoft.com/office/word/2010/wordprocessingInk" xmlns:wne="http://schemas.microsoft.com/office/word/2006/wordml" xmlns:wps="http://schemas.microsoft.com/office/word/2010/wordprocessingShape" mc:Ignorable="w14 w15 w16se w16cid w16 w16cex w16sdtdh w16sdtfl w16du wp14">
   <w15:commentEx w15:paraId="6D117937" w15:done="0"/>
   <w15:commentEx w15:paraId="47B11C30" w15:done="0"/>
-  <w15:commentEx w15:paraId="228C5071" w15:done="0"/>
-  <w15:commentEx w15:paraId="0297DE47" w15:done="0"/>
-  <w15:commentEx w15:paraId="146981AB" w15:paraIdParent="0297DE47" w15:done="0"/>
-  <w15:commentEx w15:paraId="7862993F" w15:done="0"/>
-  <w15:commentEx w15:paraId="2523AC1E" w15:done="0"/>
-  <w15:commentEx w15:paraId="71865F27" w15:paraIdParent="2523AC1E" w15:done="0"/>
-  <w15:commentEx w15:paraId="1250A5FA" w15:done="0"/>
-  <w15:commentEx w15:paraId="45B6A65B" w15:paraIdParent="1250A5FA" w15:done="0"/>
-  <w15:commentEx w15:paraId="5054EBCA" w15:done="0"/>
 </w15:commentsEx>
 </file>
 
@@ -30493,15 +31755,6 @@
 <w16cex:commentsExtensible xmlns:wpc="http://schemas.microsoft.com/office/word/2010/wordprocessingCanvas" xmlns:cx="http://schemas.microsoft.com/office/drawing/2014/chartex" xmlns:cx1="http://schemas.microsoft.com/office/drawing/2015/9/8/chartex" xmlns:cx2="http://schemas.microsoft.com/office/drawing/2015/10/21/chartex" xmlns:cx3="http://schemas.microsoft.com/office/drawing/2016/5/9/chartex" xmlns:cx4="http://schemas.microsoft.com/office/drawing/2016/5/10/chartex" xmlns:cx5="http://schemas.microsoft.com/office/drawing/2016/5/11/chartex" xmlns:cx6="http://schemas.microsoft.com/office/drawing/2016/5/12/chartex" xmlns:cx7="http://schemas.microsoft.com/office/drawing/2016/5/13/chartex" xmlns:cx8="http://schemas.microsoft.com/office/drawing/2016/5/14/chartex" xmlns:cr="http://schemas.microsoft.com/office/comments/2020/reactions" xmlns:mc="http://schemas.openxmlformats.org/markup-compatibility/2006" xmlns:aink="http://schemas.microsoft.com/office/drawing/2016/ink" xmlns:am3d="http://schemas.microsoft.com/office/drawing/2017/model3d" xmlns:o="urn:schemas-microsoft-com:office:office" xmlns:oel="http://schemas.microsoft.com/office/2019/extlst" xmlns:r="http://schemas.openxmlformats.org/officeDocument/2006/relationships" xmlns:m="http://schemas.openxmlformats.org/officeDocument/2006/math" xmlns:v="urn:schemas-microsoft-com:vml" xmlns:wp14="http://schemas.microsoft.com/office/word/2010/wordprocessingDrawing" xmlns:wp="http://schemas.openxmlformats.org/drawingml/2006/wordprocessingDrawing" xmlns:w10="urn:schemas-microsoft-com:office:word" xmlns:w="http://schemas.openxmlformats.org/wordprocessingml/2006/main" xmlns:w14="http://schemas.microsoft.com/office/word/2010/wordml" xmlns:w15="http://schemas.microsoft.com/office/word/2012/wordml" xmlns:w16cex="http://schemas.microsoft.com/office/word/2018/wordml/cex" xmlns:w16cid="http://schemas.microsoft.com/office/word/2016/wordml/cid" xmlns:w16="http://schemas.microsoft.com/office/word/2018/wordml" xmlns:w16du="http://schemas.microsoft.com/office/word/2023/wordml/word16du" xmlns:w16sdtdh="http://schemas.microsoft.com/office/word/2020/wordml/sdtdatahash" xmlns:w16sdtfl="http://schemas.microsoft.com/office/word/2024/wordml/sdtformatlock" xmlns:w16se="http://schemas.microsoft.com/office/word/2015/wordml/symex" xmlns:wpg="http://schemas.microsoft.com/office/word/2010/wordprocessingGroup" xmlns:wpi="http://schemas.microsoft.com/office/word/2010/wordprocessingInk" xmlns:wne="http://schemas.microsoft.com/office/word/2006/wordml" xmlns:wps="http://schemas.microsoft.com/office/word/2010/wordprocessingShape" mc:Ignorable="w14 w15 w16se w16cid w16 w16cex w16sdtdh w16sdtfl cr w16du wp14">
   <w16cex:commentExtensible w16cex:durableId="5360C101" w16cex:dateUtc="2025-07-24T21:00:00Z"/>
   <w16cex:commentExtensible w16cex:durableId="1502B944" w16cex:dateUtc="2025-08-08T20:17:00Z"/>
-  <w16cex:commentExtensible w16cex:durableId="20695689" w16cex:dateUtc="2026-01-12T16:46:00Z"/>
-  <w16cex:commentExtensible w16cex:durableId="0552FE99" w16cex:dateUtc="2025-09-25T22:38:00Z"/>
-  <w16cex:commentExtensible w16cex:durableId="1480B888" w16cex:dateUtc="2025-12-11T22:14:00Z"/>
-  <w16cex:commentExtensible w16cex:durableId="0F297E66" w16cex:dateUtc="2025-08-29T17:51:00Z"/>
-  <w16cex:commentExtensible w16cex:durableId="7BFE5D2A" w16cex:dateUtc="2025-09-17T19:53:00Z"/>
-  <w16cex:commentExtensible w16cex:durableId="1731A406" w16cex:dateUtc="2025-12-10T19:24:00Z"/>
-  <w16cex:commentExtensible w16cex:durableId="448E4192" w16cex:dateUtc="2025-09-17T19:39:00Z"/>
-  <w16cex:commentExtensible w16cex:durableId="4258FB9F" w16cex:dateUtc="2025-12-10T19:22:00Z"/>
-  <w16cex:commentExtensible w16cex:durableId="33D72BBB" w16cex:dateUtc="2025-12-10T18:58:00Z"/>
 </w16cex:commentsExtensible>
 </file>
 
@@ -30509,15 +31762,6 @@
 <w16cid:commentsIds xmlns:wpc="http://schemas.microsoft.com/office/word/2010/wordprocessingCanvas" xmlns:cx="http://schemas.microsoft.com/office/drawing/2014/chartex" xmlns:cx1="http://schemas.microsoft.com/office/drawing/2015/9/8/chartex" xmlns:cx2="http://schemas.microsoft.com/office/drawing/2015/10/21/chartex" xmlns:cx3="http://schemas.microsoft.com/office/drawing/2016/5/9/chartex" xmlns:cx4="http://schemas.microsoft.com/office/drawing/2016/5/10/chartex" xmlns:cx5="http://schemas.microsoft.com/office/drawing/2016/5/11/chartex" xmlns:cx6="http://schemas.microsoft.com/office/drawing/2016/5/12/chartex" xmlns:cx7="http://schemas.microsoft.com/office/drawing/2016/5/13/chartex" xmlns:cx8="http://schemas.microsoft.com/office/drawing/2016/5/14/chartex" xmlns:mc="http://schemas.openxmlformats.org/markup-compatibility/2006" xmlns:aink="http://schemas.microsoft.com/office/drawing/2016/ink" xmlns:am3d="http://schemas.microsoft.com/office/drawing/2017/model3d" xmlns:o="urn:schemas-microsoft-com:office:office" xmlns:oel="http://schemas.microsoft.com/office/2019/extlst" xmlns:r="http://schemas.openxmlformats.org/officeDocument/2006/relationships" xmlns:m="http://schemas.openxmlformats.org/officeDocument/2006/math" xmlns:v="urn:schemas-microsoft-com:vml" xmlns:wp14="http://schemas.microsoft.com/office/word/2010/wordprocessingDrawing" xmlns:wp="http://schemas.openxmlformats.org/drawingml/2006/wordprocessingDrawing" xmlns:w10="urn:schemas-microsoft-com:office:word" xmlns:w="http://schemas.openxmlformats.org/wordprocessingml/2006/main" xmlns:w14="http://schemas.microsoft.com/office/word/2010/wordml" xmlns:w15="http://schemas.microsoft.com/office/word/2012/wordml" xmlns:w16cex="http://schemas.microsoft.com/office/word/2018/wordml/cex" xmlns:w16cid="http://schemas.microsoft.com/office/word/2016/wordml/cid" xmlns:w16="http://schemas.microsoft.com/office/word/2018/wordml" xmlns:w16du="http://schemas.microsoft.com/office/word/2023/wordml/word16du" xmlns:w16sdtdh="http://schemas.microsoft.com/office/word/2020/wordml/sdtdatahash" xmlns:w16sdtfl="http://schemas.microsoft.com/office/word/2024/wordml/sdtformatlock" xmlns:w16se="http://schemas.microsoft.com/office/word/2015/wordml/symex" xmlns:wpg="http://schemas.microsoft.com/office/word/2010/wordprocessingGroup" xmlns:wpi="http://schemas.microsoft.com/office/word/2010/wordprocessingInk" xmlns:wne="http://schemas.microsoft.com/office/word/2006/wordml" xmlns:wps="http://schemas.microsoft.com/office/word/2010/wordprocessingShape" mc:Ignorable="w14 w15 w16se w16cid w16 w16cex w16sdtdh w16sdtfl w16du wp14">
   <w16cid:commentId w16cid:paraId="6D117937" w16cid:durableId="5360C101"/>
   <w16cid:commentId w16cid:paraId="47B11C30" w16cid:durableId="1502B944"/>
-  <w16cid:commentId w16cid:paraId="228C5071" w16cid:durableId="20695689"/>
-  <w16cid:commentId w16cid:paraId="0297DE47" w16cid:durableId="0552FE99"/>
-  <w16cid:commentId w16cid:paraId="146981AB" w16cid:durableId="1480B888"/>
-  <w16cid:commentId w16cid:paraId="7862993F" w16cid:durableId="0F297E66"/>
-  <w16cid:commentId w16cid:paraId="2523AC1E" w16cid:durableId="7BFE5D2A"/>
-  <w16cid:commentId w16cid:paraId="71865F27" w16cid:durableId="1731A406"/>
-  <w16cid:commentId w16cid:paraId="1250A5FA" w16cid:durableId="448E4192"/>
-  <w16cid:commentId w16cid:paraId="45B6A65B" w16cid:durableId="4258FB9F"/>
-  <w16cid:commentId w16cid:paraId="5054EBCA" w16cid:durableId="33D72BBB"/>
 </w16cid:commentsIds>
 </file>
 
@@ -31994,9 +33238,6 @@
   <w15:person w15:author="Nathan Barrus">
     <w15:presenceInfo w15:providerId="Windows Live" w15:userId="f4f5e485ed766aa2"/>
   </w15:person>
-  <w15:person w15:author="Nathan Dorn">
-    <w15:presenceInfo w15:providerId="AD" w15:userId="S::ndorn@fiu.edu::410ef3ae-c69e-4cfe-b718-e611471ff50f"/>
-  </w15:person>
 </w15:people>
 </file>
 
